--- a/mappatura/Mappatura_SAI_Agrigento_REV.docx
+++ b/mappatura/Mappatura_SAI_Agrigento_REV.docx
@@ -2190,31 +2190,55 @@
           <w:sz w:val="22"/>
           <w:szCs w:val="22"/>
         </w:rPr>
-        <w:t xml:space="preserve">Si riporta di seguito una ricognizione delle imprese del perimetro di prossimità, ordinate secondo i comparti individuati al capitolo 4 e selezionate in ragione della loro rilevanza ai fini dell’inserimento lavorativo dei beneficiari. L’elenco non ha carattere esaustivo e costituisce una </w:t>
-      </w:r>
-      <w:r>
-        <w:rPr>
-          <w:rFonts w:ascii="Calibri" w:cs="Calibri" w:eastAsia="Calibri" w:hAnsi="Calibri"/>
-          <w:b/>
-          <w:bCs/>
-          <w:i w:val="false"/>
-          <w:iCs w:val="false"/>
-          <w:sz w:val="22"/>
-          <w:szCs w:val="22"/>
-        </w:rPr>
-        <w:t xml:space="preserve">base di scouting</w:t>
-      </w:r>
-      <w:r>
-        <w:rPr>
-          <w:rFonts w:ascii="Calibri" w:cs="Calibri" w:eastAsia="Calibri" w:hAnsi="Calibri"/>
-          <w:b w:val="false"/>
-          <w:bCs w:val="false"/>
-          <w:i w:val="false"/>
-          <w:iCs w:val="false"/>
-          <w:sz w:val="22"/>
-          <w:szCs w:val="22"/>
-        </w:rPr>
-        <w:t xml:space="preserve">, da aggiornare e verificare presso la Camera di Commercio prima di ogni contatto operativo.</w:t>
+        <w:t xml:space="preserve">Si avverte che il numero di </w:t>
+      </w:r>
+      <w:r>
+        <w:rPr>
+          <w:rFonts w:ascii="Calibri" w:cs="Calibri" w:eastAsia="Calibri" w:hAnsi="Calibri"/>
+          <w:b/>
+          <w:bCs/>
+          <w:i w:val="false"/>
+          <w:iCs w:val="false"/>
+          <w:sz w:val="22"/>
+          <w:szCs w:val="22"/>
+        </w:rPr>
+        <w:t xml:space="preserve">imprese registrate</w:t>
+      </w:r>
+      <w:r>
+        <w:rPr>
+          <w:rFonts w:ascii="Calibri" w:cs="Calibri" w:eastAsia="Calibri" w:hAnsi="Calibri"/>
+          <w:b w:val="false"/>
+          <w:bCs w:val="false"/>
+          <w:i w:val="false"/>
+          <w:iCs w:val="false"/>
+          <w:sz w:val="22"/>
+          <w:szCs w:val="22"/>
+        </w:rPr>
+        <w:t xml:space="preserve"> indicato per ciascun comune è tratto dalla banca dati camerale e comprende in prevalenza società di capitali e di persone, mentre il numero di </w:t>
+      </w:r>
+      <w:r>
+        <w:rPr>
+          <w:rFonts w:ascii="Calibri" w:cs="Calibri" w:eastAsia="Calibri" w:hAnsi="Calibri"/>
+          <w:b/>
+          <w:bCs/>
+          <w:i w:val="false"/>
+          <w:iCs w:val="false"/>
+          <w:sz w:val="22"/>
+          <w:szCs w:val="22"/>
+        </w:rPr>
+        <w:t xml:space="preserve">attività censite</w:t>
+      </w:r>
+      <w:r>
+        <w:rPr>
+          <w:rFonts w:ascii="Calibri" w:cs="Calibri" w:eastAsia="Calibri" w:hAnsi="Calibri"/>
+          <w:b w:val="false"/>
+          <w:bCs w:val="false"/>
+          <w:i w:val="false"/>
+          <w:iCs w:val="false"/>
+          <w:sz w:val="22"/>
+          <w:szCs w:val="22"/>
+        </w:rPr>
+        <w:t xml:space="preserve"> nel presente paragrafo include anche esercizi commerciali e di ristorazione rilevati da altri repertori: per i comuni di minore dimensione il secondo valore può pertanto risultare superiore al primo.</w:t>
       </w:r>
     </w:p>
     <w:p>
@@ -2225,238 +2249,62 @@
       <w:r>
         <w:rPr>
           <w:rFonts w:ascii="Calibri" w:cs="Calibri" w:eastAsia="Calibri" w:hAnsi="Calibri"/>
-          <w:b/>
-          <w:bCs/>
-          <w:i w:val="false"/>
-          <w:iCs w:val="false"/>
-          <w:sz w:val="22"/>
-          <w:szCs w:val="22"/>
-        </w:rPr>
-        <w:t xml:space="preserve">Agricoltura e agroalimentare:</w:t>
-      </w:r>
-    </w:p>
-    <w:p>
-      <w:pPr>
-        <w:pStyle w:val="ListParagraph"/>
-        <w:numPr>
-          <w:ilvl w:val="0"/>
-          <w:numId w:val="2"/>
-        </w:numPr>
-        <w:spacing w:after="60" w:line="276"/>
-      </w:pPr>
-      <w:r>
-        <w:rPr>
-          <w:rFonts w:ascii="Calibri" w:cs="Calibri" w:eastAsia="Calibri" w:hAnsi="Calibri"/>
-          <w:b/>
-          <w:bCs/>
-          <w:sz w:val="22"/>
-          <w:szCs w:val="22"/>
-        </w:rPr>
-        <w:t xml:space="preserve">SICILY FOOD S.r.l.</w:t>
-      </w:r>
-      <w:r>
-        <w:rPr>
-          <w:rFonts w:ascii="Calibri" w:cs="Calibri" w:eastAsia="Calibri" w:hAnsi="Calibri"/>
-          <w:sz w:val="22"/>
-          <w:szCs w:val="22"/>
-        </w:rPr>
-        <w:t xml:space="preserve"> (Aragona) – lavorazione e conservazione di prodotti ittici (ATECO 10.20.00); classe di fatturato 25-50 milioni di euro, la maggiore impresa manifatturiera dell’area;</w:t>
-      </w:r>
-    </w:p>
-    <w:p>
-      <w:pPr>
-        <w:pStyle w:val="ListParagraph"/>
-        <w:numPr>
-          <w:ilvl w:val="0"/>
-          <w:numId w:val="2"/>
-        </w:numPr>
-        <w:spacing w:after="60" w:line="276"/>
-      </w:pPr>
-      <w:r>
-        <w:rPr>
-          <w:rFonts w:ascii="Calibri" w:cs="Calibri" w:eastAsia="Calibri" w:hAnsi="Calibri"/>
-          <w:b/>
-          <w:bCs/>
-          <w:sz w:val="22"/>
-          <w:szCs w:val="22"/>
-        </w:rPr>
-        <w:t xml:space="preserve">MANCUSO VINCENZO &amp; C. S.r.l.</w:t>
-      </w:r>
-      <w:r>
-        <w:rPr>
-          <w:rFonts w:ascii="Calibri" w:cs="Calibri" w:eastAsia="Calibri" w:hAnsi="Calibri"/>
-          <w:sz w:val="22"/>
-          <w:szCs w:val="22"/>
-        </w:rPr>
-        <w:t xml:space="preserve"> (Aragona) – produzione di gelati (ATECO 10.52.00); 10-25 milioni;</w:t>
-      </w:r>
-    </w:p>
-    <w:p>
-      <w:pPr>
-        <w:pStyle w:val="ListParagraph"/>
-        <w:numPr>
-          <w:ilvl w:val="0"/>
-          <w:numId w:val="2"/>
-        </w:numPr>
-        <w:spacing w:after="60" w:line="276"/>
-      </w:pPr>
-      <w:r>
-        <w:rPr>
-          <w:rFonts w:ascii="Calibri" w:cs="Calibri" w:eastAsia="Calibri" w:hAnsi="Calibri"/>
-          <w:b/>
-          <w:bCs/>
-          <w:sz w:val="22"/>
-          <w:szCs w:val="22"/>
-        </w:rPr>
-        <w:t xml:space="preserve">MANGIMIFICIO S. ANTONIO S.r.l.</w:t>
-      </w:r>
-      <w:r>
-        <w:rPr>
-          <w:rFonts w:ascii="Calibri" w:cs="Calibri" w:eastAsia="Calibri" w:hAnsi="Calibri"/>
-          <w:sz w:val="22"/>
-          <w:szCs w:val="22"/>
-        </w:rPr>
-        <w:t xml:space="preserve"> (Aragona) – produzione di prodotti per l’alimentazione degli animali (ATECO 10.90.00); 5-10 milioni;</w:t>
-      </w:r>
-    </w:p>
-    <w:p>
-      <w:pPr>
-        <w:pStyle w:val="ListParagraph"/>
-        <w:numPr>
-          <w:ilvl w:val="0"/>
-          <w:numId w:val="2"/>
-        </w:numPr>
-        <w:spacing w:after="60" w:line="276"/>
-      </w:pPr>
-      <w:r>
-        <w:rPr>
-          <w:rFonts w:ascii="Calibri" w:cs="Calibri" w:eastAsia="Calibri" w:hAnsi="Calibri"/>
-          <w:b/>
-          <w:bCs/>
-          <w:sz w:val="22"/>
-          <w:szCs w:val="22"/>
-        </w:rPr>
-        <w:t xml:space="preserve">DI STEFANO DOLCIARIA S.r.l.</w:t>
-      </w:r>
-      <w:r>
-        <w:rPr>
-          <w:rFonts w:ascii="Calibri" w:cs="Calibri" w:eastAsia="Calibri" w:hAnsi="Calibri"/>
-          <w:sz w:val="22"/>
-          <w:szCs w:val="22"/>
-        </w:rPr>
-        <w:t xml:space="preserve"> (Raffadali) – industria dolciaria (ATECO 10.72.00); 2-5 milioni;</w:t>
-      </w:r>
-    </w:p>
-    <w:p>
-      <w:pPr>
-        <w:pStyle w:val="ListParagraph"/>
-        <w:numPr>
-          <w:ilvl w:val="0"/>
-          <w:numId w:val="2"/>
-        </w:numPr>
-        <w:spacing w:after="60" w:line="276"/>
-      </w:pPr>
-      <w:r>
-        <w:rPr>
-          <w:rFonts w:ascii="Calibri" w:cs="Calibri" w:eastAsia="Calibri" w:hAnsi="Calibri"/>
-          <w:b/>
-          <w:bCs/>
-          <w:sz w:val="22"/>
-          <w:szCs w:val="22"/>
-        </w:rPr>
-        <w:t xml:space="preserve">L’ANTICO FORNO S.a.s.</w:t>
-      </w:r>
-      <w:r>
-        <w:rPr>
-          <w:rFonts w:ascii="Calibri" w:cs="Calibri" w:eastAsia="Calibri" w:hAnsi="Calibri"/>
-          <w:sz w:val="22"/>
-          <w:szCs w:val="22"/>
-        </w:rPr>
-        <w:t xml:space="preserve"> (Raffadali) – produzione di prodotti di panetteria freschi (ATECO 10.71.10);</w:t>
-      </w:r>
-    </w:p>
-    <w:p>
-      <w:pPr>
-        <w:pStyle w:val="ListParagraph"/>
-        <w:numPr>
-          <w:ilvl w:val="0"/>
-          <w:numId w:val="2"/>
-        </w:numPr>
-        <w:spacing w:after="60" w:line="276"/>
-      </w:pPr>
-      <w:r>
-        <w:rPr>
-          <w:rFonts w:ascii="Calibri" w:cs="Calibri" w:eastAsia="Calibri" w:hAnsi="Calibri"/>
-          <w:b/>
-          <w:bCs/>
-          <w:sz w:val="22"/>
-          <w:szCs w:val="22"/>
-        </w:rPr>
-        <w:t xml:space="preserve">LA MANDORLA di Curaba &amp; Gentile S.r.l.</w:t>
-      </w:r>
-      <w:r>
-        <w:rPr>
-          <w:rFonts w:ascii="Calibri" w:cs="Calibri" w:eastAsia="Calibri" w:hAnsi="Calibri"/>
-          <w:sz w:val="22"/>
-          <w:szCs w:val="22"/>
-        </w:rPr>
-        <w:t xml:space="preserve"> (Raffadali) – commercio all’ingrosso di frutta e ortaggi (ATECO 46.31.00);</w:t>
-      </w:r>
-    </w:p>
-    <w:p>
-      <w:pPr>
-        <w:pStyle w:val="ListParagraph"/>
-        <w:numPr>
-          <w:ilvl w:val="0"/>
-          <w:numId w:val="2"/>
-        </w:numPr>
-        <w:spacing w:after="60" w:line="276"/>
-      </w:pPr>
-      <w:r>
-        <w:rPr>
-          <w:rFonts w:ascii="Calibri" w:cs="Calibri" w:eastAsia="Calibri" w:hAnsi="Calibri"/>
-          <w:b/>
-          <w:bCs/>
-          <w:sz w:val="22"/>
-          <w:szCs w:val="22"/>
-        </w:rPr>
-        <w:t xml:space="preserve">Azienda agricola Terrazzino</w:t>
-      </w:r>
-      <w:r>
-        <w:rPr>
-          <w:rFonts w:ascii="Calibri" w:cs="Calibri" w:eastAsia="Calibri" w:hAnsi="Calibri"/>
-          <w:sz w:val="22"/>
-          <w:szCs w:val="22"/>
-        </w:rPr>
-        <w:t xml:space="preserve"> (Raffadali) – mandorle, olive, olio, uva da vino;</w:t>
-      </w:r>
-    </w:p>
-    <w:p>
-      <w:pPr>
-        <w:pStyle w:val="ListParagraph"/>
-        <w:numPr>
-          <w:ilvl w:val="0"/>
-          <w:numId w:val="2"/>
-        </w:numPr>
-        <w:spacing w:after="60" w:line="276"/>
-      </w:pPr>
-      <w:r>
-        <w:rPr>
-          <w:rFonts w:ascii="Calibri" w:cs="Calibri" w:eastAsia="Calibri" w:hAnsi="Calibri"/>
-          <w:b/>
-          <w:bCs/>
-          <w:sz w:val="22"/>
-          <w:szCs w:val="22"/>
-        </w:rPr>
-        <w:t xml:space="preserve">A.C.I.M. S.r.l. Società Agricola</w:t>
-      </w:r>
-      <w:r>
-        <w:rPr>
-          <w:rFonts w:ascii="Calibri" w:cs="Calibri" w:eastAsia="Calibri" w:hAnsi="Calibri"/>
-          <w:sz w:val="22"/>
-          <w:szCs w:val="22"/>
-        </w:rPr>
-        <w:t xml:space="preserve"> (Sant’Angelo Muxaro) – attività agricola (ATECO 01.48.10).</w:t>
+          <w:b w:val="false"/>
+          <w:bCs w:val="false"/>
+          <w:i w:val="false"/>
+          <w:iCs w:val="false"/>
+          <w:sz w:val="22"/>
+          <w:szCs w:val="22"/>
+        </w:rPr>
+        <w:t xml:space="preserve">Si riporta di seguito la ricognizione di </w:t>
+      </w:r>
+      <w:r>
+        <w:rPr>
+          <w:rFonts w:ascii="Calibri" w:cs="Calibri" w:eastAsia="Calibri" w:hAnsi="Calibri"/>
+          <w:b/>
+          <w:bCs/>
+          <w:i w:val="false"/>
+          <w:iCs w:val="false"/>
+          <w:sz w:val="22"/>
+          <w:szCs w:val="22"/>
+        </w:rPr>
+        <w:t xml:space="preserve">98 imprese e attività</w:t>
+      </w:r>
+      <w:r>
+        <w:rPr>
+          <w:rFonts w:ascii="Calibri" w:cs="Calibri" w:eastAsia="Calibri" w:hAnsi="Calibri"/>
+          <w:b w:val="false"/>
+          <w:bCs w:val="false"/>
+          <w:i w:val="false"/>
+          <w:iCs w:val="false"/>
+          <w:sz w:val="22"/>
+          <w:szCs w:val="22"/>
+        </w:rPr>
+        <w:t xml:space="preserve"> del perimetro di prossimità, ordinate per comune e, all’interno di ciascun comune, per comparto di appartenenza. La selezione privilegia i settori a maggiore potenziale di inserimento per i beneficiari — agroalimentare, ristorazione e panificazione, agricoltura, edilizia e impiantistica, commercio e logistica, servizi ambientali e alla persona. L’elenco non ha carattere esaustivo e costituisce una </w:t>
+      </w:r>
+      <w:r>
+        <w:rPr>
+          <w:rFonts w:ascii="Calibri" w:cs="Calibri" w:eastAsia="Calibri" w:hAnsi="Calibri"/>
+          <w:b/>
+          <w:bCs/>
+          <w:i w:val="false"/>
+          <w:iCs w:val="false"/>
+          <w:sz w:val="22"/>
+          <w:szCs w:val="22"/>
+        </w:rPr>
+        <w:t xml:space="preserve">base di scouting</w:t>
+      </w:r>
+      <w:r>
+        <w:rPr>
+          <w:rFonts w:ascii="Calibri" w:cs="Calibri" w:eastAsia="Calibri" w:hAnsi="Calibri"/>
+          <w:b w:val="false"/>
+          <w:bCs w:val="false"/>
+          <w:i w:val="false"/>
+          <w:iCs w:val="false"/>
+          <w:sz w:val="22"/>
+          <w:szCs w:val="22"/>
+        </w:rPr>
+        <w:t xml:space="preserve"> da verificare presso la Camera di Commercio prima di ogni contatto operativo.</w:t>
       </w:r>
     </w:p>
     <w:p>
@@ -2474,63 +2322,271 @@
           <w:sz w:val="22"/>
           <w:szCs w:val="22"/>
         </w:rPr>
-        <w:t xml:space="preserve">Ristorazione, ricettività e turismo rurale:</w:t>
-      </w:r>
-    </w:p>
-    <w:p>
-      <w:pPr>
-        <w:pStyle w:val="ListParagraph"/>
-        <w:numPr>
-          <w:ilvl w:val="0"/>
-          <w:numId w:val="2"/>
-        </w:numPr>
-        <w:spacing w:after="60" w:line="276"/>
-      </w:pPr>
-      <w:r>
-        <w:rPr>
-          <w:rFonts w:ascii="Calibri" w:cs="Calibri" w:eastAsia="Calibri" w:hAnsi="Calibri"/>
-          <w:b/>
-          <w:bCs/>
-          <w:sz w:val="22"/>
-          <w:szCs w:val="22"/>
-        </w:rPr>
-        <w:t xml:space="preserve">LE CUSPIDI S.r.l.</w:t>
-      </w:r>
-      <w:r>
-        <w:rPr>
-          <w:rFonts w:ascii="Calibri" w:cs="Calibri" w:eastAsia="Calibri" w:hAnsi="Calibri"/>
-          <w:sz w:val="22"/>
-          <w:szCs w:val="22"/>
-        </w:rPr>
-        <w:t xml:space="preserve"> (Raffadali) – ristorazione (ATECO 56.10.30); 5-10 milioni;</w:t>
-      </w:r>
-    </w:p>
-    <w:p>
-      <w:pPr>
-        <w:pStyle w:val="ListParagraph"/>
-        <w:numPr>
-          <w:ilvl w:val="0"/>
-          <w:numId w:val="2"/>
-        </w:numPr>
-        <w:spacing w:after="60" w:line="276"/>
-      </w:pPr>
-      <w:r>
-        <w:rPr>
-          <w:rFonts w:ascii="Calibri" w:cs="Calibri" w:eastAsia="Calibri" w:hAnsi="Calibri"/>
-          <w:b/>
-          <w:bCs/>
-          <w:sz w:val="22"/>
-          <w:szCs w:val="22"/>
-        </w:rPr>
-        <w:t xml:space="preserve">S.I.S. Società Italiana Servizi S.r.l.</w:t>
-      </w:r>
-      <w:r>
-        <w:rPr>
-          <w:rFonts w:ascii="Calibri" w:cs="Calibri" w:eastAsia="Calibri" w:hAnsi="Calibri"/>
-          <w:sz w:val="22"/>
-          <w:szCs w:val="22"/>
-        </w:rPr>
-        <w:t xml:space="preserve"> (Joppolo Giancaxio) – ristorazione con somministrazione (ATECO 56.11.11); 1-2 milioni;</w:t>
+        <w:t xml:space="preserve">Santa Elisabetta</w:t>
+      </w:r>
+      <w:r>
+        <w:rPr>
+          <w:rFonts w:ascii="Calibri" w:cs="Calibri" w:eastAsia="Calibri" w:hAnsi="Calibri"/>
+          <w:b w:val="false"/>
+          <w:bCs w:val="false"/>
+          <w:i w:val="false"/>
+          <w:iCs w:val="false"/>
+          <w:sz w:val="22"/>
+          <w:szCs w:val="22"/>
+        </w:rPr>
+        <w:t xml:space="preserve"> (2.208 abitanti · 13 imprese registrate) — 16 attività censite:</w:t>
+      </w:r>
+    </w:p>
+    <w:p>
+      <w:pPr>
+        <w:pStyle w:val="ListParagraph"/>
+        <w:numPr>
+          <w:ilvl w:val="0"/>
+          <w:numId w:val="2"/>
+        </w:numPr>
+        <w:spacing w:after="60" w:line="276"/>
+      </w:pPr>
+      <w:r>
+        <w:rPr>
+          <w:rFonts w:ascii="Calibri" w:cs="Calibri" w:eastAsia="Calibri" w:hAnsi="Calibri"/>
+          <w:b/>
+          <w:bCs/>
+          <w:sz w:val="22"/>
+          <w:szCs w:val="22"/>
+        </w:rPr>
+        <w:t xml:space="preserve">F.LLI FRAGAPANE S.r.l.</w:t>
+      </w:r>
+      <w:r>
+        <w:rPr>
+          <w:rFonts w:ascii="Calibri" w:cs="Calibri" w:eastAsia="Calibri" w:hAnsi="Calibri"/>
+          <w:sz w:val="22"/>
+          <w:szCs w:val="22"/>
+        </w:rPr>
+        <w:t xml:space="preserve"> – commercio all’ingrosso di bevande (ATECO 46.34.10); 2-5 milioni;</w:t>
+      </w:r>
+    </w:p>
+    <w:p>
+      <w:pPr>
+        <w:pStyle w:val="ListParagraph"/>
+        <w:numPr>
+          <w:ilvl w:val="0"/>
+          <w:numId w:val="2"/>
+        </w:numPr>
+        <w:spacing w:after="60" w:line="276"/>
+      </w:pPr>
+      <w:r>
+        <w:rPr>
+          <w:rFonts w:ascii="Calibri" w:cs="Calibri" w:eastAsia="Calibri" w:hAnsi="Calibri"/>
+          <w:b/>
+          <w:bCs/>
+          <w:sz w:val="22"/>
+          <w:szCs w:val="22"/>
+        </w:rPr>
+        <w:t xml:space="preserve">F.LLI FRAGAPANE di Fragapane Francesco e C. S.n.c.</w:t>
+      </w:r>
+      <w:r>
+        <w:rPr>
+          <w:rFonts w:ascii="Calibri" w:cs="Calibri" w:eastAsia="Calibri" w:hAnsi="Calibri"/>
+          <w:sz w:val="22"/>
+          <w:szCs w:val="22"/>
+        </w:rPr>
+        <w:t xml:space="preserve"> – commercio all’ingrosso di prodotti alimentari (ATECO 46.39.00);</w:t>
+      </w:r>
+    </w:p>
+    <w:p>
+      <w:pPr>
+        <w:pStyle w:val="ListParagraph"/>
+        <w:numPr>
+          <w:ilvl w:val="0"/>
+          <w:numId w:val="2"/>
+        </w:numPr>
+        <w:spacing w:after="60" w:line="276"/>
+      </w:pPr>
+      <w:r>
+        <w:rPr>
+          <w:rFonts w:ascii="Calibri" w:cs="Calibri" w:eastAsia="Calibri" w:hAnsi="Calibri"/>
+          <w:b/>
+          <w:bCs/>
+          <w:sz w:val="22"/>
+          <w:szCs w:val="22"/>
+        </w:rPr>
+        <w:t xml:space="preserve">FP MARKET S.r.l.</w:t>
+      </w:r>
+      <w:r>
+        <w:rPr>
+          <w:rFonts w:ascii="Calibri" w:cs="Calibri" w:eastAsia="Calibri" w:hAnsi="Calibri"/>
+          <w:sz w:val="22"/>
+          <w:szCs w:val="22"/>
+        </w:rPr>
+        <w:t xml:space="preserve"> – commercio al dettaglio alimentare, supermercato (ATECO 47.11.40);</w:t>
+      </w:r>
+    </w:p>
+    <w:p>
+      <w:pPr>
+        <w:pStyle w:val="ListParagraph"/>
+        <w:numPr>
+          <w:ilvl w:val="0"/>
+          <w:numId w:val="2"/>
+        </w:numPr>
+        <w:spacing w:after="60" w:line="276"/>
+      </w:pPr>
+      <w:r>
+        <w:rPr>
+          <w:rFonts w:ascii="Calibri" w:cs="Calibri" w:eastAsia="Calibri" w:hAnsi="Calibri"/>
+          <w:b/>
+          <w:bCs/>
+          <w:sz w:val="22"/>
+          <w:szCs w:val="22"/>
+        </w:rPr>
+        <w:t xml:space="preserve">TANOGEL di Gaetano Mario Di Vincenzo</w:t>
+      </w:r>
+      <w:r>
+        <w:rPr>
+          <w:rFonts w:ascii="Calibri" w:cs="Calibri" w:eastAsia="Calibri" w:hAnsi="Calibri"/>
+          <w:sz w:val="22"/>
+          <w:szCs w:val="22"/>
+        </w:rPr>
+        <w:t xml:space="preserve"> – commercio all’ingrosso di prodotti surgelati (ATECO 46.39.10);</w:t>
+      </w:r>
+    </w:p>
+    <w:p>
+      <w:pPr>
+        <w:pStyle w:val="ListParagraph"/>
+        <w:numPr>
+          <w:ilvl w:val="0"/>
+          <w:numId w:val="2"/>
+        </w:numPr>
+        <w:spacing w:after="60" w:line="276"/>
+      </w:pPr>
+      <w:r>
+        <w:rPr>
+          <w:rFonts w:ascii="Calibri" w:cs="Calibri" w:eastAsia="Calibri" w:hAnsi="Calibri"/>
+          <w:b/>
+          <w:bCs/>
+          <w:sz w:val="22"/>
+          <w:szCs w:val="22"/>
+        </w:rPr>
+        <w:t xml:space="preserve">AUTOSERVIZI di Fragapane Pietro &amp; C. S.n.c.</w:t>
+      </w:r>
+      <w:r>
+        <w:rPr>
+          <w:rFonts w:ascii="Calibri" w:cs="Calibri" w:eastAsia="Calibri" w:hAnsi="Calibri"/>
+          <w:sz w:val="22"/>
+          <w:szCs w:val="22"/>
+        </w:rPr>
+        <w:t xml:space="preserve"> – trasporto terrestre di passeggeri (ATECO 49.39.09);</w:t>
+      </w:r>
+    </w:p>
+    <w:p>
+      <w:pPr>
+        <w:pStyle w:val="ListParagraph"/>
+        <w:numPr>
+          <w:ilvl w:val="0"/>
+          <w:numId w:val="2"/>
+        </w:numPr>
+        <w:spacing w:after="60" w:line="276"/>
+      </w:pPr>
+      <w:r>
+        <w:rPr>
+          <w:rFonts w:ascii="Calibri" w:cs="Calibri" w:eastAsia="Calibri" w:hAnsi="Calibri"/>
+          <w:b/>
+          <w:bCs/>
+          <w:sz w:val="22"/>
+          <w:szCs w:val="22"/>
+        </w:rPr>
+        <w:t xml:space="preserve">TABONE TRASPORTI S.r.l.</w:t>
+      </w:r>
+      <w:r>
+        <w:rPr>
+          <w:rFonts w:ascii="Calibri" w:cs="Calibri" w:eastAsia="Calibri" w:hAnsi="Calibri"/>
+          <w:sz w:val="22"/>
+          <w:szCs w:val="22"/>
+        </w:rPr>
+        <w:t xml:space="preserve"> – trasporto di merci su strada (ATECO 49.41.00); 1-2 milioni;</w:t>
+      </w:r>
+    </w:p>
+    <w:p>
+      <w:pPr>
+        <w:pStyle w:val="ListParagraph"/>
+        <w:numPr>
+          <w:ilvl w:val="0"/>
+          <w:numId w:val="2"/>
+        </w:numPr>
+        <w:spacing w:after="60" w:line="276"/>
+      </w:pPr>
+      <w:r>
+        <w:rPr>
+          <w:rFonts w:ascii="Calibri" w:cs="Calibri" w:eastAsia="Calibri" w:hAnsi="Calibri"/>
+          <w:b/>
+          <w:bCs/>
+          <w:sz w:val="22"/>
+          <w:szCs w:val="22"/>
+        </w:rPr>
+        <w:t xml:space="preserve">MILITELLO COSTRUZIONI S.r.l.</w:t>
+      </w:r>
+      <w:r>
+        <w:rPr>
+          <w:rFonts w:ascii="Calibri" w:cs="Calibri" w:eastAsia="Calibri" w:hAnsi="Calibri"/>
+          <w:sz w:val="22"/>
+          <w:szCs w:val="22"/>
+        </w:rPr>
+        <w:t xml:space="preserve"> – installazione di impianti elettrici (ATECO 43.21.01); 2-5 milioni;</w:t>
+      </w:r>
+    </w:p>
+    <w:p>
+      <w:pPr>
+        <w:pStyle w:val="ListParagraph"/>
+        <w:numPr>
+          <w:ilvl w:val="0"/>
+          <w:numId w:val="2"/>
+        </w:numPr>
+        <w:spacing w:after="60" w:line="276"/>
+      </w:pPr>
+      <w:r>
+        <w:rPr>
+          <w:rFonts w:ascii="Calibri" w:cs="Calibri" w:eastAsia="Calibri" w:hAnsi="Calibri"/>
+          <w:b/>
+          <w:bCs/>
+          <w:sz w:val="22"/>
+          <w:szCs w:val="22"/>
+        </w:rPr>
+        <w:t xml:space="preserve">CATUARA DAMIANO SALVATORE</w:t>
+      </w:r>
+      <w:r>
+        <w:rPr>
+          <w:rFonts w:ascii="Calibri" w:cs="Calibri" w:eastAsia="Calibri" w:hAnsi="Calibri"/>
+          <w:sz w:val="22"/>
+          <w:szCs w:val="22"/>
+        </w:rPr>
+        <w:t xml:space="preserve"> – costruzione di edifici (ATECO 41.20.00);</w:t>
+      </w:r>
+    </w:p>
+    <w:p>
+      <w:pPr>
+        <w:pStyle w:val="ListParagraph"/>
+        <w:numPr>
+          <w:ilvl w:val="0"/>
+          <w:numId w:val="2"/>
+        </w:numPr>
+        <w:spacing w:after="60" w:line="276"/>
+      </w:pPr>
+      <w:r>
+        <w:rPr>
+          <w:rFonts w:ascii="Calibri" w:cs="Calibri" w:eastAsia="Calibri" w:hAnsi="Calibri"/>
+          <w:b/>
+          <w:bCs/>
+          <w:sz w:val="22"/>
+          <w:szCs w:val="22"/>
+        </w:rPr>
+        <w:t xml:space="preserve">CARROZZERIA F.LLI LOMBARDO S.n.c.</w:t>
+      </w:r>
+      <w:r>
+        <w:rPr>
+          <w:rFonts w:ascii="Calibri" w:cs="Calibri" w:eastAsia="Calibri" w:hAnsi="Calibri"/>
+          <w:sz w:val="22"/>
+          <w:szCs w:val="22"/>
+        </w:rPr>
+        <w:t xml:space="preserve"> – riparazione di carrozzerie di autoveicoli (ATECO 45.20.20);</w:t>
       </w:r>
     </w:p>
     <w:p>
@@ -2558,35 +2614,175 @@
           <w:sz w:val="22"/>
           <w:szCs w:val="22"/>
         </w:rPr>
-        <w:t xml:space="preserve"> (Santa Elisabetta) – bar ed esercizi simili (ATECO 56.30.00);</w:t>
-      </w:r>
-    </w:p>
-    <w:p>
-      <w:pPr>
-        <w:pStyle w:val="ListParagraph"/>
-        <w:numPr>
-          <w:ilvl w:val="0"/>
-          <w:numId w:val="2"/>
-        </w:numPr>
-        <w:spacing w:after="60" w:line="276"/>
-      </w:pPr>
-      <w:r>
-        <w:rPr>
-          <w:rFonts w:ascii="Calibri" w:cs="Calibri" w:eastAsia="Calibri" w:hAnsi="Calibri"/>
-          <w:b/>
-          <w:bCs/>
-          <w:sz w:val="22"/>
-          <w:szCs w:val="22"/>
-        </w:rPr>
-        <w:t xml:space="preserve">VAL DI KAM S.r.l.s.</w:t>
-      </w:r>
-      <w:r>
-        <w:rPr>
-          <w:rFonts w:ascii="Calibri" w:cs="Calibri" w:eastAsia="Calibri" w:hAnsi="Calibri"/>
-          <w:sz w:val="22"/>
-          <w:szCs w:val="22"/>
-        </w:rPr>
-        <w:t xml:space="preserve"> (Sant’Angelo Muxaro) – servizi turistici e di prenotazione (ATECO 79.90.04), operatore di riferimento per il turismo rurale dell’area dei Sicani.</w:t>
+        <w:t xml:space="preserve"> – bar ed esercizi simili (ATECO 56.30.00);</w:t>
+      </w:r>
+    </w:p>
+    <w:p>
+      <w:pPr>
+        <w:pStyle w:val="ListParagraph"/>
+        <w:numPr>
+          <w:ilvl w:val="0"/>
+          <w:numId w:val="2"/>
+        </w:numPr>
+        <w:spacing w:after="60" w:line="276"/>
+      </w:pPr>
+      <w:r>
+        <w:rPr>
+          <w:rFonts w:ascii="Calibri" w:cs="Calibri" w:eastAsia="Calibri" w:hAnsi="Calibri"/>
+          <w:b/>
+          <w:bCs/>
+          <w:sz w:val="22"/>
+          <w:szCs w:val="22"/>
+        </w:rPr>
+        <w:t xml:space="preserve">Ristorante Pizzeria Kometa</w:t>
+      </w:r>
+      <w:r>
+        <w:rPr>
+          <w:rFonts w:ascii="Calibri" w:cs="Calibri" w:eastAsia="Calibri" w:hAnsi="Calibri"/>
+          <w:sz w:val="22"/>
+          <w:szCs w:val="22"/>
+        </w:rPr>
+        <w:t xml:space="preserve"> – ristorazione, contrada Merceri;</w:t>
+      </w:r>
+    </w:p>
+    <w:p>
+      <w:pPr>
+        <w:pStyle w:val="ListParagraph"/>
+        <w:numPr>
+          <w:ilvl w:val="0"/>
+          <w:numId w:val="2"/>
+        </w:numPr>
+        <w:spacing w:after="60" w:line="276"/>
+      </w:pPr>
+      <w:r>
+        <w:rPr>
+          <w:rFonts w:ascii="Calibri" w:cs="Calibri" w:eastAsia="Calibri" w:hAnsi="Calibri"/>
+          <w:b/>
+          <w:bCs/>
+          <w:sz w:val="22"/>
+          <w:szCs w:val="22"/>
+        </w:rPr>
+        <w:t xml:space="preserve">The Arabian Horse Ranch</w:t>
+      </w:r>
+      <w:r>
+        <w:rPr>
+          <w:rFonts w:ascii="Calibri" w:cs="Calibri" w:eastAsia="Calibri" w:hAnsi="Calibri"/>
+          <w:sz w:val="22"/>
+          <w:szCs w:val="22"/>
+        </w:rPr>
+        <w:t xml:space="preserve"> – ristorazione e turismo equestre, contrada Carbonio 6;</w:t>
+      </w:r>
+    </w:p>
+    <w:p>
+      <w:pPr>
+        <w:pStyle w:val="ListParagraph"/>
+        <w:numPr>
+          <w:ilvl w:val="0"/>
+          <w:numId w:val="2"/>
+        </w:numPr>
+        <w:spacing w:after="60" w:line="276"/>
+      </w:pPr>
+      <w:r>
+        <w:rPr>
+          <w:rFonts w:ascii="Calibri" w:cs="Calibri" w:eastAsia="Calibri" w:hAnsi="Calibri"/>
+          <w:b/>
+          <w:bCs/>
+          <w:sz w:val="22"/>
+          <w:szCs w:val="22"/>
+        </w:rPr>
+        <w:t xml:space="preserve">LA ROSA L’ARTE DELLA CERA S.r.l.s.</w:t>
+      </w:r>
+      <w:r>
+        <w:rPr>
+          <w:rFonts w:ascii="Calibri" w:cs="Calibri" w:eastAsia="Calibri" w:hAnsi="Calibri"/>
+          <w:sz w:val="22"/>
+          <w:szCs w:val="22"/>
+        </w:rPr>
+        <w:t xml:space="preserve"> – produzione e commercio di articoli in cera (ATECO 46.49.90);</w:t>
+      </w:r>
+    </w:p>
+    <w:p>
+      <w:pPr>
+        <w:pStyle w:val="ListParagraph"/>
+        <w:numPr>
+          <w:ilvl w:val="0"/>
+          <w:numId w:val="2"/>
+        </w:numPr>
+        <w:spacing w:after="60" w:line="276"/>
+      </w:pPr>
+      <w:r>
+        <w:rPr>
+          <w:rFonts w:ascii="Calibri" w:cs="Calibri" w:eastAsia="Calibri" w:hAnsi="Calibri"/>
+          <w:b/>
+          <w:bCs/>
+          <w:sz w:val="22"/>
+          <w:szCs w:val="22"/>
+        </w:rPr>
+        <w:t xml:space="preserve">FARMACIA FRAGAPANE MIRELLA</w:t>
+      </w:r>
+      <w:r>
+        <w:rPr>
+          <w:rFonts w:ascii="Calibri" w:cs="Calibri" w:eastAsia="Calibri" w:hAnsi="Calibri"/>
+          <w:sz w:val="22"/>
+          <w:szCs w:val="22"/>
+        </w:rPr>
+        <w:t xml:space="preserve"> – farmacia (ATECO 47.73.00);</w:t>
+      </w:r>
+    </w:p>
+    <w:p>
+      <w:pPr>
+        <w:pStyle w:val="ListParagraph"/>
+        <w:numPr>
+          <w:ilvl w:val="0"/>
+          <w:numId w:val="2"/>
+        </w:numPr>
+        <w:spacing w:after="60" w:line="276"/>
+      </w:pPr>
+      <w:r>
+        <w:rPr>
+          <w:rFonts w:ascii="Calibri" w:cs="Calibri" w:eastAsia="Calibri" w:hAnsi="Calibri"/>
+          <w:b/>
+          <w:bCs/>
+          <w:sz w:val="22"/>
+          <w:szCs w:val="22"/>
+        </w:rPr>
+        <w:t xml:space="preserve">CENTRO DENTALE TABUSO S.r.l.</w:t>
+      </w:r>
+      <w:r>
+        <w:rPr>
+          <w:rFonts w:ascii="Calibri" w:cs="Calibri" w:eastAsia="Calibri" w:hAnsi="Calibri"/>
+          <w:sz w:val="22"/>
+          <w:szCs w:val="22"/>
+        </w:rPr>
+        <w:t xml:space="preserve"> – studio odontoiatrico (ATECO 86.23.00);</w:t>
+      </w:r>
+    </w:p>
+    <w:p>
+      <w:pPr>
+        <w:pStyle w:val="ListParagraph"/>
+        <w:numPr>
+          <w:ilvl w:val="0"/>
+          <w:numId w:val="2"/>
+        </w:numPr>
+        <w:spacing w:after="60" w:line="276"/>
+      </w:pPr>
+      <w:r>
+        <w:rPr>
+          <w:rFonts w:ascii="Calibri" w:cs="Calibri" w:eastAsia="Calibri" w:hAnsi="Calibri"/>
+          <w:b/>
+          <w:bCs/>
+          <w:sz w:val="22"/>
+          <w:szCs w:val="22"/>
+        </w:rPr>
+        <w:t xml:space="preserve">MILITELLO GIUSEPPE</w:t>
+      </w:r>
+      <w:r>
+        <w:rPr>
+          <w:rFonts w:ascii="Calibri" w:cs="Calibri" w:eastAsia="Calibri" w:hAnsi="Calibri"/>
+          <w:sz w:val="22"/>
+          <w:szCs w:val="22"/>
+        </w:rPr>
+        <w:t xml:space="preserve"> – elaborazione elettronica dei dati (ATECO 63.11.10).</w:t>
       </w:r>
     </w:p>
     <w:p>
@@ -2604,91 +2800,747 @@
           <w:sz w:val="22"/>
           <w:szCs w:val="22"/>
         </w:rPr>
-        <w:t xml:space="preserve">Edilizia, impiantistica e carpenteria metallica:</w:t>
-      </w:r>
-    </w:p>
-    <w:p>
-      <w:pPr>
-        <w:pStyle w:val="ListParagraph"/>
-        <w:numPr>
-          <w:ilvl w:val="0"/>
-          <w:numId w:val="2"/>
-        </w:numPr>
-        <w:spacing w:after="60" w:line="276"/>
-      </w:pPr>
-      <w:r>
-        <w:rPr>
-          <w:rFonts w:ascii="Calibri" w:cs="Calibri" w:eastAsia="Calibri" w:hAnsi="Calibri"/>
-          <w:b/>
-          <w:bCs/>
-          <w:sz w:val="22"/>
-          <w:szCs w:val="22"/>
-        </w:rPr>
-        <w:t xml:space="preserve">LA PORTA INDUSTRIES S.r.l.</w:t>
-      </w:r>
-      <w:r>
-        <w:rPr>
-          <w:rFonts w:ascii="Calibri" w:cs="Calibri" w:eastAsia="Calibri" w:hAnsi="Calibri"/>
-          <w:sz w:val="22"/>
-          <w:szCs w:val="22"/>
-        </w:rPr>
-        <w:t xml:space="preserve"> (Aragona) – fabbricazione di strutture metalliche (ATECO 25.11.00); 5-10 milioni;</w:t>
-      </w:r>
-    </w:p>
-    <w:p>
-      <w:pPr>
-        <w:pStyle w:val="ListParagraph"/>
-        <w:numPr>
-          <w:ilvl w:val="0"/>
-          <w:numId w:val="2"/>
-        </w:numPr>
-        <w:spacing w:after="60" w:line="276"/>
-      </w:pPr>
-      <w:r>
-        <w:rPr>
-          <w:rFonts w:ascii="Calibri" w:cs="Calibri" w:eastAsia="Calibri" w:hAnsi="Calibri"/>
-          <w:b/>
-          <w:bCs/>
-          <w:sz w:val="22"/>
-          <w:szCs w:val="22"/>
-        </w:rPr>
-        <w:t xml:space="preserve">ITALSERRAMENTI S.r.l.</w:t>
-      </w:r>
-      <w:r>
-        <w:rPr>
-          <w:rFonts w:ascii="Calibri" w:cs="Calibri" w:eastAsia="Calibri" w:hAnsi="Calibri"/>
-          <w:sz w:val="22"/>
-          <w:szCs w:val="22"/>
-        </w:rPr>
-        <w:t xml:space="preserve"> (Aragona) – fabbricazione di serramenti metallici (ATECO 25.12.10);</w:t>
-      </w:r>
-    </w:p>
-    <w:p>
-      <w:pPr>
-        <w:pStyle w:val="ListParagraph"/>
-        <w:numPr>
-          <w:ilvl w:val="0"/>
-          <w:numId w:val="2"/>
-        </w:numPr>
-        <w:spacing w:after="60" w:line="276"/>
-      </w:pPr>
-      <w:r>
-        <w:rPr>
-          <w:rFonts w:ascii="Calibri" w:cs="Calibri" w:eastAsia="Calibri" w:hAnsi="Calibri"/>
-          <w:b/>
-          <w:bCs/>
-          <w:sz w:val="22"/>
-          <w:szCs w:val="22"/>
-        </w:rPr>
-        <w:t xml:space="preserve">MILITELLO COSTRUZIONI S.r.l.</w:t>
-      </w:r>
-      <w:r>
-        <w:rPr>
-          <w:rFonts w:ascii="Calibri" w:cs="Calibri" w:eastAsia="Calibri" w:hAnsi="Calibri"/>
-          <w:sz w:val="22"/>
-          <w:szCs w:val="22"/>
-        </w:rPr>
-        <w:t xml:space="preserve"> (Santa Elisabetta) – installazione di impianti elettrici (ATECO 43.21.01); 2-5 milioni;</w:t>
+        <w:t xml:space="preserve">Raffadali</w:t>
+      </w:r>
+      <w:r>
+        <w:rPr>
+          <w:rFonts w:ascii="Calibri" w:cs="Calibri" w:eastAsia="Calibri" w:hAnsi="Calibri"/>
+          <w:b w:val="false"/>
+          <w:bCs w:val="false"/>
+          <w:i w:val="false"/>
+          <w:iCs w:val="false"/>
+          <w:sz w:val="22"/>
+          <w:szCs w:val="22"/>
+        </w:rPr>
+        <w:t xml:space="preserve"> (11.769 abitanti · 117 imprese registrate · circa 4 km da Santa Elisabetta) — 41 attività censite:</w:t>
+      </w:r>
+    </w:p>
+    <w:p>
+      <w:pPr>
+        <w:pStyle w:val="ListParagraph"/>
+        <w:numPr>
+          <w:ilvl w:val="0"/>
+          <w:numId w:val="2"/>
+        </w:numPr>
+        <w:spacing w:after="60" w:line="276"/>
+      </w:pPr>
+      <w:r>
+        <w:rPr>
+          <w:rFonts w:ascii="Calibri" w:cs="Calibri" w:eastAsia="Calibri" w:hAnsi="Calibri"/>
+          <w:b/>
+          <w:bCs/>
+          <w:sz w:val="22"/>
+          <w:szCs w:val="22"/>
+        </w:rPr>
+        <w:t xml:space="preserve">LE CUSPIDI S.r.l.</w:t>
+      </w:r>
+      <w:r>
+        <w:rPr>
+          <w:rFonts w:ascii="Calibri" w:cs="Calibri" w:eastAsia="Calibri" w:hAnsi="Calibri"/>
+          <w:sz w:val="22"/>
+          <w:szCs w:val="22"/>
+        </w:rPr>
+        <w:t xml:space="preserve"> – bar, pasticceria e gelateria, attiva dal 1960 e specializzata nella lavorazione del pistacchio di Raffadali (ATECO 56.10.30); 5-10 milioni;</w:t>
+      </w:r>
+    </w:p>
+    <w:p>
+      <w:pPr>
+        <w:pStyle w:val="ListParagraph"/>
+        <w:numPr>
+          <w:ilvl w:val="0"/>
+          <w:numId w:val="2"/>
+        </w:numPr>
+        <w:spacing w:after="60" w:line="276"/>
+      </w:pPr>
+      <w:r>
+        <w:rPr>
+          <w:rFonts w:ascii="Calibri" w:cs="Calibri" w:eastAsia="Calibri" w:hAnsi="Calibri"/>
+          <w:b/>
+          <w:bCs/>
+          <w:sz w:val="22"/>
+          <w:szCs w:val="22"/>
+        </w:rPr>
+        <w:t xml:space="preserve">DI STEFANO DOLCIARIA S.r.l.</w:t>
+      </w:r>
+      <w:r>
+        <w:rPr>
+          <w:rFonts w:ascii="Calibri" w:cs="Calibri" w:eastAsia="Calibri" w:hAnsi="Calibri"/>
+          <w:sz w:val="22"/>
+          <w:szCs w:val="22"/>
+        </w:rPr>
+        <w:t xml:space="preserve"> – industria dolciaria (ATECO 10.72.00); 2-5 milioni;</w:t>
+      </w:r>
+    </w:p>
+    <w:p>
+      <w:pPr>
+        <w:pStyle w:val="ListParagraph"/>
+        <w:numPr>
+          <w:ilvl w:val="0"/>
+          <w:numId w:val="2"/>
+        </w:numPr>
+        <w:spacing w:after="60" w:line="276"/>
+      </w:pPr>
+      <w:r>
+        <w:rPr>
+          <w:rFonts w:ascii="Calibri" w:cs="Calibri" w:eastAsia="Calibri" w:hAnsi="Calibri"/>
+          <w:b/>
+          <w:bCs/>
+          <w:sz w:val="22"/>
+          <w:szCs w:val="22"/>
+        </w:rPr>
+        <w:t xml:space="preserve">L’ANTICO FORNO S.a.s. di Galvano Gianluca e Cuffaro Vincenza &amp; C.</w:t>
+      </w:r>
+      <w:r>
+        <w:rPr>
+          <w:rFonts w:ascii="Calibri" w:cs="Calibri" w:eastAsia="Calibri" w:hAnsi="Calibri"/>
+          <w:sz w:val="22"/>
+          <w:szCs w:val="22"/>
+        </w:rPr>
+        <w:t xml:space="preserve"> – produzione di prodotti di panetteria freschi (ATECO 10.71.10);</w:t>
+      </w:r>
+    </w:p>
+    <w:p>
+      <w:pPr>
+        <w:pStyle w:val="ListParagraph"/>
+        <w:numPr>
+          <w:ilvl w:val="0"/>
+          <w:numId w:val="2"/>
+        </w:numPr>
+        <w:spacing w:after="60" w:line="276"/>
+      </w:pPr>
+      <w:r>
+        <w:rPr>
+          <w:rFonts w:ascii="Calibri" w:cs="Calibri" w:eastAsia="Calibri" w:hAnsi="Calibri"/>
+          <w:b/>
+          <w:bCs/>
+          <w:sz w:val="22"/>
+          <w:szCs w:val="22"/>
+        </w:rPr>
+        <w:t xml:space="preserve">Panificio Criscenti</w:t>
+      </w:r>
+      <w:r>
+        <w:rPr>
+          <w:rFonts w:ascii="Calibri" w:cs="Calibri" w:eastAsia="Calibri" w:hAnsi="Calibri"/>
+          <w:sz w:val="22"/>
+          <w:szCs w:val="22"/>
+        </w:rPr>
+        <w:t xml:space="preserve"> – panificazione, via Tivoli 19;</w:t>
+      </w:r>
+    </w:p>
+    <w:p>
+      <w:pPr>
+        <w:pStyle w:val="ListParagraph"/>
+        <w:numPr>
+          <w:ilvl w:val="0"/>
+          <w:numId w:val="2"/>
+        </w:numPr>
+        <w:spacing w:after="60" w:line="276"/>
+      </w:pPr>
+      <w:r>
+        <w:rPr>
+          <w:rFonts w:ascii="Calibri" w:cs="Calibri" w:eastAsia="Calibri" w:hAnsi="Calibri"/>
+          <w:b/>
+          <w:bCs/>
+          <w:sz w:val="22"/>
+          <w:szCs w:val="22"/>
+        </w:rPr>
+        <w:t xml:space="preserve">F.lli Criscenti di Criscenti Francesco e Calogero S.n.c.</w:t>
+      </w:r>
+      <w:r>
+        <w:rPr>
+          <w:rFonts w:ascii="Calibri" w:cs="Calibri" w:eastAsia="Calibri" w:hAnsi="Calibri"/>
+          <w:sz w:val="22"/>
+          <w:szCs w:val="22"/>
+        </w:rPr>
+        <w:t xml:space="preserve"> – panificazione e pasticceria;</w:t>
+      </w:r>
+    </w:p>
+    <w:p>
+      <w:pPr>
+        <w:pStyle w:val="ListParagraph"/>
+        <w:numPr>
+          <w:ilvl w:val="0"/>
+          <w:numId w:val="2"/>
+        </w:numPr>
+        <w:spacing w:after="60" w:line="276"/>
+      </w:pPr>
+      <w:r>
+        <w:rPr>
+          <w:rFonts w:ascii="Calibri" w:cs="Calibri" w:eastAsia="Calibri" w:hAnsi="Calibri"/>
+          <w:b/>
+          <w:bCs/>
+          <w:sz w:val="22"/>
+          <w:szCs w:val="22"/>
+        </w:rPr>
+        <w:t xml:space="preserve">Excelsior S.n.c. di Tarallo Luigi</w:t>
+      </w:r>
+      <w:r>
+        <w:rPr>
+          <w:rFonts w:ascii="Calibri" w:cs="Calibri" w:eastAsia="Calibri" w:hAnsi="Calibri"/>
+          <w:sz w:val="22"/>
+          <w:szCs w:val="22"/>
+        </w:rPr>
+        <w:t xml:space="preserve"> – panificio e pasticceria;</w:t>
+      </w:r>
+    </w:p>
+    <w:p>
+      <w:pPr>
+        <w:pStyle w:val="ListParagraph"/>
+        <w:numPr>
+          <w:ilvl w:val="0"/>
+          <w:numId w:val="2"/>
+        </w:numPr>
+        <w:spacing w:after="60" w:line="276"/>
+      </w:pPr>
+      <w:r>
+        <w:rPr>
+          <w:rFonts w:ascii="Calibri" w:cs="Calibri" w:eastAsia="Calibri" w:hAnsi="Calibri"/>
+          <w:b/>
+          <w:bCs/>
+          <w:sz w:val="22"/>
+          <w:szCs w:val="22"/>
+        </w:rPr>
+        <w:t xml:space="preserve">Pasticceria Lionti</w:t>
+      </w:r>
+      <w:r>
+        <w:rPr>
+          <w:rFonts w:ascii="Calibri" w:cs="Calibri" w:eastAsia="Calibri" w:hAnsi="Calibri"/>
+          <w:sz w:val="22"/>
+          <w:szCs w:val="22"/>
+        </w:rPr>
+        <w:t xml:space="preserve"> – pasticceria artigianale, produzione fresca e secca;</w:t>
+      </w:r>
+    </w:p>
+    <w:p>
+      <w:pPr>
+        <w:pStyle w:val="ListParagraph"/>
+        <w:numPr>
+          <w:ilvl w:val="0"/>
+          <w:numId w:val="2"/>
+        </w:numPr>
+        <w:spacing w:after="60" w:line="276"/>
+      </w:pPr>
+      <w:r>
+        <w:rPr>
+          <w:rFonts w:ascii="Calibri" w:cs="Calibri" w:eastAsia="Calibri" w:hAnsi="Calibri"/>
+          <w:b/>
+          <w:bCs/>
+          <w:sz w:val="22"/>
+          <w:szCs w:val="22"/>
+        </w:rPr>
+        <w:t xml:space="preserve">LA MANDORLA di Curaba &amp; Gentile S.r.l.</w:t>
+      </w:r>
+      <w:r>
+        <w:rPr>
+          <w:rFonts w:ascii="Calibri" w:cs="Calibri" w:eastAsia="Calibri" w:hAnsi="Calibri"/>
+          <w:sz w:val="22"/>
+          <w:szCs w:val="22"/>
+        </w:rPr>
+        <w:t xml:space="preserve"> – commercio all’ingrosso di frutta e ortaggi (ATECO 46.31.00);</w:t>
+      </w:r>
+    </w:p>
+    <w:p>
+      <w:pPr>
+        <w:pStyle w:val="ListParagraph"/>
+        <w:numPr>
+          <w:ilvl w:val="0"/>
+          <w:numId w:val="2"/>
+        </w:numPr>
+        <w:spacing w:after="60" w:line="276"/>
+      </w:pPr>
+      <w:r>
+        <w:rPr>
+          <w:rFonts w:ascii="Calibri" w:cs="Calibri" w:eastAsia="Calibri" w:hAnsi="Calibri"/>
+          <w:b/>
+          <w:bCs/>
+          <w:sz w:val="22"/>
+          <w:szCs w:val="22"/>
+        </w:rPr>
+        <w:t xml:space="preserve">F.LLI CUFFARO S.r.l.</w:t>
+      </w:r>
+      <w:r>
+        <w:rPr>
+          <w:rFonts w:ascii="Calibri" w:cs="Calibri" w:eastAsia="Calibri" w:hAnsi="Calibri"/>
+          <w:sz w:val="22"/>
+          <w:szCs w:val="22"/>
+        </w:rPr>
+        <w:t xml:space="preserve"> – commercio all’ingrosso di frutta e ortaggi (ATECO 46.31.10); 2-5 milioni;</w:t>
+      </w:r>
+    </w:p>
+    <w:p>
+      <w:pPr>
+        <w:pStyle w:val="ListParagraph"/>
+        <w:numPr>
+          <w:ilvl w:val="0"/>
+          <w:numId w:val="2"/>
+        </w:numPr>
+        <w:spacing w:after="60" w:line="276"/>
+      </w:pPr>
+      <w:r>
+        <w:rPr>
+          <w:rFonts w:ascii="Calibri" w:cs="Calibri" w:eastAsia="Calibri" w:hAnsi="Calibri"/>
+          <w:b/>
+          <w:bCs/>
+          <w:sz w:val="22"/>
+          <w:szCs w:val="22"/>
+        </w:rPr>
+        <w:t xml:space="preserve">Azienda agricola Terrazzino</w:t>
+      </w:r>
+      <w:r>
+        <w:rPr>
+          <w:rFonts w:ascii="Calibri" w:cs="Calibri" w:eastAsia="Calibri" w:hAnsi="Calibri"/>
+          <w:sz w:val="22"/>
+          <w:szCs w:val="22"/>
+        </w:rPr>
+        <w:t xml:space="preserve"> – mandorle, olive, olio e uva da vino;</w:t>
+      </w:r>
+    </w:p>
+    <w:p>
+      <w:pPr>
+        <w:pStyle w:val="ListParagraph"/>
+        <w:numPr>
+          <w:ilvl w:val="0"/>
+          <w:numId w:val="2"/>
+        </w:numPr>
+        <w:spacing w:after="60" w:line="276"/>
+      </w:pPr>
+      <w:r>
+        <w:rPr>
+          <w:rFonts w:ascii="Calibri" w:cs="Calibri" w:eastAsia="Calibri" w:hAnsi="Calibri"/>
+          <w:b/>
+          <w:bCs/>
+          <w:sz w:val="22"/>
+          <w:szCs w:val="22"/>
+        </w:rPr>
+        <w:t xml:space="preserve">Azienda agricola Vizzì Vincenzo</w:t>
+      </w:r>
+      <w:r>
+        <w:rPr>
+          <w:rFonts w:ascii="Calibri" w:cs="Calibri" w:eastAsia="Calibri" w:hAnsi="Calibri"/>
+          <w:sz w:val="22"/>
+          <w:szCs w:val="22"/>
+        </w:rPr>
+        <w:t xml:space="preserve"> – produzioni agricole, via F 23 n. 9;</w:t>
+      </w:r>
+    </w:p>
+    <w:p>
+      <w:pPr>
+        <w:pStyle w:val="ListParagraph"/>
+        <w:numPr>
+          <w:ilvl w:val="0"/>
+          <w:numId w:val="2"/>
+        </w:numPr>
+        <w:spacing w:after="60" w:line="276"/>
+      </w:pPr>
+      <w:r>
+        <w:rPr>
+          <w:rFonts w:ascii="Calibri" w:cs="Calibri" w:eastAsia="Calibri" w:hAnsi="Calibri"/>
+          <w:b/>
+          <w:bCs/>
+          <w:sz w:val="22"/>
+          <w:szCs w:val="22"/>
+        </w:rPr>
+        <w:t xml:space="preserve">CaruanaFruit</w:t>
+      </w:r>
+      <w:r>
+        <w:rPr>
+          <w:rFonts w:ascii="Calibri" w:cs="Calibri" w:eastAsia="Calibri" w:hAnsi="Calibri"/>
+          <w:sz w:val="22"/>
+          <w:szCs w:val="22"/>
+        </w:rPr>
+        <w:t xml:space="preserve"> – azienda agricola, agrumi e olio, vendita diretta e online;</w:t>
+      </w:r>
+    </w:p>
+    <w:p>
+      <w:pPr>
+        <w:pStyle w:val="ListParagraph"/>
+        <w:numPr>
+          <w:ilvl w:val="0"/>
+          <w:numId w:val="2"/>
+        </w:numPr>
+        <w:spacing w:after="60" w:line="276"/>
+      </w:pPr>
+      <w:r>
+        <w:rPr>
+          <w:rFonts w:ascii="Calibri" w:cs="Calibri" w:eastAsia="Calibri" w:hAnsi="Calibri"/>
+          <w:b/>
+          <w:bCs/>
+          <w:sz w:val="22"/>
+          <w:szCs w:val="22"/>
+        </w:rPr>
+        <w:t xml:space="preserve">Vinti Rag. Baldassare</w:t>
+      </w:r>
+      <w:r>
+        <w:rPr>
+          <w:rFonts w:ascii="Calibri" w:cs="Calibri" w:eastAsia="Calibri" w:hAnsi="Calibri"/>
+          <w:sz w:val="22"/>
+          <w:szCs w:val="22"/>
+        </w:rPr>
+        <w:t xml:space="preserve"> – commercio e riparazione di macchine agricole, via Porta Agrigento 98;</w:t>
+      </w:r>
+    </w:p>
+    <w:p>
+      <w:pPr>
+        <w:pStyle w:val="ListParagraph"/>
+        <w:numPr>
+          <w:ilvl w:val="0"/>
+          <w:numId w:val="2"/>
+        </w:numPr>
+        <w:spacing w:after="60" w:line="276"/>
+      </w:pPr>
+      <w:r>
+        <w:rPr>
+          <w:rFonts w:ascii="Calibri" w:cs="Calibri" w:eastAsia="Calibri" w:hAnsi="Calibri"/>
+          <w:b/>
+          <w:bCs/>
+          <w:sz w:val="22"/>
+          <w:szCs w:val="22"/>
+        </w:rPr>
+        <w:t xml:space="preserve">Rizzo Domenico</w:t>
+      </w:r>
+      <w:r>
+        <w:rPr>
+          <w:rFonts w:ascii="Calibri" w:cs="Calibri" w:eastAsia="Calibri" w:hAnsi="Calibri"/>
+          <w:sz w:val="22"/>
+          <w:szCs w:val="22"/>
+        </w:rPr>
+        <w:t xml:space="preserve"> – commercio e riparazione di macchine agricole, via Cuneo 1/P;</w:t>
+      </w:r>
+    </w:p>
+    <w:p>
+      <w:pPr>
+        <w:pStyle w:val="ListParagraph"/>
+        <w:numPr>
+          <w:ilvl w:val="0"/>
+          <w:numId w:val="2"/>
+        </w:numPr>
+        <w:spacing w:after="60" w:line="276"/>
+      </w:pPr>
+      <w:r>
+        <w:rPr>
+          <w:rFonts w:ascii="Calibri" w:cs="Calibri" w:eastAsia="Calibri" w:hAnsi="Calibri"/>
+          <w:b/>
+          <w:bCs/>
+          <w:sz w:val="22"/>
+          <w:szCs w:val="22"/>
+        </w:rPr>
+        <w:t xml:space="preserve">MATTANA S.r.l.</w:t>
+      </w:r>
+      <w:r>
+        <w:rPr>
+          <w:rFonts w:ascii="Calibri" w:cs="Calibri" w:eastAsia="Calibri" w:hAnsi="Calibri"/>
+          <w:sz w:val="22"/>
+          <w:szCs w:val="22"/>
+        </w:rPr>
+        <w:t xml:space="preserve"> – commercio all’ingrosso (ATECO 46.30.00); 10-25 milioni;</w:t>
+      </w:r>
+    </w:p>
+    <w:p>
+      <w:pPr>
+        <w:pStyle w:val="ListParagraph"/>
+        <w:numPr>
+          <w:ilvl w:val="0"/>
+          <w:numId w:val="2"/>
+        </w:numPr>
+        <w:spacing w:after="60" w:line="276"/>
+      </w:pPr>
+      <w:r>
+        <w:rPr>
+          <w:rFonts w:ascii="Calibri" w:cs="Calibri" w:eastAsia="Calibri" w:hAnsi="Calibri"/>
+          <w:b/>
+          <w:bCs/>
+          <w:sz w:val="22"/>
+          <w:szCs w:val="22"/>
+        </w:rPr>
+        <w:t xml:space="preserve">ERANA AUT.CARB. S.r.l.</w:t>
+      </w:r>
+      <w:r>
+        <w:rPr>
+          <w:rFonts w:ascii="Calibri" w:cs="Calibri" w:eastAsia="Calibri" w:hAnsi="Calibri"/>
+          <w:sz w:val="22"/>
+          <w:szCs w:val="22"/>
+        </w:rPr>
+        <w:t xml:space="preserve"> – trasporto di merci su strada (ATECO 49.41.00); 10-25 milioni;</w:t>
+      </w:r>
+    </w:p>
+    <w:p>
+      <w:pPr>
+        <w:pStyle w:val="ListParagraph"/>
+        <w:numPr>
+          <w:ilvl w:val="0"/>
+          <w:numId w:val="2"/>
+        </w:numPr>
+        <w:spacing w:after="60" w:line="276"/>
+      </w:pPr>
+      <w:r>
+        <w:rPr>
+          <w:rFonts w:ascii="Calibri" w:cs="Calibri" w:eastAsia="Calibri" w:hAnsi="Calibri"/>
+          <w:b/>
+          <w:bCs/>
+          <w:sz w:val="22"/>
+          <w:szCs w:val="22"/>
+        </w:rPr>
+        <w:t xml:space="preserve">F.LLI CAMILLERI &amp; ARGENTO S.r.l.</w:t>
+      </w:r>
+      <w:r>
+        <w:rPr>
+          <w:rFonts w:ascii="Calibri" w:cs="Calibri" w:eastAsia="Calibri" w:hAnsi="Calibri"/>
+          <w:sz w:val="22"/>
+          <w:szCs w:val="22"/>
+        </w:rPr>
+        <w:t xml:space="preserve"> – trasporto di passeggeri (ATECO 49.31.00);</w:t>
+      </w:r>
+    </w:p>
+    <w:p>
+      <w:pPr>
+        <w:pStyle w:val="ListParagraph"/>
+        <w:numPr>
+          <w:ilvl w:val="0"/>
+          <w:numId w:val="2"/>
+        </w:numPr>
+        <w:spacing w:after="60" w:line="276"/>
+      </w:pPr>
+      <w:r>
+        <w:rPr>
+          <w:rFonts w:ascii="Calibri" w:cs="Calibri" w:eastAsia="Calibri" w:hAnsi="Calibri"/>
+          <w:b/>
+          <w:bCs/>
+          <w:sz w:val="22"/>
+          <w:szCs w:val="22"/>
+        </w:rPr>
+        <w:t xml:space="preserve">G.R. MARKET S.r.l.</w:t>
+      </w:r>
+      <w:r>
+        <w:rPr>
+          <w:rFonts w:ascii="Calibri" w:cs="Calibri" w:eastAsia="Calibri" w:hAnsi="Calibri"/>
+          <w:sz w:val="22"/>
+          <w:szCs w:val="22"/>
+        </w:rPr>
+        <w:t xml:space="preserve"> – commercio al dettaglio alimentare (ATECO 47.11.00);</w:t>
+      </w:r>
+    </w:p>
+    <w:p>
+      <w:pPr>
+        <w:pStyle w:val="ListParagraph"/>
+        <w:numPr>
+          <w:ilvl w:val="0"/>
+          <w:numId w:val="2"/>
+        </w:numPr>
+        <w:spacing w:after="60" w:line="276"/>
+      </w:pPr>
+      <w:r>
+        <w:rPr>
+          <w:rFonts w:ascii="Calibri" w:cs="Calibri" w:eastAsia="Calibri" w:hAnsi="Calibri"/>
+          <w:b/>
+          <w:bCs/>
+          <w:sz w:val="22"/>
+          <w:szCs w:val="22"/>
+        </w:rPr>
+        <w:t xml:space="preserve">FADIS S.r.l.</w:t>
+      </w:r>
+      <w:r>
+        <w:rPr>
+          <w:rFonts w:ascii="Calibri" w:cs="Calibri" w:eastAsia="Calibri" w:hAnsi="Calibri"/>
+          <w:sz w:val="22"/>
+          <w:szCs w:val="22"/>
+        </w:rPr>
+        <w:t xml:space="preserve"> – commercio al dettaglio in esercizi non specializzati (ATECO 47.11.02); 2-5 milioni;</w:t>
+      </w:r>
+    </w:p>
+    <w:p>
+      <w:pPr>
+        <w:pStyle w:val="ListParagraph"/>
+        <w:numPr>
+          <w:ilvl w:val="0"/>
+          <w:numId w:val="2"/>
+        </w:numPr>
+        <w:spacing w:after="60" w:line="276"/>
+      </w:pPr>
+      <w:r>
+        <w:rPr>
+          <w:rFonts w:ascii="Calibri" w:cs="Calibri" w:eastAsia="Calibri" w:hAnsi="Calibri"/>
+          <w:b/>
+          <w:bCs/>
+          <w:sz w:val="22"/>
+          <w:szCs w:val="22"/>
+        </w:rPr>
+        <w:t xml:space="preserve">MILISCIA S.r.l.</w:t>
+      </w:r>
+      <w:r>
+        <w:rPr>
+          <w:rFonts w:ascii="Calibri" w:cs="Calibri" w:eastAsia="Calibri" w:hAnsi="Calibri"/>
+          <w:sz w:val="22"/>
+          <w:szCs w:val="22"/>
+        </w:rPr>
+        <w:t xml:space="preserve"> – commercio all’ingrosso non specializzato (ATECO 46.39.00);</w:t>
+      </w:r>
+    </w:p>
+    <w:p>
+      <w:pPr>
+        <w:pStyle w:val="ListParagraph"/>
+        <w:numPr>
+          <w:ilvl w:val="0"/>
+          <w:numId w:val="2"/>
+        </w:numPr>
+        <w:spacing w:after="60" w:line="276"/>
+      </w:pPr>
+      <w:r>
+        <w:rPr>
+          <w:rFonts w:ascii="Calibri" w:cs="Calibri" w:eastAsia="Calibri" w:hAnsi="Calibri"/>
+          <w:b/>
+          <w:bCs/>
+          <w:sz w:val="22"/>
+          <w:szCs w:val="22"/>
+        </w:rPr>
+        <w:t xml:space="preserve">EURORAPPRESENTANZE VENDING S.r.l.</w:t>
+      </w:r>
+      <w:r>
+        <w:rPr>
+          <w:rFonts w:ascii="Calibri" w:cs="Calibri" w:eastAsia="Calibri" w:hAnsi="Calibri"/>
+          <w:sz w:val="22"/>
+          <w:szCs w:val="22"/>
+        </w:rPr>
+        <w:t xml:space="preserve"> – commercio e distribuzione automatica (ATECO 47.10.00); 5-10 milioni;</w:t>
+      </w:r>
+    </w:p>
+    <w:p>
+      <w:pPr>
+        <w:pStyle w:val="ListParagraph"/>
+        <w:numPr>
+          <w:ilvl w:val="0"/>
+          <w:numId w:val="2"/>
+        </w:numPr>
+        <w:spacing w:after="60" w:line="276"/>
+      </w:pPr>
+      <w:r>
+        <w:rPr>
+          <w:rFonts w:ascii="Calibri" w:cs="Calibri" w:eastAsia="Calibri" w:hAnsi="Calibri"/>
+          <w:b/>
+          <w:bCs/>
+          <w:sz w:val="22"/>
+          <w:szCs w:val="22"/>
+        </w:rPr>
+        <w:t xml:space="preserve">START OFF S.r.l.</w:t>
+      </w:r>
+      <w:r>
+        <w:rPr>
+          <w:rFonts w:ascii="Calibri" w:cs="Calibri" w:eastAsia="Calibri" w:hAnsi="Calibri"/>
+          <w:sz w:val="22"/>
+          <w:szCs w:val="22"/>
+        </w:rPr>
+        <w:t xml:space="preserve"> – commercio al dettaglio di elettrodomestici (ATECO 47.54.00);</w:t>
+      </w:r>
+    </w:p>
+    <w:p>
+      <w:pPr>
+        <w:pStyle w:val="ListParagraph"/>
+        <w:numPr>
+          <w:ilvl w:val="0"/>
+          <w:numId w:val="2"/>
+        </w:numPr>
+        <w:spacing w:after="60" w:line="276"/>
+      </w:pPr>
+      <w:r>
+        <w:rPr>
+          <w:rFonts w:ascii="Calibri" w:cs="Calibri" w:eastAsia="Calibri" w:hAnsi="Calibri"/>
+          <w:b/>
+          <w:bCs/>
+          <w:sz w:val="22"/>
+          <w:szCs w:val="22"/>
+        </w:rPr>
+        <w:t xml:space="preserve">BARTOLOMEO ITALIAN DESIGN S.r.l.</w:t>
+      </w:r>
+      <w:r>
+        <w:rPr>
+          <w:rFonts w:ascii="Calibri" w:cs="Calibri" w:eastAsia="Calibri" w:hAnsi="Calibri"/>
+          <w:sz w:val="22"/>
+          <w:szCs w:val="22"/>
+        </w:rPr>
+        <w:t xml:space="preserve"> – commercio al dettaglio di mobili (ATECO 47.55.10); 1-2 milioni;</w:t>
+      </w:r>
+    </w:p>
+    <w:p>
+      <w:pPr>
+        <w:pStyle w:val="ListParagraph"/>
+        <w:numPr>
+          <w:ilvl w:val="0"/>
+          <w:numId w:val="2"/>
+        </w:numPr>
+        <w:spacing w:after="60" w:line="276"/>
+      </w:pPr>
+      <w:r>
+        <w:rPr>
+          <w:rFonts w:ascii="Calibri" w:cs="Calibri" w:eastAsia="Calibri" w:hAnsi="Calibri"/>
+          <w:b/>
+          <w:bCs/>
+          <w:sz w:val="22"/>
+          <w:szCs w:val="22"/>
+        </w:rPr>
+        <w:t xml:space="preserve">ROSS GROUP S.r.l.</w:t>
+      </w:r>
+      <w:r>
+        <w:rPr>
+          <w:rFonts w:ascii="Calibri" w:cs="Calibri" w:eastAsia="Calibri" w:hAnsi="Calibri"/>
+          <w:sz w:val="22"/>
+          <w:szCs w:val="22"/>
+        </w:rPr>
+        <w:t xml:space="preserve"> – commercio al dettaglio di abbigliamento e calzature (ATECO 47.72.10); 1-2 milioni;</w:t>
+      </w:r>
+    </w:p>
+    <w:p>
+      <w:pPr>
+        <w:pStyle w:val="ListParagraph"/>
+        <w:numPr>
+          <w:ilvl w:val="0"/>
+          <w:numId w:val="2"/>
+        </w:numPr>
+        <w:spacing w:after="60" w:line="276"/>
+      </w:pPr>
+      <w:r>
+        <w:rPr>
+          <w:rFonts w:ascii="Calibri" w:cs="Calibri" w:eastAsia="Calibri" w:hAnsi="Calibri"/>
+          <w:b/>
+          <w:bCs/>
+          <w:sz w:val="22"/>
+          <w:szCs w:val="22"/>
+        </w:rPr>
+        <w:t xml:space="preserve">INTIMO IN S.r.l.s.</w:t>
+      </w:r>
+      <w:r>
+        <w:rPr>
+          <w:rFonts w:ascii="Calibri" w:cs="Calibri" w:eastAsia="Calibri" w:hAnsi="Calibri"/>
+          <w:sz w:val="22"/>
+          <w:szCs w:val="22"/>
+        </w:rPr>
+        <w:t xml:space="preserve"> – commercio al dettaglio di abbigliamento (ATECO 47.71.30);</w:t>
+      </w:r>
+    </w:p>
+    <w:p>
+      <w:pPr>
+        <w:pStyle w:val="ListParagraph"/>
+        <w:numPr>
+          <w:ilvl w:val="0"/>
+          <w:numId w:val="2"/>
+        </w:numPr>
+        <w:spacing w:after="60" w:line="276"/>
+      </w:pPr>
+      <w:r>
+        <w:rPr>
+          <w:rFonts w:ascii="Calibri" w:cs="Calibri" w:eastAsia="Calibri" w:hAnsi="Calibri"/>
+          <w:b/>
+          <w:bCs/>
+          <w:sz w:val="22"/>
+          <w:szCs w:val="22"/>
+        </w:rPr>
+        <w:t xml:space="preserve">DIFFUSIONE EDITORIALE AGRIGENTINA S.r.l.</w:t>
+      </w:r>
+      <w:r>
+        <w:rPr>
+          <w:rFonts w:ascii="Calibri" w:cs="Calibri" w:eastAsia="Calibri" w:hAnsi="Calibri"/>
+          <w:sz w:val="22"/>
+          <w:szCs w:val="22"/>
+        </w:rPr>
+        <w:t xml:space="preserve"> – commercio all’ingrosso di libri e riviste (ATECO 46.49.20);</w:t>
       </w:r>
     </w:p>
     <w:p>
@@ -2716,63 +3568,399 @@
           <w:sz w:val="22"/>
           <w:szCs w:val="22"/>
         </w:rPr>
-        <w:t xml:space="preserve"> (Raffadali) – commercio di materiali da costruzione; 2-5 milioni;</w:t>
-      </w:r>
-    </w:p>
-    <w:p>
-      <w:pPr>
-        <w:pStyle w:val="ListParagraph"/>
-        <w:numPr>
-          <w:ilvl w:val="0"/>
-          <w:numId w:val="2"/>
-        </w:numPr>
-        <w:spacing w:after="60" w:line="276"/>
-      </w:pPr>
-      <w:r>
-        <w:rPr>
-          <w:rFonts w:ascii="Calibri" w:cs="Calibri" w:eastAsia="Calibri" w:hAnsi="Calibri"/>
-          <w:b/>
-          <w:bCs/>
-          <w:sz w:val="22"/>
-          <w:szCs w:val="22"/>
-        </w:rPr>
-        <w:t xml:space="preserve">CATUARA DAMIANO SALVATORE</w:t>
-      </w:r>
-      <w:r>
-        <w:rPr>
-          <w:rFonts w:ascii="Calibri" w:cs="Calibri" w:eastAsia="Calibri" w:hAnsi="Calibri"/>
-          <w:sz w:val="22"/>
-          <w:szCs w:val="22"/>
-        </w:rPr>
-        <w:t xml:space="preserve"> (Santa Elisabetta) – costruzione di edifici (ATECO 41.20.00);</w:t>
-      </w:r>
-    </w:p>
-    <w:p>
-      <w:pPr>
-        <w:pStyle w:val="ListParagraph"/>
-        <w:numPr>
-          <w:ilvl w:val="0"/>
-          <w:numId w:val="2"/>
-        </w:numPr>
-        <w:spacing w:after="60" w:line="276"/>
-      </w:pPr>
-      <w:r>
-        <w:rPr>
-          <w:rFonts w:ascii="Calibri" w:cs="Calibri" w:eastAsia="Calibri" w:hAnsi="Calibri"/>
-          <w:b/>
-          <w:bCs/>
-          <w:sz w:val="22"/>
-          <w:szCs w:val="22"/>
-        </w:rPr>
-        <w:t xml:space="preserve">T.I.M.E.T.I.C. S.r.l.</w:t>
-      </w:r>
-      <w:r>
-        <w:rPr>
-          <w:rFonts w:ascii="Calibri" w:cs="Calibri" w:eastAsia="Calibri" w:hAnsi="Calibri"/>
-          <w:sz w:val="22"/>
-          <w:szCs w:val="22"/>
-        </w:rPr>
-        <w:t xml:space="preserve"> (Joppolo Giancaxio) – costruzione di edifici (ATECO 41.00.00).</w:t>
+        <w:t xml:space="preserve"> – commercio di materiali da costruzione; 2-5 milioni;</w:t>
+      </w:r>
+    </w:p>
+    <w:p>
+      <w:pPr>
+        <w:pStyle w:val="ListParagraph"/>
+        <w:numPr>
+          <w:ilvl w:val="0"/>
+          <w:numId w:val="2"/>
+        </w:numPr>
+        <w:spacing w:after="60" w:line="276"/>
+      </w:pPr>
+      <w:r>
+        <w:rPr>
+          <w:rFonts w:ascii="Calibri" w:cs="Calibri" w:eastAsia="Calibri" w:hAnsi="Calibri"/>
+          <w:b/>
+          <w:bCs/>
+          <w:sz w:val="22"/>
+          <w:szCs w:val="22"/>
+        </w:rPr>
+        <w:t xml:space="preserve">BRUNO &amp; FRETTO S.r.l.</w:t>
+      </w:r>
+      <w:r>
+        <w:rPr>
+          <w:rFonts w:ascii="Calibri" w:cs="Calibri" w:eastAsia="Calibri" w:hAnsi="Calibri"/>
+          <w:sz w:val="22"/>
+          <w:szCs w:val="22"/>
+        </w:rPr>
+        <w:t xml:space="preserve"> – costruzione di edifici (ATECO 41.00.00); 1-2 milioni;</w:t>
+      </w:r>
+    </w:p>
+    <w:p>
+      <w:pPr>
+        <w:pStyle w:val="ListParagraph"/>
+        <w:numPr>
+          <w:ilvl w:val="0"/>
+          <w:numId w:val="2"/>
+        </w:numPr>
+        <w:spacing w:after="60" w:line="276"/>
+      </w:pPr>
+      <w:r>
+        <w:rPr>
+          <w:rFonts w:ascii="Calibri" w:cs="Calibri" w:eastAsia="Calibri" w:hAnsi="Calibri"/>
+          <w:b/>
+          <w:bCs/>
+          <w:sz w:val="22"/>
+          <w:szCs w:val="22"/>
+        </w:rPr>
+        <w:t xml:space="preserve">DF INFISSI S.r.l.</w:t>
+      </w:r>
+      <w:r>
+        <w:rPr>
+          <w:rFonts w:ascii="Calibri" w:cs="Calibri" w:eastAsia="Calibri" w:hAnsi="Calibri"/>
+          <w:sz w:val="22"/>
+          <w:szCs w:val="22"/>
+        </w:rPr>
+        <w:t xml:space="preserve"> – fabbricazione di serramenti metallici (ATECO 25.12.10); 1-2 milioni;</w:t>
+      </w:r>
+    </w:p>
+    <w:p>
+      <w:pPr>
+        <w:pStyle w:val="ListParagraph"/>
+        <w:numPr>
+          <w:ilvl w:val="0"/>
+          <w:numId w:val="2"/>
+        </w:numPr>
+        <w:spacing w:after="60" w:line="276"/>
+      </w:pPr>
+      <w:r>
+        <w:rPr>
+          <w:rFonts w:ascii="Calibri" w:cs="Calibri" w:eastAsia="Calibri" w:hAnsi="Calibri"/>
+          <w:b/>
+          <w:bCs/>
+          <w:sz w:val="22"/>
+          <w:szCs w:val="22"/>
+        </w:rPr>
+        <w:t xml:space="preserve">MED CART GALVANO S.r.l.</w:t>
+      </w:r>
+      <w:r>
+        <w:rPr>
+          <w:rFonts w:ascii="Calibri" w:cs="Calibri" w:eastAsia="Calibri" w:hAnsi="Calibri"/>
+          <w:sz w:val="22"/>
+          <w:szCs w:val="22"/>
+        </w:rPr>
+        <w:t xml:space="preserve"> – fabbricazione di carta e imballaggi (ATECO 17.21.00); 2-5 milioni;</w:t>
+      </w:r>
+    </w:p>
+    <w:p>
+      <w:pPr>
+        <w:pStyle w:val="ListParagraph"/>
+        <w:numPr>
+          <w:ilvl w:val="0"/>
+          <w:numId w:val="2"/>
+        </w:numPr>
+        <w:spacing w:after="60" w:line="276"/>
+      </w:pPr>
+      <w:r>
+        <w:rPr>
+          <w:rFonts w:ascii="Calibri" w:cs="Calibri" w:eastAsia="Calibri" w:hAnsi="Calibri"/>
+          <w:b/>
+          <w:bCs/>
+          <w:sz w:val="22"/>
+          <w:szCs w:val="22"/>
+        </w:rPr>
+        <w:t xml:space="preserve">TEKA S.r.l.</w:t>
+      </w:r>
+      <w:r>
+        <w:rPr>
+          <w:rFonts w:ascii="Calibri" w:cs="Calibri" w:eastAsia="Calibri" w:hAnsi="Calibri"/>
+          <w:sz w:val="22"/>
+          <w:szCs w:val="22"/>
+        </w:rPr>
+        <w:t xml:space="preserve"> – attività manifatturiera e di recupero (ATECO 32.50.11);</w:t>
+      </w:r>
+    </w:p>
+    <w:p>
+      <w:pPr>
+        <w:pStyle w:val="ListParagraph"/>
+        <w:numPr>
+          <w:ilvl w:val="0"/>
+          <w:numId w:val="2"/>
+        </w:numPr>
+        <w:spacing w:after="60" w:line="276"/>
+      </w:pPr>
+      <w:r>
+        <w:rPr>
+          <w:rFonts w:ascii="Calibri" w:cs="Calibri" w:eastAsia="Calibri" w:hAnsi="Calibri"/>
+          <w:b/>
+          <w:bCs/>
+          <w:sz w:val="22"/>
+          <w:szCs w:val="22"/>
+        </w:rPr>
+        <w:t xml:space="preserve">SANITARIA DELFINO Società Cooperativa Sociale</w:t>
+      </w:r>
+      <w:r>
+        <w:rPr>
+          <w:rFonts w:ascii="Calibri" w:cs="Calibri" w:eastAsia="Calibri" w:hAnsi="Calibri"/>
+          <w:sz w:val="22"/>
+          <w:szCs w:val="22"/>
+        </w:rPr>
+        <w:t xml:space="preserve"> – assistenza sociale non residenziale (ATECO 88.10.00); 5-10 milioni;</w:t>
+      </w:r>
+    </w:p>
+    <w:p>
+      <w:pPr>
+        <w:pStyle w:val="ListParagraph"/>
+        <w:numPr>
+          <w:ilvl w:val="0"/>
+          <w:numId w:val="2"/>
+        </w:numPr>
+        <w:spacing w:after="60" w:line="276"/>
+      </w:pPr>
+      <w:r>
+        <w:rPr>
+          <w:rFonts w:ascii="Calibri" w:cs="Calibri" w:eastAsia="Calibri" w:hAnsi="Calibri"/>
+          <w:b/>
+          <w:bCs/>
+          <w:sz w:val="22"/>
+          <w:szCs w:val="22"/>
+        </w:rPr>
+        <w:t xml:space="preserve">Società Cooperativa Sociale IL SORRISO</w:t>
+      </w:r>
+      <w:r>
+        <w:rPr>
+          <w:rFonts w:ascii="Calibri" w:cs="Calibri" w:eastAsia="Calibri" w:hAnsi="Calibri"/>
+          <w:sz w:val="22"/>
+          <w:szCs w:val="22"/>
+        </w:rPr>
+        <w:t xml:space="preserve"> – servizi di supporto alle attività amministrative (ATECO 82.10.00);</w:t>
+      </w:r>
+    </w:p>
+    <w:p>
+      <w:pPr>
+        <w:pStyle w:val="ListParagraph"/>
+        <w:numPr>
+          <w:ilvl w:val="0"/>
+          <w:numId w:val="2"/>
+        </w:numPr>
+        <w:spacing w:after="60" w:line="276"/>
+      </w:pPr>
+      <w:r>
+        <w:rPr>
+          <w:rFonts w:ascii="Calibri" w:cs="Calibri" w:eastAsia="Calibri" w:hAnsi="Calibri"/>
+          <w:b/>
+          <w:bCs/>
+          <w:sz w:val="22"/>
+          <w:szCs w:val="22"/>
+        </w:rPr>
+        <w:t xml:space="preserve">Marlò Beef Bar</w:t>
+      </w:r>
+      <w:r>
+        <w:rPr>
+          <w:rFonts w:ascii="Calibri" w:cs="Calibri" w:eastAsia="Calibri" w:hAnsi="Calibri"/>
+          <w:sz w:val="22"/>
+          <w:szCs w:val="22"/>
+        </w:rPr>
+        <w:t xml:space="preserve"> – ristorazione, via Cordova 34;</w:t>
+      </w:r>
+    </w:p>
+    <w:p>
+      <w:pPr>
+        <w:pStyle w:val="ListParagraph"/>
+        <w:numPr>
+          <w:ilvl w:val="0"/>
+          <w:numId w:val="2"/>
+        </w:numPr>
+        <w:spacing w:after="60" w:line="276"/>
+      </w:pPr>
+      <w:r>
+        <w:rPr>
+          <w:rFonts w:ascii="Calibri" w:cs="Calibri" w:eastAsia="Calibri" w:hAnsi="Calibri"/>
+          <w:b/>
+          <w:bCs/>
+          <w:sz w:val="22"/>
+          <w:szCs w:val="22"/>
+        </w:rPr>
+        <w:t xml:space="preserve">Ristorante Dang Giapponese e Cinese</w:t>
+      </w:r>
+      <w:r>
+        <w:rPr>
+          <w:rFonts w:ascii="Calibri" w:cs="Calibri" w:eastAsia="Calibri" w:hAnsi="Calibri"/>
+          <w:sz w:val="22"/>
+          <w:szCs w:val="22"/>
+        </w:rPr>
+        <w:t xml:space="preserve"> – ristorazione, via F22 n. 28;</w:t>
+      </w:r>
+    </w:p>
+    <w:p>
+      <w:pPr>
+        <w:pStyle w:val="ListParagraph"/>
+        <w:numPr>
+          <w:ilvl w:val="0"/>
+          <w:numId w:val="2"/>
+        </w:numPr>
+        <w:spacing w:after="60" w:line="276"/>
+      </w:pPr>
+      <w:r>
+        <w:rPr>
+          <w:rFonts w:ascii="Calibri" w:cs="Calibri" w:eastAsia="Calibri" w:hAnsi="Calibri"/>
+          <w:b/>
+          <w:bCs/>
+          <w:sz w:val="22"/>
+          <w:szCs w:val="22"/>
+        </w:rPr>
+        <w:t xml:space="preserve">That’s Amore Pizzeria</w:t>
+      </w:r>
+      <w:r>
+        <w:rPr>
+          <w:rFonts w:ascii="Calibri" w:cs="Calibri" w:eastAsia="Calibri" w:hAnsi="Calibri"/>
+          <w:sz w:val="22"/>
+          <w:szCs w:val="22"/>
+        </w:rPr>
+        <w:t xml:space="preserve"> – pizzeria, via F 16 n. 12;</w:t>
+      </w:r>
+    </w:p>
+    <w:p>
+      <w:pPr>
+        <w:pStyle w:val="ListParagraph"/>
+        <w:numPr>
+          <w:ilvl w:val="0"/>
+          <w:numId w:val="2"/>
+        </w:numPr>
+        <w:spacing w:after="60" w:line="276"/>
+      </w:pPr>
+      <w:r>
+        <w:rPr>
+          <w:rFonts w:ascii="Calibri" w:cs="Calibri" w:eastAsia="Calibri" w:hAnsi="Calibri"/>
+          <w:b/>
+          <w:bCs/>
+          <w:sz w:val="22"/>
+          <w:szCs w:val="22"/>
+        </w:rPr>
+        <w:t xml:space="preserve">Pizzeria Mistick Pizza2</w:t>
+      </w:r>
+      <w:r>
+        <w:rPr>
+          <w:rFonts w:ascii="Calibri" w:cs="Calibri" w:eastAsia="Calibri" w:hAnsi="Calibri"/>
+          <w:sz w:val="22"/>
+          <w:szCs w:val="22"/>
+        </w:rPr>
+        <w:t xml:space="preserve"> – pizzeria, piazza Progresso 38;</w:t>
+      </w:r>
+    </w:p>
+    <w:p>
+      <w:pPr>
+        <w:pStyle w:val="ListParagraph"/>
+        <w:numPr>
+          <w:ilvl w:val="0"/>
+          <w:numId w:val="2"/>
+        </w:numPr>
+        <w:spacing w:after="60" w:line="276"/>
+      </w:pPr>
+      <w:r>
+        <w:rPr>
+          <w:rFonts w:ascii="Calibri" w:cs="Calibri" w:eastAsia="Calibri" w:hAnsi="Calibri"/>
+          <w:b/>
+          <w:bCs/>
+          <w:sz w:val="22"/>
+          <w:szCs w:val="22"/>
+        </w:rPr>
+        <w:t xml:space="preserve">Metabirrificio Il Mangione</w:t>
+      </w:r>
+      <w:r>
+        <w:rPr>
+          <w:rFonts w:ascii="Calibri" w:cs="Calibri" w:eastAsia="Calibri" w:hAnsi="Calibri"/>
+          <w:sz w:val="22"/>
+          <w:szCs w:val="22"/>
+        </w:rPr>
+        <w:t xml:space="preserve"> – birrificio e ristorazione, contrada Modaccamo 800;</w:t>
+      </w:r>
+    </w:p>
+    <w:p>
+      <w:pPr>
+        <w:pStyle w:val="ListParagraph"/>
+        <w:numPr>
+          <w:ilvl w:val="0"/>
+          <w:numId w:val="2"/>
+        </w:numPr>
+        <w:spacing w:after="60" w:line="276"/>
+      </w:pPr>
+      <w:r>
+        <w:rPr>
+          <w:rFonts w:ascii="Calibri" w:cs="Calibri" w:eastAsia="Calibri" w:hAnsi="Calibri"/>
+          <w:b/>
+          <w:bCs/>
+          <w:sz w:val="22"/>
+          <w:szCs w:val="22"/>
+        </w:rPr>
+        <w:t xml:space="preserve">Movida Cocktails Club</w:t>
+      </w:r>
+      <w:r>
+        <w:rPr>
+          <w:rFonts w:ascii="Calibri" w:cs="Calibri" w:eastAsia="Calibri" w:hAnsi="Calibri"/>
+          <w:sz w:val="22"/>
+          <w:szCs w:val="22"/>
+        </w:rPr>
+        <w:t xml:space="preserve"> – bar e intrattenimento, piazza Progresso;</w:t>
+      </w:r>
+    </w:p>
+    <w:p>
+      <w:pPr>
+        <w:pStyle w:val="ListParagraph"/>
+        <w:numPr>
+          <w:ilvl w:val="0"/>
+          <w:numId w:val="2"/>
+        </w:numPr>
+        <w:spacing w:after="60" w:line="276"/>
+      </w:pPr>
+      <w:r>
+        <w:rPr>
+          <w:rFonts w:ascii="Calibri" w:cs="Calibri" w:eastAsia="Calibri" w:hAnsi="Calibri"/>
+          <w:b/>
+          <w:bCs/>
+          <w:sz w:val="22"/>
+          <w:szCs w:val="22"/>
+        </w:rPr>
+        <w:t xml:space="preserve">Colletto Giuseppe</w:t>
+      </w:r>
+      <w:r>
+        <w:rPr>
+          <w:rFonts w:ascii="Calibri" w:cs="Calibri" w:eastAsia="Calibri" w:hAnsi="Calibri"/>
+          <w:sz w:val="22"/>
+          <w:szCs w:val="22"/>
+        </w:rPr>
+        <w:t xml:space="preserve"> – ristorazione, via F 1 n. 2;</w:t>
+      </w:r>
+    </w:p>
+    <w:p>
+      <w:pPr>
+        <w:pStyle w:val="ListParagraph"/>
+        <w:numPr>
+          <w:ilvl w:val="0"/>
+          <w:numId w:val="2"/>
+        </w:numPr>
+        <w:spacing w:after="60" w:line="276"/>
+      </w:pPr>
+      <w:r>
+        <w:rPr>
+          <w:rFonts w:ascii="Calibri" w:cs="Calibri" w:eastAsia="Calibri" w:hAnsi="Calibri"/>
+          <w:b/>
+          <w:bCs/>
+          <w:sz w:val="22"/>
+          <w:szCs w:val="22"/>
+        </w:rPr>
+        <w:t xml:space="preserve">MONDOFREE</w:t>
+      </w:r>
+      <w:r>
+        <w:rPr>
+          <w:rFonts w:ascii="Calibri" w:cs="Calibri" w:eastAsia="Calibri" w:hAnsi="Calibri"/>
+          <w:sz w:val="22"/>
+          <w:szCs w:val="22"/>
+        </w:rPr>
+        <w:t xml:space="preserve"> – strutture ricettive per brevi soggiorni (ATECO 55.20.40).</w:t>
       </w:r>
     </w:p>
     <w:p>
@@ -2790,203 +3978,747 @@
           <w:sz w:val="22"/>
           <w:szCs w:val="22"/>
         </w:rPr>
-        <w:t xml:space="preserve">Commercio, distribuzione e logistica:</w:t>
-      </w:r>
-    </w:p>
-    <w:p>
-      <w:pPr>
-        <w:pStyle w:val="ListParagraph"/>
-        <w:numPr>
-          <w:ilvl w:val="0"/>
-          <w:numId w:val="2"/>
-        </w:numPr>
-        <w:spacing w:after="60" w:line="276"/>
-      </w:pPr>
-      <w:r>
-        <w:rPr>
-          <w:rFonts w:ascii="Calibri" w:cs="Calibri" w:eastAsia="Calibri" w:hAnsi="Calibri"/>
-          <w:b/>
-          <w:bCs/>
-          <w:sz w:val="22"/>
-          <w:szCs w:val="22"/>
-        </w:rPr>
-        <w:t xml:space="preserve">MATTANA S.r.l.</w:t>
-      </w:r>
-      <w:r>
-        <w:rPr>
-          <w:rFonts w:ascii="Calibri" w:cs="Calibri" w:eastAsia="Calibri" w:hAnsi="Calibri"/>
-          <w:sz w:val="22"/>
-          <w:szCs w:val="22"/>
-        </w:rPr>
-        <w:t xml:space="preserve"> (Raffadali) – commercio all’ingrosso (ATECO 46.30.00); 10-25 milioni;</w:t>
-      </w:r>
-    </w:p>
-    <w:p>
-      <w:pPr>
-        <w:pStyle w:val="ListParagraph"/>
-        <w:numPr>
-          <w:ilvl w:val="0"/>
-          <w:numId w:val="2"/>
-        </w:numPr>
-        <w:spacing w:after="60" w:line="276"/>
-      </w:pPr>
-      <w:r>
-        <w:rPr>
-          <w:rFonts w:ascii="Calibri" w:cs="Calibri" w:eastAsia="Calibri" w:hAnsi="Calibri"/>
-          <w:b/>
-          <w:bCs/>
-          <w:sz w:val="22"/>
-          <w:szCs w:val="22"/>
-        </w:rPr>
-        <w:t xml:space="preserve">ERANA AUT.CARB. S.r.l.</w:t>
-      </w:r>
-      <w:r>
-        <w:rPr>
-          <w:rFonts w:ascii="Calibri" w:cs="Calibri" w:eastAsia="Calibri" w:hAnsi="Calibri"/>
-          <w:sz w:val="22"/>
-          <w:szCs w:val="22"/>
-        </w:rPr>
-        <w:t xml:space="preserve"> (Raffadali) – trasporto di merci su strada (ATECO 49.41.00); 10-25 milioni;</w:t>
-      </w:r>
-    </w:p>
-    <w:p>
-      <w:pPr>
-        <w:pStyle w:val="ListParagraph"/>
-        <w:numPr>
-          <w:ilvl w:val="0"/>
-          <w:numId w:val="2"/>
-        </w:numPr>
-        <w:spacing w:after="60" w:line="276"/>
-      </w:pPr>
-      <w:r>
-        <w:rPr>
-          <w:rFonts w:ascii="Calibri" w:cs="Calibri" w:eastAsia="Calibri" w:hAnsi="Calibri"/>
-          <w:b/>
-          <w:bCs/>
-          <w:sz w:val="22"/>
-          <w:szCs w:val="22"/>
-        </w:rPr>
-        <w:t xml:space="preserve">F.LLI FRAGAPANE S.r.l.</w:t>
-      </w:r>
-      <w:r>
-        <w:rPr>
-          <w:rFonts w:ascii="Calibri" w:cs="Calibri" w:eastAsia="Calibri" w:hAnsi="Calibri"/>
-          <w:sz w:val="22"/>
-          <w:szCs w:val="22"/>
-        </w:rPr>
-        <w:t xml:space="preserve"> (Santa Elisabetta) – commercio all’ingrosso di bevande (ATECO 46.34.10); 2-5 milioni;</w:t>
-      </w:r>
-    </w:p>
-    <w:p>
-      <w:pPr>
-        <w:pStyle w:val="ListParagraph"/>
-        <w:numPr>
-          <w:ilvl w:val="0"/>
-          <w:numId w:val="2"/>
-        </w:numPr>
-        <w:spacing w:after="60" w:line="276"/>
-      </w:pPr>
-      <w:r>
-        <w:rPr>
-          <w:rFonts w:ascii="Calibri" w:cs="Calibri" w:eastAsia="Calibri" w:hAnsi="Calibri"/>
-          <w:b/>
-          <w:bCs/>
-          <w:sz w:val="22"/>
-          <w:szCs w:val="22"/>
-        </w:rPr>
-        <w:t xml:space="preserve">TABONE TRASPORTI S.r.l.</w:t>
-      </w:r>
-      <w:r>
-        <w:rPr>
-          <w:rFonts w:ascii="Calibri" w:cs="Calibri" w:eastAsia="Calibri" w:hAnsi="Calibri"/>
-          <w:sz w:val="22"/>
-          <w:szCs w:val="22"/>
-        </w:rPr>
-        <w:t xml:space="preserve"> (Santa Elisabetta) – trasporto di merci su strada (ATECO 49.41.00); 1-2 milioni;</w:t>
-      </w:r>
-    </w:p>
-    <w:p>
-      <w:pPr>
-        <w:pStyle w:val="ListParagraph"/>
-        <w:numPr>
-          <w:ilvl w:val="0"/>
-          <w:numId w:val="2"/>
-        </w:numPr>
-        <w:spacing w:after="60" w:line="276"/>
-      </w:pPr>
-      <w:r>
-        <w:rPr>
-          <w:rFonts w:ascii="Calibri" w:cs="Calibri" w:eastAsia="Calibri" w:hAnsi="Calibri"/>
-          <w:b/>
-          <w:bCs/>
-          <w:sz w:val="22"/>
-          <w:szCs w:val="22"/>
-        </w:rPr>
-        <w:t xml:space="preserve">FP MARKET S.r.l.</w:t>
-      </w:r>
-      <w:r>
-        <w:rPr>
-          <w:rFonts w:ascii="Calibri" w:cs="Calibri" w:eastAsia="Calibri" w:hAnsi="Calibri"/>
-          <w:sz w:val="22"/>
-          <w:szCs w:val="22"/>
-        </w:rPr>
-        <w:t xml:space="preserve"> (Santa Elisabetta) – commercio al dettaglio alimentare (ATECO 47.11.40);</w:t>
-      </w:r>
-    </w:p>
-    <w:p>
-      <w:pPr>
-        <w:pStyle w:val="ListParagraph"/>
-        <w:numPr>
-          <w:ilvl w:val="0"/>
-          <w:numId w:val="2"/>
-        </w:numPr>
-        <w:spacing w:after="60" w:line="276"/>
-      </w:pPr>
-      <w:r>
-        <w:rPr>
-          <w:rFonts w:ascii="Calibri" w:cs="Calibri" w:eastAsia="Calibri" w:hAnsi="Calibri"/>
-          <w:b/>
-          <w:bCs/>
-          <w:sz w:val="22"/>
-          <w:szCs w:val="22"/>
-        </w:rPr>
-        <w:t xml:space="preserve">AUTOSERVIZI di Fragapane Pietro &amp; C. S.n.c.</w:t>
-      </w:r>
-      <w:r>
-        <w:rPr>
-          <w:rFonts w:ascii="Calibri" w:cs="Calibri" w:eastAsia="Calibri" w:hAnsi="Calibri"/>
-          <w:sz w:val="22"/>
-          <w:szCs w:val="22"/>
-        </w:rPr>
-        <w:t xml:space="preserve"> (Santa Elisabetta) – trasporto terrestre di passeggeri (ATECO 49.39.09);</w:t>
-      </w:r>
-    </w:p>
-    <w:p>
-      <w:pPr>
-        <w:pStyle w:val="ListParagraph"/>
-        <w:numPr>
-          <w:ilvl w:val="0"/>
-          <w:numId w:val="2"/>
-        </w:numPr>
-        <w:spacing w:after="60" w:line="276"/>
-      </w:pPr>
-      <w:r>
-        <w:rPr>
-          <w:rFonts w:ascii="Calibri" w:cs="Calibri" w:eastAsia="Calibri" w:hAnsi="Calibri"/>
-          <w:b/>
-          <w:bCs/>
-          <w:sz w:val="22"/>
-          <w:szCs w:val="22"/>
-        </w:rPr>
-        <w:t xml:space="preserve">F.LLI CAMILLERI &amp; ARGENTO S.r.l.</w:t>
-      </w:r>
-      <w:r>
-        <w:rPr>
-          <w:rFonts w:ascii="Calibri" w:cs="Calibri" w:eastAsia="Calibri" w:hAnsi="Calibri"/>
-          <w:sz w:val="22"/>
-          <w:szCs w:val="22"/>
-        </w:rPr>
-        <w:t xml:space="preserve"> (Raffadali) – trasporto di passeggeri (ATECO 49.31.00).</w:t>
+        <w:t xml:space="preserve">Aragona</w:t>
+      </w:r>
+      <w:r>
+        <w:rPr>
+          <w:rFonts w:ascii="Calibri" w:cs="Calibri" w:eastAsia="Calibri" w:hAnsi="Calibri"/>
+          <w:b w:val="false"/>
+          <w:bCs w:val="false"/>
+          <w:i w:val="false"/>
+          <w:iCs w:val="false"/>
+          <w:sz w:val="22"/>
+          <w:szCs w:val="22"/>
+        </w:rPr>
+        <w:t xml:space="preserve"> (8.669 abitanti · 128 imprese registrate) — 26 attività censite:</w:t>
+      </w:r>
+    </w:p>
+    <w:p>
+      <w:pPr>
+        <w:pStyle w:val="ListParagraph"/>
+        <w:numPr>
+          <w:ilvl w:val="0"/>
+          <w:numId w:val="2"/>
+        </w:numPr>
+        <w:spacing w:after="60" w:line="276"/>
+      </w:pPr>
+      <w:r>
+        <w:rPr>
+          <w:rFonts w:ascii="Calibri" w:cs="Calibri" w:eastAsia="Calibri" w:hAnsi="Calibri"/>
+          <w:b/>
+          <w:bCs/>
+          <w:sz w:val="22"/>
+          <w:szCs w:val="22"/>
+        </w:rPr>
+        <w:t xml:space="preserve">SICILY FOOD S.r.l.</w:t>
+      </w:r>
+      <w:r>
+        <w:rPr>
+          <w:rFonts w:ascii="Calibri" w:cs="Calibri" w:eastAsia="Calibri" w:hAnsi="Calibri"/>
+          <w:sz w:val="22"/>
+          <w:szCs w:val="22"/>
+        </w:rPr>
+        <w:t xml:space="preserve"> – lavorazione e conservazione di prodotti ittici (ATECO 10.20.00); 25-50 milioni, la maggiore impresa manifatturiera del perimetro;</w:t>
+      </w:r>
+    </w:p>
+    <w:p>
+      <w:pPr>
+        <w:pStyle w:val="ListParagraph"/>
+        <w:numPr>
+          <w:ilvl w:val="0"/>
+          <w:numId w:val="2"/>
+        </w:numPr>
+        <w:spacing w:after="60" w:line="276"/>
+      </w:pPr>
+      <w:r>
+        <w:rPr>
+          <w:rFonts w:ascii="Calibri" w:cs="Calibri" w:eastAsia="Calibri" w:hAnsi="Calibri"/>
+          <w:b/>
+          <w:bCs/>
+          <w:sz w:val="22"/>
+          <w:szCs w:val="22"/>
+        </w:rPr>
+        <w:t xml:space="preserve">MANCUSO VINCENZO &amp; C. S.r.l.</w:t>
+      </w:r>
+      <w:r>
+        <w:rPr>
+          <w:rFonts w:ascii="Calibri" w:cs="Calibri" w:eastAsia="Calibri" w:hAnsi="Calibri"/>
+          <w:sz w:val="22"/>
+          <w:szCs w:val="22"/>
+        </w:rPr>
+        <w:t xml:space="preserve"> – produzione di gelati (ATECO 10.52.00); 10-25 milioni;</w:t>
+      </w:r>
+    </w:p>
+    <w:p>
+      <w:pPr>
+        <w:pStyle w:val="ListParagraph"/>
+        <w:numPr>
+          <w:ilvl w:val="0"/>
+          <w:numId w:val="2"/>
+        </w:numPr>
+        <w:spacing w:after="60" w:line="276"/>
+      </w:pPr>
+      <w:r>
+        <w:rPr>
+          <w:rFonts w:ascii="Calibri" w:cs="Calibri" w:eastAsia="Calibri" w:hAnsi="Calibri"/>
+          <w:b/>
+          <w:bCs/>
+          <w:sz w:val="22"/>
+          <w:szCs w:val="22"/>
+        </w:rPr>
+        <w:t xml:space="preserve">MANGIMIFICIO S. ANTONIO S.r.l.</w:t>
+      </w:r>
+      <w:r>
+        <w:rPr>
+          <w:rFonts w:ascii="Calibri" w:cs="Calibri" w:eastAsia="Calibri" w:hAnsi="Calibri"/>
+          <w:sz w:val="22"/>
+          <w:szCs w:val="22"/>
+        </w:rPr>
+        <w:t xml:space="preserve"> – produzione di prodotti per l’alimentazione degli animali (ATECO 10.90.00); 5-10 milioni;</w:t>
+      </w:r>
+    </w:p>
+    <w:p>
+      <w:pPr>
+        <w:pStyle w:val="ListParagraph"/>
+        <w:numPr>
+          <w:ilvl w:val="0"/>
+          <w:numId w:val="2"/>
+        </w:numPr>
+        <w:spacing w:after="60" w:line="276"/>
+      </w:pPr>
+      <w:r>
+        <w:rPr>
+          <w:rFonts w:ascii="Calibri" w:cs="Calibri" w:eastAsia="Calibri" w:hAnsi="Calibri"/>
+          <w:b/>
+          <w:bCs/>
+          <w:sz w:val="22"/>
+          <w:szCs w:val="22"/>
+        </w:rPr>
+        <w:t xml:space="preserve">PRIMAGEL S.r.l.</w:t>
+      </w:r>
+      <w:r>
+        <w:rPr>
+          <w:rFonts w:ascii="Calibri" w:cs="Calibri" w:eastAsia="Calibri" w:hAnsi="Calibri"/>
+          <w:sz w:val="22"/>
+          <w:szCs w:val="22"/>
+        </w:rPr>
+        <w:t xml:space="preserve"> – commercio all’ingrosso di prodotti alimentari (ATECO 46.39.00); 5-10 milioni;</w:t>
+      </w:r>
+    </w:p>
+    <w:p>
+      <w:pPr>
+        <w:pStyle w:val="ListParagraph"/>
+        <w:numPr>
+          <w:ilvl w:val="0"/>
+          <w:numId w:val="2"/>
+        </w:numPr>
+        <w:spacing w:after="60" w:line="276"/>
+      </w:pPr>
+      <w:r>
+        <w:rPr>
+          <w:rFonts w:ascii="Calibri" w:cs="Calibri" w:eastAsia="Calibri" w:hAnsi="Calibri"/>
+          <w:b/>
+          <w:bCs/>
+          <w:sz w:val="22"/>
+          <w:szCs w:val="22"/>
+        </w:rPr>
+        <w:t xml:space="preserve">ARGO.GEL S.r.l.</w:t>
+      </w:r>
+      <w:r>
+        <w:rPr>
+          <w:rFonts w:ascii="Calibri" w:cs="Calibri" w:eastAsia="Calibri" w:hAnsi="Calibri"/>
+          <w:sz w:val="22"/>
+          <w:szCs w:val="22"/>
+        </w:rPr>
+        <w:t xml:space="preserve"> – commercio all’ingrosso di prodotti alimentari (ATECO 46.39.00);</w:t>
+      </w:r>
+    </w:p>
+    <w:p>
+      <w:pPr>
+        <w:pStyle w:val="ListParagraph"/>
+        <w:numPr>
+          <w:ilvl w:val="0"/>
+          <w:numId w:val="2"/>
+        </w:numPr>
+        <w:spacing w:after="60" w:line="276"/>
+      </w:pPr>
+      <w:r>
+        <w:rPr>
+          <w:rFonts w:ascii="Calibri" w:cs="Calibri" w:eastAsia="Calibri" w:hAnsi="Calibri"/>
+          <w:b/>
+          <w:bCs/>
+          <w:sz w:val="22"/>
+          <w:szCs w:val="22"/>
+        </w:rPr>
+        <w:t xml:space="preserve">Pasticceria Bar Europa di Angelo Miccichè</w:t>
+      </w:r>
+      <w:r>
+        <w:rPr>
+          <w:rFonts w:ascii="Calibri" w:cs="Calibri" w:eastAsia="Calibri" w:hAnsi="Calibri"/>
+          <w:sz w:val="22"/>
+          <w:szCs w:val="22"/>
+        </w:rPr>
+        <w:t xml:space="preserve"> – pasticceria e bar, via Roma 187;</w:t>
+      </w:r>
+    </w:p>
+    <w:p>
+      <w:pPr>
+        <w:pStyle w:val="ListParagraph"/>
+        <w:numPr>
+          <w:ilvl w:val="0"/>
+          <w:numId w:val="2"/>
+        </w:numPr>
+        <w:spacing w:after="60" w:line="276"/>
+      </w:pPr>
+      <w:r>
+        <w:rPr>
+          <w:rFonts w:ascii="Calibri" w:cs="Calibri" w:eastAsia="Calibri" w:hAnsi="Calibri"/>
+          <w:b/>
+          <w:bCs/>
+          <w:sz w:val="22"/>
+          <w:szCs w:val="22"/>
+        </w:rPr>
+        <w:t xml:space="preserve">Terra Dunci</w:t>
+      </w:r>
+      <w:r>
+        <w:rPr>
+          <w:rFonts w:ascii="Calibri" w:cs="Calibri" w:eastAsia="Calibri" w:hAnsi="Calibri"/>
+          <w:sz w:val="22"/>
+          <w:szCs w:val="22"/>
+        </w:rPr>
+        <w:t xml:space="preserve"> – panificazione artigianale, gastronomia e dolci;</w:t>
+      </w:r>
+    </w:p>
+    <w:p>
+      <w:pPr>
+        <w:pStyle w:val="ListParagraph"/>
+        <w:numPr>
+          <w:ilvl w:val="0"/>
+          <w:numId w:val="2"/>
+        </w:numPr>
+        <w:spacing w:after="60" w:line="276"/>
+      </w:pPr>
+      <w:r>
+        <w:rPr>
+          <w:rFonts w:ascii="Calibri" w:cs="Calibri" w:eastAsia="Calibri" w:hAnsi="Calibri"/>
+          <w:b/>
+          <w:bCs/>
+          <w:sz w:val="22"/>
+          <w:szCs w:val="22"/>
+        </w:rPr>
+        <w:t xml:space="preserve">LA PORTA INDUSTRIES S.r.l.</w:t>
+      </w:r>
+      <w:r>
+        <w:rPr>
+          <w:rFonts w:ascii="Calibri" w:cs="Calibri" w:eastAsia="Calibri" w:hAnsi="Calibri"/>
+          <w:sz w:val="22"/>
+          <w:szCs w:val="22"/>
+        </w:rPr>
+        <w:t xml:space="preserve"> – fabbricazione di strutture metalliche (ATECO 25.11.00); 5-10 milioni;</w:t>
+      </w:r>
+    </w:p>
+    <w:p>
+      <w:pPr>
+        <w:pStyle w:val="ListParagraph"/>
+        <w:numPr>
+          <w:ilvl w:val="0"/>
+          <w:numId w:val="2"/>
+        </w:numPr>
+        <w:spacing w:after="60" w:line="276"/>
+      </w:pPr>
+      <w:r>
+        <w:rPr>
+          <w:rFonts w:ascii="Calibri" w:cs="Calibri" w:eastAsia="Calibri" w:hAnsi="Calibri"/>
+          <w:b/>
+          <w:bCs/>
+          <w:sz w:val="22"/>
+          <w:szCs w:val="22"/>
+        </w:rPr>
+        <w:t xml:space="preserve">AIRCOM S.r.l.</w:t>
+      </w:r>
+      <w:r>
+        <w:rPr>
+          <w:rFonts w:ascii="Calibri" w:cs="Calibri" w:eastAsia="Calibri" w:hAnsi="Calibri"/>
+          <w:sz w:val="22"/>
+          <w:szCs w:val="22"/>
+        </w:rPr>
+        <w:t xml:space="preserve"> – fabbricazione di serramenti metallici (ATECO 25.12.10); 5-10 milioni;</w:t>
+      </w:r>
+    </w:p>
+    <w:p>
+      <w:pPr>
+        <w:pStyle w:val="ListParagraph"/>
+        <w:numPr>
+          <w:ilvl w:val="0"/>
+          <w:numId w:val="2"/>
+        </w:numPr>
+        <w:spacing w:after="60" w:line="276"/>
+      </w:pPr>
+      <w:r>
+        <w:rPr>
+          <w:rFonts w:ascii="Calibri" w:cs="Calibri" w:eastAsia="Calibri" w:hAnsi="Calibri"/>
+          <w:b/>
+          <w:bCs/>
+          <w:sz w:val="22"/>
+          <w:szCs w:val="22"/>
+        </w:rPr>
+        <w:t xml:space="preserve">ITALSERRAMENTI S.r.l.</w:t>
+      </w:r>
+      <w:r>
+        <w:rPr>
+          <w:rFonts w:ascii="Calibri" w:cs="Calibri" w:eastAsia="Calibri" w:hAnsi="Calibri"/>
+          <w:sz w:val="22"/>
+          <w:szCs w:val="22"/>
+        </w:rPr>
+        <w:t xml:space="preserve"> – fabbricazione di serramenti metallici (ATECO 25.12.10);</w:t>
+      </w:r>
+    </w:p>
+    <w:p>
+      <w:pPr>
+        <w:pStyle w:val="ListParagraph"/>
+        <w:numPr>
+          <w:ilvl w:val="0"/>
+          <w:numId w:val="2"/>
+        </w:numPr>
+        <w:spacing w:after="60" w:line="276"/>
+      </w:pPr>
+      <w:r>
+        <w:rPr>
+          <w:rFonts w:ascii="Calibri" w:cs="Calibri" w:eastAsia="Calibri" w:hAnsi="Calibri"/>
+          <w:b/>
+          <w:bCs/>
+          <w:sz w:val="22"/>
+          <w:szCs w:val="22"/>
+        </w:rPr>
+        <w:t xml:space="preserve">TECNO EDIL S.r.l.</w:t>
+      </w:r>
+      <w:r>
+        <w:rPr>
+          <w:rFonts w:ascii="Calibri" w:cs="Calibri" w:eastAsia="Calibri" w:hAnsi="Calibri"/>
+          <w:sz w:val="22"/>
+          <w:szCs w:val="22"/>
+        </w:rPr>
+        <w:t xml:space="preserve"> – fabbricazione di serramenti metallici (ATECO 25.12.10); 2-5 milioni;</w:t>
+      </w:r>
+    </w:p>
+    <w:p>
+      <w:pPr>
+        <w:pStyle w:val="ListParagraph"/>
+        <w:numPr>
+          <w:ilvl w:val="0"/>
+          <w:numId w:val="2"/>
+        </w:numPr>
+        <w:spacing w:after="60" w:line="276"/>
+      </w:pPr>
+      <w:r>
+        <w:rPr>
+          <w:rFonts w:ascii="Calibri" w:cs="Calibri" w:eastAsia="Calibri" w:hAnsi="Calibri"/>
+          <w:b/>
+          <w:bCs/>
+          <w:sz w:val="22"/>
+          <w:szCs w:val="22"/>
+        </w:rPr>
+        <w:t xml:space="preserve">SITAL S.r.l.</w:t>
+      </w:r>
+      <w:r>
+        <w:rPr>
+          <w:rFonts w:ascii="Calibri" w:cs="Calibri" w:eastAsia="Calibri" w:hAnsi="Calibri"/>
+          <w:sz w:val="22"/>
+          <w:szCs w:val="22"/>
+        </w:rPr>
+        <w:t xml:space="preserve"> – fabbricazione di serramenti metallici (ATECO 25.12.10); 2-5 milioni;</w:t>
+      </w:r>
+    </w:p>
+    <w:p>
+      <w:pPr>
+        <w:pStyle w:val="ListParagraph"/>
+        <w:numPr>
+          <w:ilvl w:val="0"/>
+          <w:numId w:val="2"/>
+        </w:numPr>
+        <w:spacing w:after="60" w:line="276"/>
+      </w:pPr>
+      <w:r>
+        <w:rPr>
+          <w:rFonts w:ascii="Calibri" w:cs="Calibri" w:eastAsia="Calibri" w:hAnsi="Calibri"/>
+          <w:b/>
+          <w:bCs/>
+          <w:sz w:val="22"/>
+          <w:szCs w:val="22"/>
+        </w:rPr>
+        <w:t xml:space="preserve">IMPRETECH S.r.l.</w:t>
+      </w:r>
+      <w:r>
+        <w:rPr>
+          <w:rFonts w:ascii="Calibri" w:cs="Calibri" w:eastAsia="Calibri" w:hAnsi="Calibri"/>
+          <w:sz w:val="22"/>
+          <w:szCs w:val="22"/>
+        </w:rPr>
+        <w:t xml:space="preserve"> – costruzione di opere di ingegneria civile (ATECO 42.99.00);</w:t>
+      </w:r>
+    </w:p>
+    <w:p>
+      <w:pPr>
+        <w:pStyle w:val="ListParagraph"/>
+        <w:numPr>
+          <w:ilvl w:val="0"/>
+          <w:numId w:val="2"/>
+        </w:numPr>
+        <w:spacing w:after="60" w:line="276"/>
+      </w:pPr>
+      <w:r>
+        <w:rPr>
+          <w:rFonts w:ascii="Calibri" w:cs="Calibri" w:eastAsia="Calibri" w:hAnsi="Calibri"/>
+          <w:b/>
+          <w:bCs/>
+          <w:sz w:val="22"/>
+          <w:szCs w:val="22"/>
+        </w:rPr>
+        <w:t xml:space="preserve">OMNISERVICE ENGINEERING S.r.l.</w:t>
+      </w:r>
+      <w:r>
+        <w:rPr>
+          <w:rFonts w:ascii="Calibri" w:cs="Calibri" w:eastAsia="Calibri" w:hAnsi="Calibri"/>
+          <w:sz w:val="22"/>
+          <w:szCs w:val="22"/>
+        </w:rPr>
+        <w:t xml:space="preserve"> – costruzione di edifici (ATECO 41.00.00);</w:t>
+      </w:r>
+    </w:p>
+    <w:p>
+      <w:pPr>
+        <w:pStyle w:val="ListParagraph"/>
+        <w:numPr>
+          <w:ilvl w:val="0"/>
+          <w:numId w:val="2"/>
+        </w:numPr>
+        <w:spacing w:after="60" w:line="276"/>
+      </w:pPr>
+      <w:r>
+        <w:rPr>
+          <w:rFonts w:ascii="Calibri" w:cs="Calibri" w:eastAsia="Calibri" w:hAnsi="Calibri"/>
+          <w:b/>
+          <w:bCs/>
+          <w:sz w:val="22"/>
+          <w:szCs w:val="22"/>
+        </w:rPr>
+        <w:t xml:space="preserve">EURODEMOLIZIONI S.r.l.</w:t>
+      </w:r>
+      <w:r>
+        <w:rPr>
+          <w:rFonts w:ascii="Calibri" w:cs="Calibri" w:eastAsia="Calibri" w:hAnsi="Calibri"/>
+          <w:sz w:val="22"/>
+          <w:szCs w:val="22"/>
+        </w:rPr>
+        <w:t xml:space="preserve"> – demolizioni e trattamento dei rifiuti (ATECO 38.21.20); 5-10 milioni;</w:t>
+      </w:r>
+    </w:p>
+    <w:p>
+      <w:pPr>
+        <w:pStyle w:val="ListParagraph"/>
+        <w:numPr>
+          <w:ilvl w:val="0"/>
+          <w:numId w:val="2"/>
+        </w:numPr>
+        <w:spacing w:after="60" w:line="276"/>
+      </w:pPr>
+      <w:r>
+        <w:rPr>
+          <w:rFonts w:ascii="Calibri" w:cs="Calibri" w:eastAsia="Calibri" w:hAnsi="Calibri"/>
+          <w:b/>
+          <w:bCs/>
+          <w:sz w:val="22"/>
+          <w:szCs w:val="22"/>
+        </w:rPr>
+        <w:t xml:space="preserve">ISEDA S.r.l.</w:t>
+      </w:r>
+      <w:r>
+        <w:rPr>
+          <w:rFonts w:ascii="Calibri" w:cs="Calibri" w:eastAsia="Calibri" w:hAnsi="Calibri"/>
+          <w:sz w:val="22"/>
+          <w:szCs w:val="22"/>
+        </w:rPr>
+        <w:t xml:space="preserve"> – raccolta di rifiuti non pericolosi (ATECO 38.11.00); 10-25 milioni;</w:t>
+      </w:r>
+    </w:p>
+    <w:p>
+      <w:pPr>
+        <w:pStyle w:val="ListParagraph"/>
+        <w:numPr>
+          <w:ilvl w:val="0"/>
+          <w:numId w:val="2"/>
+        </w:numPr>
+        <w:spacing w:after="60" w:line="276"/>
+      </w:pPr>
+      <w:r>
+        <w:rPr>
+          <w:rFonts w:ascii="Calibri" w:cs="Calibri" w:eastAsia="Calibri" w:hAnsi="Calibri"/>
+          <w:b/>
+          <w:bCs/>
+          <w:sz w:val="22"/>
+          <w:szCs w:val="22"/>
+        </w:rPr>
+        <w:t xml:space="preserve">S.E.A.P. – Società Europea Appalti Pubblici S.r.l.</w:t>
+      </w:r>
+      <w:r>
+        <w:rPr>
+          <w:rFonts w:ascii="Calibri" w:cs="Calibri" w:eastAsia="Calibri" w:hAnsi="Calibri"/>
+          <w:sz w:val="22"/>
+          <w:szCs w:val="22"/>
+        </w:rPr>
+        <w:t xml:space="preserve"> – raccolta di rifiuti non pericolosi (ATECO 38.11.00); 10-25 milioni;</w:t>
+      </w:r>
+    </w:p>
+    <w:p>
+      <w:pPr>
+        <w:pStyle w:val="ListParagraph"/>
+        <w:numPr>
+          <w:ilvl w:val="0"/>
+          <w:numId w:val="2"/>
+        </w:numPr>
+        <w:spacing w:after="60" w:line="276"/>
+      </w:pPr>
+      <w:r>
+        <w:rPr>
+          <w:rFonts w:ascii="Calibri" w:cs="Calibri" w:eastAsia="Calibri" w:hAnsi="Calibri"/>
+          <w:b/>
+          <w:bCs/>
+          <w:sz w:val="22"/>
+          <w:szCs w:val="22"/>
+        </w:rPr>
+        <w:t xml:space="preserve">TUTELA AMBIENTE S.r.l.</w:t>
+      </w:r>
+      <w:r>
+        <w:rPr>
+          <w:rFonts w:ascii="Calibri" w:cs="Calibri" w:eastAsia="Calibri" w:hAnsi="Calibri"/>
+          <w:sz w:val="22"/>
+          <w:szCs w:val="22"/>
+        </w:rPr>
+        <w:t xml:space="preserve"> – raccolta di rifiuti non pericolosi (ATECO 38.11.00); 1-2 milioni;</w:t>
+      </w:r>
+    </w:p>
+    <w:p>
+      <w:pPr>
+        <w:pStyle w:val="ListParagraph"/>
+        <w:numPr>
+          <w:ilvl w:val="0"/>
+          <w:numId w:val="2"/>
+        </w:numPr>
+        <w:spacing w:after="60" w:line="276"/>
+      </w:pPr>
+      <w:r>
+        <w:rPr>
+          <w:rFonts w:ascii="Calibri" w:cs="Calibri" w:eastAsia="Calibri" w:hAnsi="Calibri"/>
+          <w:b/>
+          <w:bCs/>
+          <w:sz w:val="22"/>
+          <w:szCs w:val="22"/>
+        </w:rPr>
+        <w:t xml:space="preserve">UNIPLAST SICILIA Società Cooperativa</w:t>
+      </w:r>
+      <w:r>
+        <w:rPr>
+          <w:rFonts w:ascii="Calibri" w:cs="Calibri" w:eastAsia="Calibri" w:hAnsi="Calibri"/>
+          <w:sz w:val="22"/>
+          <w:szCs w:val="22"/>
+        </w:rPr>
+        <w:t xml:space="preserve"> – fabbricazione di imballaggi in materie plastiche (ATECO 22.22.00); 1-2 milioni;</w:t>
+      </w:r>
+    </w:p>
+    <w:p>
+      <w:pPr>
+        <w:pStyle w:val="ListParagraph"/>
+        <w:numPr>
+          <w:ilvl w:val="0"/>
+          <w:numId w:val="2"/>
+        </w:numPr>
+        <w:spacing w:after="60" w:line="276"/>
+      </w:pPr>
+      <w:r>
+        <w:rPr>
+          <w:rFonts w:ascii="Calibri" w:cs="Calibri" w:eastAsia="Calibri" w:hAnsi="Calibri"/>
+          <w:b/>
+          <w:bCs/>
+          <w:sz w:val="22"/>
+          <w:szCs w:val="22"/>
+        </w:rPr>
+        <w:t xml:space="preserve">MEDICAL GAS CRIOGENICI S.r.l.</w:t>
+      </w:r>
+      <w:r>
+        <w:rPr>
+          <w:rFonts w:ascii="Calibri" w:cs="Calibri" w:eastAsia="Calibri" w:hAnsi="Calibri"/>
+          <w:sz w:val="22"/>
+          <w:szCs w:val="22"/>
+        </w:rPr>
+        <w:t xml:space="preserve"> – fabbricazione di apparecchi medicali (ATECO 26.60.01); 2-5 milioni;</w:t>
+      </w:r>
+    </w:p>
+    <w:p>
+      <w:pPr>
+        <w:pStyle w:val="ListParagraph"/>
+        <w:numPr>
+          <w:ilvl w:val="0"/>
+          <w:numId w:val="2"/>
+        </w:numPr>
+        <w:spacing w:after="60" w:line="276"/>
+      </w:pPr>
+      <w:r>
+        <w:rPr>
+          <w:rFonts w:ascii="Calibri" w:cs="Calibri" w:eastAsia="Calibri" w:hAnsi="Calibri"/>
+          <w:b/>
+          <w:bCs/>
+          <w:sz w:val="22"/>
+          <w:szCs w:val="22"/>
+        </w:rPr>
+        <w:t xml:space="preserve">HERBEKA S.r.l.</w:t>
+      </w:r>
+      <w:r>
+        <w:rPr>
+          <w:rFonts w:ascii="Calibri" w:cs="Calibri" w:eastAsia="Calibri" w:hAnsi="Calibri"/>
+          <w:sz w:val="22"/>
+          <w:szCs w:val="22"/>
+        </w:rPr>
+        <w:t xml:space="preserve"> – commercio all’ingrosso di prodotti farmaceutici (ATECO 46.46.00);</w:t>
+      </w:r>
+    </w:p>
+    <w:p>
+      <w:pPr>
+        <w:pStyle w:val="ListParagraph"/>
+        <w:numPr>
+          <w:ilvl w:val="0"/>
+          <w:numId w:val="2"/>
+        </w:numPr>
+        <w:spacing w:after="60" w:line="276"/>
+      </w:pPr>
+      <w:r>
+        <w:rPr>
+          <w:rFonts w:ascii="Calibri" w:cs="Calibri" w:eastAsia="Calibri" w:hAnsi="Calibri"/>
+          <w:b/>
+          <w:bCs/>
+          <w:sz w:val="22"/>
+          <w:szCs w:val="22"/>
+        </w:rPr>
+        <w:t xml:space="preserve">COVERI CL S.r.l.</w:t>
+      </w:r>
+      <w:r>
+        <w:rPr>
+          <w:rFonts w:ascii="Calibri" w:cs="Calibri" w:eastAsia="Calibri" w:hAnsi="Calibri"/>
+          <w:sz w:val="22"/>
+          <w:szCs w:val="22"/>
+        </w:rPr>
+        <w:t xml:space="preserve"> – commercio all’ingrosso di metalli (ATECO 46.72.00); 1-2 milioni;</w:t>
+      </w:r>
+    </w:p>
+    <w:p>
+      <w:pPr>
+        <w:pStyle w:val="ListParagraph"/>
+        <w:numPr>
+          <w:ilvl w:val="0"/>
+          <w:numId w:val="2"/>
+        </w:numPr>
+        <w:spacing w:after="60" w:line="276"/>
+      </w:pPr>
+      <w:r>
+        <w:rPr>
+          <w:rFonts w:ascii="Calibri" w:cs="Calibri" w:eastAsia="Calibri" w:hAnsi="Calibri"/>
+          <w:b/>
+          <w:bCs/>
+          <w:sz w:val="22"/>
+          <w:szCs w:val="22"/>
+        </w:rPr>
+        <w:t xml:space="preserve">F.LLI COLUZZI di Coluzzi Giovanni e Coluzzi Davide S.n.c.</w:t>
+      </w:r>
+      <w:r>
+        <w:rPr>
+          <w:rFonts w:ascii="Calibri" w:cs="Calibri" w:eastAsia="Calibri" w:hAnsi="Calibri"/>
+          <w:sz w:val="22"/>
+          <w:szCs w:val="22"/>
+        </w:rPr>
+        <w:t xml:space="preserve"> – riparazione di carrozzerie (ATECO 45.20.20);</w:t>
+      </w:r>
+    </w:p>
+    <w:p>
+      <w:pPr>
+        <w:pStyle w:val="ListParagraph"/>
+        <w:numPr>
+          <w:ilvl w:val="0"/>
+          <w:numId w:val="2"/>
+        </w:numPr>
+        <w:spacing w:after="60" w:line="276"/>
+      </w:pPr>
+      <w:r>
+        <w:rPr>
+          <w:rFonts w:ascii="Calibri" w:cs="Calibri" w:eastAsia="Calibri" w:hAnsi="Calibri"/>
+          <w:b/>
+          <w:bCs/>
+          <w:sz w:val="22"/>
+          <w:szCs w:val="22"/>
+        </w:rPr>
+        <w:t xml:space="preserve">PENTA SERVIZI S.r.l.</w:t>
+      </w:r>
+      <w:r>
+        <w:rPr>
+          <w:rFonts w:ascii="Calibri" w:cs="Calibri" w:eastAsia="Calibri" w:hAnsi="Calibri"/>
+          <w:sz w:val="22"/>
+          <w:szCs w:val="22"/>
+        </w:rPr>
+        <w:t xml:space="preserve"> – servizi di supporto alle imprese (ATECO 82.20.00); 2-5 milioni;</w:t>
+      </w:r>
+    </w:p>
+    <w:p>
+      <w:pPr>
+        <w:pStyle w:val="ListParagraph"/>
+        <w:numPr>
+          <w:ilvl w:val="0"/>
+          <w:numId w:val="2"/>
+        </w:numPr>
+        <w:spacing w:after="60" w:line="276"/>
+      </w:pPr>
+      <w:r>
+        <w:rPr>
+          <w:rFonts w:ascii="Calibri" w:cs="Calibri" w:eastAsia="Calibri" w:hAnsi="Calibri"/>
+          <w:b/>
+          <w:bCs/>
+          <w:sz w:val="22"/>
+          <w:szCs w:val="22"/>
+        </w:rPr>
+        <w:t xml:space="preserve">SAR CONSULTING S.r.l.</w:t>
+      </w:r>
+      <w:r>
+        <w:rPr>
+          <w:rFonts w:ascii="Calibri" w:cs="Calibri" w:eastAsia="Calibri" w:hAnsi="Calibri"/>
+          <w:sz w:val="22"/>
+          <w:szCs w:val="22"/>
+        </w:rPr>
+        <w:t xml:space="preserve"> – consulenza imprenditoriale (ATECO 70.20.09); 2-5 milioni;</w:t>
+      </w:r>
+    </w:p>
+    <w:p>
+      <w:pPr>
+        <w:pStyle w:val="ListParagraph"/>
+        <w:numPr>
+          <w:ilvl w:val="0"/>
+          <w:numId w:val="2"/>
+        </w:numPr>
+        <w:spacing w:after="60" w:line="276"/>
+      </w:pPr>
+      <w:r>
+        <w:rPr>
+          <w:rFonts w:ascii="Calibri" w:cs="Calibri" w:eastAsia="Calibri" w:hAnsi="Calibri"/>
+          <w:b/>
+          <w:bCs/>
+          <w:sz w:val="22"/>
+          <w:szCs w:val="22"/>
+        </w:rPr>
+        <w:t xml:space="preserve">EUROFORM</w:t>
+      </w:r>
+      <w:r>
+        <w:rPr>
+          <w:rFonts w:ascii="Calibri" w:cs="Calibri" w:eastAsia="Calibri" w:hAnsi="Calibri"/>
+          <w:sz w:val="22"/>
+          <w:szCs w:val="22"/>
+        </w:rPr>
+        <w:t xml:space="preserve"> – corsi di formazione e aggiornamento professionale (ATECO 85.59.20), possibile interlocutore anche quale ente formativo.</w:t>
       </w:r>
     </w:p>
     <w:p>
@@ -3004,63 +4736,103 @@
           <w:sz w:val="22"/>
           <w:szCs w:val="22"/>
         </w:rPr>
-        <w:t xml:space="preserve">Servizi ambientali e igiene urbana:</w:t>
-      </w:r>
-    </w:p>
-    <w:p>
-      <w:pPr>
-        <w:pStyle w:val="ListParagraph"/>
-        <w:numPr>
-          <w:ilvl w:val="0"/>
-          <w:numId w:val="2"/>
-        </w:numPr>
-        <w:spacing w:after="60" w:line="276"/>
-      </w:pPr>
-      <w:r>
-        <w:rPr>
-          <w:rFonts w:ascii="Calibri" w:cs="Calibri" w:eastAsia="Calibri" w:hAnsi="Calibri"/>
-          <w:b/>
-          <w:bCs/>
-          <w:sz w:val="22"/>
-          <w:szCs w:val="22"/>
-        </w:rPr>
-        <w:t xml:space="preserve">ISEDA S.r.l.</w:t>
-      </w:r>
-      <w:r>
-        <w:rPr>
-          <w:rFonts w:ascii="Calibri" w:cs="Calibri" w:eastAsia="Calibri" w:hAnsi="Calibri"/>
-          <w:sz w:val="22"/>
-          <w:szCs w:val="22"/>
-        </w:rPr>
-        <w:t xml:space="preserve"> (Aragona) – raccolta di rifiuti non pericolosi (ATECO 38.11.00); 10-25 milioni;</w:t>
-      </w:r>
-    </w:p>
-    <w:p>
-      <w:pPr>
-        <w:pStyle w:val="ListParagraph"/>
-        <w:numPr>
-          <w:ilvl w:val="0"/>
-          <w:numId w:val="2"/>
-        </w:numPr>
-        <w:spacing w:after="60" w:line="276"/>
-      </w:pPr>
-      <w:r>
-        <w:rPr>
-          <w:rFonts w:ascii="Calibri" w:cs="Calibri" w:eastAsia="Calibri" w:hAnsi="Calibri"/>
-          <w:b/>
-          <w:bCs/>
-          <w:sz w:val="22"/>
-          <w:szCs w:val="22"/>
-        </w:rPr>
-        <w:t xml:space="preserve">S.E.A.P. – Società Europea Appalti Pubblici S.r.l.</w:t>
-      </w:r>
-      <w:r>
-        <w:rPr>
-          <w:rFonts w:ascii="Calibri" w:cs="Calibri" w:eastAsia="Calibri" w:hAnsi="Calibri"/>
-          <w:sz w:val="22"/>
-          <w:szCs w:val="22"/>
-        </w:rPr>
-        <w:t xml:space="preserve"> (Aragona) – raccolta di rifiuti non pericolosi (ATECO 38.11.00); 10-25 milioni;</w:t>
+        <w:t xml:space="preserve">Joppolo Giancaxio</w:t>
+      </w:r>
+      <w:r>
+        <w:rPr>
+          <w:rFonts w:ascii="Calibri" w:cs="Calibri" w:eastAsia="Calibri" w:hAnsi="Calibri"/>
+          <w:b w:val="false"/>
+          <w:bCs w:val="false"/>
+          <w:i w:val="false"/>
+          <w:iCs w:val="false"/>
+          <w:sz w:val="22"/>
+          <w:szCs w:val="22"/>
+        </w:rPr>
+        <w:t xml:space="preserve"> (1.064 abitanti · 9 imprese registrate) — 9 attività censite:</w:t>
+      </w:r>
+    </w:p>
+    <w:p>
+      <w:pPr>
+        <w:pStyle w:val="ListParagraph"/>
+        <w:numPr>
+          <w:ilvl w:val="0"/>
+          <w:numId w:val="2"/>
+        </w:numPr>
+        <w:spacing w:after="60" w:line="276"/>
+      </w:pPr>
+      <w:r>
+        <w:rPr>
+          <w:rFonts w:ascii="Calibri" w:cs="Calibri" w:eastAsia="Calibri" w:hAnsi="Calibri"/>
+          <w:b/>
+          <w:bCs/>
+          <w:sz w:val="22"/>
+          <w:szCs w:val="22"/>
+        </w:rPr>
+        <w:t xml:space="preserve">S.I.S. Società Italiana Servizi S.r.l.</w:t>
+      </w:r>
+      <w:r>
+        <w:rPr>
+          <w:rFonts w:ascii="Calibri" w:cs="Calibri" w:eastAsia="Calibri" w:hAnsi="Calibri"/>
+          <w:sz w:val="22"/>
+          <w:szCs w:val="22"/>
+        </w:rPr>
+        <w:t xml:space="preserve"> – ristorazione con somministrazione (ATECO 56.11.11); 1-2 milioni;</w:t>
+      </w:r>
+    </w:p>
+    <w:p>
+      <w:pPr>
+        <w:pStyle w:val="ListParagraph"/>
+        <w:numPr>
+          <w:ilvl w:val="0"/>
+          <w:numId w:val="2"/>
+        </w:numPr>
+        <w:spacing w:after="60" w:line="276"/>
+      </w:pPr>
+      <w:r>
+        <w:rPr>
+          <w:rFonts w:ascii="Calibri" w:cs="Calibri" w:eastAsia="Calibri" w:hAnsi="Calibri"/>
+          <w:b/>
+          <w:bCs/>
+          <w:sz w:val="22"/>
+          <w:szCs w:val="22"/>
+        </w:rPr>
+        <w:t xml:space="preserve">GUSTO SICANO S.r.l. Società Benefit</w:t>
+      </w:r>
+      <w:r>
+        <w:rPr>
+          <w:rFonts w:ascii="Calibri" w:cs="Calibri" w:eastAsia="Calibri" w:hAnsi="Calibri"/>
+          <w:sz w:val="22"/>
+          <w:szCs w:val="22"/>
+        </w:rPr>
+        <w:t xml:space="preserve"> – commercio di prodotti alimentari tipici (ATECO 47.27.90);</w:t>
+      </w:r>
+    </w:p>
+    <w:p>
+      <w:pPr>
+        <w:pStyle w:val="ListParagraph"/>
+        <w:numPr>
+          <w:ilvl w:val="0"/>
+          <w:numId w:val="2"/>
+        </w:numPr>
+        <w:spacing w:after="60" w:line="276"/>
+      </w:pPr>
+      <w:r>
+        <w:rPr>
+          <w:rFonts w:ascii="Calibri" w:cs="Calibri" w:eastAsia="Calibri" w:hAnsi="Calibri"/>
+          <w:b/>
+          <w:bCs/>
+          <w:sz w:val="22"/>
+          <w:szCs w:val="22"/>
+        </w:rPr>
+        <w:t xml:space="preserve">D’ANNA GIOVANNA Impresa Agricola</w:t>
+      </w:r>
+      <w:r>
+        <w:rPr>
+          <w:rFonts w:ascii="Calibri" w:cs="Calibri" w:eastAsia="Calibri" w:hAnsi="Calibri"/>
+          <w:sz w:val="22"/>
+          <w:szCs w:val="22"/>
+        </w:rPr>
+        <w:t xml:space="preserve"> – attività agricola;</w:t>
       </w:r>
     </w:p>
     <w:p>
@@ -3088,7 +4860,147 @@
           <w:sz w:val="22"/>
           <w:szCs w:val="22"/>
         </w:rPr>
-        <w:t xml:space="preserve"> (Joppolo Giancaxio) – attività di risanamento e servizi ecologici (ATECO 38.30.00); 2-5 milioni.</w:t>
+        <w:t xml:space="preserve"> – attività di risanamento e servizi ecologici (ATECO 38.30.00); 2-5 milioni;</w:t>
+      </w:r>
+    </w:p>
+    <w:p>
+      <w:pPr>
+        <w:pStyle w:val="ListParagraph"/>
+        <w:numPr>
+          <w:ilvl w:val="0"/>
+          <w:numId w:val="2"/>
+        </w:numPr>
+        <w:spacing w:after="60" w:line="276"/>
+      </w:pPr>
+      <w:r>
+        <w:rPr>
+          <w:rFonts w:ascii="Calibri" w:cs="Calibri" w:eastAsia="Calibri" w:hAnsi="Calibri"/>
+          <w:b/>
+          <w:bCs/>
+          <w:sz w:val="22"/>
+          <w:szCs w:val="22"/>
+        </w:rPr>
+        <w:t xml:space="preserve">T.I.M.E.T.I.C. S.r.l.</w:t>
+      </w:r>
+      <w:r>
+        <w:rPr>
+          <w:rFonts w:ascii="Calibri" w:cs="Calibri" w:eastAsia="Calibri" w:hAnsi="Calibri"/>
+          <w:sz w:val="22"/>
+          <w:szCs w:val="22"/>
+        </w:rPr>
+        <w:t xml:space="preserve"> – costruzione di edifici (ATECO 41.00.00);</w:t>
+      </w:r>
+    </w:p>
+    <w:p>
+      <w:pPr>
+        <w:pStyle w:val="ListParagraph"/>
+        <w:numPr>
+          <w:ilvl w:val="0"/>
+          <w:numId w:val="2"/>
+        </w:numPr>
+        <w:spacing w:after="60" w:line="276"/>
+      </w:pPr>
+      <w:r>
+        <w:rPr>
+          <w:rFonts w:ascii="Calibri" w:cs="Calibri" w:eastAsia="Calibri" w:hAnsi="Calibri"/>
+          <w:b/>
+          <w:bCs/>
+          <w:sz w:val="22"/>
+          <w:szCs w:val="22"/>
+        </w:rPr>
+        <w:t xml:space="preserve">ATHENA BUS VIAGGI S.r.l.</w:t>
+      </w:r>
+      <w:r>
+        <w:rPr>
+          <w:rFonts w:ascii="Calibri" w:cs="Calibri" w:eastAsia="Calibri" w:hAnsi="Calibri"/>
+          <w:sz w:val="22"/>
+          <w:szCs w:val="22"/>
+        </w:rPr>
+        <w:t xml:space="preserve"> – trasporto di passeggeri e noleggio autobus (ATECO 49.30.00);</w:t>
+      </w:r>
+    </w:p>
+    <w:p>
+      <w:pPr>
+        <w:pStyle w:val="ListParagraph"/>
+        <w:numPr>
+          <w:ilvl w:val="0"/>
+          <w:numId w:val="2"/>
+        </w:numPr>
+        <w:spacing w:after="60" w:line="276"/>
+      </w:pPr>
+      <w:r>
+        <w:rPr>
+          <w:rFonts w:ascii="Calibri" w:cs="Calibri" w:eastAsia="Calibri" w:hAnsi="Calibri"/>
+          <w:b/>
+          <w:bCs/>
+          <w:sz w:val="22"/>
+          <w:szCs w:val="22"/>
+        </w:rPr>
+        <w:t xml:space="preserve">FRENDA GROUP S.r.l.</w:t>
+      </w:r>
+      <w:r>
+        <w:rPr>
+          <w:rFonts w:ascii="Calibri" w:cs="Calibri" w:eastAsia="Calibri" w:hAnsi="Calibri"/>
+          <w:sz w:val="22"/>
+          <w:szCs w:val="22"/>
+        </w:rPr>
+        <w:t xml:space="preserve"> – commercio all’ingrosso non specializzato (ATECO 46.90.00); 1-2 milioni;</w:t>
+      </w:r>
+    </w:p>
+    <w:p>
+      <w:pPr>
+        <w:pStyle w:val="ListParagraph"/>
+        <w:numPr>
+          <w:ilvl w:val="0"/>
+          <w:numId w:val="2"/>
+        </w:numPr>
+        <w:spacing w:after="60" w:line="276"/>
+      </w:pPr>
+      <w:r>
+        <w:rPr>
+          <w:rFonts w:ascii="Calibri" w:cs="Calibri" w:eastAsia="Calibri" w:hAnsi="Calibri"/>
+          <w:b/>
+          <w:bCs/>
+          <w:sz w:val="22"/>
+          <w:szCs w:val="22"/>
+        </w:rPr>
+        <w:t xml:space="preserve">BARTOLOMEO ARREDA 2.0 S.r.l.</w:t>
+      </w:r>
+      <w:r>
+        <w:rPr>
+          <w:rFonts w:ascii="Calibri" w:cs="Calibri" w:eastAsia="Calibri" w:hAnsi="Calibri"/>
+          <w:sz w:val="22"/>
+          <w:szCs w:val="22"/>
+        </w:rPr>
+        <w:t xml:space="preserve"> – commercio al dettaglio di mobili (ATECO 47.55.10); 2-5 milioni;</w:t>
+      </w:r>
+    </w:p>
+    <w:p>
+      <w:pPr>
+        <w:pStyle w:val="ListParagraph"/>
+        <w:numPr>
+          <w:ilvl w:val="0"/>
+          <w:numId w:val="2"/>
+        </w:numPr>
+        <w:spacing w:after="60" w:line="276"/>
+      </w:pPr>
+      <w:r>
+        <w:rPr>
+          <w:rFonts w:ascii="Calibri" w:cs="Calibri" w:eastAsia="Calibri" w:hAnsi="Calibri"/>
+          <w:b/>
+          <w:bCs/>
+          <w:sz w:val="22"/>
+          <w:szCs w:val="22"/>
+        </w:rPr>
+        <w:t xml:space="preserve">ARCHIDESIGN S.r.l. Semplificata</w:t>
+      </w:r>
+      <w:r>
+        <w:rPr>
+          <w:rFonts w:ascii="Calibri" w:cs="Calibri" w:eastAsia="Calibri" w:hAnsi="Calibri"/>
+          <w:sz w:val="22"/>
+          <w:szCs w:val="22"/>
+        </w:rPr>
+        <w:t xml:space="preserve"> – commercio al dettaglio di articoli per l’arredamento (ATECO 47.53.20).</w:t>
       </w:r>
     </w:p>
     <w:p>
@@ -3106,63 +5018,187 @@
           <w:sz w:val="22"/>
           <w:szCs w:val="22"/>
         </w:rPr>
-        <w:t xml:space="preserve">Servizi alla persona e comparto socio-sanitario:</w:t>
-      </w:r>
-    </w:p>
-    <w:p>
-      <w:pPr>
-        <w:pStyle w:val="ListParagraph"/>
-        <w:numPr>
-          <w:ilvl w:val="0"/>
-          <w:numId w:val="2"/>
-        </w:numPr>
-        <w:spacing w:after="60" w:line="276"/>
-      </w:pPr>
-      <w:r>
-        <w:rPr>
-          <w:rFonts w:ascii="Calibri" w:cs="Calibri" w:eastAsia="Calibri" w:hAnsi="Calibri"/>
-          <w:b/>
-          <w:bCs/>
-          <w:sz w:val="22"/>
-          <w:szCs w:val="22"/>
-        </w:rPr>
-        <w:t xml:space="preserve">SANITARIA DELFINO Società Cooperativa Sociale</w:t>
-      </w:r>
-      <w:r>
-        <w:rPr>
-          <w:rFonts w:ascii="Calibri" w:cs="Calibri" w:eastAsia="Calibri" w:hAnsi="Calibri"/>
-          <w:sz w:val="22"/>
-          <w:szCs w:val="22"/>
-        </w:rPr>
-        <w:t xml:space="preserve"> (Raffadali) – assistenza sociale non residenziale (ATECO 88.10.00); 5-10 milioni;</w:t>
-      </w:r>
-    </w:p>
-    <w:p>
-      <w:pPr>
-        <w:pStyle w:val="ListParagraph"/>
-        <w:numPr>
-          <w:ilvl w:val="0"/>
-          <w:numId w:val="2"/>
-        </w:numPr>
-        <w:spacing w:after="60" w:line="276"/>
-      </w:pPr>
-      <w:r>
-        <w:rPr>
-          <w:rFonts w:ascii="Calibri" w:cs="Calibri" w:eastAsia="Calibri" w:hAnsi="Calibri"/>
-          <w:b/>
-          <w:bCs/>
-          <w:sz w:val="22"/>
-          <w:szCs w:val="22"/>
-        </w:rPr>
-        <w:t xml:space="preserve">Società Cooperativa Sociale IL SORRISO</w:t>
-      </w:r>
-      <w:r>
-        <w:rPr>
-          <w:rFonts w:ascii="Calibri" w:cs="Calibri" w:eastAsia="Calibri" w:hAnsi="Calibri"/>
-          <w:sz w:val="22"/>
-          <w:szCs w:val="22"/>
-        </w:rPr>
-        <w:t xml:space="preserve"> (Raffadali) – servizi di supporto alle attività amministrative (ATECO 82.10.00).</w:t>
+        <w:t xml:space="preserve">Sant’Angelo Muxaro</w:t>
+      </w:r>
+      <w:r>
+        <w:rPr>
+          <w:rFonts w:ascii="Calibri" w:cs="Calibri" w:eastAsia="Calibri" w:hAnsi="Calibri"/>
+          <w:b w:val="false"/>
+          <w:bCs w:val="false"/>
+          <w:i w:val="false"/>
+          <w:iCs w:val="false"/>
+          <w:sz w:val="22"/>
+          <w:szCs w:val="22"/>
+        </w:rPr>
+        <w:t xml:space="preserve"> (1.119 abitanti · 6 imprese registrate) — 6 attività censite:</w:t>
+      </w:r>
+    </w:p>
+    <w:p>
+      <w:pPr>
+        <w:pStyle w:val="ListParagraph"/>
+        <w:numPr>
+          <w:ilvl w:val="0"/>
+          <w:numId w:val="2"/>
+        </w:numPr>
+        <w:spacing w:after="60" w:line="276"/>
+      </w:pPr>
+      <w:r>
+        <w:rPr>
+          <w:rFonts w:ascii="Calibri" w:cs="Calibri" w:eastAsia="Calibri" w:hAnsi="Calibri"/>
+          <w:b/>
+          <w:bCs/>
+          <w:sz w:val="22"/>
+          <w:szCs w:val="22"/>
+        </w:rPr>
+        <w:t xml:space="preserve">A.C.I.M. S.r.l. Società Agricola</w:t>
+      </w:r>
+      <w:r>
+        <w:rPr>
+          <w:rFonts w:ascii="Calibri" w:cs="Calibri" w:eastAsia="Calibri" w:hAnsi="Calibri"/>
+          <w:sz w:val="22"/>
+          <w:szCs w:val="22"/>
+        </w:rPr>
+        <w:t xml:space="preserve"> – attività agricola (ATECO 01.48.10);</w:t>
+      </w:r>
+    </w:p>
+    <w:p>
+      <w:pPr>
+        <w:pStyle w:val="ListParagraph"/>
+        <w:numPr>
+          <w:ilvl w:val="0"/>
+          <w:numId w:val="2"/>
+        </w:numPr>
+        <w:spacing w:after="60" w:line="276"/>
+      </w:pPr>
+      <w:r>
+        <w:rPr>
+          <w:rFonts w:ascii="Calibri" w:cs="Calibri" w:eastAsia="Calibri" w:hAnsi="Calibri"/>
+          <w:b/>
+          <w:bCs/>
+          <w:sz w:val="22"/>
+          <w:szCs w:val="22"/>
+        </w:rPr>
+        <w:t xml:space="preserve">VAL DI KAM S.r.l.s.</w:t>
+      </w:r>
+      <w:r>
+        <w:rPr>
+          <w:rFonts w:ascii="Calibri" w:cs="Calibri" w:eastAsia="Calibri" w:hAnsi="Calibri"/>
+          <w:sz w:val="22"/>
+          <w:szCs w:val="22"/>
+        </w:rPr>
+        <w:t xml:space="preserve"> – servizi turistici e di prenotazione (ATECO 79.90.04), operatore di riferimento per il turismo rurale dei Sicani;</w:t>
+      </w:r>
+    </w:p>
+    <w:p>
+      <w:pPr>
+        <w:pStyle w:val="ListParagraph"/>
+        <w:numPr>
+          <w:ilvl w:val="0"/>
+          <w:numId w:val="2"/>
+        </w:numPr>
+        <w:spacing w:after="60" w:line="276"/>
+      </w:pPr>
+      <w:r>
+        <w:rPr>
+          <w:rFonts w:ascii="Calibri" w:cs="Calibri" w:eastAsia="Calibri" w:hAnsi="Calibri"/>
+          <w:b/>
+          <w:bCs/>
+          <w:sz w:val="22"/>
+          <w:szCs w:val="22"/>
+        </w:rPr>
+        <w:t xml:space="preserve">FARMACIA SCIMONELLI S.r.l.</w:t>
+      </w:r>
+      <w:r>
+        <w:rPr>
+          <w:rFonts w:ascii="Calibri" w:cs="Calibri" w:eastAsia="Calibri" w:hAnsi="Calibri"/>
+          <w:sz w:val="22"/>
+          <w:szCs w:val="22"/>
+        </w:rPr>
+        <w:t xml:space="preserve"> – farmacia (ATECO 47.73.10);</w:t>
+      </w:r>
+    </w:p>
+    <w:p>
+      <w:pPr>
+        <w:pStyle w:val="ListParagraph"/>
+        <w:numPr>
+          <w:ilvl w:val="0"/>
+          <w:numId w:val="2"/>
+        </w:numPr>
+        <w:spacing w:after="60" w:line="276"/>
+      </w:pPr>
+      <w:r>
+        <w:rPr>
+          <w:rFonts w:ascii="Calibri" w:cs="Calibri" w:eastAsia="Calibri" w:hAnsi="Calibri"/>
+          <w:b/>
+          <w:bCs/>
+          <w:sz w:val="22"/>
+          <w:szCs w:val="22"/>
+        </w:rPr>
+        <w:t xml:space="preserve">DMOTORS S.r.l.</w:t>
+      </w:r>
+      <w:r>
+        <w:rPr>
+          <w:rFonts w:ascii="Calibri" w:cs="Calibri" w:eastAsia="Calibri" w:hAnsi="Calibri"/>
+          <w:sz w:val="22"/>
+          <w:szCs w:val="22"/>
+        </w:rPr>
+        <w:t xml:space="preserve"> – commercio di autoveicoli (ATECO 47.81.10);</w:t>
+      </w:r>
+    </w:p>
+    <w:p>
+      <w:pPr>
+        <w:pStyle w:val="ListParagraph"/>
+        <w:numPr>
+          <w:ilvl w:val="0"/>
+          <w:numId w:val="2"/>
+        </w:numPr>
+        <w:spacing w:after="60" w:line="276"/>
+      </w:pPr>
+      <w:r>
+        <w:rPr>
+          <w:rFonts w:ascii="Calibri" w:cs="Calibri" w:eastAsia="Calibri" w:hAnsi="Calibri"/>
+          <w:b/>
+          <w:bCs/>
+          <w:sz w:val="22"/>
+          <w:szCs w:val="22"/>
+        </w:rPr>
+        <w:t xml:space="preserve">CIMINO RAFFAELE</w:t>
+      </w:r>
+      <w:r>
+        <w:rPr>
+          <w:rFonts w:ascii="Calibri" w:cs="Calibri" w:eastAsia="Calibri" w:hAnsi="Calibri"/>
+          <w:sz w:val="22"/>
+          <w:szCs w:val="22"/>
+        </w:rPr>
+        <w:t xml:space="preserve"> – commercio al dettaglio ambulante (ATECO 47.59.10);</w:t>
+      </w:r>
+    </w:p>
+    <w:p>
+      <w:pPr>
+        <w:pStyle w:val="ListParagraph"/>
+        <w:numPr>
+          <w:ilvl w:val="0"/>
+          <w:numId w:val="2"/>
+        </w:numPr>
+        <w:spacing w:after="60" w:line="276"/>
+      </w:pPr>
+      <w:r>
+        <w:rPr>
+          <w:rFonts w:ascii="Calibri" w:cs="Calibri" w:eastAsia="Calibri" w:hAnsi="Calibri"/>
+          <w:b/>
+          <w:bCs/>
+          <w:sz w:val="22"/>
+          <w:szCs w:val="22"/>
+        </w:rPr>
+        <w:t xml:space="preserve">PRAKCINT S.r.l.s.</w:t>
+      </w:r>
+      <w:r>
+        <w:rPr>
+          <w:rFonts w:ascii="Calibri" w:cs="Calibri" w:eastAsia="Calibri" w:hAnsi="Calibri"/>
+          <w:sz w:val="22"/>
+          <w:szCs w:val="22"/>
+        </w:rPr>
+        <w:t xml:space="preserve"> – commercio al dettaglio in esercizi non specializzati (ATECO 47.10.00).</w:t>
       </w:r>
     </w:p>
     <w:p>
@@ -3173,70 +5209,62 @@
       <w:r>
         <w:rPr>
           <w:rFonts w:ascii="Calibri" w:cs="Calibri" w:eastAsia="Calibri" w:hAnsi="Calibri"/>
-          <w:b/>
-          <w:bCs/>
-          <w:i w:val="false"/>
-          <w:iCs w:val="false"/>
-          <w:sz w:val="22"/>
-          <w:szCs w:val="22"/>
-        </w:rPr>
-        <w:t xml:space="preserve">Artigianato e manifattura:</w:t>
-      </w:r>
-    </w:p>
-    <w:p>
-      <w:pPr>
-        <w:pStyle w:val="ListParagraph"/>
-        <w:numPr>
-          <w:ilvl w:val="0"/>
-          <w:numId w:val="2"/>
-        </w:numPr>
-        <w:spacing w:after="60" w:line="276"/>
-      </w:pPr>
-      <w:r>
-        <w:rPr>
-          <w:rFonts w:ascii="Calibri" w:cs="Calibri" w:eastAsia="Calibri" w:hAnsi="Calibri"/>
-          <w:b/>
-          <w:bCs/>
-          <w:sz w:val="22"/>
-          <w:szCs w:val="22"/>
-        </w:rPr>
-        <w:t xml:space="preserve">CARROZZERIA F.LLI LOMBARDO S.n.c.</w:t>
-      </w:r>
-      <w:r>
-        <w:rPr>
-          <w:rFonts w:ascii="Calibri" w:cs="Calibri" w:eastAsia="Calibri" w:hAnsi="Calibri"/>
-          <w:sz w:val="22"/>
-          <w:szCs w:val="22"/>
-        </w:rPr>
-        <w:t xml:space="preserve"> (Santa Elisabetta) – riparazione di carrozzerie di autoveicoli (ATECO 45.20.20);</w:t>
-      </w:r>
-    </w:p>
-    <w:p>
-      <w:pPr>
-        <w:pStyle w:val="ListParagraph"/>
-        <w:numPr>
-          <w:ilvl w:val="0"/>
-          <w:numId w:val="2"/>
-        </w:numPr>
-        <w:spacing w:after="60" w:line="276"/>
-      </w:pPr>
-      <w:r>
-        <w:rPr>
-          <w:rFonts w:ascii="Calibri" w:cs="Calibri" w:eastAsia="Calibri" w:hAnsi="Calibri"/>
-          <w:b/>
-          <w:bCs/>
-          <w:sz w:val="22"/>
-          <w:szCs w:val="22"/>
-        </w:rPr>
-        <w:t xml:space="preserve">MED CART GALVANO S.r.l.</w:t>
-      </w:r>
-      <w:r>
-        <w:rPr>
-          <w:rFonts w:ascii="Calibri" w:cs="Calibri" w:eastAsia="Calibri" w:hAnsi="Calibri"/>
-          <w:sz w:val="22"/>
-          <w:szCs w:val="22"/>
-        </w:rPr>
-        <w:t xml:space="preserve"> (Raffadali) – fabbricazione di carta e di imballaggi (ATECO 17.21.00); 2-5 milioni.</w:t>
+          <w:b w:val="false"/>
+          <w:bCs w:val="false"/>
+          <w:i w:val="false"/>
+          <w:iCs w:val="false"/>
+          <w:sz w:val="22"/>
+          <w:szCs w:val="22"/>
+        </w:rPr>
+        <w:t xml:space="preserve">La ricognizione censisce complessivamente </w:t>
+      </w:r>
+      <w:r>
+        <w:rPr>
+          <w:rFonts w:ascii="Calibri" w:cs="Calibri" w:eastAsia="Calibri" w:hAnsi="Calibri"/>
+          <w:b/>
+          <w:bCs/>
+          <w:i w:val="false"/>
+          <w:iCs w:val="false"/>
+          <w:sz w:val="22"/>
+          <w:szCs w:val="22"/>
+        </w:rPr>
+        <w:t xml:space="preserve">98 attività</w:t>
+      </w:r>
+      <w:r>
+        <w:rPr>
+          <w:rFonts w:ascii="Calibri" w:cs="Calibri" w:eastAsia="Calibri" w:hAnsi="Calibri"/>
+          <w:b w:val="false"/>
+          <w:bCs w:val="false"/>
+          <w:i w:val="false"/>
+          <w:iCs w:val="false"/>
+          <w:sz w:val="22"/>
+          <w:szCs w:val="22"/>
+        </w:rPr>
+        <w:t xml:space="preserve"> distribuite su cinque comuni. Sul piano delle opportunità di inserimento, quattro elementi meritano attenzione. Il primo è la consistenza del comparto </w:t>
+      </w:r>
+      <w:r>
+        <w:rPr>
+          <w:rFonts w:ascii="Calibri" w:cs="Calibri" w:eastAsia="Calibri" w:hAnsi="Calibri"/>
+          <w:b/>
+          <w:bCs/>
+          <w:i w:val="false"/>
+          <w:iCs w:val="false"/>
+          <w:sz w:val="22"/>
+          <w:szCs w:val="22"/>
+        </w:rPr>
+        <w:t xml:space="preserve">agroalimentare e della panificazione</w:t>
+      </w:r>
+      <w:r>
+        <w:rPr>
+          <w:rFonts w:ascii="Calibri" w:cs="Calibri" w:eastAsia="Calibri" w:hAnsi="Calibri"/>
+          <w:b w:val="false"/>
+          <w:bCs w:val="false"/>
+          <w:i w:val="false"/>
+          <w:iCs w:val="false"/>
+          <w:sz w:val="22"/>
+          <w:szCs w:val="22"/>
+        </w:rPr>
+        <w:t xml:space="preserve">: fra industria dolciaria, panifici, pasticcerie e lavorazione dei prodotti ittici il perimetro esprime una filiera completa, che comprende imprese di dimensione industriale — con classi di fatturato fino a 25-50 milioni di euro — dotate di una struttura organizzativa in grado di gestire tirocini in modo continuativo, diversamente dalla microimpresa prevalente.</w:t>
       </w:r>
     </w:p>
     <w:p>
@@ -3254,55 +5282,31 @@
           <w:sz w:val="22"/>
           <w:szCs w:val="22"/>
         </w:rPr>
-        <w:t xml:space="preserve">Complessivamente la ricognizione censisce </w:t>
-      </w:r>
-      <w:r>
-        <w:rPr>
-          <w:rFonts w:ascii="Calibri" w:cs="Calibri" w:eastAsia="Calibri" w:hAnsi="Calibri"/>
-          <w:b/>
-          <w:bCs/>
-          <w:i w:val="false"/>
-          <w:iCs w:val="false"/>
-          <w:sz w:val="22"/>
-          <w:szCs w:val="22"/>
-        </w:rPr>
-        <w:t xml:space="preserve">trentadue imprese</w:t>
-      </w:r>
-      <w:r>
-        <w:rPr>
-          <w:rFonts w:ascii="Calibri" w:cs="Calibri" w:eastAsia="Calibri" w:hAnsi="Calibri"/>
-          <w:b w:val="false"/>
-          <w:bCs w:val="false"/>
-          <w:i w:val="false"/>
-          <w:iCs w:val="false"/>
-          <w:sz w:val="22"/>
-          <w:szCs w:val="22"/>
-        </w:rPr>
-        <w:t xml:space="preserve"> distribuite su cinque comuni e sette comparti. Sul piano delle opportunità di inserimento, tre elementi meritano attenzione. Il primo è la presenza, nel comparto agroalimentare di Aragona, di </w:t>
-      </w:r>
-      <w:r>
-        <w:rPr>
-          <w:rFonts w:ascii="Calibri" w:cs="Calibri" w:eastAsia="Calibri" w:hAnsi="Calibri"/>
-          <w:b/>
-          <w:bCs/>
-          <w:i w:val="false"/>
-          <w:iCs w:val="false"/>
-          <w:sz w:val="22"/>
-          <w:szCs w:val="22"/>
-        </w:rPr>
-        <w:t xml:space="preserve">imprese di dimensione industriale</w:t>
-      </w:r>
-      <w:r>
-        <w:rPr>
-          <w:rFonts w:ascii="Calibri" w:cs="Calibri" w:eastAsia="Calibri" w:hAnsi="Calibri"/>
-          <w:b w:val="false"/>
-          <w:bCs w:val="false"/>
-          <w:i w:val="false"/>
-          <w:iCs w:val="false"/>
-          <w:sz w:val="22"/>
-          <w:szCs w:val="22"/>
-        </w:rPr>
-        <w:t xml:space="preserve"> — con classi di fatturato fino a 25-50 milioni di euro — che dispongono di una struttura organizzativa in grado di gestire tirocini in modo continuativo, diversamente dalla microimpresa prevalente. Il secondo è il peso del comparto dei </w:t>
+        <w:t xml:space="preserve">Il secondo è la </w:t>
+      </w:r>
+      <w:r>
+        <w:rPr>
+          <w:rFonts w:ascii="Calibri" w:cs="Calibri" w:eastAsia="Calibri" w:hAnsi="Calibri"/>
+          <w:b/>
+          <w:bCs/>
+          <w:i w:val="false"/>
+          <w:iCs w:val="false"/>
+          <w:sz w:val="22"/>
+          <w:szCs w:val="22"/>
+        </w:rPr>
+        <w:t xml:space="preserve">densità della ristorazione a Raffadali</w:t>
+      </w:r>
+      <w:r>
+        <w:rPr>
+          <w:rFonts w:ascii="Calibri" w:cs="Calibri" w:eastAsia="Calibri" w:hAnsi="Calibri"/>
+          <w:b w:val="false"/>
+          <w:bCs w:val="false"/>
+          <w:i w:val="false"/>
+          <w:iCs w:val="false"/>
+          <w:sz w:val="22"/>
+          <w:szCs w:val="22"/>
+        </w:rPr>
+        <w:t xml:space="preserve">, che con oltre dieci fra ristoranti, pizzerie, bar e birrifici costituisce il comparto più accessibile in termini di competenze formali richieste e il più prossimo alla sede del progetto. Il terzo è il peso del comparto dei </w:t>
       </w:r>
       <w:r>
         <w:rPr>
@@ -3326,7 +5330,7 @@
           <w:sz w:val="22"/>
           <w:szCs w:val="22"/>
         </w:rPr>
-        <w:t xml:space="preserve">, presidiato da tre imprese di dimensione medio-grande: si tratta di un settore a bassa barriera di ingresso sul piano delle competenze formali, storicamente accessibile ai beneficiari dei progetti di accoglienza. Il terzo è la presenza di </w:t>
+        <w:t xml:space="preserve">, presidiato ad Aragona e a Joppolo Giancaxio da quattro imprese di dimensione medio-grande: settore a bassa barriera di ingresso e storicamente accessibile ai beneficiari dei progetti di accoglienza. Il quarto è la presenza di </w:t>
       </w:r>
       <w:r>
         <w:rPr>
@@ -3368,31 +5372,31 @@
           <w:sz w:val="22"/>
           <w:szCs w:val="22"/>
         </w:rPr>
-        <w:t xml:space="preserve">Va per contro segnalata l’</w:t>
-      </w:r>
-      <w:r>
-        <w:rPr>
-          <w:rFonts w:ascii="Calibri" w:cs="Calibri" w:eastAsia="Calibri" w:hAnsi="Calibri"/>
-          <w:b/>
-          <w:bCs/>
-          <w:i w:val="false"/>
-          <w:iCs w:val="false"/>
-          <w:sz w:val="22"/>
-          <w:szCs w:val="22"/>
-        </w:rPr>
-        <w:t xml:space="preserve">assenza pressoché totale di imprese agricole strutturate</w:t>
-      </w:r>
-      <w:r>
-        <w:rPr>
-          <w:rFonts w:ascii="Calibri" w:cs="Calibri" w:eastAsia="Calibri" w:hAnsi="Calibri"/>
-          <w:b w:val="false"/>
-          <w:bCs w:val="false"/>
-          <w:i w:val="false"/>
-          <w:iCs w:val="false"/>
-          <w:sz w:val="22"/>
-          <w:szCs w:val="22"/>
-        </w:rPr>
-        <w:t xml:space="preserve"> nel perimetro di prossimità, a fronte di un comparto che rappresenta l’attività prevalente dell’economia provinciale. Le produzioni caratteristiche dell’area — mandorle, pistacchi, olive e cereali — sono in larga parte gestite da conduttori diretti non organizzati in forma d’impresa, e come tali difficilmente attivabili quali soggetti ospitanti. L’accesso al comparto agricolo richiede pertanto di rivolgersi alle realtà strutturate del polo di Canicattì, dove la filiera dell’uva da tavola e dell’ortofrutta esprime una domanda di manodopera stagionale documentata.</w:t>
+        <w:t xml:space="preserve">Merita infine segnalazione il </w:t>
+      </w:r>
+      <w:r>
+        <w:rPr>
+          <w:rFonts w:ascii="Calibri" w:cs="Calibri" w:eastAsia="Calibri" w:hAnsi="Calibri"/>
+          <w:b/>
+          <w:bCs/>
+          <w:i w:val="false"/>
+          <w:iCs w:val="false"/>
+          <w:sz w:val="22"/>
+          <w:szCs w:val="22"/>
+        </w:rPr>
+        <w:t xml:space="preserve">pistacchio di Raffadali</w:t>
+      </w:r>
+      <w:r>
+        <w:rPr>
+          <w:rFonts w:ascii="Calibri" w:cs="Calibri" w:eastAsia="Calibri" w:hAnsi="Calibri"/>
+          <w:b w:val="false"/>
+          <w:bCs w:val="false"/>
+          <w:i w:val="false"/>
+          <w:iCs w:val="false"/>
+          <w:sz w:val="22"/>
+          <w:szCs w:val="22"/>
+        </w:rPr>
+        <w:t xml:space="preserve">, produzione tipica la cui area di coltivazione comprende le contrade di Santa Elisabetta, Joppolo Giancaxio e Sant’Angelo Muxaro oltre a quelle del comune capofila. La filiera — che va dalla coltivazione alla trasformazione dolciaria, presidiata da imprese storiche del territorio — rappresenta l’asse produttivo identitario dell’area e un ambito privilegiato per la costruzione di percorsi di inserimento stagionali e di qualificazione professionale. Va per contro rilevato che le produzioni agricole locali sono in larga parte gestite da conduttori diretti non organizzati in forma d’impresa e come tali difficilmente attivabili quali soggetti ospitanti: l’accesso strutturato al comparto agricolo richiede di rivolgersi anche alle realtà del polo di Canicattì, dove la filiera dell’uva da tavola e dell’ortofrutta esprime una domanda di manodopera stagionale documentata.</w:t>
       </w:r>
     </w:p>
     <w:p>
@@ -3745,7 +5749,7 @@
           <w:sz w:val="22"/>
           <w:szCs w:val="22"/>
         </w:rPr>
-        <w:t xml:space="preserve">, più ancora dell’incremento delle risorse finanziarie disponibili.</w:t>
+        <w:t xml:space="preserve">, più ancora dell’incremento delle risorse finanziarie disponibili. Il censimento di 98 attività riportato al paragrafo precedente costituisce la base operativa di tale ampliamento.</w:t>
       </w:r>
     </w:p>
     <w:p>
@@ -3829,7 +5833,7 @@
           <w:sz w:val="20"/>
           <w:szCs w:val="20"/>
         </w:rPr>
-        <w:t xml:space="preserve">Fonte dei dati d’impresa: banca dati Aziende.it su base Registro Imprese, consultata nell’agosto 2026; dati demografici ISTAT al 1° gennaio 2026. Le informazioni su ragione sociale, codice ATECO e classe di fatturato vanno verificate presso la Camera di Commercio di Agrigento prima di ogni utilizzo in sede di rendicontazione o di contatto formale con le imprese.</w:t>
+        <w:t xml:space="preserve">Fonti dei dati d’impresa: banca dati Aziende.it su base Registro Imprese; Virgilio Aziende e PagineGialle per gli esercizi di ristorazione, panificazione e pasticceria; ricognizione web condotta nell’agosto 2026. Dati demografici ISTAT al 1° gennaio 2026. Ragioni sociali, codici ATECO, classi di fatturato e recapiti vanno verificati presso la Camera di Commercio di Agrigento prima di ogni utilizzo in sede di rendicontazione o di contatto formale con le imprese; l’elenco può contenere posizioni cessate o variate.</w:t>
       </w:r>
     </w:p>
     <w:p>

--- a/mappatura/Mappatura_SAI_Agrigento_REV.docx
+++ b/mappatura/Mappatura_SAI_Agrigento_REV.docx
@@ -2280,7 +2280,7 @@
           <w:sz w:val="22"/>
           <w:szCs w:val="22"/>
         </w:rPr>
-        <w:t xml:space="preserve"> del perimetro di prossimità, ordinate per comune e, all’interno di ciascun comune, per comparto di appartenenza. La selezione privilegia i settori a maggiore potenziale di inserimento per i beneficiari — agroalimentare, ristorazione e panificazione, agricoltura, edilizia e impiantistica, commercio e logistica, servizi ambientali e alla persona. L’elenco non ha carattere esaustivo e costituisce una </w:t>
+        <w:t xml:space="preserve"> del perimetro di prossimità, ordinate per comparto economico secondo la tassonomia adottata al capitolo 4 e con indicazione, per ciascuna, del comune di insediamento. La ripartizione territoriale è la seguente: Santa Elisabetta 16; Raffadali 41; Aragona 26; Joppolo Giancaxio 9; Sant’Angelo Muxaro 6. La selezione privilegia i settori a maggiore potenziale di inserimento per i beneficiari. L’elenco non ha carattere esaustivo e costituisce una </w:t>
       </w:r>
       <w:r>
         <w:rPr>
@@ -2315,474 +2315,38 @@
       <w:r>
         <w:rPr>
           <w:rFonts w:ascii="Calibri" w:cs="Calibri" w:eastAsia="Calibri" w:hAnsi="Calibri"/>
-          <w:b/>
-          <w:bCs/>
-          <w:i w:val="false"/>
-          <w:iCs w:val="false"/>
-          <w:sz w:val="22"/>
-          <w:szCs w:val="22"/>
-        </w:rPr>
-        <w:t xml:space="preserve">Santa Elisabetta</w:t>
-      </w:r>
-      <w:r>
-        <w:rPr>
-          <w:rFonts w:ascii="Calibri" w:cs="Calibri" w:eastAsia="Calibri" w:hAnsi="Calibri"/>
-          <w:b w:val="false"/>
-          <w:bCs w:val="false"/>
-          <w:i w:val="false"/>
-          <w:iCs w:val="false"/>
-          <w:sz w:val="22"/>
-          <w:szCs w:val="22"/>
-        </w:rPr>
-        <w:t xml:space="preserve"> (2.208 abitanti · 13 imprese registrate) — 16 attività censite:</w:t>
-      </w:r>
-    </w:p>
-    <w:p>
-      <w:pPr>
-        <w:pStyle w:val="ListParagraph"/>
-        <w:numPr>
-          <w:ilvl w:val="0"/>
-          <w:numId w:val="2"/>
-        </w:numPr>
-        <w:spacing w:after="60" w:line="276"/>
-      </w:pPr>
-      <w:r>
-        <w:rPr>
-          <w:rFonts w:ascii="Calibri" w:cs="Calibri" w:eastAsia="Calibri" w:hAnsi="Calibri"/>
-          <w:b/>
-          <w:bCs/>
-          <w:sz w:val="22"/>
-          <w:szCs w:val="22"/>
-        </w:rPr>
-        <w:t xml:space="preserve">F.LLI FRAGAPANE S.r.l.</w:t>
-      </w:r>
-      <w:r>
-        <w:rPr>
-          <w:rFonts w:ascii="Calibri" w:cs="Calibri" w:eastAsia="Calibri" w:hAnsi="Calibri"/>
-          <w:sz w:val="22"/>
-          <w:szCs w:val="22"/>
-        </w:rPr>
-        <w:t xml:space="preserve"> – commercio all’ingrosso di bevande (ATECO 46.34.10); 2-5 milioni;</w:t>
-      </w:r>
-    </w:p>
-    <w:p>
-      <w:pPr>
-        <w:pStyle w:val="ListParagraph"/>
-        <w:numPr>
-          <w:ilvl w:val="0"/>
-          <w:numId w:val="2"/>
-        </w:numPr>
-        <w:spacing w:after="60" w:line="276"/>
-      </w:pPr>
-      <w:r>
-        <w:rPr>
-          <w:rFonts w:ascii="Calibri" w:cs="Calibri" w:eastAsia="Calibri" w:hAnsi="Calibri"/>
-          <w:b/>
-          <w:bCs/>
-          <w:sz w:val="22"/>
-          <w:szCs w:val="22"/>
-        </w:rPr>
-        <w:t xml:space="preserve">F.LLI FRAGAPANE di Fragapane Francesco e C. S.n.c.</w:t>
-      </w:r>
-      <w:r>
-        <w:rPr>
-          <w:rFonts w:ascii="Calibri" w:cs="Calibri" w:eastAsia="Calibri" w:hAnsi="Calibri"/>
-          <w:sz w:val="22"/>
-          <w:szCs w:val="22"/>
-        </w:rPr>
-        <w:t xml:space="preserve"> – commercio all’ingrosso di prodotti alimentari (ATECO 46.39.00);</w:t>
-      </w:r>
-    </w:p>
-    <w:p>
-      <w:pPr>
-        <w:pStyle w:val="ListParagraph"/>
-        <w:numPr>
-          <w:ilvl w:val="0"/>
-          <w:numId w:val="2"/>
-        </w:numPr>
-        <w:spacing w:after="60" w:line="276"/>
-      </w:pPr>
-      <w:r>
-        <w:rPr>
-          <w:rFonts w:ascii="Calibri" w:cs="Calibri" w:eastAsia="Calibri" w:hAnsi="Calibri"/>
-          <w:b/>
-          <w:bCs/>
-          <w:sz w:val="22"/>
-          <w:szCs w:val="22"/>
-        </w:rPr>
-        <w:t xml:space="preserve">FP MARKET S.r.l.</w:t>
-      </w:r>
-      <w:r>
-        <w:rPr>
-          <w:rFonts w:ascii="Calibri" w:cs="Calibri" w:eastAsia="Calibri" w:hAnsi="Calibri"/>
-          <w:sz w:val="22"/>
-          <w:szCs w:val="22"/>
-        </w:rPr>
-        <w:t xml:space="preserve"> – commercio al dettaglio alimentare, supermercato (ATECO 47.11.40);</w:t>
-      </w:r>
-    </w:p>
-    <w:p>
-      <w:pPr>
-        <w:pStyle w:val="ListParagraph"/>
-        <w:numPr>
-          <w:ilvl w:val="0"/>
-          <w:numId w:val="2"/>
-        </w:numPr>
-        <w:spacing w:after="60" w:line="276"/>
-      </w:pPr>
-      <w:r>
-        <w:rPr>
-          <w:rFonts w:ascii="Calibri" w:cs="Calibri" w:eastAsia="Calibri" w:hAnsi="Calibri"/>
-          <w:b/>
-          <w:bCs/>
-          <w:sz w:val="22"/>
-          <w:szCs w:val="22"/>
-        </w:rPr>
-        <w:t xml:space="preserve">TANOGEL di Gaetano Mario Di Vincenzo</w:t>
-      </w:r>
-      <w:r>
-        <w:rPr>
-          <w:rFonts w:ascii="Calibri" w:cs="Calibri" w:eastAsia="Calibri" w:hAnsi="Calibri"/>
-          <w:sz w:val="22"/>
-          <w:szCs w:val="22"/>
-        </w:rPr>
-        <w:t xml:space="preserve"> – commercio all’ingrosso di prodotti surgelati (ATECO 46.39.10);</w:t>
-      </w:r>
-    </w:p>
-    <w:p>
-      <w:pPr>
-        <w:pStyle w:val="ListParagraph"/>
-        <w:numPr>
-          <w:ilvl w:val="0"/>
-          <w:numId w:val="2"/>
-        </w:numPr>
-        <w:spacing w:after="60" w:line="276"/>
-      </w:pPr>
-      <w:r>
-        <w:rPr>
-          <w:rFonts w:ascii="Calibri" w:cs="Calibri" w:eastAsia="Calibri" w:hAnsi="Calibri"/>
-          <w:b/>
-          <w:bCs/>
-          <w:sz w:val="22"/>
-          <w:szCs w:val="22"/>
-        </w:rPr>
-        <w:t xml:space="preserve">AUTOSERVIZI di Fragapane Pietro &amp; C. S.n.c.</w:t>
-      </w:r>
-      <w:r>
-        <w:rPr>
-          <w:rFonts w:ascii="Calibri" w:cs="Calibri" w:eastAsia="Calibri" w:hAnsi="Calibri"/>
-          <w:sz w:val="22"/>
-          <w:szCs w:val="22"/>
-        </w:rPr>
-        <w:t xml:space="preserve"> – trasporto terrestre di passeggeri (ATECO 49.39.09);</w:t>
-      </w:r>
-    </w:p>
-    <w:p>
-      <w:pPr>
-        <w:pStyle w:val="ListParagraph"/>
-        <w:numPr>
-          <w:ilvl w:val="0"/>
-          <w:numId w:val="2"/>
-        </w:numPr>
-        <w:spacing w:after="60" w:line="276"/>
-      </w:pPr>
-      <w:r>
-        <w:rPr>
-          <w:rFonts w:ascii="Calibri" w:cs="Calibri" w:eastAsia="Calibri" w:hAnsi="Calibri"/>
-          <w:b/>
-          <w:bCs/>
-          <w:sz w:val="22"/>
-          <w:szCs w:val="22"/>
-        </w:rPr>
-        <w:t xml:space="preserve">TABONE TRASPORTI S.r.l.</w:t>
-      </w:r>
-      <w:r>
-        <w:rPr>
-          <w:rFonts w:ascii="Calibri" w:cs="Calibri" w:eastAsia="Calibri" w:hAnsi="Calibri"/>
-          <w:sz w:val="22"/>
-          <w:szCs w:val="22"/>
-        </w:rPr>
-        <w:t xml:space="preserve"> – trasporto di merci su strada (ATECO 49.41.00); 1-2 milioni;</w:t>
-      </w:r>
-    </w:p>
-    <w:p>
-      <w:pPr>
-        <w:pStyle w:val="ListParagraph"/>
-        <w:numPr>
-          <w:ilvl w:val="0"/>
-          <w:numId w:val="2"/>
-        </w:numPr>
-        <w:spacing w:after="60" w:line="276"/>
-      </w:pPr>
-      <w:r>
-        <w:rPr>
-          <w:rFonts w:ascii="Calibri" w:cs="Calibri" w:eastAsia="Calibri" w:hAnsi="Calibri"/>
-          <w:b/>
-          <w:bCs/>
-          <w:sz w:val="22"/>
-          <w:szCs w:val="22"/>
-        </w:rPr>
-        <w:t xml:space="preserve">MILITELLO COSTRUZIONI S.r.l.</w:t>
-      </w:r>
-      <w:r>
-        <w:rPr>
-          <w:rFonts w:ascii="Calibri" w:cs="Calibri" w:eastAsia="Calibri" w:hAnsi="Calibri"/>
-          <w:sz w:val="22"/>
-          <w:szCs w:val="22"/>
-        </w:rPr>
-        <w:t xml:space="preserve"> – installazione di impianti elettrici (ATECO 43.21.01); 2-5 milioni;</w:t>
-      </w:r>
-    </w:p>
-    <w:p>
-      <w:pPr>
-        <w:pStyle w:val="ListParagraph"/>
-        <w:numPr>
-          <w:ilvl w:val="0"/>
-          <w:numId w:val="2"/>
-        </w:numPr>
-        <w:spacing w:after="60" w:line="276"/>
-      </w:pPr>
-      <w:r>
-        <w:rPr>
-          <w:rFonts w:ascii="Calibri" w:cs="Calibri" w:eastAsia="Calibri" w:hAnsi="Calibri"/>
-          <w:b/>
-          <w:bCs/>
-          <w:sz w:val="22"/>
-          <w:szCs w:val="22"/>
-        </w:rPr>
-        <w:t xml:space="preserve">CATUARA DAMIANO SALVATORE</w:t>
-      </w:r>
-      <w:r>
-        <w:rPr>
-          <w:rFonts w:ascii="Calibri" w:cs="Calibri" w:eastAsia="Calibri" w:hAnsi="Calibri"/>
-          <w:sz w:val="22"/>
-          <w:szCs w:val="22"/>
-        </w:rPr>
-        <w:t xml:space="preserve"> – costruzione di edifici (ATECO 41.20.00);</w:t>
-      </w:r>
-    </w:p>
-    <w:p>
-      <w:pPr>
-        <w:pStyle w:val="ListParagraph"/>
-        <w:numPr>
-          <w:ilvl w:val="0"/>
-          <w:numId w:val="2"/>
-        </w:numPr>
-        <w:spacing w:after="60" w:line="276"/>
-      </w:pPr>
-      <w:r>
-        <w:rPr>
-          <w:rFonts w:ascii="Calibri" w:cs="Calibri" w:eastAsia="Calibri" w:hAnsi="Calibri"/>
-          <w:b/>
-          <w:bCs/>
-          <w:sz w:val="22"/>
-          <w:szCs w:val="22"/>
-        </w:rPr>
-        <w:t xml:space="preserve">CARROZZERIA F.LLI LOMBARDO S.n.c.</w:t>
-      </w:r>
-      <w:r>
-        <w:rPr>
-          <w:rFonts w:ascii="Calibri" w:cs="Calibri" w:eastAsia="Calibri" w:hAnsi="Calibri"/>
-          <w:sz w:val="22"/>
-          <w:szCs w:val="22"/>
-        </w:rPr>
-        <w:t xml:space="preserve"> – riparazione di carrozzerie di autoveicoli (ATECO 45.20.20);</w:t>
-      </w:r>
-    </w:p>
-    <w:p>
-      <w:pPr>
-        <w:pStyle w:val="ListParagraph"/>
-        <w:numPr>
-          <w:ilvl w:val="0"/>
-          <w:numId w:val="2"/>
-        </w:numPr>
-        <w:spacing w:after="60" w:line="276"/>
-      </w:pPr>
-      <w:r>
-        <w:rPr>
-          <w:rFonts w:ascii="Calibri" w:cs="Calibri" w:eastAsia="Calibri" w:hAnsi="Calibri"/>
-          <w:b/>
-          <w:bCs/>
-          <w:sz w:val="22"/>
-          <w:szCs w:val="22"/>
-        </w:rPr>
-        <w:t xml:space="preserve">RIZZO GAETANO</w:t>
-      </w:r>
-      <w:r>
-        <w:rPr>
-          <w:rFonts w:ascii="Calibri" w:cs="Calibri" w:eastAsia="Calibri" w:hAnsi="Calibri"/>
-          <w:sz w:val="22"/>
-          <w:szCs w:val="22"/>
-        </w:rPr>
-        <w:t xml:space="preserve"> – bar ed esercizi simili (ATECO 56.30.00);</w:t>
-      </w:r>
-    </w:p>
-    <w:p>
-      <w:pPr>
-        <w:pStyle w:val="ListParagraph"/>
-        <w:numPr>
-          <w:ilvl w:val="0"/>
-          <w:numId w:val="2"/>
-        </w:numPr>
-        <w:spacing w:after="60" w:line="276"/>
-      </w:pPr>
-      <w:r>
-        <w:rPr>
-          <w:rFonts w:ascii="Calibri" w:cs="Calibri" w:eastAsia="Calibri" w:hAnsi="Calibri"/>
-          <w:b/>
-          <w:bCs/>
-          <w:sz w:val="22"/>
-          <w:szCs w:val="22"/>
-        </w:rPr>
-        <w:t xml:space="preserve">Ristorante Pizzeria Kometa</w:t>
-      </w:r>
-      <w:r>
-        <w:rPr>
-          <w:rFonts w:ascii="Calibri" w:cs="Calibri" w:eastAsia="Calibri" w:hAnsi="Calibri"/>
-          <w:sz w:val="22"/>
-          <w:szCs w:val="22"/>
-        </w:rPr>
-        <w:t xml:space="preserve"> – ristorazione, contrada Merceri;</w:t>
-      </w:r>
-    </w:p>
-    <w:p>
-      <w:pPr>
-        <w:pStyle w:val="ListParagraph"/>
-        <w:numPr>
-          <w:ilvl w:val="0"/>
-          <w:numId w:val="2"/>
-        </w:numPr>
-        <w:spacing w:after="60" w:line="276"/>
-      </w:pPr>
-      <w:r>
-        <w:rPr>
-          <w:rFonts w:ascii="Calibri" w:cs="Calibri" w:eastAsia="Calibri" w:hAnsi="Calibri"/>
-          <w:b/>
-          <w:bCs/>
-          <w:sz w:val="22"/>
-          <w:szCs w:val="22"/>
-        </w:rPr>
-        <w:t xml:space="preserve">The Arabian Horse Ranch</w:t>
-      </w:r>
-      <w:r>
-        <w:rPr>
-          <w:rFonts w:ascii="Calibri" w:cs="Calibri" w:eastAsia="Calibri" w:hAnsi="Calibri"/>
-          <w:sz w:val="22"/>
-          <w:szCs w:val="22"/>
-        </w:rPr>
-        <w:t xml:space="preserve"> – ristorazione e turismo equestre, contrada Carbonio 6;</w:t>
-      </w:r>
-    </w:p>
-    <w:p>
-      <w:pPr>
-        <w:pStyle w:val="ListParagraph"/>
-        <w:numPr>
-          <w:ilvl w:val="0"/>
-          <w:numId w:val="2"/>
-        </w:numPr>
-        <w:spacing w:after="60" w:line="276"/>
-      </w:pPr>
-      <w:r>
-        <w:rPr>
-          <w:rFonts w:ascii="Calibri" w:cs="Calibri" w:eastAsia="Calibri" w:hAnsi="Calibri"/>
-          <w:b/>
-          <w:bCs/>
-          <w:sz w:val="22"/>
-          <w:szCs w:val="22"/>
-        </w:rPr>
-        <w:t xml:space="preserve">LA ROSA L’ARTE DELLA CERA S.r.l.s.</w:t>
-      </w:r>
-      <w:r>
-        <w:rPr>
-          <w:rFonts w:ascii="Calibri" w:cs="Calibri" w:eastAsia="Calibri" w:hAnsi="Calibri"/>
-          <w:sz w:val="22"/>
-          <w:szCs w:val="22"/>
-        </w:rPr>
-        <w:t xml:space="preserve"> – produzione e commercio di articoli in cera (ATECO 46.49.90);</w:t>
-      </w:r>
-    </w:p>
-    <w:p>
-      <w:pPr>
-        <w:pStyle w:val="ListParagraph"/>
-        <w:numPr>
-          <w:ilvl w:val="0"/>
-          <w:numId w:val="2"/>
-        </w:numPr>
-        <w:spacing w:after="60" w:line="276"/>
-      </w:pPr>
-      <w:r>
-        <w:rPr>
-          <w:rFonts w:ascii="Calibri" w:cs="Calibri" w:eastAsia="Calibri" w:hAnsi="Calibri"/>
-          <w:b/>
-          <w:bCs/>
-          <w:sz w:val="22"/>
-          <w:szCs w:val="22"/>
-        </w:rPr>
-        <w:t xml:space="preserve">FARMACIA FRAGAPANE MIRELLA</w:t>
-      </w:r>
-      <w:r>
-        <w:rPr>
-          <w:rFonts w:ascii="Calibri" w:cs="Calibri" w:eastAsia="Calibri" w:hAnsi="Calibri"/>
-          <w:sz w:val="22"/>
-          <w:szCs w:val="22"/>
-        </w:rPr>
-        <w:t xml:space="preserve"> – farmacia (ATECO 47.73.00);</w:t>
-      </w:r>
-    </w:p>
-    <w:p>
-      <w:pPr>
-        <w:pStyle w:val="ListParagraph"/>
-        <w:numPr>
-          <w:ilvl w:val="0"/>
-          <w:numId w:val="2"/>
-        </w:numPr>
-        <w:spacing w:after="60" w:line="276"/>
-      </w:pPr>
-      <w:r>
-        <w:rPr>
-          <w:rFonts w:ascii="Calibri" w:cs="Calibri" w:eastAsia="Calibri" w:hAnsi="Calibri"/>
-          <w:b/>
-          <w:bCs/>
-          <w:sz w:val="22"/>
-          <w:szCs w:val="22"/>
-        </w:rPr>
-        <w:t xml:space="preserve">CENTRO DENTALE TABUSO S.r.l.</w:t>
-      </w:r>
-      <w:r>
-        <w:rPr>
-          <w:rFonts w:ascii="Calibri" w:cs="Calibri" w:eastAsia="Calibri" w:hAnsi="Calibri"/>
-          <w:sz w:val="22"/>
-          <w:szCs w:val="22"/>
-        </w:rPr>
-        <w:t xml:space="preserve"> – studio odontoiatrico (ATECO 86.23.00);</w:t>
-      </w:r>
-    </w:p>
-    <w:p>
-      <w:pPr>
-        <w:pStyle w:val="ListParagraph"/>
-        <w:numPr>
-          <w:ilvl w:val="0"/>
-          <w:numId w:val="2"/>
-        </w:numPr>
-        <w:spacing w:after="60" w:line="276"/>
-      </w:pPr>
-      <w:r>
-        <w:rPr>
-          <w:rFonts w:ascii="Calibri" w:cs="Calibri" w:eastAsia="Calibri" w:hAnsi="Calibri"/>
-          <w:b/>
-          <w:bCs/>
-          <w:sz w:val="22"/>
-          <w:szCs w:val="22"/>
-        </w:rPr>
-        <w:t xml:space="preserve">MILITELLO GIUSEPPE</w:t>
-      </w:r>
-      <w:r>
-        <w:rPr>
-          <w:rFonts w:ascii="Calibri" w:cs="Calibri" w:eastAsia="Calibri" w:hAnsi="Calibri"/>
-          <w:sz w:val="22"/>
-          <w:szCs w:val="22"/>
-        </w:rPr>
-        <w:t xml:space="preserve"> – elaborazione elettronica dei dati (ATECO 63.11.10).</w:t>
+          <w:b w:val="false"/>
+          <w:bCs w:val="false"/>
+          <w:i w:val="false"/>
+          <w:iCs w:val="false"/>
+          <w:sz w:val="22"/>
+          <w:szCs w:val="22"/>
+        </w:rPr>
+        <w:t xml:space="preserve">Per </w:t>
+      </w:r>
+      <w:r>
+        <w:rPr>
+          <w:rFonts w:ascii="Calibri" w:cs="Calibri" w:eastAsia="Calibri" w:hAnsi="Calibri"/>
+          <w:b/>
+          <w:bCs/>
+          <w:i w:val="false"/>
+          <w:iCs w:val="false"/>
+          <w:sz w:val="22"/>
+          <w:szCs w:val="22"/>
+        </w:rPr>
+        <w:t xml:space="preserve">76 delle 98 posizioni</w:t>
+      </w:r>
+      <w:r>
+        <w:rPr>
+          <w:rFonts w:ascii="Calibri" w:cs="Calibri" w:eastAsia="Calibri" w:hAnsi="Calibri"/>
+          <w:b w:val="false"/>
+          <w:bCs w:val="false"/>
+          <w:i w:val="false"/>
+          <w:iCs w:val="false"/>
+          <w:sz w:val="22"/>
+          <w:szCs w:val="22"/>
+        </w:rPr>
+        <w:t xml:space="preserve"> sono riportati il codice ATECO e la classe di fatturato, tratti dalla banca dati camerale. Per le restanti — in prevalenza esercizi di ristorazione, panificazione e pasticceria e aziende agricole rilevati da repertori commerciali — tali informazioni non risultano disponibili alla fonte e non sono state attribuite; se ne indicano denominazione, attività e, ove nota, l’ubicazione.</w:t>
       </w:r>
     </w:p>
     <w:p>
@@ -2800,47 +2364,103 @@
           <w:sz w:val="22"/>
           <w:szCs w:val="22"/>
         </w:rPr>
-        <w:t xml:space="preserve">Raffadali</w:t>
-      </w:r>
-      <w:r>
-        <w:rPr>
-          <w:rFonts w:ascii="Calibri" w:cs="Calibri" w:eastAsia="Calibri" w:hAnsi="Calibri"/>
-          <w:b w:val="false"/>
-          <w:bCs w:val="false"/>
-          <w:i w:val="false"/>
-          <w:iCs w:val="false"/>
-          <w:sz w:val="22"/>
-          <w:szCs w:val="22"/>
-        </w:rPr>
-        <w:t xml:space="preserve"> (11.769 abitanti · 117 imprese registrate · circa 4 km da Santa Elisabetta) — 41 attività censite:</w:t>
-      </w:r>
-    </w:p>
-    <w:p>
-      <w:pPr>
-        <w:pStyle w:val="ListParagraph"/>
-        <w:numPr>
-          <w:ilvl w:val="0"/>
-          <w:numId w:val="2"/>
-        </w:numPr>
-        <w:spacing w:after="60" w:line="276"/>
-      </w:pPr>
-      <w:r>
-        <w:rPr>
-          <w:rFonts w:ascii="Calibri" w:cs="Calibri" w:eastAsia="Calibri" w:hAnsi="Calibri"/>
-          <w:b/>
-          <w:bCs/>
-          <w:sz w:val="22"/>
-          <w:szCs w:val="22"/>
-        </w:rPr>
-        <w:t xml:space="preserve">LE CUSPIDI S.r.l.</w:t>
-      </w:r>
-      <w:r>
-        <w:rPr>
-          <w:rFonts w:ascii="Calibri" w:cs="Calibri" w:eastAsia="Calibri" w:hAnsi="Calibri"/>
-          <w:sz w:val="22"/>
-          <w:szCs w:val="22"/>
-        </w:rPr>
-        <w:t xml:space="preserve"> – bar, pasticceria e gelateria, attiva dal 1960 e specializzata nella lavorazione del pistacchio di Raffadali (ATECO 56.10.30); 5-10 milioni;</w:t>
+        <w:t xml:space="preserve">Agricoltura, agroalimentare e indotto</w:t>
+      </w:r>
+      <w:r>
+        <w:rPr>
+          <w:rFonts w:ascii="Calibri" w:cs="Calibri" w:eastAsia="Calibri" w:hAnsi="Calibri"/>
+          <w:b w:val="false"/>
+          <w:bCs w:val="false"/>
+          <w:i w:val="false"/>
+          <w:iCs w:val="false"/>
+          <w:sz w:val="22"/>
+          <w:szCs w:val="22"/>
+        </w:rPr>
+        <w:t xml:space="preserve"> — 18 attività censite:</w:t>
+      </w:r>
+    </w:p>
+    <w:p>
+      <w:pPr>
+        <w:pStyle w:val="ListParagraph"/>
+        <w:numPr>
+          <w:ilvl w:val="0"/>
+          <w:numId w:val="2"/>
+        </w:numPr>
+        <w:spacing w:after="60" w:line="276"/>
+      </w:pPr>
+      <w:r>
+        <w:rPr>
+          <w:rFonts w:ascii="Calibri" w:cs="Calibri" w:eastAsia="Calibri" w:hAnsi="Calibri"/>
+          <w:b/>
+          <w:bCs/>
+          <w:sz w:val="22"/>
+          <w:szCs w:val="22"/>
+        </w:rPr>
+        <w:t xml:space="preserve">SICILY FOOD S.r.l.</w:t>
+      </w:r>
+      <w:r>
+        <w:rPr>
+          <w:rFonts w:ascii="Calibri" w:cs="Calibri" w:eastAsia="Calibri" w:hAnsi="Calibri"/>
+          <w:sz w:val="22"/>
+          <w:szCs w:val="22"/>
+        </w:rPr>
+        <w:t xml:space="preserve"> (Aragona) – lavorazione e conservazione di prodotti ittici (ATECO 10.20.00); 25-50 milioni, la maggiore impresa manifatturiera del perimetro;</w:t>
+      </w:r>
+    </w:p>
+    <w:p>
+      <w:pPr>
+        <w:pStyle w:val="ListParagraph"/>
+        <w:numPr>
+          <w:ilvl w:val="0"/>
+          <w:numId w:val="2"/>
+        </w:numPr>
+        <w:spacing w:after="60" w:line="276"/>
+      </w:pPr>
+      <w:r>
+        <w:rPr>
+          <w:rFonts w:ascii="Calibri" w:cs="Calibri" w:eastAsia="Calibri" w:hAnsi="Calibri"/>
+          <w:b/>
+          <w:bCs/>
+          <w:sz w:val="22"/>
+          <w:szCs w:val="22"/>
+        </w:rPr>
+        <w:t xml:space="preserve">MANCUSO VINCENZO &amp; C. S.r.l.</w:t>
+      </w:r>
+      <w:r>
+        <w:rPr>
+          <w:rFonts w:ascii="Calibri" w:cs="Calibri" w:eastAsia="Calibri" w:hAnsi="Calibri"/>
+          <w:sz w:val="22"/>
+          <w:szCs w:val="22"/>
+        </w:rPr>
+        <w:t xml:space="preserve"> (Aragona) – produzione di gelati (ATECO 10.52.00); 10-25 milioni;</w:t>
+      </w:r>
+    </w:p>
+    <w:p>
+      <w:pPr>
+        <w:pStyle w:val="ListParagraph"/>
+        <w:numPr>
+          <w:ilvl w:val="0"/>
+          <w:numId w:val="2"/>
+        </w:numPr>
+        <w:spacing w:after="60" w:line="276"/>
+      </w:pPr>
+      <w:r>
+        <w:rPr>
+          <w:rFonts w:ascii="Calibri" w:cs="Calibri" w:eastAsia="Calibri" w:hAnsi="Calibri"/>
+          <w:b/>
+          <w:bCs/>
+          <w:sz w:val="22"/>
+          <w:szCs w:val="22"/>
+        </w:rPr>
+        <w:t xml:space="preserve">MANGIMIFICIO S. ANTONIO S.r.l.</w:t>
+      </w:r>
+      <w:r>
+        <w:rPr>
+          <w:rFonts w:ascii="Calibri" w:cs="Calibri" w:eastAsia="Calibri" w:hAnsi="Calibri"/>
+          <w:sz w:val="22"/>
+          <w:szCs w:val="22"/>
+        </w:rPr>
+        <w:t xml:space="preserve"> (Aragona) – produzione di prodotti per l’alimentazione degli animali (ATECO 10.90.00); 5-10 milioni;</w:t>
       </w:r>
     </w:p>
     <w:p>
@@ -2868,147 +2488,35 @@
           <w:sz w:val="22"/>
           <w:szCs w:val="22"/>
         </w:rPr>
-        <w:t xml:space="preserve"> – industria dolciaria (ATECO 10.72.00); 2-5 milioni;</w:t>
-      </w:r>
-    </w:p>
-    <w:p>
-      <w:pPr>
-        <w:pStyle w:val="ListParagraph"/>
-        <w:numPr>
-          <w:ilvl w:val="0"/>
-          <w:numId w:val="2"/>
-        </w:numPr>
-        <w:spacing w:after="60" w:line="276"/>
-      </w:pPr>
-      <w:r>
-        <w:rPr>
-          <w:rFonts w:ascii="Calibri" w:cs="Calibri" w:eastAsia="Calibri" w:hAnsi="Calibri"/>
-          <w:b/>
-          <w:bCs/>
-          <w:sz w:val="22"/>
-          <w:szCs w:val="22"/>
-        </w:rPr>
-        <w:t xml:space="preserve">L’ANTICO FORNO S.a.s. di Galvano Gianluca e Cuffaro Vincenza &amp; C.</w:t>
-      </w:r>
-      <w:r>
-        <w:rPr>
-          <w:rFonts w:ascii="Calibri" w:cs="Calibri" w:eastAsia="Calibri" w:hAnsi="Calibri"/>
-          <w:sz w:val="22"/>
-          <w:szCs w:val="22"/>
-        </w:rPr>
-        <w:t xml:space="preserve"> – produzione di prodotti di panetteria freschi (ATECO 10.71.10);</w:t>
-      </w:r>
-    </w:p>
-    <w:p>
-      <w:pPr>
-        <w:pStyle w:val="ListParagraph"/>
-        <w:numPr>
-          <w:ilvl w:val="0"/>
-          <w:numId w:val="2"/>
-        </w:numPr>
-        <w:spacing w:after="60" w:line="276"/>
-      </w:pPr>
-      <w:r>
-        <w:rPr>
-          <w:rFonts w:ascii="Calibri" w:cs="Calibri" w:eastAsia="Calibri" w:hAnsi="Calibri"/>
-          <w:b/>
-          <w:bCs/>
-          <w:sz w:val="22"/>
-          <w:szCs w:val="22"/>
-        </w:rPr>
-        <w:t xml:space="preserve">Panificio Criscenti</w:t>
-      </w:r>
-      <w:r>
-        <w:rPr>
-          <w:rFonts w:ascii="Calibri" w:cs="Calibri" w:eastAsia="Calibri" w:hAnsi="Calibri"/>
-          <w:sz w:val="22"/>
-          <w:szCs w:val="22"/>
-        </w:rPr>
-        <w:t xml:space="preserve"> – panificazione, via Tivoli 19;</w:t>
-      </w:r>
-    </w:p>
-    <w:p>
-      <w:pPr>
-        <w:pStyle w:val="ListParagraph"/>
-        <w:numPr>
-          <w:ilvl w:val="0"/>
-          <w:numId w:val="2"/>
-        </w:numPr>
-        <w:spacing w:after="60" w:line="276"/>
-      </w:pPr>
-      <w:r>
-        <w:rPr>
-          <w:rFonts w:ascii="Calibri" w:cs="Calibri" w:eastAsia="Calibri" w:hAnsi="Calibri"/>
-          <w:b/>
-          <w:bCs/>
-          <w:sz w:val="22"/>
-          <w:szCs w:val="22"/>
-        </w:rPr>
-        <w:t xml:space="preserve">F.lli Criscenti di Criscenti Francesco e Calogero S.n.c.</w:t>
-      </w:r>
-      <w:r>
-        <w:rPr>
-          <w:rFonts w:ascii="Calibri" w:cs="Calibri" w:eastAsia="Calibri" w:hAnsi="Calibri"/>
-          <w:sz w:val="22"/>
-          <w:szCs w:val="22"/>
-        </w:rPr>
-        <w:t xml:space="preserve"> – panificazione e pasticceria;</w:t>
-      </w:r>
-    </w:p>
-    <w:p>
-      <w:pPr>
-        <w:pStyle w:val="ListParagraph"/>
-        <w:numPr>
-          <w:ilvl w:val="0"/>
-          <w:numId w:val="2"/>
-        </w:numPr>
-        <w:spacing w:after="60" w:line="276"/>
-      </w:pPr>
-      <w:r>
-        <w:rPr>
-          <w:rFonts w:ascii="Calibri" w:cs="Calibri" w:eastAsia="Calibri" w:hAnsi="Calibri"/>
-          <w:b/>
-          <w:bCs/>
-          <w:sz w:val="22"/>
-          <w:szCs w:val="22"/>
-        </w:rPr>
-        <w:t xml:space="preserve">Excelsior S.n.c. di Tarallo Luigi</w:t>
-      </w:r>
-      <w:r>
-        <w:rPr>
-          <w:rFonts w:ascii="Calibri" w:cs="Calibri" w:eastAsia="Calibri" w:hAnsi="Calibri"/>
-          <w:sz w:val="22"/>
-          <w:szCs w:val="22"/>
-        </w:rPr>
-        <w:t xml:space="preserve"> – panificio e pasticceria;</w:t>
-      </w:r>
-    </w:p>
-    <w:p>
-      <w:pPr>
-        <w:pStyle w:val="ListParagraph"/>
-        <w:numPr>
-          <w:ilvl w:val="0"/>
-          <w:numId w:val="2"/>
-        </w:numPr>
-        <w:spacing w:after="60" w:line="276"/>
-      </w:pPr>
-      <w:r>
-        <w:rPr>
-          <w:rFonts w:ascii="Calibri" w:cs="Calibri" w:eastAsia="Calibri" w:hAnsi="Calibri"/>
-          <w:b/>
-          <w:bCs/>
-          <w:sz w:val="22"/>
-          <w:szCs w:val="22"/>
-        </w:rPr>
-        <w:t xml:space="preserve">Pasticceria Lionti</w:t>
-      </w:r>
-      <w:r>
-        <w:rPr>
-          <w:rFonts w:ascii="Calibri" w:cs="Calibri" w:eastAsia="Calibri" w:hAnsi="Calibri"/>
-          <w:sz w:val="22"/>
-          <w:szCs w:val="22"/>
-        </w:rPr>
-        <w:t xml:space="preserve"> – pasticceria artigianale, produzione fresca e secca;</w:t>
+        <w:t xml:space="preserve"> (Raffadali) – industria dolciaria (ATECO 10.72.00); 2-5 milioni;</w:t>
+      </w:r>
+    </w:p>
+    <w:p>
+      <w:pPr>
+        <w:pStyle w:val="ListParagraph"/>
+        <w:numPr>
+          <w:ilvl w:val="0"/>
+          <w:numId w:val="2"/>
+        </w:numPr>
+        <w:spacing w:after="60" w:line="276"/>
+      </w:pPr>
+      <w:r>
+        <w:rPr>
+          <w:rFonts w:ascii="Calibri" w:cs="Calibri" w:eastAsia="Calibri" w:hAnsi="Calibri"/>
+          <w:b/>
+          <w:bCs/>
+          <w:sz w:val="22"/>
+          <w:szCs w:val="22"/>
+        </w:rPr>
+        <w:t xml:space="preserve">F.LLI CUFFARO S.r.l.</w:t>
+      </w:r>
+      <w:r>
+        <w:rPr>
+          <w:rFonts w:ascii="Calibri" w:cs="Calibri" w:eastAsia="Calibri" w:hAnsi="Calibri"/>
+          <w:sz w:val="22"/>
+          <w:szCs w:val="22"/>
+        </w:rPr>
+        <w:t xml:space="preserve"> (Raffadali) – commercio all’ingrosso di frutta e ortaggi (ATECO 46.31.10); 2-5 milioni;</w:t>
       </w:r>
     </w:p>
     <w:p>
@@ -3036,35 +2544,203 @@
           <w:sz w:val="22"/>
           <w:szCs w:val="22"/>
         </w:rPr>
-        <w:t xml:space="preserve"> – commercio all’ingrosso di frutta e ortaggi (ATECO 46.31.00);</w:t>
-      </w:r>
-    </w:p>
-    <w:p>
-      <w:pPr>
-        <w:pStyle w:val="ListParagraph"/>
-        <w:numPr>
-          <w:ilvl w:val="0"/>
-          <w:numId w:val="2"/>
-        </w:numPr>
-        <w:spacing w:after="60" w:line="276"/>
-      </w:pPr>
-      <w:r>
-        <w:rPr>
-          <w:rFonts w:ascii="Calibri" w:cs="Calibri" w:eastAsia="Calibri" w:hAnsi="Calibri"/>
-          <w:b/>
-          <w:bCs/>
-          <w:sz w:val="22"/>
-          <w:szCs w:val="22"/>
-        </w:rPr>
-        <w:t xml:space="preserve">F.LLI CUFFARO S.r.l.</w:t>
-      </w:r>
-      <w:r>
-        <w:rPr>
-          <w:rFonts w:ascii="Calibri" w:cs="Calibri" w:eastAsia="Calibri" w:hAnsi="Calibri"/>
-          <w:sz w:val="22"/>
-          <w:szCs w:val="22"/>
-        </w:rPr>
-        <w:t xml:space="preserve"> – commercio all’ingrosso di frutta e ortaggi (ATECO 46.31.10); 2-5 milioni;</w:t>
+        <w:t xml:space="preserve"> (Raffadali) – commercio all’ingrosso di frutta e ortaggi (ATECO 46.31.00);</w:t>
+      </w:r>
+    </w:p>
+    <w:p>
+      <w:pPr>
+        <w:pStyle w:val="ListParagraph"/>
+        <w:numPr>
+          <w:ilvl w:val="0"/>
+          <w:numId w:val="2"/>
+        </w:numPr>
+        <w:spacing w:after="60" w:line="276"/>
+      </w:pPr>
+      <w:r>
+        <w:rPr>
+          <w:rFonts w:ascii="Calibri" w:cs="Calibri" w:eastAsia="Calibri" w:hAnsi="Calibri"/>
+          <w:b/>
+          <w:bCs/>
+          <w:sz w:val="22"/>
+          <w:szCs w:val="22"/>
+        </w:rPr>
+        <w:t xml:space="preserve">PRIMAGEL S.r.l.</w:t>
+      </w:r>
+      <w:r>
+        <w:rPr>
+          <w:rFonts w:ascii="Calibri" w:cs="Calibri" w:eastAsia="Calibri" w:hAnsi="Calibri"/>
+          <w:sz w:val="22"/>
+          <w:szCs w:val="22"/>
+        </w:rPr>
+        <w:t xml:space="preserve"> (Aragona) – commercio all’ingrosso di prodotti alimentari (ATECO 46.39.00); 5-10 milioni;</w:t>
+      </w:r>
+    </w:p>
+    <w:p>
+      <w:pPr>
+        <w:pStyle w:val="ListParagraph"/>
+        <w:numPr>
+          <w:ilvl w:val="0"/>
+          <w:numId w:val="2"/>
+        </w:numPr>
+        <w:spacing w:after="60" w:line="276"/>
+      </w:pPr>
+      <w:r>
+        <w:rPr>
+          <w:rFonts w:ascii="Calibri" w:cs="Calibri" w:eastAsia="Calibri" w:hAnsi="Calibri"/>
+          <w:b/>
+          <w:bCs/>
+          <w:sz w:val="22"/>
+          <w:szCs w:val="22"/>
+        </w:rPr>
+        <w:t xml:space="preserve">ARGO.GEL S.r.l.</w:t>
+      </w:r>
+      <w:r>
+        <w:rPr>
+          <w:rFonts w:ascii="Calibri" w:cs="Calibri" w:eastAsia="Calibri" w:hAnsi="Calibri"/>
+          <w:sz w:val="22"/>
+          <w:szCs w:val="22"/>
+        </w:rPr>
+        <w:t xml:space="preserve"> (Aragona) – commercio all’ingrosso di prodotti alimentari (ATECO 46.39.00);</w:t>
+      </w:r>
+    </w:p>
+    <w:p>
+      <w:pPr>
+        <w:pStyle w:val="ListParagraph"/>
+        <w:numPr>
+          <w:ilvl w:val="0"/>
+          <w:numId w:val="2"/>
+        </w:numPr>
+        <w:spacing w:after="60" w:line="276"/>
+      </w:pPr>
+      <w:r>
+        <w:rPr>
+          <w:rFonts w:ascii="Calibri" w:cs="Calibri" w:eastAsia="Calibri" w:hAnsi="Calibri"/>
+          <w:b/>
+          <w:bCs/>
+          <w:sz w:val="22"/>
+          <w:szCs w:val="22"/>
+        </w:rPr>
+        <w:t xml:space="preserve">TANOGEL di Gaetano Mario Di Vincenzo</w:t>
+      </w:r>
+      <w:r>
+        <w:rPr>
+          <w:rFonts w:ascii="Calibri" w:cs="Calibri" w:eastAsia="Calibri" w:hAnsi="Calibri"/>
+          <w:sz w:val="22"/>
+          <w:szCs w:val="22"/>
+        </w:rPr>
+        <w:t xml:space="preserve"> (Santa Elisabetta) – commercio all’ingrosso di prodotti surgelati (ATECO 46.39.10);</w:t>
+      </w:r>
+    </w:p>
+    <w:p>
+      <w:pPr>
+        <w:pStyle w:val="ListParagraph"/>
+        <w:numPr>
+          <w:ilvl w:val="0"/>
+          <w:numId w:val="2"/>
+        </w:numPr>
+        <w:spacing w:after="60" w:line="276"/>
+      </w:pPr>
+      <w:r>
+        <w:rPr>
+          <w:rFonts w:ascii="Calibri" w:cs="Calibri" w:eastAsia="Calibri" w:hAnsi="Calibri"/>
+          <w:b/>
+          <w:bCs/>
+          <w:sz w:val="22"/>
+          <w:szCs w:val="22"/>
+        </w:rPr>
+        <w:t xml:space="preserve">F.LLI FRAGAPANE di Fragapane Francesco e C. S.n.c.</w:t>
+      </w:r>
+      <w:r>
+        <w:rPr>
+          <w:rFonts w:ascii="Calibri" w:cs="Calibri" w:eastAsia="Calibri" w:hAnsi="Calibri"/>
+          <w:sz w:val="22"/>
+          <w:szCs w:val="22"/>
+        </w:rPr>
+        <w:t xml:space="preserve"> (Santa Elisabetta) – commercio all’ingrosso di prodotti alimentari (ATECO 46.39.00);</w:t>
+      </w:r>
+    </w:p>
+    <w:p>
+      <w:pPr>
+        <w:pStyle w:val="ListParagraph"/>
+        <w:numPr>
+          <w:ilvl w:val="0"/>
+          <w:numId w:val="2"/>
+        </w:numPr>
+        <w:spacing w:after="60" w:line="276"/>
+      </w:pPr>
+      <w:r>
+        <w:rPr>
+          <w:rFonts w:ascii="Calibri" w:cs="Calibri" w:eastAsia="Calibri" w:hAnsi="Calibri"/>
+          <w:b/>
+          <w:bCs/>
+          <w:sz w:val="22"/>
+          <w:szCs w:val="22"/>
+        </w:rPr>
+        <w:t xml:space="preserve">GUSTO SICANO S.r.l. Società Benefit</w:t>
+      </w:r>
+      <w:r>
+        <w:rPr>
+          <w:rFonts w:ascii="Calibri" w:cs="Calibri" w:eastAsia="Calibri" w:hAnsi="Calibri"/>
+          <w:sz w:val="22"/>
+          <w:szCs w:val="22"/>
+        </w:rPr>
+        <w:t xml:space="preserve"> (Joppolo Giancaxio) – commercio di prodotti alimentari tipici (ATECO 47.27.90);</w:t>
+      </w:r>
+    </w:p>
+    <w:p>
+      <w:pPr>
+        <w:pStyle w:val="ListParagraph"/>
+        <w:numPr>
+          <w:ilvl w:val="0"/>
+          <w:numId w:val="2"/>
+        </w:numPr>
+        <w:spacing w:after="60" w:line="276"/>
+      </w:pPr>
+      <w:r>
+        <w:rPr>
+          <w:rFonts w:ascii="Calibri" w:cs="Calibri" w:eastAsia="Calibri" w:hAnsi="Calibri"/>
+          <w:b/>
+          <w:bCs/>
+          <w:sz w:val="22"/>
+          <w:szCs w:val="22"/>
+        </w:rPr>
+        <w:t xml:space="preserve">A.C.I.M. S.r.l. Società Agricola</w:t>
+      </w:r>
+      <w:r>
+        <w:rPr>
+          <w:rFonts w:ascii="Calibri" w:cs="Calibri" w:eastAsia="Calibri" w:hAnsi="Calibri"/>
+          <w:sz w:val="22"/>
+          <w:szCs w:val="22"/>
+        </w:rPr>
+        <w:t xml:space="preserve"> (Sant’Angelo Muxaro) – attività agricola (ATECO 01.48.10);</w:t>
+      </w:r>
+    </w:p>
+    <w:p>
+      <w:pPr>
+        <w:pStyle w:val="ListParagraph"/>
+        <w:numPr>
+          <w:ilvl w:val="0"/>
+          <w:numId w:val="2"/>
+        </w:numPr>
+        <w:spacing w:after="60" w:line="276"/>
+      </w:pPr>
+      <w:r>
+        <w:rPr>
+          <w:rFonts w:ascii="Calibri" w:cs="Calibri" w:eastAsia="Calibri" w:hAnsi="Calibri"/>
+          <w:b/>
+          <w:bCs/>
+          <w:sz w:val="22"/>
+          <w:szCs w:val="22"/>
+        </w:rPr>
+        <w:t xml:space="preserve">D’ANNA GIOVANNA Impresa Agricola</w:t>
+      </w:r>
+      <w:r>
+        <w:rPr>
+          <w:rFonts w:ascii="Calibri" w:cs="Calibri" w:eastAsia="Calibri" w:hAnsi="Calibri"/>
+          <w:sz w:val="22"/>
+          <w:szCs w:val="22"/>
+        </w:rPr>
+        <w:t xml:space="preserve"> (Joppolo Giancaxio) – attività agricola;</w:t>
       </w:r>
     </w:p>
     <w:p>
@@ -3092,7 +2768,7 @@
           <w:sz w:val="22"/>
           <w:szCs w:val="22"/>
         </w:rPr>
-        <w:t xml:space="preserve"> – mandorle, olive, olio e uva da vino;</w:t>
+        <w:t xml:space="preserve"> (Raffadali) – mandorle, olive, olio e uva da vino;</w:t>
       </w:r>
     </w:p>
     <w:p>
@@ -3120,7 +2796,7 @@
           <w:sz w:val="22"/>
           <w:szCs w:val="22"/>
         </w:rPr>
-        <w:t xml:space="preserve"> – produzioni agricole, via F 23 n. 9;</w:t>
+        <w:t xml:space="preserve"> (Raffadali) – produzioni agricole, via F 23 n. 9;</w:t>
       </w:r>
     </w:p>
     <w:p>
@@ -3148,7 +2824,7 @@
           <w:sz w:val="22"/>
           <w:szCs w:val="22"/>
         </w:rPr>
-        <w:t xml:space="preserve"> – azienda agricola, agrumi e olio, vendita diretta e online;</w:t>
+        <w:t xml:space="preserve"> (Raffadali) – azienda agricola, agrumi e olio, vendita diretta e online;</w:t>
       </w:r>
     </w:p>
     <w:p>
@@ -3176,7 +2852,7 @@
           <w:sz w:val="22"/>
           <w:szCs w:val="22"/>
         </w:rPr>
-        <w:t xml:space="preserve"> – commercio e riparazione di macchine agricole, via Porta Agrigento 98;</w:t>
+        <w:t xml:space="preserve"> (Raffadali) – commercio e riparazione di macchine agricole, via Porta Agrigento 98;</w:t>
       </w:r>
     </w:p>
     <w:p>
@@ -3204,763 +2880,7 @@
           <w:sz w:val="22"/>
           <w:szCs w:val="22"/>
         </w:rPr>
-        <w:t xml:space="preserve"> – commercio e riparazione di macchine agricole, via Cuneo 1/P;</w:t>
-      </w:r>
-    </w:p>
-    <w:p>
-      <w:pPr>
-        <w:pStyle w:val="ListParagraph"/>
-        <w:numPr>
-          <w:ilvl w:val="0"/>
-          <w:numId w:val="2"/>
-        </w:numPr>
-        <w:spacing w:after="60" w:line="276"/>
-      </w:pPr>
-      <w:r>
-        <w:rPr>
-          <w:rFonts w:ascii="Calibri" w:cs="Calibri" w:eastAsia="Calibri" w:hAnsi="Calibri"/>
-          <w:b/>
-          <w:bCs/>
-          <w:sz w:val="22"/>
-          <w:szCs w:val="22"/>
-        </w:rPr>
-        <w:t xml:space="preserve">MATTANA S.r.l.</w:t>
-      </w:r>
-      <w:r>
-        <w:rPr>
-          <w:rFonts w:ascii="Calibri" w:cs="Calibri" w:eastAsia="Calibri" w:hAnsi="Calibri"/>
-          <w:sz w:val="22"/>
-          <w:szCs w:val="22"/>
-        </w:rPr>
-        <w:t xml:space="preserve"> – commercio all’ingrosso (ATECO 46.30.00); 10-25 milioni;</w:t>
-      </w:r>
-    </w:p>
-    <w:p>
-      <w:pPr>
-        <w:pStyle w:val="ListParagraph"/>
-        <w:numPr>
-          <w:ilvl w:val="0"/>
-          <w:numId w:val="2"/>
-        </w:numPr>
-        <w:spacing w:after="60" w:line="276"/>
-      </w:pPr>
-      <w:r>
-        <w:rPr>
-          <w:rFonts w:ascii="Calibri" w:cs="Calibri" w:eastAsia="Calibri" w:hAnsi="Calibri"/>
-          <w:b/>
-          <w:bCs/>
-          <w:sz w:val="22"/>
-          <w:szCs w:val="22"/>
-        </w:rPr>
-        <w:t xml:space="preserve">ERANA AUT.CARB. S.r.l.</w:t>
-      </w:r>
-      <w:r>
-        <w:rPr>
-          <w:rFonts w:ascii="Calibri" w:cs="Calibri" w:eastAsia="Calibri" w:hAnsi="Calibri"/>
-          <w:sz w:val="22"/>
-          <w:szCs w:val="22"/>
-        </w:rPr>
-        <w:t xml:space="preserve"> – trasporto di merci su strada (ATECO 49.41.00); 10-25 milioni;</w:t>
-      </w:r>
-    </w:p>
-    <w:p>
-      <w:pPr>
-        <w:pStyle w:val="ListParagraph"/>
-        <w:numPr>
-          <w:ilvl w:val="0"/>
-          <w:numId w:val="2"/>
-        </w:numPr>
-        <w:spacing w:after="60" w:line="276"/>
-      </w:pPr>
-      <w:r>
-        <w:rPr>
-          <w:rFonts w:ascii="Calibri" w:cs="Calibri" w:eastAsia="Calibri" w:hAnsi="Calibri"/>
-          <w:b/>
-          <w:bCs/>
-          <w:sz w:val="22"/>
-          <w:szCs w:val="22"/>
-        </w:rPr>
-        <w:t xml:space="preserve">F.LLI CAMILLERI &amp; ARGENTO S.r.l.</w:t>
-      </w:r>
-      <w:r>
-        <w:rPr>
-          <w:rFonts w:ascii="Calibri" w:cs="Calibri" w:eastAsia="Calibri" w:hAnsi="Calibri"/>
-          <w:sz w:val="22"/>
-          <w:szCs w:val="22"/>
-        </w:rPr>
-        <w:t xml:space="preserve"> – trasporto di passeggeri (ATECO 49.31.00);</w:t>
-      </w:r>
-    </w:p>
-    <w:p>
-      <w:pPr>
-        <w:pStyle w:val="ListParagraph"/>
-        <w:numPr>
-          <w:ilvl w:val="0"/>
-          <w:numId w:val="2"/>
-        </w:numPr>
-        <w:spacing w:after="60" w:line="276"/>
-      </w:pPr>
-      <w:r>
-        <w:rPr>
-          <w:rFonts w:ascii="Calibri" w:cs="Calibri" w:eastAsia="Calibri" w:hAnsi="Calibri"/>
-          <w:b/>
-          <w:bCs/>
-          <w:sz w:val="22"/>
-          <w:szCs w:val="22"/>
-        </w:rPr>
-        <w:t xml:space="preserve">G.R. MARKET S.r.l.</w:t>
-      </w:r>
-      <w:r>
-        <w:rPr>
-          <w:rFonts w:ascii="Calibri" w:cs="Calibri" w:eastAsia="Calibri" w:hAnsi="Calibri"/>
-          <w:sz w:val="22"/>
-          <w:szCs w:val="22"/>
-        </w:rPr>
-        <w:t xml:space="preserve"> – commercio al dettaglio alimentare (ATECO 47.11.00);</w:t>
-      </w:r>
-    </w:p>
-    <w:p>
-      <w:pPr>
-        <w:pStyle w:val="ListParagraph"/>
-        <w:numPr>
-          <w:ilvl w:val="0"/>
-          <w:numId w:val="2"/>
-        </w:numPr>
-        <w:spacing w:after="60" w:line="276"/>
-      </w:pPr>
-      <w:r>
-        <w:rPr>
-          <w:rFonts w:ascii="Calibri" w:cs="Calibri" w:eastAsia="Calibri" w:hAnsi="Calibri"/>
-          <w:b/>
-          <w:bCs/>
-          <w:sz w:val="22"/>
-          <w:szCs w:val="22"/>
-        </w:rPr>
-        <w:t xml:space="preserve">FADIS S.r.l.</w:t>
-      </w:r>
-      <w:r>
-        <w:rPr>
-          <w:rFonts w:ascii="Calibri" w:cs="Calibri" w:eastAsia="Calibri" w:hAnsi="Calibri"/>
-          <w:sz w:val="22"/>
-          <w:szCs w:val="22"/>
-        </w:rPr>
-        <w:t xml:space="preserve"> – commercio al dettaglio in esercizi non specializzati (ATECO 47.11.02); 2-5 milioni;</w:t>
-      </w:r>
-    </w:p>
-    <w:p>
-      <w:pPr>
-        <w:pStyle w:val="ListParagraph"/>
-        <w:numPr>
-          <w:ilvl w:val="0"/>
-          <w:numId w:val="2"/>
-        </w:numPr>
-        <w:spacing w:after="60" w:line="276"/>
-      </w:pPr>
-      <w:r>
-        <w:rPr>
-          <w:rFonts w:ascii="Calibri" w:cs="Calibri" w:eastAsia="Calibri" w:hAnsi="Calibri"/>
-          <w:b/>
-          <w:bCs/>
-          <w:sz w:val="22"/>
-          <w:szCs w:val="22"/>
-        </w:rPr>
-        <w:t xml:space="preserve">MILISCIA S.r.l.</w:t>
-      </w:r>
-      <w:r>
-        <w:rPr>
-          <w:rFonts w:ascii="Calibri" w:cs="Calibri" w:eastAsia="Calibri" w:hAnsi="Calibri"/>
-          <w:sz w:val="22"/>
-          <w:szCs w:val="22"/>
-        </w:rPr>
-        <w:t xml:space="preserve"> – commercio all’ingrosso non specializzato (ATECO 46.39.00);</w:t>
-      </w:r>
-    </w:p>
-    <w:p>
-      <w:pPr>
-        <w:pStyle w:val="ListParagraph"/>
-        <w:numPr>
-          <w:ilvl w:val="0"/>
-          <w:numId w:val="2"/>
-        </w:numPr>
-        <w:spacing w:after="60" w:line="276"/>
-      </w:pPr>
-      <w:r>
-        <w:rPr>
-          <w:rFonts w:ascii="Calibri" w:cs="Calibri" w:eastAsia="Calibri" w:hAnsi="Calibri"/>
-          <w:b/>
-          <w:bCs/>
-          <w:sz w:val="22"/>
-          <w:szCs w:val="22"/>
-        </w:rPr>
-        <w:t xml:space="preserve">EURORAPPRESENTANZE VENDING S.r.l.</w:t>
-      </w:r>
-      <w:r>
-        <w:rPr>
-          <w:rFonts w:ascii="Calibri" w:cs="Calibri" w:eastAsia="Calibri" w:hAnsi="Calibri"/>
-          <w:sz w:val="22"/>
-          <w:szCs w:val="22"/>
-        </w:rPr>
-        <w:t xml:space="preserve"> – commercio e distribuzione automatica (ATECO 47.10.00); 5-10 milioni;</w:t>
-      </w:r>
-    </w:p>
-    <w:p>
-      <w:pPr>
-        <w:pStyle w:val="ListParagraph"/>
-        <w:numPr>
-          <w:ilvl w:val="0"/>
-          <w:numId w:val="2"/>
-        </w:numPr>
-        <w:spacing w:after="60" w:line="276"/>
-      </w:pPr>
-      <w:r>
-        <w:rPr>
-          <w:rFonts w:ascii="Calibri" w:cs="Calibri" w:eastAsia="Calibri" w:hAnsi="Calibri"/>
-          <w:b/>
-          <w:bCs/>
-          <w:sz w:val="22"/>
-          <w:szCs w:val="22"/>
-        </w:rPr>
-        <w:t xml:space="preserve">START OFF S.r.l.</w:t>
-      </w:r>
-      <w:r>
-        <w:rPr>
-          <w:rFonts w:ascii="Calibri" w:cs="Calibri" w:eastAsia="Calibri" w:hAnsi="Calibri"/>
-          <w:sz w:val="22"/>
-          <w:szCs w:val="22"/>
-        </w:rPr>
-        <w:t xml:space="preserve"> – commercio al dettaglio di elettrodomestici (ATECO 47.54.00);</w:t>
-      </w:r>
-    </w:p>
-    <w:p>
-      <w:pPr>
-        <w:pStyle w:val="ListParagraph"/>
-        <w:numPr>
-          <w:ilvl w:val="0"/>
-          <w:numId w:val="2"/>
-        </w:numPr>
-        <w:spacing w:after="60" w:line="276"/>
-      </w:pPr>
-      <w:r>
-        <w:rPr>
-          <w:rFonts w:ascii="Calibri" w:cs="Calibri" w:eastAsia="Calibri" w:hAnsi="Calibri"/>
-          <w:b/>
-          <w:bCs/>
-          <w:sz w:val="22"/>
-          <w:szCs w:val="22"/>
-        </w:rPr>
-        <w:t xml:space="preserve">BARTOLOMEO ITALIAN DESIGN S.r.l.</w:t>
-      </w:r>
-      <w:r>
-        <w:rPr>
-          <w:rFonts w:ascii="Calibri" w:cs="Calibri" w:eastAsia="Calibri" w:hAnsi="Calibri"/>
-          <w:sz w:val="22"/>
-          <w:szCs w:val="22"/>
-        </w:rPr>
-        <w:t xml:space="preserve"> – commercio al dettaglio di mobili (ATECO 47.55.10); 1-2 milioni;</w:t>
-      </w:r>
-    </w:p>
-    <w:p>
-      <w:pPr>
-        <w:pStyle w:val="ListParagraph"/>
-        <w:numPr>
-          <w:ilvl w:val="0"/>
-          <w:numId w:val="2"/>
-        </w:numPr>
-        <w:spacing w:after="60" w:line="276"/>
-      </w:pPr>
-      <w:r>
-        <w:rPr>
-          <w:rFonts w:ascii="Calibri" w:cs="Calibri" w:eastAsia="Calibri" w:hAnsi="Calibri"/>
-          <w:b/>
-          <w:bCs/>
-          <w:sz w:val="22"/>
-          <w:szCs w:val="22"/>
-        </w:rPr>
-        <w:t xml:space="preserve">ROSS GROUP S.r.l.</w:t>
-      </w:r>
-      <w:r>
-        <w:rPr>
-          <w:rFonts w:ascii="Calibri" w:cs="Calibri" w:eastAsia="Calibri" w:hAnsi="Calibri"/>
-          <w:sz w:val="22"/>
-          <w:szCs w:val="22"/>
-        </w:rPr>
-        <w:t xml:space="preserve"> – commercio al dettaglio di abbigliamento e calzature (ATECO 47.72.10); 1-2 milioni;</w:t>
-      </w:r>
-    </w:p>
-    <w:p>
-      <w:pPr>
-        <w:pStyle w:val="ListParagraph"/>
-        <w:numPr>
-          <w:ilvl w:val="0"/>
-          <w:numId w:val="2"/>
-        </w:numPr>
-        <w:spacing w:after="60" w:line="276"/>
-      </w:pPr>
-      <w:r>
-        <w:rPr>
-          <w:rFonts w:ascii="Calibri" w:cs="Calibri" w:eastAsia="Calibri" w:hAnsi="Calibri"/>
-          <w:b/>
-          <w:bCs/>
-          <w:sz w:val="22"/>
-          <w:szCs w:val="22"/>
-        </w:rPr>
-        <w:t xml:space="preserve">INTIMO IN S.r.l.s.</w:t>
-      </w:r>
-      <w:r>
-        <w:rPr>
-          <w:rFonts w:ascii="Calibri" w:cs="Calibri" w:eastAsia="Calibri" w:hAnsi="Calibri"/>
-          <w:sz w:val="22"/>
-          <w:szCs w:val="22"/>
-        </w:rPr>
-        <w:t xml:space="preserve"> – commercio al dettaglio di abbigliamento (ATECO 47.71.30);</w:t>
-      </w:r>
-    </w:p>
-    <w:p>
-      <w:pPr>
-        <w:pStyle w:val="ListParagraph"/>
-        <w:numPr>
-          <w:ilvl w:val="0"/>
-          <w:numId w:val="2"/>
-        </w:numPr>
-        <w:spacing w:after="60" w:line="276"/>
-      </w:pPr>
-      <w:r>
-        <w:rPr>
-          <w:rFonts w:ascii="Calibri" w:cs="Calibri" w:eastAsia="Calibri" w:hAnsi="Calibri"/>
-          <w:b/>
-          <w:bCs/>
-          <w:sz w:val="22"/>
-          <w:szCs w:val="22"/>
-        </w:rPr>
-        <w:t xml:space="preserve">DIFFUSIONE EDITORIALE AGRIGENTINA S.r.l.</w:t>
-      </w:r>
-      <w:r>
-        <w:rPr>
-          <w:rFonts w:ascii="Calibri" w:cs="Calibri" w:eastAsia="Calibri" w:hAnsi="Calibri"/>
-          <w:sz w:val="22"/>
-          <w:szCs w:val="22"/>
-        </w:rPr>
-        <w:t xml:space="preserve"> – commercio all’ingrosso di libri e riviste (ATECO 46.49.20);</w:t>
-      </w:r>
-    </w:p>
-    <w:p>
-      <w:pPr>
-        <w:pStyle w:val="ListParagraph"/>
-        <w:numPr>
-          <w:ilvl w:val="0"/>
-          <w:numId w:val="2"/>
-        </w:numPr>
-        <w:spacing w:after="60" w:line="276"/>
-      </w:pPr>
-      <w:r>
-        <w:rPr>
-          <w:rFonts w:ascii="Calibri" w:cs="Calibri" w:eastAsia="Calibri" w:hAnsi="Calibri"/>
-          <w:b/>
-          <w:bCs/>
-          <w:sz w:val="22"/>
-          <w:szCs w:val="22"/>
-        </w:rPr>
-        <w:t xml:space="preserve">EDIL F.G.M. S.r.l.</w:t>
-      </w:r>
-      <w:r>
-        <w:rPr>
-          <w:rFonts w:ascii="Calibri" w:cs="Calibri" w:eastAsia="Calibri" w:hAnsi="Calibri"/>
-          <w:sz w:val="22"/>
-          <w:szCs w:val="22"/>
-        </w:rPr>
-        <w:t xml:space="preserve"> – commercio di materiali da costruzione; 2-5 milioni;</w:t>
-      </w:r>
-    </w:p>
-    <w:p>
-      <w:pPr>
-        <w:pStyle w:val="ListParagraph"/>
-        <w:numPr>
-          <w:ilvl w:val="0"/>
-          <w:numId w:val="2"/>
-        </w:numPr>
-        <w:spacing w:after="60" w:line="276"/>
-      </w:pPr>
-      <w:r>
-        <w:rPr>
-          <w:rFonts w:ascii="Calibri" w:cs="Calibri" w:eastAsia="Calibri" w:hAnsi="Calibri"/>
-          <w:b/>
-          <w:bCs/>
-          <w:sz w:val="22"/>
-          <w:szCs w:val="22"/>
-        </w:rPr>
-        <w:t xml:space="preserve">BRUNO &amp; FRETTO S.r.l.</w:t>
-      </w:r>
-      <w:r>
-        <w:rPr>
-          <w:rFonts w:ascii="Calibri" w:cs="Calibri" w:eastAsia="Calibri" w:hAnsi="Calibri"/>
-          <w:sz w:val="22"/>
-          <w:szCs w:val="22"/>
-        </w:rPr>
-        <w:t xml:space="preserve"> – costruzione di edifici (ATECO 41.00.00); 1-2 milioni;</w:t>
-      </w:r>
-    </w:p>
-    <w:p>
-      <w:pPr>
-        <w:pStyle w:val="ListParagraph"/>
-        <w:numPr>
-          <w:ilvl w:val="0"/>
-          <w:numId w:val="2"/>
-        </w:numPr>
-        <w:spacing w:after="60" w:line="276"/>
-      </w:pPr>
-      <w:r>
-        <w:rPr>
-          <w:rFonts w:ascii="Calibri" w:cs="Calibri" w:eastAsia="Calibri" w:hAnsi="Calibri"/>
-          <w:b/>
-          <w:bCs/>
-          <w:sz w:val="22"/>
-          <w:szCs w:val="22"/>
-        </w:rPr>
-        <w:t xml:space="preserve">DF INFISSI S.r.l.</w:t>
-      </w:r>
-      <w:r>
-        <w:rPr>
-          <w:rFonts w:ascii="Calibri" w:cs="Calibri" w:eastAsia="Calibri" w:hAnsi="Calibri"/>
-          <w:sz w:val="22"/>
-          <w:szCs w:val="22"/>
-        </w:rPr>
-        <w:t xml:space="preserve"> – fabbricazione di serramenti metallici (ATECO 25.12.10); 1-2 milioni;</w:t>
-      </w:r>
-    </w:p>
-    <w:p>
-      <w:pPr>
-        <w:pStyle w:val="ListParagraph"/>
-        <w:numPr>
-          <w:ilvl w:val="0"/>
-          <w:numId w:val="2"/>
-        </w:numPr>
-        <w:spacing w:after="60" w:line="276"/>
-      </w:pPr>
-      <w:r>
-        <w:rPr>
-          <w:rFonts w:ascii="Calibri" w:cs="Calibri" w:eastAsia="Calibri" w:hAnsi="Calibri"/>
-          <w:b/>
-          <w:bCs/>
-          <w:sz w:val="22"/>
-          <w:szCs w:val="22"/>
-        </w:rPr>
-        <w:t xml:space="preserve">MED CART GALVANO S.r.l.</w:t>
-      </w:r>
-      <w:r>
-        <w:rPr>
-          <w:rFonts w:ascii="Calibri" w:cs="Calibri" w:eastAsia="Calibri" w:hAnsi="Calibri"/>
-          <w:sz w:val="22"/>
-          <w:szCs w:val="22"/>
-        </w:rPr>
-        <w:t xml:space="preserve"> – fabbricazione di carta e imballaggi (ATECO 17.21.00); 2-5 milioni;</w:t>
-      </w:r>
-    </w:p>
-    <w:p>
-      <w:pPr>
-        <w:pStyle w:val="ListParagraph"/>
-        <w:numPr>
-          <w:ilvl w:val="0"/>
-          <w:numId w:val="2"/>
-        </w:numPr>
-        <w:spacing w:after="60" w:line="276"/>
-      </w:pPr>
-      <w:r>
-        <w:rPr>
-          <w:rFonts w:ascii="Calibri" w:cs="Calibri" w:eastAsia="Calibri" w:hAnsi="Calibri"/>
-          <w:b/>
-          <w:bCs/>
-          <w:sz w:val="22"/>
-          <w:szCs w:val="22"/>
-        </w:rPr>
-        <w:t xml:space="preserve">TEKA S.r.l.</w:t>
-      </w:r>
-      <w:r>
-        <w:rPr>
-          <w:rFonts w:ascii="Calibri" w:cs="Calibri" w:eastAsia="Calibri" w:hAnsi="Calibri"/>
-          <w:sz w:val="22"/>
-          <w:szCs w:val="22"/>
-        </w:rPr>
-        <w:t xml:space="preserve"> – attività manifatturiera e di recupero (ATECO 32.50.11);</w:t>
-      </w:r>
-    </w:p>
-    <w:p>
-      <w:pPr>
-        <w:pStyle w:val="ListParagraph"/>
-        <w:numPr>
-          <w:ilvl w:val="0"/>
-          <w:numId w:val="2"/>
-        </w:numPr>
-        <w:spacing w:after="60" w:line="276"/>
-      </w:pPr>
-      <w:r>
-        <w:rPr>
-          <w:rFonts w:ascii="Calibri" w:cs="Calibri" w:eastAsia="Calibri" w:hAnsi="Calibri"/>
-          <w:b/>
-          <w:bCs/>
-          <w:sz w:val="22"/>
-          <w:szCs w:val="22"/>
-        </w:rPr>
-        <w:t xml:space="preserve">SANITARIA DELFINO Società Cooperativa Sociale</w:t>
-      </w:r>
-      <w:r>
-        <w:rPr>
-          <w:rFonts w:ascii="Calibri" w:cs="Calibri" w:eastAsia="Calibri" w:hAnsi="Calibri"/>
-          <w:sz w:val="22"/>
-          <w:szCs w:val="22"/>
-        </w:rPr>
-        <w:t xml:space="preserve"> – assistenza sociale non residenziale (ATECO 88.10.00); 5-10 milioni;</w:t>
-      </w:r>
-    </w:p>
-    <w:p>
-      <w:pPr>
-        <w:pStyle w:val="ListParagraph"/>
-        <w:numPr>
-          <w:ilvl w:val="0"/>
-          <w:numId w:val="2"/>
-        </w:numPr>
-        <w:spacing w:after="60" w:line="276"/>
-      </w:pPr>
-      <w:r>
-        <w:rPr>
-          <w:rFonts w:ascii="Calibri" w:cs="Calibri" w:eastAsia="Calibri" w:hAnsi="Calibri"/>
-          <w:b/>
-          <w:bCs/>
-          <w:sz w:val="22"/>
-          <w:szCs w:val="22"/>
-        </w:rPr>
-        <w:t xml:space="preserve">Società Cooperativa Sociale IL SORRISO</w:t>
-      </w:r>
-      <w:r>
-        <w:rPr>
-          <w:rFonts w:ascii="Calibri" w:cs="Calibri" w:eastAsia="Calibri" w:hAnsi="Calibri"/>
-          <w:sz w:val="22"/>
-          <w:szCs w:val="22"/>
-        </w:rPr>
-        <w:t xml:space="preserve"> – servizi di supporto alle attività amministrative (ATECO 82.10.00);</w:t>
-      </w:r>
-    </w:p>
-    <w:p>
-      <w:pPr>
-        <w:pStyle w:val="ListParagraph"/>
-        <w:numPr>
-          <w:ilvl w:val="0"/>
-          <w:numId w:val="2"/>
-        </w:numPr>
-        <w:spacing w:after="60" w:line="276"/>
-      </w:pPr>
-      <w:r>
-        <w:rPr>
-          <w:rFonts w:ascii="Calibri" w:cs="Calibri" w:eastAsia="Calibri" w:hAnsi="Calibri"/>
-          <w:b/>
-          <w:bCs/>
-          <w:sz w:val="22"/>
-          <w:szCs w:val="22"/>
-        </w:rPr>
-        <w:t xml:space="preserve">Marlò Beef Bar</w:t>
-      </w:r>
-      <w:r>
-        <w:rPr>
-          <w:rFonts w:ascii="Calibri" w:cs="Calibri" w:eastAsia="Calibri" w:hAnsi="Calibri"/>
-          <w:sz w:val="22"/>
-          <w:szCs w:val="22"/>
-        </w:rPr>
-        <w:t xml:space="preserve"> – ristorazione, via Cordova 34;</w:t>
-      </w:r>
-    </w:p>
-    <w:p>
-      <w:pPr>
-        <w:pStyle w:val="ListParagraph"/>
-        <w:numPr>
-          <w:ilvl w:val="0"/>
-          <w:numId w:val="2"/>
-        </w:numPr>
-        <w:spacing w:after="60" w:line="276"/>
-      </w:pPr>
-      <w:r>
-        <w:rPr>
-          <w:rFonts w:ascii="Calibri" w:cs="Calibri" w:eastAsia="Calibri" w:hAnsi="Calibri"/>
-          <w:b/>
-          <w:bCs/>
-          <w:sz w:val="22"/>
-          <w:szCs w:val="22"/>
-        </w:rPr>
-        <w:t xml:space="preserve">Ristorante Dang Giapponese e Cinese</w:t>
-      </w:r>
-      <w:r>
-        <w:rPr>
-          <w:rFonts w:ascii="Calibri" w:cs="Calibri" w:eastAsia="Calibri" w:hAnsi="Calibri"/>
-          <w:sz w:val="22"/>
-          <w:szCs w:val="22"/>
-        </w:rPr>
-        <w:t xml:space="preserve"> – ristorazione, via F22 n. 28;</w:t>
-      </w:r>
-    </w:p>
-    <w:p>
-      <w:pPr>
-        <w:pStyle w:val="ListParagraph"/>
-        <w:numPr>
-          <w:ilvl w:val="0"/>
-          <w:numId w:val="2"/>
-        </w:numPr>
-        <w:spacing w:after="60" w:line="276"/>
-      </w:pPr>
-      <w:r>
-        <w:rPr>
-          <w:rFonts w:ascii="Calibri" w:cs="Calibri" w:eastAsia="Calibri" w:hAnsi="Calibri"/>
-          <w:b/>
-          <w:bCs/>
-          <w:sz w:val="22"/>
-          <w:szCs w:val="22"/>
-        </w:rPr>
-        <w:t xml:space="preserve">That’s Amore Pizzeria</w:t>
-      </w:r>
-      <w:r>
-        <w:rPr>
-          <w:rFonts w:ascii="Calibri" w:cs="Calibri" w:eastAsia="Calibri" w:hAnsi="Calibri"/>
-          <w:sz w:val="22"/>
-          <w:szCs w:val="22"/>
-        </w:rPr>
-        <w:t xml:space="preserve"> – pizzeria, via F 16 n. 12;</w:t>
-      </w:r>
-    </w:p>
-    <w:p>
-      <w:pPr>
-        <w:pStyle w:val="ListParagraph"/>
-        <w:numPr>
-          <w:ilvl w:val="0"/>
-          <w:numId w:val="2"/>
-        </w:numPr>
-        <w:spacing w:after="60" w:line="276"/>
-      </w:pPr>
-      <w:r>
-        <w:rPr>
-          <w:rFonts w:ascii="Calibri" w:cs="Calibri" w:eastAsia="Calibri" w:hAnsi="Calibri"/>
-          <w:b/>
-          <w:bCs/>
-          <w:sz w:val="22"/>
-          <w:szCs w:val="22"/>
-        </w:rPr>
-        <w:t xml:space="preserve">Pizzeria Mistick Pizza2</w:t>
-      </w:r>
-      <w:r>
-        <w:rPr>
-          <w:rFonts w:ascii="Calibri" w:cs="Calibri" w:eastAsia="Calibri" w:hAnsi="Calibri"/>
-          <w:sz w:val="22"/>
-          <w:szCs w:val="22"/>
-        </w:rPr>
-        <w:t xml:space="preserve"> – pizzeria, piazza Progresso 38;</w:t>
-      </w:r>
-    </w:p>
-    <w:p>
-      <w:pPr>
-        <w:pStyle w:val="ListParagraph"/>
-        <w:numPr>
-          <w:ilvl w:val="0"/>
-          <w:numId w:val="2"/>
-        </w:numPr>
-        <w:spacing w:after="60" w:line="276"/>
-      </w:pPr>
-      <w:r>
-        <w:rPr>
-          <w:rFonts w:ascii="Calibri" w:cs="Calibri" w:eastAsia="Calibri" w:hAnsi="Calibri"/>
-          <w:b/>
-          <w:bCs/>
-          <w:sz w:val="22"/>
-          <w:szCs w:val="22"/>
-        </w:rPr>
-        <w:t xml:space="preserve">Metabirrificio Il Mangione</w:t>
-      </w:r>
-      <w:r>
-        <w:rPr>
-          <w:rFonts w:ascii="Calibri" w:cs="Calibri" w:eastAsia="Calibri" w:hAnsi="Calibri"/>
-          <w:sz w:val="22"/>
-          <w:szCs w:val="22"/>
-        </w:rPr>
-        <w:t xml:space="preserve"> – birrificio e ristorazione, contrada Modaccamo 800;</w:t>
-      </w:r>
-    </w:p>
-    <w:p>
-      <w:pPr>
-        <w:pStyle w:val="ListParagraph"/>
-        <w:numPr>
-          <w:ilvl w:val="0"/>
-          <w:numId w:val="2"/>
-        </w:numPr>
-        <w:spacing w:after="60" w:line="276"/>
-      </w:pPr>
-      <w:r>
-        <w:rPr>
-          <w:rFonts w:ascii="Calibri" w:cs="Calibri" w:eastAsia="Calibri" w:hAnsi="Calibri"/>
-          <w:b/>
-          <w:bCs/>
-          <w:sz w:val="22"/>
-          <w:szCs w:val="22"/>
-        </w:rPr>
-        <w:t xml:space="preserve">Movida Cocktails Club</w:t>
-      </w:r>
-      <w:r>
-        <w:rPr>
-          <w:rFonts w:ascii="Calibri" w:cs="Calibri" w:eastAsia="Calibri" w:hAnsi="Calibri"/>
-          <w:sz w:val="22"/>
-          <w:szCs w:val="22"/>
-        </w:rPr>
-        <w:t xml:space="preserve"> – bar e intrattenimento, piazza Progresso;</w:t>
-      </w:r>
-    </w:p>
-    <w:p>
-      <w:pPr>
-        <w:pStyle w:val="ListParagraph"/>
-        <w:numPr>
-          <w:ilvl w:val="0"/>
-          <w:numId w:val="2"/>
-        </w:numPr>
-        <w:spacing w:after="60" w:line="276"/>
-      </w:pPr>
-      <w:r>
-        <w:rPr>
-          <w:rFonts w:ascii="Calibri" w:cs="Calibri" w:eastAsia="Calibri" w:hAnsi="Calibri"/>
-          <w:b/>
-          <w:bCs/>
-          <w:sz w:val="22"/>
-          <w:szCs w:val="22"/>
-        </w:rPr>
-        <w:t xml:space="preserve">Colletto Giuseppe</w:t>
-      </w:r>
-      <w:r>
-        <w:rPr>
-          <w:rFonts w:ascii="Calibri" w:cs="Calibri" w:eastAsia="Calibri" w:hAnsi="Calibri"/>
-          <w:sz w:val="22"/>
-          <w:szCs w:val="22"/>
-        </w:rPr>
-        <w:t xml:space="preserve"> – ristorazione, via F 1 n. 2;</w:t>
-      </w:r>
-    </w:p>
-    <w:p>
-      <w:pPr>
-        <w:pStyle w:val="ListParagraph"/>
-        <w:numPr>
-          <w:ilvl w:val="0"/>
-          <w:numId w:val="2"/>
-        </w:numPr>
-        <w:spacing w:after="60" w:line="276"/>
-      </w:pPr>
-      <w:r>
-        <w:rPr>
-          <w:rFonts w:ascii="Calibri" w:cs="Calibri" w:eastAsia="Calibri" w:hAnsi="Calibri"/>
-          <w:b/>
-          <w:bCs/>
-          <w:sz w:val="22"/>
-          <w:szCs w:val="22"/>
-        </w:rPr>
-        <w:t xml:space="preserve">MONDOFREE</w:t>
-      </w:r>
-      <w:r>
-        <w:rPr>
-          <w:rFonts w:ascii="Calibri" w:cs="Calibri" w:eastAsia="Calibri" w:hAnsi="Calibri"/>
-          <w:sz w:val="22"/>
-          <w:szCs w:val="22"/>
-        </w:rPr>
-        <w:t xml:space="preserve"> – strutture ricettive per brevi soggiorni (ATECO 55.20.40).</w:t>
+        <w:t xml:space="preserve"> (Raffadali) – commercio e riparazione di macchine agricole, via Cuneo 1/P.</w:t>
       </w:r>
     </w:p>
     <w:p>
@@ -3978,159 +2898,187 @@
           <w:sz w:val="22"/>
           <w:szCs w:val="22"/>
         </w:rPr>
-        <w:t xml:space="preserve">Aragona</w:t>
-      </w:r>
-      <w:r>
-        <w:rPr>
-          <w:rFonts w:ascii="Calibri" w:cs="Calibri" w:eastAsia="Calibri" w:hAnsi="Calibri"/>
-          <w:b w:val="false"/>
-          <w:bCs w:val="false"/>
-          <w:i w:val="false"/>
-          <w:iCs w:val="false"/>
-          <w:sz w:val="22"/>
-          <w:szCs w:val="22"/>
-        </w:rPr>
-        <w:t xml:space="preserve"> (8.669 abitanti · 128 imprese registrate) — 26 attività censite:</w:t>
-      </w:r>
-    </w:p>
-    <w:p>
-      <w:pPr>
-        <w:pStyle w:val="ListParagraph"/>
-        <w:numPr>
-          <w:ilvl w:val="0"/>
-          <w:numId w:val="2"/>
-        </w:numPr>
-        <w:spacing w:after="60" w:line="276"/>
-      </w:pPr>
-      <w:r>
-        <w:rPr>
-          <w:rFonts w:ascii="Calibri" w:cs="Calibri" w:eastAsia="Calibri" w:hAnsi="Calibri"/>
-          <w:b/>
-          <w:bCs/>
-          <w:sz w:val="22"/>
-          <w:szCs w:val="22"/>
-        </w:rPr>
-        <w:t xml:space="preserve">SICILY FOOD S.r.l.</w:t>
-      </w:r>
-      <w:r>
-        <w:rPr>
-          <w:rFonts w:ascii="Calibri" w:cs="Calibri" w:eastAsia="Calibri" w:hAnsi="Calibri"/>
-          <w:sz w:val="22"/>
-          <w:szCs w:val="22"/>
-        </w:rPr>
-        <w:t xml:space="preserve"> – lavorazione e conservazione di prodotti ittici (ATECO 10.20.00); 25-50 milioni, la maggiore impresa manifatturiera del perimetro;</w:t>
-      </w:r>
-    </w:p>
-    <w:p>
-      <w:pPr>
-        <w:pStyle w:val="ListParagraph"/>
-        <w:numPr>
-          <w:ilvl w:val="0"/>
-          <w:numId w:val="2"/>
-        </w:numPr>
-        <w:spacing w:after="60" w:line="276"/>
-      </w:pPr>
-      <w:r>
-        <w:rPr>
-          <w:rFonts w:ascii="Calibri" w:cs="Calibri" w:eastAsia="Calibri" w:hAnsi="Calibri"/>
-          <w:b/>
-          <w:bCs/>
-          <w:sz w:val="22"/>
-          <w:szCs w:val="22"/>
-        </w:rPr>
-        <w:t xml:space="preserve">MANCUSO VINCENZO &amp; C. S.r.l.</w:t>
-      </w:r>
-      <w:r>
-        <w:rPr>
-          <w:rFonts w:ascii="Calibri" w:cs="Calibri" w:eastAsia="Calibri" w:hAnsi="Calibri"/>
-          <w:sz w:val="22"/>
-          <w:szCs w:val="22"/>
-        </w:rPr>
-        <w:t xml:space="preserve"> – produzione di gelati (ATECO 10.52.00); 10-25 milioni;</w:t>
-      </w:r>
-    </w:p>
-    <w:p>
-      <w:pPr>
-        <w:pStyle w:val="ListParagraph"/>
-        <w:numPr>
-          <w:ilvl w:val="0"/>
-          <w:numId w:val="2"/>
-        </w:numPr>
-        <w:spacing w:after="60" w:line="276"/>
-      </w:pPr>
-      <w:r>
-        <w:rPr>
-          <w:rFonts w:ascii="Calibri" w:cs="Calibri" w:eastAsia="Calibri" w:hAnsi="Calibri"/>
-          <w:b/>
-          <w:bCs/>
-          <w:sz w:val="22"/>
-          <w:szCs w:val="22"/>
-        </w:rPr>
-        <w:t xml:space="preserve">MANGIMIFICIO S. ANTONIO S.r.l.</w:t>
-      </w:r>
-      <w:r>
-        <w:rPr>
-          <w:rFonts w:ascii="Calibri" w:cs="Calibri" w:eastAsia="Calibri" w:hAnsi="Calibri"/>
-          <w:sz w:val="22"/>
-          <w:szCs w:val="22"/>
-        </w:rPr>
-        <w:t xml:space="preserve"> – produzione di prodotti per l’alimentazione degli animali (ATECO 10.90.00); 5-10 milioni;</w:t>
-      </w:r>
-    </w:p>
-    <w:p>
-      <w:pPr>
-        <w:pStyle w:val="ListParagraph"/>
-        <w:numPr>
-          <w:ilvl w:val="0"/>
-          <w:numId w:val="2"/>
-        </w:numPr>
-        <w:spacing w:after="60" w:line="276"/>
-      </w:pPr>
-      <w:r>
-        <w:rPr>
-          <w:rFonts w:ascii="Calibri" w:cs="Calibri" w:eastAsia="Calibri" w:hAnsi="Calibri"/>
-          <w:b/>
-          <w:bCs/>
-          <w:sz w:val="22"/>
-          <w:szCs w:val="22"/>
-        </w:rPr>
-        <w:t xml:space="preserve">PRIMAGEL S.r.l.</w:t>
-      </w:r>
-      <w:r>
-        <w:rPr>
-          <w:rFonts w:ascii="Calibri" w:cs="Calibri" w:eastAsia="Calibri" w:hAnsi="Calibri"/>
-          <w:sz w:val="22"/>
-          <w:szCs w:val="22"/>
-        </w:rPr>
-        <w:t xml:space="preserve"> – commercio all’ingrosso di prodotti alimentari (ATECO 46.39.00); 5-10 milioni;</w:t>
-      </w:r>
-    </w:p>
-    <w:p>
-      <w:pPr>
-        <w:pStyle w:val="ListParagraph"/>
-        <w:numPr>
-          <w:ilvl w:val="0"/>
-          <w:numId w:val="2"/>
-        </w:numPr>
-        <w:spacing w:after="60" w:line="276"/>
-      </w:pPr>
-      <w:r>
-        <w:rPr>
-          <w:rFonts w:ascii="Calibri" w:cs="Calibri" w:eastAsia="Calibri" w:hAnsi="Calibri"/>
-          <w:b/>
-          <w:bCs/>
-          <w:sz w:val="22"/>
-          <w:szCs w:val="22"/>
-        </w:rPr>
-        <w:t xml:space="preserve">ARGO.GEL S.r.l.</w:t>
-      </w:r>
-      <w:r>
-        <w:rPr>
-          <w:rFonts w:ascii="Calibri" w:cs="Calibri" w:eastAsia="Calibri" w:hAnsi="Calibri"/>
-          <w:sz w:val="22"/>
-          <w:szCs w:val="22"/>
-        </w:rPr>
-        <w:t xml:space="preserve"> – commercio all’ingrosso di prodotti alimentari (ATECO 46.39.00);</w:t>
+        <w:t xml:space="preserve">Ristorazione, panificazione e pasticceria</w:t>
+      </w:r>
+      <w:r>
+        <w:rPr>
+          <w:rFonts w:ascii="Calibri" w:cs="Calibri" w:eastAsia="Calibri" w:hAnsi="Calibri"/>
+          <w:b w:val="false"/>
+          <w:bCs w:val="false"/>
+          <w:i w:val="false"/>
+          <w:iCs w:val="false"/>
+          <w:sz w:val="22"/>
+          <w:szCs w:val="22"/>
+        </w:rPr>
+        <w:t xml:space="preserve"> — 18 attività censite:</w:t>
+      </w:r>
+    </w:p>
+    <w:p>
+      <w:pPr>
+        <w:pStyle w:val="ListParagraph"/>
+        <w:numPr>
+          <w:ilvl w:val="0"/>
+          <w:numId w:val="2"/>
+        </w:numPr>
+        <w:spacing w:after="60" w:line="276"/>
+      </w:pPr>
+      <w:r>
+        <w:rPr>
+          <w:rFonts w:ascii="Calibri" w:cs="Calibri" w:eastAsia="Calibri" w:hAnsi="Calibri"/>
+          <w:b/>
+          <w:bCs/>
+          <w:sz w:val="22"/>
+          <w:szCs w:val="22"/>
+        </w:rPr>
+        <w:t xml:space="preserve">LE CUSPIDI S.r.l.</w:t>
+      </w:r>
+      <w:r>
+        <w:rPr>
+          <w:rFonts w:ascii="Calibri" w:cs="Calibri" w:eastAsia="Calibri" w:hAnsi="Calibri"/>
+          <w:sz w:val="22"/>
+          <w:szCs w:val="22"/>
+        </w:rPr>
+        <w:t xml:space="preserve"> (Raffadali) – bar, pasticceria e gelateria, attiva dal 1960 e specializzata nella lavorazione del pistacchio di Raffadali (ATECO 56.10.30); 5-10 milioni;</w:t>
+      </w:r>
+    </w:p>
+    <w:p>
+      <w:pPr>
+        <w:pStyle w:val="ListParagraph"/>
+        <w:numPr>
+          <w:ilvl w:val="0"/>
+          <w:numId w:val="2"/>
+        </w:numPr>
+        <w:spacing w:after="60" w:line="276"/>
+      </w:pPr>
+      <w:r>
+        <w:rPr>
+          <w:rFonts w:ascii="Calibri" w:cs="Calibri" w:eastAsia="Calibri" w:hAnsi="Calibri"/>
+          <w:b/>
+          <w:bCs/>
+          <w:sz w:val="22"/>
+          <w:szCs w:val="22"/>
+        </w:rPr>
+        <w:t xml:space="preserve">L’ANTICO FORNO S.a.s. di Galvano Gianluca e Cuffaro Vincenza &amp; C.</w:t>
+      </w:r>
+      <w:r>
+        <w:rPr>
+          <w:rFonts w:ascii="Calibri" w:cs="Calibri" w:eastAsia="Calibri" w:hAnsi="Calibri"/>
+          <w:sz w:val="22"/>
+          <w:szCs w:val="22"/>
+        </w:rPr>
+        <w:t xml:space="preserve"> (Raffadali) – produzione di prodotti di panetteria freschi (ATECO 10.71.10);</w:t>
+      </w:r>
+    </w:p>
+    <w:p>
+      <w:pPr>
+        <w:pStyle w:val="ListParagraph"/>
+        <w:numPr>
+          <w:ilvl w:val="0"/>
+          <w:numId w:val="2"/>
+        </w:numPr>
+        <w:spacing w:after="60" w:line="276"/>
+      </w:pPr>
+      <w:r>
+        <w:rPr>
+          <w:rFonts w:ascii="Calibri" w:cs="Calibri" w:eastAsia="Calibri" w:hAnsi="Calibri"/>
+          <w:b/>
+          <w:bCs/>
+          <w:sz w:val="22"/>
+          <w:szCs w:val="22"/>
+        </w:rPr>
+        <w:t xml:space="preserve">Panificio Criscenti</w:t>
+      </w:r>
+      <w:r>
+        <w:rPr>
+          <w:rFonts w:ascii="Calibri" w:cs="Calibri" w:eastAsia="Calibri" w:hAnsi="Calibri"/>
+          <w:sz w:val="22"/>
+          <w:szCs w:val="22"/>
+        </w:rPr>
+        <w:t xml:space="preserve"> (Raffadali) – panificazione, via Tivoli 19;</w:t>
+      </w:r>
+    </w:p>
+    <w:p>
+      <w:pPr>
+        <w:pStyle w:val="ListParagraph"/>
+        <w:numPr>
+          <w:ilvl w:val="0"/>
+          <w:numId w:val="2"/>
+        </w:numPr>
+        <w:spacing w:after="60" w:line="276"/>
+      </w:pPr>
+      <w:r>
+        <w:rPr>
+          <w:rFonts w:ascii="Calibri" w:cs="Calibri" w:eastAsia="Calibri" w:hAnsi="Calibri"/>
+          <w:b/>
+          <w:bCs/>
+          <w:sz w:val="22"/>
+          <w:szCs w:val="22"/>
+        </w:rPr>
+        <w:t xml:space="preserve">F.lli Criscenti di Criscenti Francesco e Calogero S.n.c.</w:t>
+      </w:r>
+      <w:r>
+        <w:rPr>
+          <w:rFonts w:ascii="Calibri" w:cs="Calibri" w:eastAsia="Calibri" w:hAnsi="Calibri"/>
+          <w:sz w:val="22"/>
+          <w:szCs w:val="22"/>
+        </w:rPr>
+        <w:t xml:space="preserve"> (Raffadali) – panificazione e pasticceria;</w:t>
+      </w:r>
+    </w:p>
+    <w:p>
+      <w:pPr>
+        <w:pStyle w:val="ListParagraph"/>
+        <w:numPr>
+          <w:ilvl w:val="0"/>
+          <w:numId w:val="2"/>
+        </w:numPr>
+        <w:spacing w:after="60" w:line="276"/>
+      </w:pPr>
+      <w:r>
+        <w:rPr>
+          <w:rFonts w:ascii="Calibri" w:cs="Calibri" w:eastAsia="Calibri" w:hAnsi="Calibri"/>
+          <w:b/>
+          <w:bCs/>
+          <w:sz w:val="22"/>
+          <w:szCs w:val="22"/>
+        </w:rPr>
+        <w:t xml:space="preserve">Excelsior S.n.c. di Tarallo Luigi</w:t>
+      </w:r>
+      <w:r>
+        <w:rPr>
+          <w:rFonts w:ascii="Calibri" w:cs="Calibri" w:eastAsia="Calibri" w:hAnsi="Calibri"/>
+          <w:sz w:val="22"/>
+          <w:szCs w:val="22"/>
+        </w:rPr>
+        <w:t xml:space="preserve"> (Raffadali) – panificio e pasticceria;</w:t>
+      </w:r>
+    </w:p>
+    <w:p>
+      <w:pPr>
+        <w:pStyle w:val="ListParagraph"/>
+        <w:numPr>
+          <w:ilvl w:val="0"/>
+          <w:numId w:val="2"/>
+        </w:numPr>
+        <w:spacing w:after="60" w:line="276"/>
+      </w:pPr>
+      <w:r>
+        <w:rPr>
+          <w:rFonts w:ascii="Calibri" w:cs="Calibri" w:eastAsia="Calibri" w:hAnsi="Calibri"/>
+          <w:b/>
+          <w:bCs/>
+          <w:sz w:val="22"/>
+          <w:szCs w:val="22"/>
+        </w:rPr>
+        <w:t xml:space="preserve">Pasticceria Lionti</w:t>
+      </w:r>
+      <w:r>
+        <w:rPr>
+          <w:rFonts w:ascii="Calibri" w:cs="Calibri" w:eastAsia="Calibri" w:hAnsi="Calibri"/>
+          <w:sz w:val="22"/>
+          <w:szCs w:val="22"/>
+        </w:rPr>
+        <w:t xml:space="preserve"> (Raffadali) – pasticceria artigianale, produzione fresca e secca;</w:t>
       </w:r>
     </w:p>
     <w:p>
@@ -4158,7 +3106,7 @@
           <w:sz w:val="22"/>
           <w:szCs w:val="22"/>
         </w:rPr>
-        <w:t xml:space="preserve"> – pasticceria e bar, via Roma 187;</w:t>
+        <w:t xml:space="preserve"> (Aragona) – pasticceria e bar, via Roma 187;</w:t>
       </w:r>
     </w:p>
     <w:p>
@@ -4186,539 +3134,287 @@
           <w:sz w:val="22"/>
           <w:szCs w:val="22"/>
         </w:rPr>
-        <w:t xml:space="preserve"> – panificazione artigianale, gastronomia e dolci;</w:t>
-      </w:r>
-    </w:p>
-    <w:p>
-      <w:pPr>
-        <w:pStyle w:val="ListParagraph"/>
-        <w:numPr>
-          <w:ilvl w:val="0"/>
-          <w:numId w:val="2"/>
-        </w:numPr>
-        <w:spacing w:after="60" w:line="276"/>
-      </w:pPr>
-      <w:r>
-        <w:rPr>
-          <w:rFonts w:ascii="Calibri" w:cs="Calibri" w:eastAsia="Calibri" w:hAnsi="Calibri"/>
-          <w:b/>
-          <w:bCs/>
-          <w:sz w:val="22"/>
-          <w:szCs w:val="22"/>
-        </w:rPr>
-        <w:t xml:space="preserve">LA PORTA INDUSTRIES S.r.l.</w:t>
-      </w:r>
-      <w:r>
-        <w:rPr>
-          <w:rFonts w:ascii="Calibri" w:cs="Calibri" w:eastAsia="Calibri" w:hAnsi="Calibri"/>
-          <w:sz w:val="22"/>
-          <w:szCs w:val="22"/>
-        </w:rPr>
-        <w:t xml:space="preserve"> – fabbricazione di strutture metalliche (ATECO 25.11.00); 5-10 milioni;</w:t>
-      </w:r>
-    </w:p>
-    <w:p>
-      <w:pPr>
-        <w:pStyle w:val="ListParagraph"/>
-        <w:numPr>
-          <w:ilvl w:val="0"/>
-          <w:numId w:val="2"/>
-        </w:numPr>
-        <w:spacing w:after="60" w:line="276"/>
-      </w:pPr>
-      <w:r>
-        <w:rPr>
-          <w:rFonts w:ascii="Calibri" w:cs="Calibri" w:eastAsia="Calibri" w:hAnsi="Calibri"/>
-          <w:b/>
-          <w:bCs/>
-          <w:sz w:val="22"/>
-          <w:szCs w:val="22"/>
-        </w:rPr>
-        <w:t xml:space="preserve">AIRCOM S.r.l.</w:t>
-      </w:r>
-      <w:r>
-        <w:rPr>
-          <w:rFonts w:ascii="Calibri" w:cs="Calibri" w:eastAsia="Calibri" w:hAnsi="Calibri"/>
-          <w:sz w:val="22"/>
-          <w:szCs w:val="22"/>
-        </w:rPr>
-        <w:t xml:space="preserve"> – fabbricazione di serramenti metallici (ATECO 25.12.10); 5-10 milioni;</w:t>
-      </w:r>
-    </w:p>
-    <w:p>
-      <w:pPr>
-        <w:pStyle w:val="ListParagraph"/>
-        <w:numPr>
-          <w:ilvl w:val="0"/>
-          <w:numId w:val="2"/>
-        </w:numPr>
-        <w:spacing w:after="60" w:line="276"/>
-      </w:pPr>
-      <w:r>
-        <w:rPr>
-          <w:rFonts w:ascii="Calibri" w:cs="Calibri" w:eastAsia="Calibri" w:hAnsi="Calibri"/>
-          <w:b/>
-          <w:bCs/>
-          <w:sz w:val="22"/>
-          <w:szCs w:val="22"/>
-        </w:rPr>
-        <w:t xml:space="preserve">ITALSERRAMENTI S.r.l.</w:t>
-      </w:r>
-      <w:r>
-        <w:rPr>
-          <w:rFonts w:ascii="Calibri" w:cs="Calibri" w:eastAsia="Calibri" w:hAnsi="Calibri"/>
-          <w:sz w:val="22"/>
-          <w:szCs w:val="22"/>
-        </w:rPr>
-        <w:t xml:space="preserve"> – fabbricazione di serramenti metallici (ATECO 25.12.10);</w:t>
-      </w:r>
-    </w:p>
-    <w:p>
-      <w:pPr>
-        <w:pStyle w:val="ListParagraph"/>
-        <w:numPr>
-          <w:ilvl w:val="0"/>
-          <w:numId w:val="2"/>
-        </w:numPr>
-        <w:spacing w:after="60" w:line="276"/>
-      </w:pPr>
-      <w:r>
-        <w:rPr>
-          <w:rFonts w:ascii="Calibri" w:cs="Calibri" w:eastAsia="Calibri" w:hAnsi="Calibri"/>
-          <w:b/>
-          <w:bCs/>
-          <w:sz w:val="22"/>
-          <w:szCs w:val="22"/>
-        </w:rPr>
-        <w:t xml:space="preserve">TECNO EDIL S.r.l.</w:t>
-      </w:r>
-      <w:r>
-        <w:rPr>
-          <w:rFonts w:ascii="Calibri" w:cs="Calibri" w:eastAsia="Calibri" w:hAnsi="Calibri"/>
-          <w:sz w:val="22"/>
-          <w:szCs w:val="22"/>
-        </w:rPr>
-        <w:t xml:space="preserve"> – fabbricazione di serramenti metallici (ATECO 25.12.10); 2-5 milioni;</w:t>
-      </w:r>
-    </w:p>
-    <w:p>
-      <w:pPr>
-        <w:pStyle w:val="ListParagraph"/>
-        <w:numPr>
-          <w:ilvl w:val="0"/>
-          <w:numId w:val="2"/>
-        </w:numPr>
-        <w:spacing w:after="60" w:line="276"/>
-      </w:pPr>
-      <w:r>
-        <w:rPr>
-          <w:rFonts w:ascii="Calibri" w:cs="Calibri" w:eastAsia="Calibri" w:hAnsi="Calibri"/>
-          <w:b/>
-          <w:bCs/>
-          <w:sz w:val="22"/>
-          <w:szCs w:val="22"/>
-        </w:rPr>
-        <w:t xml:space="preserve">SITAL S.r.l.</w:t>
-      </w:r>
-      <w:r>
-        <w:rPr>
-          <w:rFonts w:ascii="Calibri" w:cs="Calibri" w:eastAsia="Calibri" w:hAnsi="Calibri"/>
-          <w:sz w:val="22"/>
-          <w:szCs w:val="22"/>
-        </w:rPr>
-        <w:t xml:space="preserve"> – fabbricazione di serramenti metallici (ATECO 25.12.10); 2-5 milioni;</w:t>
-      </w:r>
-    </w:p>
-    <w:p>
-      <w:pPr>
-        <w:pStyle w:val="ListParagraph"/>
-        <w:numPr>
-          <w:ilvl w:val="0"/>
-          <w:numId w:val="2"/>
-        </w:numPr>
-        <w:spacing w:after="60" w:line="276"/>
-      </w:pPr>
-      <w:r>
-        <w:rPr>
-          <w:rFonts w:ascii="Calibri" w:cs="Calibri" w:eastAsia="Calibri" w:hAnsi="Calibri"/>
-          <w:b/>
-          <w:bCs/>
-          <w:sz w:val="22"/>
-          <w:szCs w:val="22"/>
-        </w:rPr>
-        <w:t xml:space="preserve">IMPRETECH S.r.l.</w:t>
-      </w:r>
-      <w:r>
-        <w:rPr>
-          <w:rFonts w:ascii="Calibri" w:cs="Calibri" w:eastAsia="Calibri" w:hAnsi="Calibri"/>
-          <w:sz w:val="22"/>
-          <w:szCs w:val="22"/>
-        </w:rPr>
-        <w:t xml:space="preserve"> – costruzione di opere di ingegneria civile (ATECO 42.99.00);</w:t>
-      </w:r>
-    </w:p>
-    <w:p>
-      <w:pPr>
-        <w:pStyle w:val="ListParagraph"/>
-        <w:numPr>
-          <w:ilvl w:val="0"/>
-          <w:numId w:val="2"/>
-        </w:numPr>
-        <w:spacing w:after="60" w:line="276"/>
-      </w:pPr>
-      <w:r>
-        <w:rPr>
-          <w:rFonts w:ascii="Calibri" w:cs="Calibri" w:eastAsia="Calibri" w:hAnsi="Calibri"/>
-          <w:b/>
-          <w:bCs/>
-          <w:sz w:val="22"/>
-          <w:szCs w:val="22"/>
-        </w:rPr>
-        <w:t xml:space="preserve">OMNISERVICE ENGINEERING S.r.l.</w:t>
-      </w:r>
-      <w:r>
-        <w:rPr>
-          <w:rFonts w:ascii="Calibri" w:cs="Calibri" w:eastAsia="Calibri" w:hAnsi="Calibri"/>
-          <w:sz w:val="22"/>
-          <w:szCs w:val="22"/>
-        </w:rPr>
-        <w:t xml:space="preserve"> – costruzione di edifici (ATECO 41.00.00);</w:t>
-      </w:r>
-    </w:p>
-    <w:p>
-      <w:pPr>
-        <w:pStyle w:val="ListParagraph"/>
-        <w:numPr>
-          <w:ilvl w:val="0"/>
-          <w:numId w:val="2"/>
-        </w:numPr>
-        <w:spacing w:after="60" w:line="276"/>
-      </w:pPr>
-      <w:r>
-        <w:rPr>
-          <w:rFonts w:ascii="Calibri" w:cs="Calibri" w:eastAsia="Calibri" w:hAnsi="Calibri"/>
-          <w:b/>
-          <w:bCs/>
-          <w:sz w:val="22"/>
-          <w:szCs w:val="22"/>
-        </w:rPr>
-        <w:t xml:space="preserve">EURODEMOLIZIONI S.r.l.</w:t>
-      </w:r>
-      <w:r>
-        <w:rPr>
-          <w:rFonts w:ascii="Calibri" w:cs="Calibri" w:eastAsia="Calibri" w:hAnsi="Calibri"/>
-          <w:sz w:val="22"/>
-          <w:szCs w:val="22"/>
-        </w:rPr>
-        <w:t xml:space="preserve"> – demolizioni e trattamento dei rifiuti (ATECO 38.21.20); 5-10 milioni;</w:t>
-      </w:r>
-    </w:p>
-    <w:p>
-      <w:pPr>
-        <w:pStyle w:val="ListParagraph"/>
-        <w:numPr>
-          <w:ilvl w:val="0"/>
-          <w:numId w:val="2"/>
-        </w:numPr>
-        <w:spacing w:after="60" w:line="276"/>
-      </w:pPr>
-      <w:r>
-        <w:rPr>
-          <w:rFonts w:ascii="Calibri" w:cs="Calibri" w:eastAsia="Calibri" w:hAnsi="Calibri"/>
-          <w:b/>
-          <w:bCs/>
-          <w:sz w:val="22"/>
-          <w:szCs w:val="22"/>
-        </w:rPr>
-        <w:t xml:space="preserve">ISEDA S.r.l.</w:t>
-      </w:r>
-      <w:r>
-        <w:rPr>
-          <w:rFonts w:ascii="Calibri" w:cs="Calibri" w:eastAsia="Calibri" w:hAnsi="Calibri"/>
-          <w:sz w:val="22"/>
-          <w:szCs w:val="22"/>
-        </w:rPr>
-        <w:t xml:space="preserve"> – raccolta di rifiuti non pericolosi (ATECO 38.11.00); 10-25 milioni;</w:t>
-      </w:r>
-    </w:p>
-    <w:p>
-      <w:pPr>
-        <w:pStyle w:val="ListParagraph"/>
-        <w:numPr>
-          <w:ilvl w:val="0"/>
-          <w:numId w:val="2"/>
-        </w:numPr>
-        <w:spacing w:after="60" w:line="276"/>
-      </w:pPr>
-      <w:r>
-        <w:rPr>
-          <w:rFonts w:ascii="Calibri" w:cs="Calibri" w:eastAsia="Calibri" w:hAnsi="Calibri"/>
-          <w:b/>
-          <w:bCs/>
-          <w:sz w:val="22"/>
-          <w:szCs w:val="22"/>
-        </w:rPr>
-        <w:t xml:space="preserve">S.E.A.P. – Società Europea Appalti Pubblici S.r.l.</w:t>
-      </w:r>
-      <w:r>
-        <w:rPr>
-          <w:rFonts w:ascii="Calibri" w:cs="Calibri" w:eastAsia="Calibri" w:hAnsi="Calibri"/>
-          <w:sz w:val="22"/>
-          <w:szCs w:val="22"/>
-        </w:rPr>
-        <w:t xml:space="preserve"> – raccolta di rifiuti non pericolosi (ATECO 38.11.00); 10-25 milioni;</w:t>
-      </w:r>
-    </w:p>
-    <w:p>
-      <w:pPr>
-        <w:pStyle w:val="ListParagraph"/>
-        <w:numPr>
-          <w:ilvl w:val="0"/>
-          <w:numId w:val="2"/>
-        </w:numPr>
-        <w:spacing w:after="60" w:line="276"/>
-      </w:pPr>
-      <w:r>
-        <w:rPr>
-          <w:rFonts w:ascii="Calibri" w:cs="Calibri" w:eastAsia="Calibri" w:hAnsi="Calibri"/>
-          <w:b/>
-          <w:bCs/>
-          <w:sz w:val="22"/>
-          <w:szCs w:val="22"/>
-        </w:rPr>
-        <w:t xml:space="preserve">TUTELA AMBIENTE S.r.l.</w:t>
-      </w:r>
-      <w:r>
-        <w:rPr>
-          <w:rFonts w:ascii="Calibri" w:cs="Calibri" w:eastAsia="Calibri" w:hAnsi="Calibri"/>
-          <w:sz w:val="22"/>
-          <w:szCs w:val="22"/>
-        </w:rPr>
-        <w:t xml:space="preserve"> – raccolta di rifiuti non pericolosi (ATECO 38.11.00); 1-2 milioni;</w:t>
-      </w:r>
-    </w:p>
-    <w:p>
-      <w:pPr>
-        <w:pStyle w:val="ListParagraph"/>
-        <w:numPr>
-          <w:ilvl w:val="0"/>
-          <w:numId w:val="2"/>
-        </w:numPr>
-        <w:spacing w:after="60" w:line="276"/>
-      </w:pPr>
-      <w:r>
-        <w:rPr>
-          <w:rFonts w:ascii="Calibri" w:cs="Calibri" w:eastAsia="Calibri" w:hAnsi="Calibri"/>
-          <w:b/>
-          <w:bCs/>
-          <w:sz w:val="22"/>
-          <w:szCs w:val="22"/>
-        </w:rPr>
-        <w:t xml:space="preserve">UNIPLAST SICILIA Società Cooperativa</w:t>
-      </w:r>
-      <w:r>
-        <w:rPr>
-          <w:rFonts w:ascii="Calibri" w:cs="Calibri" w:eastAsia="Calibri" w:hAnsi="Calibri"/>
-          <w:sz w:val="22"/>
-          <w:szCs w:val="22"/>
-        </w:rPr>
-        <w:t xml:space="preserve"> – fabbricazione di imballaggi in materie plastiche (ATECO 22.22.00); 1-2 milioni;</w:t>
-      </w:r>
-    </w:p>
-    <w:p>
-      <w:pPr>
-        <w:pStyle w:val="ListParagraph"/>
-        <w:numPr>
-          <w:ilvl w:val="0"/>
-          <w:numId w:val="2"/>
-        </w:numPr>
-        <w:spacing w:after="60" w:line="276"/>
-      </w:pPr>
-      <w:r>
-        <w:rPr>
-          <w:rFonts w:ascii="Calibri" w:cs="Calibri" w:eastAsia="Calibri" w:hAnsi="Calibri"/>
-          <w:b/>
-          <w:bCs/>
-          <w:sz w:val="22"/>
-          <w:szCs w:val="22"/>
-        </w:rPr>
-        <w:t xml:space="preserve">MEDICAL GAS CRIOGENICI S.r.l.</w:t>
-      </w:r>
-      <w:r>
-        <w:rPr>
-          <w:rFonts w:ascii="Calibri" w:cs="Calibri" w:eastAsia="Calibri" w:hAnsi="Calibri"/>
-          <w:sz w:val="22"/>
-          <w:szCs w:val="22"/>
-        </w:rPr>
-        <w:t xml:space="preserve"> – fabbricazione di apparecchi medicali (ATECO 26.60.01); 2-5 milioni;</w:t>
-      </w:r>
-    </w:p>
-    <w:p>
-      <w:pPr>
-        <w:pStyle w:val="ListParagraph"/>
-        <w:numPr>
-          <w:ilvl w:val="0"/>
-          <w:numId w:val="2"/>
-        </w:numPr>
-        <w:spacing w:after="60" w:line="276"/>
-      </w:pPr>
-      <w:r>
-        <w:rPr>
-          <w:rFonts w:ascii="Calibri" w:cs="Calibri" w:eastAsia="Calibri" w:hAnsi="Calibri"/>
-          <w:b/>
-          <w:bCs/>
-          <w:sz w:val="22"/>
-          <w:szCs w:val="22"/>
-        </w:rPr>
-        <w:t xml:space="preserve">HERBEKA S.r.l.</w:t>
-      </w:r>
-      <w:r>
-        <w:rPr>
-          <w:rFonts w:ascii="Calibri" w:cs="Calibri" w:eastAsia="Calibri" w:hAnsi="Calibri"/>
-          <w:sz w:val="22"/>
-          <w:szCs w:val="22"/>
-        </w:rPr>
-        <w:t xml:space="preserve"> – commercio all’ingrosso di prodotti farmaceutici (ATECO 46.46.00);</w:t>
-      </w:r>
-    </w:p>
-    <w:p>
-      <w:pPr>
-        <w:pStyle w:val="ListParagraph"/>
-        <w:numPr>
-          <w:ilvl w:val="0"/>
-          <w:numId w:val="2"/>
-        </w:numPr>
-        <w:spacing w:after="60" w:line="276"/>
-      </w:pPr>
-      <w:r>
-        <w:rPr>
-          <w:rFonts w:ascii="Calibri" w:cs="Calibri" w:eastAsia="Calibri" w:hAnsi="Calibri"/>
-          <w:b/>
-          <w:bCs/>
-          <w:sz w:val="22"/>
-          <w:szCs w:val="22"/>
-        </w:rPr>
-        <w:t xml:space="preserve">COVERI CL S.r.l.</w:t>
-      </w:r>
-      <w:r>
-        <w:rPr>
-          <w:rFonts w:ascii="Calibri" w:cs="Calibri" w:eastAsia="Calibri" w:hAnsi="Calibri"/>
-          <w:sz w:val="22"/>
-          <w:szCs w:val="22"/>
-        </w:rPr>
-        <w:t xml:space="preserve"> – commercio all’ingrosso di metalli (ATECO 46.72.00); 1-2 milioni;</w:t>
-      </w:r>
-    </w:p>
-    <w:p>
-      <w:pPr>
-        <w:pStyle w:val="ListParagraph"/>
-        <w:numPr>
-          <w:ilvl w:val="0"/>
-          <w:numId w:val="2"/>
-        </w:numPr>
-        <w:spacing w:after="60" w:line="276"/>
-      </w:pPr>
-      <w:r>
-        <w:rPr>
-          <w:rFonts w:ascii="Calibri" w:cs="Calibri" w:eastAsia="Calibri" w:hAnsi="Calibri"/>
-          <w:b/>
-          <w:bCs/>
-          <w:sz w:val="22"/>
-          <w:szCs w:val="22"/>
-        </w:rPr>
-        <w:t xml:space="preserve">F.LLI COLUZZI di Coluzzi Giovanni e Coluzzi Davide S.n.c.</w:t>
-      </w:r>
-      <w:r>
-        <w:rPr>
-          <w:rFonts w:ascii="Calibri" w:cs="Calibri" w:eastAsia="Calibri" w:hAnsi="Calibri"/>
-          <w:sz w:val="22"/>
-          <w:szCs w:val="22"/>
-        </w:rPr>
-        <w:t xml:space="preserve"> – riparazione di carrozzerie (ATECO 45.20.20);</w:t>
-      </w:r>
-    </w:p>
-    <w:p>
-      <w:pPr>
-        <w:pStyle w:val="ListParagraph"/>
-        <w:numPr>
-          <w:ilvl w:val="0"/>
-          <w:numId w:val="2"/>
-        </w:numPr>
-        <w:spacing w:after="60" w:line="276"/>
-      </w:pPr>
-      <w:r>
-        <w:rPr>
-          <w:rFonts w:ascii="Calibri" w:cs="Calibri" w:eastAsia="Calibri" w:hAnsi="Calibri"/>
-          <w:b/>
-          <w:bCs/>
-          <w:sz w:val="22"/>
-          <w:szCs w:val="22"/>
-        </w:rPr>
-        <w:t xml:space="preserve">PENTA SERVIZI S.r.l.</w:t>
-      </w:r>
-      <w:r>
-        <w:rPr>
-          <w:rFonts w:ascii="Calibri" w:cs="Calibri" w:eastAsia="Calibri" w:hAnsi="Calibri"/>
-          <w:sz w:val="22"/>
-          <w:szCs w:val="22"/>
-        </w:rPr>
-        <w:t xml:space="preserve"> – servizi di supporto alle imprese (ATECO 82.20.00); 2-5 milioni;</w:t>
-      </w:r>
-    </w:p>
-    <w:p>
-      <w:pPr>
-        <w:pStyle w:val="ListParagraph"/>
-        <w:numPr>
-          <w:ilvl w:val="0"/>
-          <w:numId w:val="2"/>
-        </w:numPr>
-        <w:spacing w:after="60" w:line="276"/>
-      </w:pPr>
-      <w:r>
-        <w:rPr>
-          <w:rFonts w:ascii="Calibri" w:cs="Calibri" w:eastAsia="Calibri" w:hAnsi="Calibri"/>
-          <w:b/>
-          <w:bCs/>
-          <w:sz w:val="22"/>
-          <w:szCs w:val="22"/>
-        </w:rPr>
-        <w:t xml:space="preserve">SAR CONSULTING S.r.l.</w:t>
-      </w:r>
-      <w:r>
-        <w:rPr>
-          <w:rFonts w:ascii="Calibri" w:cs="Calibri" w:eastAsia="Calibri" w:hAnsi="Calibri"/>
-          <w:sz w:val="22"/>
-          <w:szCs w:val="22"/>
-        </w:rPr>
-        <w:t xml:space="preserve"> – consulenza imprenditoriale (ATECO 70.20.09); 2-5 milioni;</w:t>
-      </w:r>
-    </w:p>
-    <w:p>
-      <w:pPr>
-        <w:pStyle w:val="ListParagraph"/>
-        <w:numPr>
-          <w:ilvl w:val="0"/>
-          <w:numId w:val="2"/>
-        </w:numPr>
-        <w:spacing w:after="60" w:line="276"/>
-      </w:pPr>
-      <w:r>
-        <w:rPr>
-          <w:rFonts w:ascii="Calibri" w:cs="Calibri" w:eastAsia="Calibri" w:hAnsi="Calibri"/>
-          <w:b/>
-          <w:bCs/>
-          <w:sz w:val="22"/>
-          <w:szCs w:val="22"/>
-        </w:rPr>
-        <w:t xml:space="preserve">EUROFORM</w:t>
-      </w:r>
-      <w:r>
-        <w:rPr>
-          <w:rFonts w:ascii="Calibri" w:cs="Calibri" w:eastAsia="Calibri" w:hAnsi="Calibri"/>
-          <w:sz w:val="22"/>
-          <w:szCs w:val="22"/>
-        </w:rPr>
-        <w:t xml:space="preserve"> – corsi di formazione e aggiornamento professionale (ATECO 85.59.20), possibile interlocutore anche quale ente formativo.</w:t>
+        <w:t xml:space="preserve"> (Aragona) – panificazione artigianale, gastronomia e dolci;</w:t>
+      </w:r>
+    </w:p>
+    <w:p>
+      <w:pPr>
+        <w:pStyle w:val="ListParagraph"/>
+        <w:numPr>
+          <w:ilvl w:val="0"/>
+          <w:numId w:val="2"/>
+        </w:numPr>
+        <w:spacing w:after="60" w:line="276"/>
+      </w:pPr>
+      <w:r>
+        <w:rPr>
+          <w:rFonts w:ascii="Calibri" w:cs="Calibri" w:eastAsia="Calibri" w:hAnsi="Calibri"/>
+          <w:b/>
+          <w:bCs/>
+          <w:sz w:val="22"/>
+          <w:szCs w:val="22"/>
+        </w:rPr>
+        <w:t xml:space="preserve">S.I.S. Società Italiana Servizi S.r.l.</w:t>
+      </w:r>
+      <w:r>
+        <w:rPr>
+          <w:rFonts w:ascii="Calibri" w:cs="Calibri" w:eastAsia="Calibri" w:hAnsi="Calibri"/>
+          <w:sz w:val="22"/>
+          <w:szCs w:val="22"/>
+        </w:rPr>
+        <w:t xml:space="preserve"> (Joppolo Giancaxio) – ristorazione con somministrazione (ATECO 56.11.11); 1-2 milioni;</w:t>
+      </w:r>
+    </w:p>
+    <w:p>
+      <w:pPr>
+        <w:pStyle w:val="ListParagraph"/>
+        <w:numPr>
+          <w:ilvl w:val="0"/>
+          <w:numId w:val="2"/>
+        </w:numPr>
+        <w:spacing w:after="60" w:line="276"/>
+      </w:pPr>
+      <w:r>
+        <w:rPr>
+          <w:rFonts w:ascii="Calibri" w:cs="Calibri" w:eastAsia="Calibri" w:hAnsi="Calibri"/>
+          <w:b/>
+          <w:bCs/>
+          <w:sz w:val="22"/>
+          <w:szCs w:val="22"/>
+        </w:rPr>
+        <w:t xml:space="preserve">RIZZO GAETANO</w:t>
+      </w:r>
+      <w:r>
+        <w:rPr>
+          <w:rFonts w:ascii="Calibri" w:cs="Calibri" w:eastAsia="Calibri" w:hAnsi="Calibri"/>
+          <w:sz w:val="22"/>
+          <w:szCs w:val="22"/>
+        </w:rPr>
+        <w:t xml:space="preserve"> (Santa Elisabetta) – bar ed esercizi simili (ATECO 56.30.00);</w:t>
+      </w:r>
+    </w:p>
+    <w:p>
+      <w:pPr>
+        <w:pStyle w:val="ListParagraph"/>
+        <w:numPr>
+          <w:ilvl w:val="0"/>
+          <w:numId w:val="2"/>
+        </w:numPr>
+        <w:spacing w:after="60" w:line="276"/>
+      </w:pPr>
+      <w:r>
+        <w:rPr>
+          <w:rFonts w:ascii="Calibri" w:cs="Calibri" w:eastAsia="Calibri" w:hAnsi="Calibri"/>
+          <w:b/>
+          <w:bCs/>
+          <w:sz w:val="22"/>
+          <w:szCs w:val="22"/>
+        </w:rPr>
+        <w:t xml:space="preserve">Ristorante Pizzeria Kometa</w:t>
+      </w:r>
+      <w:r>
+        <w:rPr>
+          <w:rFonts w:ascii="Calibri" w:cs="Calibri" w:eastAsia="Calibri" w:hAnsi="Calibri"/>
+          <w:sz w:val="22"/>
+          <w:szCs w:val="22"/>
+        </w:rPr>
+        <w:t xml:space="preserve"> (Santa Elisabetta) – ristorazione, contrada Merceri;</w:t>
+      </w:r>
+    </w:p>
+    <w:p>
+      <w:pPr>
+        <w:pStyle w:val="ListParagraph"/>
+        <w:numPr>
+          <w:ilvl w:val="0"/>
+          <w:numId w:val="2"/>
+        </w:numPr>
+        <w:spacing w:after="60" w:line="276"/>
+      </w:pPr>
+      <w:r>
+        <w:rPr>
+          <w:rFonts w:ascii="Calibri" w:cs="Calibri" w:eastAsia="Calibri" w:hAnsi="Calibri"/>
+          <w:b/>
+          <w:bCs/>
+          <w:sz w:val="22"/>
+          <w:szCs w:val="22"/>
+        </w:rPr>
+        <w:t xml:space="preserve">Marlò Beef Bar</w:t>
+      </w:r>
+      <w:r>
+        <w:rPr>
+          <w:rFonts w:ascii="Calibri" w:cs="Calibri" w:eastAsia="Calibri" w:hAnsi="Calibri"/>
+          <w:sz w:val="22"/>
+          <w:szCs w:val="22"/>
+        </w:rPr>
+        <w:t xml:space="preserve"> (Raffadali) – ristorazione, via Cordova 34;</w:t>
+      </w:r>
+    </w:p>
+    <w:p>
+      <w:pPr>
+        <w:pStyle w:val="ListParagraph"/>
+        <w:numPr>
+          <w:ilvl w:val="0"/>
+          <w:numId w:val="2"/>
+        </w:numPr>
+        <w:spacing w:after="60" w:line="276"/>
+      </w:pPr>
+      <w:r>
+        <w:rPr>
+          <w:rFonts w:ascii="Calibri" w:cs="Calibri" w:eastAsia="Calibri" w:hAnsi="Calibri"/>
+          <w:b/>
+          <w:bCs/>
+          <w:sz w:val="22"/>
+          <w:szCs w:val="22"/>
+        </w:rPr>
+        <w:t xml:space="preserve">Ristorante Dang Giapponese e Cinese</w:t>
+      </w:r>
+      <w:r>
+        <w:rPr>
+          <w:rFonts w:ascii="Calibri" w:cs="Calibri" w:eastAsia="Calibri" w:hAnsi="Calibri"/>
+          <w:sz w:val="22"/>
+          <w:szCs w:val="22"/>
+        </w:rPr>
+        <w:t xml:space="preserve"> (Raffadali) – ristorazione, via F22 n. 28;</w:t>
+      </w:r>
+    </w:p>
+    <w:p>
+      <w:pPr>
+        <w:pStyle w:val="ListParagraph"/>
+        <w:numPr>
+          <w:ilvl w:val="0"/>
+          <w:numId w:val="2"/>
+        </w:numPr>
+        <w:spacing w:after="60" w:line="276"/>
+      </w:pPr>
+      <w:r>
+        <w:rPr>
+          <w:rFonts w:ascii="Calibri" w:cs="Calibri" w:eastAsia="Calibri" w:hAnsi="Calibri"/>
+          <w:b/>
+          <w:bCs/>
+          <w:sz w:val="22"/>
+          <w:szCs w:val="22"/>
+        </w:rPr>
+        <w:t xml:space="preserve">That’s Amore Pizzeria</w:t>
+      </w:r>
+      <w:r>
+        <w:rPr>
+          <w:rFonts w:ascii="Calibri" w:cs="Calibri" w:eastAsia="Calibri" w:hAnsi="Calibri"/>
+          <w:sz w:val="22"/>
+          <w:szCs w:val="22"/>
+        </w:rPr>
+        <w:t xml:space="preserve"> (Raffadali) – pizzeria, via F 16 n. 12;</w:t>
+      </w:r>
+    </w:p>
+    <w:p>
+      <w:pPr>
+        <w:pStyle w:val="ListParagraph"/>
+        <w:numPr>
+          <w:ilvl w:val="0"/>
+          <w:numId w:val="2"/>
+        </w:numPr>
+        <w:spacing w:after="60" w:line="276"/>
+      </w:pPr>
+      <w:r>
+        <w:rPr>
+          <w:rFonts w:ascii="Calibri" w:cs="Calibri" w:eastAsia="Calibri" w:hAnsi="Calibri"/>
+          <w:b/>
+          <w:bCs/>
+          <w:sz w:val="22"/>
+          <w:szCs w:val="22"/>
+        </w:rPr>
+        <w:t xml:space="preserve">Pizzeria Mistick Pizza2</w:t>
+      </w:r>
+      <w:r>
+        <w:rPr>
+          <w:rFonts w:ascii="Calibri" w:cs="Calibri" w:eastAsia="Calibri" w:hAnsi="Calibri"/>
+          <w:sz w:val="22"/>
+          <w:szCs w:val="22"/>
+        </w:rPr>
+        <w:t xml:space="preserve"> (Raffadali) – pizzeria, piazza Progresso 38;</w:t>
+      </w:r>
+    </w:p>
+    <w:p>
+      <w:pPr>
+        <w:pStyle w:val="ListParagraph"/>
+        <w:numPr>
+          <w:ilvl w:val="0"/>
+          <w:numId w:val="2"/>
+        </w:numPr>
+        <w:spacing w:after="60" w:line="276"/>
+      </w:pPr>
+      <w:r>
+        <w:rPr>
+          <w:rFonts w:ascii="Calibri" w:cs="Calibri" w:eastAsia="Calibri" w:hAnsi="Calibri"/>
+          <w:b/>
+          <w:bCs/>
+          <w:sz w:val="22"/>
+          <w:szCs w:val="22"/>
+        </w:rPr>
+        <w:t xml:space="preserve">Metabirrificio Il Mangione</w:t>
+      </w:r>
+      <w:r>
+        <w:rPr>
+          <w:rFonts w:ascii="Calibri" w:cs="Calibri" w:eastAsia="Calibri" w:hAnsi="Calibri"/>
+          <w:sz w:val="22"/>
+          <w:szCs w:val="22"/>
+        </w:rPr>
+        <w:t xml:space="preserve"> (Raffadali) – birrificio e ristorazione, contrada Modaccamo 800;</w:t>
+      </w:r>
+    </w:p>
+    <w:p>
+      <w:pPr>
+        <w:pStyle w:val="ListParagraph"/>
+        <w:numPr>
+          <w:ilvl w:val="0"/>
+          <w:numId w:val="2"/>
+        </w:numPr>
+        <w:spacing w:after="60" w:line="276"/>
+      </w:pPr>
+      <w:r>
+        <w:rPr>
+          <w:rFonts w:ascii="Calibri" w:cs="Calibri" w:eastAsia="Calibri" w:hAnsi="Calibri"/>
+          <w:b/>
+          <w:bCs/>
+          <w:sz w:val="22"/>
+          <w:szCs w:val="22"/>
+        </w:rPr>
+        <w:t xml:space="preserve">Movida Cocktails Club</w:t>
+      </w:r>
+      <w:r>
+        <w:rPr>
+          <w:rFonts w:ascii="Calibri" w:cs="Calibri" w:eastAsia="Calibri" w:hAnsi="Calibri"/>
+          <w:sz w:val="22"/>
+          <w:szCs w:val="22"/>
+        </w:rPr>
+        <w:t xml:space="preserve"> (Raffadali) – bar e intrattenimento, piazza Progresso;</w:t>
+      </w:r>
+    </w:p>
+    <w:p>
+      <w:pPr>
+        <w:pStyle w:val="ListParagraph"/>
+        <w:numPr>
+          <w:ilvl w:val="0"/>
+          <w:numId w:val="2"/>
+        </w:numPr>
+        <w:spacing w:after="60" w:line="276"/>
+      </w:pPr>
+      <w:r>
+        <w:rPr>
+          <w:rFonts w:ascii="Calibri" w:cs="Calibri" w:eastAsia="Calibri" w:hAnsi="Calibri"/>
+          <w:b/>
+          <w:bCs/>
+          <w:sz w:val="22"/>
+          <w:szCs w:val="22"/>
+        </w:rPr>
+        <w:t xml:space="preserve">Colletto Giuseppe</w:t>
+      </w:r>
+      <w:r>
+        <w:rPr>
+          <w:rFonts w:ascii="Calibri" w:cs="Calibri" w:eastAsia="Calibri" w:hAnsi="Calibri"/>
+          <w:sz w:val="22"/>
+          <w:szCs w:val="22"/>
+        </w:rPr>
+        <w:t xml:space="preserve"> (Raffadali) – ristorazione, via F 1 n. 2.</w:t>
       </w:r>
     </w:p>
     <w:p>
@@ -4736,271 +3432,103 @@
           <w:sz w:val="22"/>
           <w:szCs w:val="22"/>
         </w:rPr>
-        <w:t xml:space="preserve">Joppolo Giancaxio</w:t>
-      </w:r>
-      <w:r>
-        <w:rPr>
-          <w:rFonts w:ascii="Calibri" w:cs="Calibri" w:eastAsia="Calibri" w:hAnsi="Calibri"/>
-          <w:b w:val="false"/>
-          <w:bCs w:val="false"/>
-          <w:i w:val="false"/>
-          <w:iCs w:val="false"/>
-          <w:sz w:val="22"/>
-          <w:szCs w:val="22"/>
-        </w:rPr>
-        <w:t xml:space="preserve"> (1.064 abitanti · 9 imprese registrate) — 9 attività censite:</w:t>
-      </w:r>
-    </w:p>
-    <w:p>
-      <w:pPr>
-        <w:pStyle w:val="ListParagraph"/>
-        <w:numPr>
-          <w:ilvl w:val="0"/>
-          <w:numId w:val="2"/>
-        </w:numPr>
-        <w:spacing w:after="60" w:line="276"/>
-      </w:pPr>
-      <w:r>
-        <w:rPr>
-          <w:rFonts w:ascii="Calibri" w:cs="Calibri" w:eastAsia="Calibri" w:hAnsi="Calibri"/>
-          <w:b/>
-          <w:bCs/>
-          <w:sz w:val="22"/>
-          <w:szCs w:val="22"/>
-        </w:rPr>
-        <w:t xml:space="preserve">S.I.S. Società Italiana Servizi S.r.l.</w:t>
-      </w:r>
-      <w:r>
-        <w:rPr>
-          <w:rFonts w:ascii="Calibri" w:cs="Calibri" w:eastAsia="Calibri" w:hAnsi="Calibri"/>
-          <w:sz w:val="22"/>
-          <w:szCs w:val="22"/>
-        </w:rPr>
-        <w:t xml:space="preserve"> – ristorazione con somministrazione (ATECO 56.11.11); 1-2 milioni;</w:t>
-      </w:r>
-    </w:p>
-    <w:p>
-      <w:pPr>
-        <w:pStyle w:val="ListParagraph"/>
-        <w:numPr>
-          <w:ilvl w:val="0"/>
-          <w:numId w:val="2"/>
-        </w:numPr>
-        <w:spacing w:after="60" w:line="276"/>
-      </w:pPr>
-      <w:r>
-        <w:rPr>
-          <w:rFonts w:ascii="Calibri" w:cs="Calibri" w:eastAsia="Calibri" w:hAnsi="Calibri"/>
-          <w:b/>
-          <w:bCs/>
-          <w:sz w:val="22"/>
-          <w:szCs w:val="22"/>
-        </w:rPr>
-        <w:t xml:space="preserve">GUSTO SICANO S.r.l. Società Benefit</w:t>
-      </w:r>
-      <w:r>
-        <w:rPr>
-          <w:rFonts w:ascii="Calibri" w:cs="Calibri" w:eastAsia="Calibri" w:hAnsi="Calibri"/>
-          <w:sz w:val="22"/>
-          <w:szCs w:val="22"/>
-        </w:rPr>
-        <w:t xml:space="preserve"> – commercio di prodotti alimentari tipici (ATECO 47.27.90);</w:t>
-      </w:r>
-    </w:p>
-    <w:p>
-      <w:pPr>
-        <w:pStyle w:val="ListParagraph"/>
-        <w:numPr>
-          <w:ilvl w:val="0"/>
-          <w:numId w:val="2"/>
-        </w:numPr>
-        <w:spacing w:after="60" w:line="276"/>
-      </w:pPr>
-      <w:r>
-        <w:rPr>
-          <w:rFonts w:ascii="Calibri" w:cs="Calibri" w:eastAsia="Calibri" w:hAnsi="Calibri"/>
-          <w:b/>
-          <w:bCs/>
-          <w:sz w:val="22"/>
-          <w:szCs w:val="22"/>
-        </w:rPr>
-        <w:t xml:space="preserve">D’ANNA GIOVANNA Impresa Agricola</w:t>
-      </w:r>
-      <w:r>
-        <w:rPr>
-          <w:rFonts w:ascii="Calibri" w:cs="Calibri" w:eastAsia="Calibri" w:hAnsi="Calibri"/>
-          <w:sz w:val="22"/>
-          <w:szCs w:val="22"/>
-        </w:rPr>
-        <w:t xml:space="preserve"> – attività agricola;</w:t>
-      </w:r>
-    </w:p>
-    <w:p>
-      <w:pPr>
-        <w:pStyle w:val="ListParagraph"/>
-        <w:numPr>
-          <w:ilvl w:val="0"/>
-          <w:numId w:val="2"/>
-        </w:numPr>
-        <w:spacing w:after="60" w:line="276"/>
-      </w:pPr>
-      <w:r>
-        <w:rPr>
-          <w:rFonts w:ascii="Calibri" w:cs="Calibri" w:eastAsia="Calibri" w:hAnsi="Calibri"/>
-          <w:b/>
-          <w:bCs/>
-          <w:sz w:val="22"/>
-          <w:szCs w:val="22"/>
-        </w:rPr>
-        <w:t xml:space="preserve">GIGLIONE SERVIZI ECOLOGICI S.r.l.</w:t>
-      </w:r>
-      <w:r>
-        <w:rPr>
-          <w:rFonts w:ascii="Calibri" w:cs="Calibri" w:eastAsia="Calibri" w:hAnsi="Calibri"/>
-          <w:sz w:val="22"/>
-          <w:szCs w:val="22"/>
-        </w:rPr>
-        <w:t xml:space="preserve"> – attività di risanamento e servizi ecologici (ATECO 38.30.00); 2-5 milioni;</w:t>
-      </w:r>
-    </w:p>
-    <w:p>
-      <w:pPr>
-        <w:pStyle w:val="ListParagraph"/>
-        <w:numPr>
-          <w:ilvl w:val="0"/>
-          <w:numId w:val="2"/>
-        </w:numPr>
-        <w:spacing w:after="60" w:line="276"/>
-      </w:pPr>
-      <w:r>
-        <w:rPr>
-          <w:rFonts w:ascii="Calibri" w:cs="Calibri" w:eastAsia="Calibri" w:hAnsi="Calibri"/>
-          <w:b/>
-          <w:bCs/>
-          <w:sz w:val="22"/>
-          <w:szCs w:val="22"/>
-        </w:rPr>
-        <w:t xml:space="preserve">T.I.M.E.T.I.C. S.r.l.</w:t>
-      </w:r>
-      <w:r>
-        <w:rPr>
-          <w:rFonts w:ascii="Calibri" w:cs="Calibri" w:eastAsia="Calibri" w:hAnsi="Calibri"/>
-          <w:sz w:val="22"/>
-          <w:szCs w:val="22"/>
-        </w:rPr>
-        <w:t xml:space="preserve"> – costruzione di edifici (ATECO 41.00.00);</w:t>
-      </w:r>
-    </w:p>
-    <w:p>
-      <w:pPr>
-        <w:pStyle w:val="ListParagraph"/>
-        <w:numPr>
-          <w:ilvl w:val="0"/>
-          <w:numId w:val="2"/>
-        </w:numPr>
-        <w:spacing w:after="60" w:line="276"/>
-      </w:pPr>
-      <w:r>
-        <w:rPr>
-          <w:rFonts w:ascii="Calibri" w:cs="Calibri" w:eastAsia="Calibri" w:hAnsi="Calibri"/>
-          <w:b/>
-          <w:bCs/>
-          <w:sz w:val="22"/>
-          <w:szCs w:val="22"/>
-        </w:rPr>
-        <w:t xml:space="preserve">ATHENA BUS VIAGGI S.r.l.</w:t>
-      </w:r>
-      <w:r>
-        <w:rPr>
-          <w:rFonts w:ascii="Calibri" w:cs="Calibri" w:eastAsia="Calibri" w:hAnsi="Calibri"/>
-          <w:sz w:val="22"/>
-          <w:szCs w:val="22"/>
-        </w:rPr>
-        <w:t xml:space="preserve"> – trasporto di passeggeri e noleggio autobus (ATECO 49.30.00);</w:t>
-      </w:r>
-    </w:p>
-    <w:p>
-      <w:pPr>
-        <w:pStyle w:val="ListParagraph"/>
-        <w:numPr>
-          <w:ilvl w:val="0"/>
-          <w:numId w:val="2"/>
-        </w:numPr>
-        <w:spacing w:after="60" w:line="276"/>
-      </w:pPr>
-      <w:r>
-        <w:rPr>
-          <w:rFonts w:ascii="Calibri" w:cs="Calibri" w:eastAsia="Calibri" w:hAnsi="Calibri"/>
-          <w:b/>
-          <w:bCs/>
-          <w:sz w:val="22"/>
-          <w:szCs w:val="22"/>
-        </w:rPr>
-        <w:t xml:space="preserve">FRENDA GROUP S.r.l.</w:t>
-      </w:r>
-      <w:r>
-        <w:rPr>
-          <w:rFonts w:ascii="Calibri" w:cs="Calibri" w:eastAsia="Calibri" w:hAnsi="Calibri"/>
-          <w:sz w:val="22"/>
-          <w:szCs w:val="22"/>
-        </w:rPr>
-        <w:t xml:space="preserve"> – commercio all’ingrosso non specializzato (ATECO 46.90.00); 1-2 milioni;</w:t>
-      </w:r>
-    </w:p>
-    <w:p>
-      <w:pPr>
-        <w:pStyle w:val="ListParagraph"/>
-        <w:numPr>
-          <w:ilvl w:val="0"/>
-          <w:numId w:val="2"/>
-        </w:numPr>
-        <w:spacing w:after="60" w:line="276"/>
-      </w:pPr>
-      <w:r>
-        <w:rPr>
-          <w:rFonts w:ascii="Calibri" w:cs="Calibri" w:eastAsia="Calibri" w:hAnsi="Calibri"/>
-          <w:b/>
-          <w:bCs/>
-          <w:sz w:val="22"/>
-          <w:szCs w:val="22"/>
-        </w:rPr>
-        <w:t xml:space="preserve">BARTOLOMEO ARREDA 2.0 S.r.l.</w:t>
-      </w:r>
-      <w:r>
-        <w:rPr>
-          <w:rFonts w:ascii="Calibri" w:cs="Calibri" w:eastAsia="Calibri" w:hAnsi="Calibri"/>
-          <w:sz w:val="22"/>
-          <w:szCs w:val="22"/>
-        </w:rPr>
-        <w:t xml:space="preserve"> – commercio al dettaglio di mobili (ATECO 47.55.10); 2-5 milioni;</w:t>
-      </w:r>
-    </w:p>
-    <w:p>
-      <w:pPr>
-        <w:pStyle w:val="ListParagraph"/>
-        <w:numPr>
-          <w:ilvl w:val="0"/>
-          <w:numId w:val="2"/>
-        </w:numPr>
-        <w:spacing w:after="60" w:line="276"/>
-      </w:pPr>
-      <w:r>
-        <w:rPr>
-          <w:rFonts w:ascii="Calibri" w:cs="Calibri" w:eastAsia="Calibri" w:hAnsi="Calibri"/>
-          <w:b/>
-          <w:bCs/>
-          <w:sz w:val="22"/>
-          <w:szCs w:val="22"/>
-        </w:rPr>
-        <w:t xml:space="preserve">ARCHIDESIGN S.r.l. Semplificata</w:t>
-      </w:r>
-      <w:r>
-        <w:rPr>
-          <w:rFonts w:ascii="Calibri" w:cs="Calibri" w:eastAsia="Calibri" w:hAnsi="Calibri"/>
-          <w:sz w:val="22"/>
-          <w:szCs w:val="22"/>
-        </w:rPr>
-        <w:t xml:space="preserve"> – commercio al dettaglio di articoli per l’arredamento (ATECO 47.53.20).</w:t>
+        <w:t xml:space="preserve">Turismo, ricettività e servizi al territorio</w:t>
+      </w:r>
+      <w:r>
+        <w:rPr>
+          <w:rFonts w:ascii="Calibri" w:cs="Calibri" w:eastAsia="Calibri" w:hAnsi="Calibri"/>
+          <w:b w:val="false"/>
+          <w:bCs w:val="false"/>
+          <w:i w:val="false"/>
+          <w:iCs w:val="false"/>
+          <w:sz w:val="22"/>
+          <w:szCs w:val="22"/>
+        </w:rPr>
+        <w:t xml:space="preserve"> — 3 attività censite:</w:t>
+      </w:r>
+    </w:p>
+    <w:p>
+      <w:pPr>
+        <w:pStyle w:val="ListParagraph"/>
+        <w:numPr>
+          <w:ilvl w:val="0"/>
+          <w:numId w:val="2"/>
+        </w:numPr>
+        <w:spacing w:after="60" w:line="276"/>
+      </w:pPr>
+      <w:r>
+        <w:rPr>
+          <w:rFonts w:ascii="Calibri" w:cs="Calibri" w:eastAsia="Calibri" w:hAnsi="Calibri"/>
+          <w:b/>
+          <w:bCs/>
+          <w:sz w:val="22"/>
+          <w:szCs w:val="22"/>
+        </w:rPr>
+        <w:t xml:space="preserve">VAL DI KAM S.r.l.s.</w:t>
+      </w:r>
+      <w:r>
+        <w:rPr>
+          <w:rFonts w:ascii="Calibri" w:cs="Calibri" w:eastAsia="Calibri" w:hAnsi="Calibri"/>
+          <w:sz w:val="22"/>
+          <w:szCs w:val="22"/>
+        </w:rPr>
+        <w:t xml:space="preserve"> (Sant’Angelo Muxaro) – servizi turistici e di prenotazione (ATECO 79.90.04), operatore di riferimento per il turismo rurale dei Sicani;</w:t>
+      </w:r>
+    </w:p>
+    <w:p>
+      <w:pPr>
+        <w:pStyle w:val="ListParagraph"/>
+        <w:numPr>
+          <w:ilvl w:val="0"/>
+          <w:numId w:val="2"/>
+        </w:numPr>
+        <w:spacing w:after="60" w:line="276"/>
+      </w:pPr>
+      <w:r>
+        <w:rPr>
+          <w:rFonts w:ascii="Calibri" w:cs="Calibri" w:eastAsia="Calibri" w:hAnsi="Calibri"/>
+          <w:b/>
+          <w:bCs/>
+          <w:sz w:val="22"/>
+          <w:szCs w:val="22"/>
+        </w:rPr>
+        <w:t xml:space="preserve">The Arabian Horse Ranch</w:t>
+      </w:r>
+      <w:r>
+        <w:rPr>
+          <w:rFonts w:ascii="Calibri" w:cs="Calibri" w:eastAsia="Calibri" w:hAnsi="Calibri"/>
+          <w:sz w:val="22"/>
+          <w:szCs w:val="22"/>
+        </w:rPr>
+        <w:t xml:space="preserve"> (Santa Elisabetta) – ristorazione e turismo equestre, contrada Carbonio 6;</w:t>
+      </w:r>
+    </w:p>
+    <w:p>
+      <w:pPr>
+        <w:pStyle w:val="ListParagraph"/>
+        <w:numPr>
+          <w:ilvl w:val="0"/>
+          <w:numId w:val="2"/>
+        </w:numPr>
+        <w:spacing w:after="60" w:line="276"/>
+      </w:pPr>
+      <w:r>
+        <w:rPr>
+          <w:rFonts w:ascii="Calibri" w:cs="Calibri" w:eastAsia="Calibri" w:hAnsi="Calibri"/>
+          <w:b/>
+          <w:bCs/>
+          <w:sz w:val="22"/>
+          <w:szCs w:val="22"/>
+        </w:rPr>
+        <w:t xml:space="preserve">MONDOFREE</w:t>
+      </w:r>
+      <w:r>
+        <w:rPr>
+          <w:rFonts w:ascii="Calibri" w:cs="Calibri" w:eastAsia="Calibri" w:hAnsi="Calibri"/>
+          <w:sz w:val="22"/>
+          <w:szCs w:val="22"/>
+        </w:rPr>
+        <w:t xml:space="preserve"> (Raffadali) – strutture ricettive per brevi soggiorni (ATECO 55.20.40).</w:t>
       </w:r>
     </w:p>
     <w:p>
@@ -5018,75 +3546,1483 @@
           <w:sz w:val="22"/>
           <w:szCs w:val="22"/>
         </w:rPr>
-        <w:t xml:space="preserve">Sant’Angelo Muxaro</w:t>
-      </w:r>
-      <w:r>
-        <w:rPr>
-          <w:rFonts w:ascii="Calibri" w:cs="Calibri" w:eastAsia="Calibri" w:hAnsi="Calibri"/>
-          <w:b w:val="false"/>
-          <w:bCs w:val="false"/>
-          <w:i w:val="false"/>
-          <w:iCs w:val="false"/>
-          <w:sz w:val="22"/>
-          <w:szCs w:val="22"/>
-        </w:rPr>
-        <w:t xml:space="preserve"> (1.119 abitanti · 6 imprese registrate) — 6 attività censite:</w:t>
-      </w:r>
-    </w:p>
-    <w:p>
-      <w:pPr>
-        <w:pStyle w:val="ListParagraph"/>
-        <w:numPr>
-          <w:ilvl w:val="0"/>
-          <w:numId w:val="2"/>
-        </w:numPr>
-        <w:spacing w:after="60" w:line="276"/>
-      </w:pPr>
-      <w:r>
-        <w:rPr>
-          <w:rFonts w:ascii="Calibri" w:cs="Calibri" w:eastAsia="Calibri" w:hAnsi="Calibri"/>
-          <w:b/>
-          <w:bCs/>
-          <w:sz w:val="22"/>
-          <w:szCs w:val="22"/>
-        </w:rPr>
-        <w:t xml:space="preserve">A.C.I.M. S.r.l. Società Agricola</w:t>
-      </w:r>
-      <w:r>
-        <w:rPr>
-          <w:rFonts w:ascii="Calibri" w:cs="Calibri" w:eastAsia="Calibri" w:hAnsi="Calibri"/>
-          <w:sz w:val="22"/>
-          <w:szCs w:val="22"/>
-        </w:rPr>
-        <w:t xml:space="preserve"> – attività agricola (ATECO 01.48.10);</w:t>
-      </w:r>
-    </w:p>
-    <w:p>
-      <w:pPr>
-        <w:pStyle w:val="ListParagraph"/>
-        <w:numPr>
-          <w:ilvl w:val="0"/>
-          <w:numId w:val="2"/>
-        </w:numPr>
-        <w:spacing w:after="60" w:line="276"/>
-      </w:pPr>
-      <w:r>
-        <w:rPr>
-          <w:rFonts w:ascii="Calibri" w:cs="Calibri" w:eastAsia="Calibri" w:hAnsi="Calibri"/>
-          <w:b/>
-          <w:bCs/>
-          <w:sz w:val="22"/>
-          <w:szCs w:val="22"/>
-        </w:rPr>
-        <w:t xml:space="preserve">VAL DI KAM S.r.l.s.</w:t>
-      </w:r>
-      <w:r>
-        <w:rPr>
-          <w:rFonts w:ascii="Calibri" w:cs="Calibri" w:eastAsia="Calibri" w:hAnsi="Calibri"/>
-          <w:sz w:val="22"/>
-          <w:szCs w:val="22"/>
-        </w:rPr>
-        <w:t xml:space="preserve"> – servizi turistici e di prenotazione (ATECO 79.90.04), operatore di riferimento per il turismo rurale dei Sicani;</w:t>
+        <w:t xml:space="preserve">Edilizia, impiantistica e carpenteria metallica</w:t>
+      </w:r>
+      <w:r>
+        <w:rPr>
+          <w:rFonts w:ascii="Calibri" w:cs="Calibri" w:eastAsia="Calibri" w:hAnsi="Calibri"/>
+          <w:b w:val="false"/>
+          <w:bCs w:val="false"/>
+          <w:i w:val="false"/>
+          <w:iCs w:val="false"/>
+          <w:sz w:val="22"/>
+          <w:szCs w:val="22"/>
+        </w:rPr>
+        <w:t xml:space="preserve"> — 13 attività censite:</w:t>
+      </w:r>
+    </w:p>
+    <w:p>
+      <w:pPr>
+        <w:pStyle w:val="ListParagraph"/>
+        <w:numPr>
+          <w:ilvl w:val="0"/>
+          <w:numId w:val="2"/>
+        </w:numPr>
+        <w:spacing w:after="60" w:line="276"/>
+      </w:pPr>
+      <w:r>
+        <w:rPr>
+          <w:rFonts w:ascii="Calibri" w:cs="Calibri" w:eastAsia="Calibri" w:hAnsi="Calibri"/>
+          <w:b/>
+          <w:bCs/>
+          <w:sz w:val="22"/>
+          <w:szCs w:val="22"/>
+        </w:rPr>
+        <w:t xml:space="preserve">LA PORTA INDUSTRIES S.r.l.</w:t>
+      </w:r>
+      <w:r>
+        <w:rPr>
+          <w:rFonts w:ascii="Calibri" w:cs="Calibri" w:eastAsia="Calibri" w:hAnsi="Calibri"/>
+          <w:sz w:val="22"/>
+          <w:szCs w:val="22"/>
+        </w:rPr>
+        <w:t xml:space="preserve"> (Aragona) – fabbricazione di strutture metalliche (ATECO 25.11.00); 5-10 milioni;</w:t>
+      </w:r>
+    </w:p>
+    <w:p>
+      <w:pPr>
+        <w:pStyle w:val="ListParagraph"/>
+        <w:numPr>
+          <w:ilvl w:val="0"/>
+          <w:numId w:val="2"/>
+        </w:numPr>
+        <w:spacing w:after="60" w:line="276"/>
+      </w:pPr>
+      <w:r>
+        <w:rPr>
+          <w:rFonts w:ascii="Calibri" w:cs="Calibri" w:eastAsia="Calibri" w:hAnsi="Calibri"/>
+          <w:b/>
+          <w:bCs/>
+          <w:sz w:val="22"/>
+          <w:szCs w:val="22"/>
+        </w:rPr>
+        <w:t xml:space="preserve">AIRCOM S.r.l.</w:t>
+      </w:r>
+      <w:r>
+        <w:rPr>
+          <w:rFonts w:ascii="Calibri" w:cs="Calibri" w:eastAsia="Calibri" w:hAnsi="Calibri"/>
+          <w:sz w:val="22"/>
+          <w:szCs w:val="22"/>
+        </w:rPr>
+        <w:t xml:space="preserve"> (Aragona) – fabbricazione di serramenti metallici (ATECO 25.12.10); 5-10 milioni;</w:t>
+      </w:r>
+    </w:p>
+    <w:p>
+      <w:pPr>
+        <w:pStyle w:val="ListParagraph"/>
+        <w:numPr>
+          <w:ilvl w:val="0"/>
+          <w:numId w:val="2"/>
+        </w:numPr>
+        <w:spacing w:after="60" w:line="276"/>
+      </w:pPr>
+      <w:r>
+        <w:rPr>
+          <w:rFonts w:ascii="Calibri" w:cs="Calibri" w:eastAsia="Calibri" w:hAnsi="Calibri"/>
+          <w:b/>
+          <w:bCs/>
+          <w:sz w:val="22"/>
+          <w:szCs w:val="22"/>
+        </w:rPr>
+        <w:t xml:space="preserve">ITALSERRAMENTI S.r.l.</w:t>
+      </w:r>
+      <w:r>
+        <w:rPr>
+          <w:rFonts w:ascii="Calibri" w:cs="Calibri" w:eastAsia="Calibri" w:hAnsi="Calibri"/>
+          <w:sz w:val="22"/>
+          <w:szCs w:val="22"/>
+        </w:rPr>
+        <w:t xml:space="preserve"> (Aragona) – fabbricazione di serramenti metallici (ATECO 25.12.10);</w:t>
+      </w:r>
+    </w:p>
+    <w:p>
+      <w:pPr>
+        <w:pStyle w:val="ListParagraph"/>
+        <w:numPr>
+          <w:ilvl w:val="0"/>
+          <w:numId w:val="2"/>
+        </w:numPr>
+        <w:spacing w:after="60" w:line="276"/>
+      </w:pPr>
+      <w:r>
+        <w:rPr>
+          <w:rFonts w:ascii="Calibri" w:cs="Calibri" w:eastAsia="Calibri" w:hAnsi="Calibri"/>
+          <w:b/>
+          <w:bCs/>
+          <w:sz w:val="22"/>
+          <w:szCs w:val="22"/>
+        </w:rPr>
+        <w:t xml:space="preserve">TECNO EDIL S.r.l.</w:t>
+      </w:r>
+      <w:r>
+        <w:rPr>
+          <w:rFonts w:ascii="Calibri" w:cs="Calibri" w:eastAsia="Calibri" w:hAnsi="Calibri"/>
+          <w:sz w:val="22"/>
+          <w:szCs w:val="22"/>
+        </w:rPr>
+        <w:t xml:space="preserve"> (Aragona) – fabbricazione di serramenti metallici (ATECO 25.12.10); 2-5 milioni;</w:t>
+      </w:r>
+    </w:p>
+    <w:p>
+      <w:pPr>
+        <w:pStyle w:val="ListParagraph"/>
+        <w:numPr>
+          <w:ilvl w:val="0"/>
+          <w:numId w:val="2"/>
+        </w:numPr>
+        <w:spacing w:after="60" w:line="276"/>
+      </w:pPr>
+      <w:r>
+        <w:rPr>
+          <w:rFonts w:ascii="Calibri" w:cs="Calibri" w:eastAsia="Calibri" w:hAnsi="Calibri"/>
+          <w:b/>
+          <w:bCs/>
+          <w:sz w:val="22"/>
+          <w:szCs w:val="22"/>
+        </w:rPr>
+        <w:t xml:space="preserve">SITAL S.r.l.</w:t>
+      </w:r>
+      <w:r>
+        <w:rPr>
+          <w:rFonts w:ascii="Calibri" w:cs="Calibri" w:eastAsia="Calibri" w:hAnsi="Calibri"/>
+          <w:sz w:val="22"/>
+          <w:szCs w:val="22"/>
+        </w:rPr>
+        <w:t xml:space="preserve"> (Aragona) – fabbricazione di serramenti metallici (ATECO 25.12.10); 2-5 milioni;</w:t>
+      </w:r>
+    </w:p>
+    <w:p>
+      <w:pPr>
+        <w:pStyle w:val="ListParagraph"/>
+        <w:numPr>
+          <w:ilvl w:val="0"/>
+          <w:numId w:val="2"/>
+        </w:numPr>
+        <w:spacing w:after="60" w:line="276"/>
+      </w:pPr>
+      <w:r>
+        <w:rPr>
+          <w:rFonts w:ascii="Calibri" w:cs="Calibri" w:eastAsia="Calibri" w:hAnsi="Calibri"/>
+          <w:b/>
+          <w:bCs/>
+          <w:sz w:val="22"/>
+          <w:szCs w:val="22"/>
+        </w:rPr>
+        <w:t xml:space="preserve">DF INFISSI S.r.l.</w:t>
+      </w:r>
+      <w:r>
+        <w:rPr>
+          <w:rFonts w:ascii="Calibri" w:cs="Calibri" w:eastAsia="Calibri" w:hAnsi="Calibri"/>
+          <w:sz w:val="22"/>
+          <w:szCs w:val="22"/>
+        </w:rPr>
+        <w:t xml:space="preserve"> (Raffadali) – fabbricazione di serramenti metallici (ATECO 25.12.10); 1-2 milioni;</w:t>
+      </w:r>
+    </w:p>
+    <w:p>
+      <w:pPr>
+        <w:pStyle w:val="ListParagraph"/>
+        <w:numPr>
+          <w:ilvl w:val="0"/>
+          <w:numId w:val="2"/>
+        </w:numPr>
+        <w:spacing w:after="60" w:line="276"/>
+      </w:pPr>
+      <w:r>
+        <w:rPr>
+          <w:rFonts w:ascii="Calibri" w:cs="Calibri" w:eastAsia="Calibri" w:hAnsi="Calibri"/>
+          <w:b/>
+          <w:bCs/>
+          <w:sz w:val="22"/>
+          <w:szCs w:val="22"/>
+        </w:rPr>
+        <w:t xml:space="preserve">MILITELLO COSTRUZIONI S.r.l.</w:t>
+      </w:r>
+      <w:r>
+        <w:rPr>
+          <w:rFonts w:ascii="Calibri" w:cs="Calibri" w:eastAsia="Calibri" w:hAnsi="Calibri"/>
+          <w:sz w:val="22"/>
+          <w:szCs w:val="22"/>
+        </w:rPr>
+        <w:t xml:space="preserve"> (Santa Elisabetta) – installazione di impianti elettrici (ATECO 43.21.01); 2-5 milioni;</w:t>
+      </w:r>
+    </w:p>
+    <w:p>
+      <w:pPr>
+        <w:pStyle w:val="ListParagraph"/>
+        <w:numPr>
+          <w:ilvl w:val="0"/>
+          <w:numId w:val="2"/>
+        </w:numPr>
+        <w:spacing w:after="60" w:line="276"/>
+      </w:pPr>
+      <w:r>
+        <w:rPr>
+          <w:rFonts w:ascii="Calibri" w:cs="Calibri" w:eastAsia="Calibri" w:hAnsi="Calibri"/>
+          <w:b/>
+          <w:bCs/>
+          <w:sz w:val="22"/>
+          <w:szCs w:val="22"/>
+        </w:rPr>
+        <w:t xml:space="preserve">CATUARA DAMIANO SALVATORE</w:t>
+      </w:r>
+      <w:r>
+        <w:rPr>
+          <w:rFonts w:ascii="Calibri" w:cs="Calibri" w:eastAsia="Calibri" w:hAnsi="Calibri"/>
+          <w:sz w:val="22"/>
+          <w:szCs w:val="22"/>
+        </w:rPr>
+        <w:t xml:space="preserve"> (Santa Elisabetta) – costruzione di edifici (ATECO 41.20.00);</w:t>
+      </w:r>
+    </w:p>
+    <w:p>
+      <w:pPr>
+        <w:pStyle w:val="ListParagraph"/>
+        <w:numPr>
+          <w:ilvl w:val="0"/>
+          <w:numId w:val="2"/>
+        </w:numPr>
+        <w:spacing w:after="60" w:line="276"/>
+      </w:pPr>
+      <w:r>
+        <w:rPr>
+          <w:rFonts w:ascii="Calibri" w:cs="Calibri" w:eastAsia="Calibri" w:hAnsi="Calibri"/>
+          <w:b/>
+          <w:bCs/>
+          <w:sz w:val="22"/>
+          <w:szCs w:val="22"/>
+        </w:rPr>
+        <w:t xml:space="preserve">BRUNO &amp; FRETTO S.r.l.</w:t>
+      </w:r>
+      <w:r>
+        <w:rPr>
+          <w:rFonts w:ascii="Calibri" w:cs="Calibri" w:eastAsia="Calibri" w:hAnsi="Calibri"/>
+          <w:sz w:val="22"/>
+          <w:szCs w:val="22"/>
+        </w:rPr>
+        <w:t xml:space="preserve"> (Raffadali) – costruzione di edifici (ATECO 41.00.00); 1-2 milioni;</w:t>
+      </w:r>
+    </w:p>
+    <w:p>
+      <w:pPr>
+        <w:pStyle w:val="ListParagraph"/>
+        <w:numPr>
+          <w:ilvl w:val="0"/>
+          <w:numId w:val="2"/>
+        </w:numPr>
+        <w:spacing w:after="60" w:line="276"/>
+      </w:pPr>
+      <w:r>
+        <w:rPr>
+          <w:rFonts w:ascii="Calibri" w:cs="Calibri" w:eastAsia="Calibri" w:hAnsi="Calibri"/>
+          <w:b/>
+          <w:bCs/>
+          <w:sz w:val="22"/>
+          <w:szCs w:val="22"/>
+        </w:rPr>
+        <w:t xml:space="preserve">EDIL F.G.M. S.r.l.</w:t>
+      </w:r>
+      <w:r>
+        <w:rPr>
+          <w:rFonts w:ascii="Calibri" w:cs="Calibri" w:eastAsia="Calibri" w:hAnsi="Calibri"/>
+          <w:sz w:val="22"/>
+          <w:szCs w:val="22"/>
+        </w:rPr>
+        <w:t xml:space="preserve"> (Raffadali) – commercio di materiali da costruzione; 2-5 milioni;</w:t>
+      </w:r>
+    </w:p>
+    <w:p>
+      <w:pPr>
+        <w:pStyle w:val="ListParagraph"/>
+        <w:numPr>
+          <w:ilvl w:val="0"/>
+          <w:numId w:val="2"/>
+        </w:numPr>
+        <w:spacing w:after="60" w:line="276"/>
+      </w:pPr>
+      <w:r>
+        <w:rPr>
+          <w:rFonts w:ascii="Calibri" w:cs="Calibri" w:eastAsia="Calibri" w:hAnsi="Calibri"/>
+          <w:b/>
+          <w:bCs/>
+          <w:sz w:val="22"/>
+          <w:szCs w:val="22"/>
+        </w:rPr>
+        <w:t xml:space="preserve">IMPRETECH S.r.l.</w:t>
+      </w:r>
+      <w:r>
+        <w:rPr>
+          <w:rFonts w:ascii="Calibri" w:cs="Calibri" w:eastAsia="Calibri" w:hAnsi="Calibri"/>
+          <w:sz w:val="22"/>
+          <w:szCs w:val="22"/>
+        </w:rPr>
+        <w:t xml:space="preserve"> (Aragona) – costruzione di opere di ingegneria civile (ATECO 42.99.00);</w:t>
+      </w:r>
+    </w:p>
+    <w:p>
+      <w:pPr>
+        <w:pStyle w:val="ListParagraph"/>
+        <w:numPr>
+          <w:ilvl w:val="0"/>
+          <w:numId w:val="2"/>
+        </w:numPr>
+        <w:spacing w:after="60" w:line="276"/>
+      </w:pPr>
+      <w:r>
+        <w:rPr>
+          <w:rFonts w:ascii="Calibri" w:cs="Calibri" w:eastAsia="Calibri" w:hAnsi="Calibri"/>
+          <w:b/>
+          <w:bCs/>
+          <w:sz w:val="22"/>
+          <w:szCs w:val="22"/>
+        </w:rPr>
+        <w:t xml:space="preserve">OMNISERVICE ENGINEERING S.r.l.</w:t>
+      </w:r>
+      <w:r>
+        <w:rPr>
+          <w:rFonts w:ascii="Calibri" w:cs="Calibri" w:eastAsia="Calibri" w:hAnsi="Calibri"/>
+          <w:sz w:val="22"/>
+          <w:szCs w:val="22"/>
+        </w:rPr>
+        <w:t xml:space="preserve"> (Aragona) – costruzione di edifici (ATECO 41.00.00);</w:t>
+      </w:r>
+    </w:p>
+    <w:p>
+      <w:pPr>
+        <w:pStyle w:val="ListParagraph"/>
+        <w:numPr>
+          <w:ilvl w:val="0"/>
+          <w:numId w:val="2"/>
+        </w:numPr>
+        <w:spacing w:after="60" w:line="276"/>
+      </w:pPr>
+      <w:r>
+        <w:rPr>
+          <w:rFonts w:ascii="Calibri" w:cs="Calibri" w:eastAsia="Calibri" w:hAnsi="Calibri"/>
+          <w:b/>
+          <w:bCs/>
+          <w:sz w:val="22"/>
+          <w:szCs w:val="22"/>
+        </w:rPr>
+        <w:t xml:space="preserve">T.I.M.E.T.I.C. S.r.l.</w:t>
+      </w:r>
+      <w:r>
+        <w:rPr>
+          <w:rFonts w:ascii="Calibri" w:cs="Calibri" w:eastAsia="Calibri" w:hAnsi="Calibri"/>
+          <w:sz w:val="22"/>
+          <w:szCs w:val="22"/>
+        </w:rPr>
+        <w:t xml:space="preserve"> (Joppolo Giancaxio) – costruzione di edifici (ATECO 41.00.00).</w:t>
+      </w:r>
+    </w:p>
+    <w:p>
+      <w:pPr>
+        <w:spacing w:after="160" w:line="276"/>
+        <w:jc w:val="both"/>
+      </w:pPr>
+      <w:r>
+        <w:rPr>
+          <w:rFonts w:ascii="Calibri" w:cs="Calibri" w:eastAsia="Calibri" w:hAnsi="Calibri"/>
+          <w:b/>
+          <w:bCs/>
+          <w:i w:val="false"/>
+          <w:iCs w:val="false"/>
+          <w:sz w:val="22"/>
+          <w:szCs w:val="22"/>
+        </w:rPr>
+        <w:t xml:space="preserve">Commercio e distribuzione</w:t>
+      </w:r>
+      <w:r>
+        <w:rPr>
+          <w:rFonts w:ascii="Calibri" w:cs="Calibri" w:eastAsia="Calibri" w:hAnsi="Calibri"/>
+          <w:b w:val="false"/>
+          <w:bCs w:val="false"/>
+          <w:i w:val="false"/>
+          <w:iCs w:val="false"/>
+          <w:sz w:val="22"/>
+          <w:szCs w:val="22"/>
+        </w:rPr>
+        <w:t xml:space="preserve"> — 20 attività censite:</w:t>
+      </w:r>
+    </w:p>
+    <w:p>
+      <w:pPr>
+        <w:pStyle w:val="ListParagraph"/>
+        <w:numPr>
+          <w:ilvl w:val="0"/>
+          <w:numId w:val="2"/>
+        </w:numPr>
+        <w:spacing w:after="60" w:line="276"/>
+      </w:pPr>
+      <w:r>
+        <w:rPr>
+          <w:rFonts w:ascii="Calibri" w:cs="Calibri" w:eastAsia="Calibri" w:hAnsi="Calibri"/>
+          <w:b/>
+          <w:bCs/>
+          <w:sz w:val="22"/>
+          <w:szCs w:val="22"/>
+        </w:rPr>
+        <w:t xml:space="preserve">MATTANA S.r.l.</w:t>
+      </w:r>
+      <w:r>
+        <w:rPr>
+          <w:rFonts w:ascii="Calibri" w:cs="Calibri" w:eastAsia="Calibri" w:hAnsi="Calibri"/>
+          <w:sz w:val="22"/>
+          <w:szCs w:val="22"/>
+        </w:rPr>
+        <w:t xml:space="preserve"> (Raffadali) – commercio all’ingrosso (ATECO 46.30.00); 10-25 milioni;</w:t>
+      </w:r>
+    </w:p>
+    <w:p>
+      <w:pPr>
+        <w:pStyle w:val="ListParagraph"/>
+        <w:numPr>
+          <w:ilvl w:val="0"/>
+          <w:numId w:val="2"/>
+        </w:numPr>
+        <w:spacing w:after="60" w:line="276"/>
+      </w:pPr>
+      <w:r>
+        <w:rPr>
+          <w:rFonts w:ascii="Calibri" w:cs="Calibri" w:eastAsia="Calibri" w:hAnsi="Calibri"/>
+          <w:b/>
+          <w:bCs/>
+          <w:sz w:val="22"/>
+          <w:szCs w:val="22"/>
+        </w:rPr>
+        <w:t xml:space="preserve">F.LLI FRAGAPANE S.r.l.</w:t>
+      </w:r>
+      <w:r>
+        <w:rPr>
+          <w:rFonts w:ascii="Calibri" w:cs="Calibri" w:eastAsia="Calibri" w:hAnsi="Calibri"/>
+          <w:sz w:val="22"/>
+          <w:szCs w:val="22"/>
+        </w:rPr>
+        <w:t xml:space="preserve"> (Santa Elisabetta) – commercio all’ingrosso di bevande (ATECO 46.34.10); 2-5 milioni;</w:t>
+      </w:r>
+    </w:p>
+    <w:p>
+      <w:pPr>
+        <w:pStyle w:val="ListParagraph"/>
+        <w:numPr>
+          <w:ilvl w:val="0"/>
+          <w:numId w:val="2"/>
+        </w:numPr>
+        <w:spacing w:after="60" w:line="276"/>
+      </w:pPr>
+      <w:r>
+        <w:rPr>
+          <w:rFonts w:ascii="Calibri" w:cs="Calibri" w:eastAsia="Calibri" w:hAnsi="Calibri"/>
+          <w:b/>
+          <w:bCs/>
+          <w:sz w:val="22"/>
+          <w:szCs w:val="22"/>
+        </w:rPr>
+        <w:t xml:space="preserve">FADIS S.r.l.</w:t>
+      </w:r>
+      <w:r>
+        <w:rPr>
+          <w:rFonts w:ascii="Calibri" w:cs="Calibri" w:eastAsia="Calibri" w:hAnsi="Calibri"/>
+          <w:sz w:val="22"/>
+          <w:szCs w:val="22"/>
+        </w:rPr>
+        <w:t xml:space="preserve"> (Raffadali) – commercio al dettaglio in esercizi non specializzati (ATECO 47.11.02); 2-5 milioni;</w:t>
+      </w:r>
+    </w:p>
+    <w:p>
+      <w:pPr>
+        <w:pStyle w:val="ListParagraph"/>
+        <w:numPr>
+          <w:ilvl w:val="0"/>
+          <w:numId w:val="2"/>
+        </w:numPr>
+        <w:spacing w:after="60" w:line="276"/>
+      </w:pPr>
+      <w:r>
+        <w:rPr>
+          <w:rFonts w:ascii="Calibri" w:cs="Calibri" w:eastAsia="Calibri" w:hAnsi="Calibri"/>
+          <w:b/>
+          <w:bCs/>
+          <w:sz w:val="22"/>
+          <w:szCs w:val="22"/>
+        </w:rPr>
+        <w:t xml:space="preserve">FP MARKET S.r.l.</w:t>
+      </w:r>
+      <w:r>
+        <w:rPr>
+          <w:rFonts w:ascii="Calibri" w:cs="Calibri" w:eastAsia="Calibri" w:hAnsi="Calibri"/>
+          <w:sz w:val="22"/>
+          <w:szCs w:val="22"/>
+        </w:rPr>
+        <w:t xml:space="preserve"> (Santa Elisabetta) – commercio al dettaglio alimentare, supermercato (ATECO 47.11.40);</w:t>
+      </w:r>
+    </w:p>
+    <w:p>
+      <w:pPr>
+        <w:pStyle w:val="ListParagraph"/>
+        <w:numPr>
+          <w:ilvl w:val="0"/>
+          <w:numId w:val="2"/>
+        </w:numPr>
+        <w:spacing w:after="60" w:line="276"/>
+      </w:pPr>
+      <w:r>
+        <w:rPr>
+          <w:rFonts w:ascii="Calibri" w:cs="Calibri" w:eastAsia="Calibri" w:hAnsi="Calibri"/>
+          <w:b/>
+          <w:bCs/>
+          <w:sz w:val="22"/>
+          <w:szCs w:val="22"/>
+        </w:rPr>
+        <w:t xml:space="preserve">G.R. MARKET S.r.l.</w:t>
+      </w:r>
+      <w:r>
+        <w:rPr>
+          <w:rFonts w:ascii="Calibri" w:cs="Calibri" w:eastAsia="Calibri" w:hAnsi="Calibri"/>
+          <w:sz w:val="22"/>
+          <w:szCs w:val="22"/>
+        </w:rPr>
+        <w:t xml:space="preserve"> (Raffadali) – commercio al dettaglio alimentare (ATECO 47.11.00);</w:t>
+      </w:r>
+    </w:p>
+    <w:p>
+      <w:pPr>
+        <w:pStyle w:val="ListParagraph"/>
+        <w:numPr>
+          <w:ilvl w:val="0"/>
+          <w:numId w:val="2"/>
+        </w:numPr>
+        <w:spacing w:after="60" w:line="276"/>
+      </w:pPr>
+      <w:r>
+        <w:rPr>
+          <w:rFonts w:ascii="Calibri" w:cs="Calibri" w:eastAsia="Calibri" w:hAnsi="Calibri"/>
+          <w:b/>
+          <w:bCs/>
+          <w:sz w:val="22"/>
+          <w:szCs w:val="22"/>
+        </w:rPr>
+        <w:t xml:space="preserve">MILISCIA S.r.l.</w:t>
+      </w:r>
+      <w:r>
+        <w:rPr>
+          <w:rFonts w:ascii="Calibri" w:cs="Calibri" w:eastAsia="Calibri" w:hAnsi="Calibri"/>
+          <w:sz w:val="22"/>
+          <w:szCs w:val="22"/>
+        </w:rPr>
+        <w:t xml:space="preserve"> (Raffadali) – commercio all’ingrosso non specializzato (ATECO 46.39.00);</w:t>
+      </w:r>
+    </w:p>
+    <w:p>
+      <w:pPr>
+        <w:pStyle w:val="ListParagraph"/>
+        <w:numPr>
+          <w:ilvl w:val="0"/>
+          <w:numId w:val="2"/>
+        </w:numPr>
+        <w:spacing w:after="60" w:line="276"/>
+      </w:pPr>
+      <w:r>
+        <w:rPr>
+          <w:rFonts w:ascii="Calibri" w:cs="Calibri" w:eastAsia="Calibri" w:hAnsi="Calibri"/>
+          <w:b/>
+          <w:bCs/>
+          <w:sz w:val="22"/>
+          <w:szCs w:val="22"/>
+        </w:rPr>
+        <w:t xml:space="preserve">EURORAPPRESENTANZE VENDING S.r.l.</w:t>
+      </w:r>
+      <w:r>
+        <w:rPr>
+          <w:rFonts w:ascii="Calibri" w:cs="Calibri" w:eastAsia="Calibri" w:hAnsi="Calibri"/>
+          <w:sz w:val="22"/>
+          <w:szCs w:val="22"/>
+        </w:rPr>
+        <w:t xml:space="preserve"> (Raffadali) – commercio e distribuzione automatica (ATECO 47.10.00); 5-10 milioni;</w:t>
+      </w:r>
+    </w:p>
+    <w:p>
+      <w:pPr>
+        <w:pStyle w:val="ListParagraph"/>
+        <w:numPr>
+          <w:ilvl w:val="0"/>
+          <w:numId w:val="2"/>
+        </w:numPr>
+        <w:spacing w:after="60" w:line="276"/>
+      </w:pPr>
+      <w:r>
+        <w:rPr>
+          <w:rFonts w:ascii="Calibri" w:cs="Calibri" w:eastAsia="Calibri" w:hAnsi="Calibri"/>
+          <w:b/>
+          <w:bCs/>
+          <w:sz w:val="22"/>
+          <w:szCs w:val="22"/>
+        </w:rPr>
+        <w:t xml:space="preserve">START OFF S.r.l.</w:t>
+      </w:r>
+      <w:r>
+        <w:rPr>
+          <w:rFonts w:ascii="Calibri" w:cs="Calibri" w:eastAsia="Calibri" w:hAnsi="Calibri"/>
+          <w:sz w:val="22"/>
+          <w:szCs w:val="22"/>
+        </w:rPr>
+        <w:t xml:space="preserve"> (Raffadali) – commercio al dettaglio di elettrodomestici (ATECO 47.54.00);</w:t>
+      </w:r>
+    </w:p>
+    <w:p>
+      <w:pPr>
+        <w:pStyle w:val="ListParagraph"/>
+        <w:numPr>
+          <w:ilvl w:val="0"/>
+          <w:numId w:val="2"/>
+        </w:numPr>
+        <w:spacing w:after="60" w:line="276"/>
+      </w:pPr>
+      <w:r>
+        <w:rPr>
+          <w:rFonts w:ascii="Calibri" w:cs="Calibri" w:eastAsia="Calibri" w:hAnsi="Calibri"/>
+          <w:b/>
+          <w:bCs/>
+          <w:sz w:val="22"/>
+          <w:szCs w:val="22"/>
+        </w:rPr>
+        <w:t xml:space="preserve">BARTOLOMEO ITALIAN DESIGN S.r.l.</w:t>
+      </w:r>
+      <w:r>
+        <w:rPr>
+          <w:rFonts w:ascii="Calibri" w:cs="Calibri" w:eastAsia="Calibri" w:hAnsi="Calibri"/>
+          <w:sz w:val="22"/>
+          <w:szCs w:val="22"/>
+        </w:rPr>
+        <w:t xml:space="preserve"> (Raffadali) – commercio al dettaglio di mobili (ATECO 47.55.10); 1-2 milioni;</w:t>
+      </w:r>
+    </w:p>
+    <w:p>
+      <w:pPr>
+        <w:pStyle w:val="ListParagraph"/>
+        <w:numPr>
+          <w:ilvl w:val="0"/>
+          <w:numId w:val="2"/>
+        </w:numPr>
+        <w:spacing w:after="60" w:line="276"/>
+      </w:pPr>
+      <w:r>
+        <w:rPr>
+          <w:rFonts w:ascii="Calibri" w:cs="Calibri" w:eastAsia="Calibri" w:hAnsi="Calibri"/>
+          <w:b/>
+          <w:bCs/>
+          <w:sz w:val="22"/>
+          <w:szCs w:val="22"/>
+        </w:rPr>
+        <w:t xml:space="preserve">BARTOLOMEO ARREDA 2.0 S.r.l.</w:t>
+      </w:r>
+      <w:r>
+        <w:rPr>
+          <w:rFonts w:ascii="Calibri" w:cs="Calibri" w:eastAsia="Calibri" w:hAnsi="Calibri"/>
+          <w:sz w:val="22"/>
+          <w:szCs w:val="22"/>
+        </w:rPr>
+        <w:t xml:space="preserve"> (Joppolo Giancaxio) – commercio al dettaglio di mobili (ATECO 47.55.10); 2-5 milioni;</w:t>
+      </w:r>
+    </w:p>
+    <w:p>
+      <w:pPr>
+        <w:pStyle w:val="ListParagraph"/>
+        <w:numPr>
+          <w:ilvl w:val="0"/>
+          <w:numId w:val="2"/>
+        </w:numPr>
+        <w:spacing w:after="60" w:line="276"/>
+      </w:pPr>
+      <w:r>
+        <w:rPr>
+          <w:rFonts w:ascii="Calibri" w:cs="Calibri" w:eastAsia="Calibri" w:hAnsi="Calibri"/>
+          <w:b/>
+          <w:bCs/>
+          <w:sz w:val="22"/>
+          <w:szCs w:val="22"/>
+        </w:rPr>
+        <w:t xml:space="preserve">ARCHIDESIGN S.r.l. Semplificata</w:t>
+      </w:r>
+      <w:r>
+        <w:rPr>
+          <w:rFonts w:ascii="Calibri" w:cs="Calibri" w:eastAsia="Calibri" w:hAnsi="Calibri"/>
+          <w:sz w:val="22"/>
+          <w:szCs w:val="22"/>
+        </w:rPr>
+        <w:t xml:space="preserve"> (Joppolo Giancaxio) – commercio al dettaglio di articoli per l’arredamento (ATECO 47.53.20);</w:t>
+      </w:r>
+    </w:p>
+    <w:p>
+      <w:pPr>
+        <w:pStyle w:val="ListParagraph"/>
+        <w:numPr>
+          <w:ilvl w:val="0"/>
+          <w:numId w:val="2"/>
+        </w:numPr>
+        <w:spacing w:after="60" w:line="276"/>
+      </w:pPr>
+      <w:r>
+        <w:rPr>
+          <w:rFonts w:ascii="Calibri" w:cs="Calibri" w:eastAsia="Calibri" w:hAnsi="Calibri"/>
+          <w:b/>
+          <w:bCs/>
+          <w:sz w:val="22"/>
+          <w:szCs w:val="22"/>
+        </w:rPr>
+        <w:t xml:space="preserve">ROSS GROUP S.r.l.</w:t>
+      </w:r>
+      <w:r>
+        <w:rPr>
+          <w:rFonts w:ascii="Calibri" w:cs="Calibri" w:eastAsia="Calibri" w:hAnsi="Calibri"/>
+          <w:sz w:val="22"/>
+          <w:szCs w:val="22"/>
+        </w:rPr>
+        <w:t xml:space="preserve"> (Raffadali) – commercio al dettaglio di abbigliamento e calzature (ATECO 47.72.10); 1-2 milioni;</w:t>
+      </w:r>
+    </w:p>
+    <w:p>
+      <w:pPr>
+        <w:pStyle w:val="ListParagraph"/>
+        <w:numPr>
+          <w:ilvl w:val="0"/>
+          <w:numId w:val="2"/>
+        </w:numPr>
+        <w:spacing w:after="60" w:line="276"/>
+      </w:pPr>
+      <w:r>
+        <w:rPr>
+          <w:rFonts w:ascii="Calibri" w:cs="Calibri" w:eastAsia="Calibri" w:hAnsi="Calibri"/>
+          <w:b/>
+          <w:bCs/>
+          <w:sz w:val="22"/>
+          <w:szCs w:val="22"/>
+        </w:rPr>
+        <w:t xml:space="preserve">INTIMO IN S.r.l.s.</w:t>
+      </w:r>
+      <w:r>
+        <w:rPr>
+          <w:rFonts w:ascii="Calibri" w:cs="Calibri" w:eastAsia="Calibri" w:hAnsi="Calibri"/>
+          <w:sz w:val="22"/>
+          <w:szCs w:val="22"/>
+        </w:rPr>
+        <w:t xml:space="preserve"> (Raffadali) – commercio al dettaglio di abbigliamento (ATECO 47.71.30);</w:t>
+      </w:r>
+    </w:p>
+    <w:p>
+      <w:pPr>
+        <w:pStyle w:val="ListParagraph"/>
+        <w:numPr>
+          <w:ilvl w:val="0"/>
+          <w:numId w:val="2"/>
+        </w:numPr>
+        <w:spacing w:after="60" w:line="276"/>
+      </w:pPr>
+      <w:r>
+        <w:rPr>
+          <w:rFonts w:ascii="Calibri" w:cs="Calibri" w:eastAsia="Calibri" w:hAnsi="Calibri"/>
+          <w:b/>
+          <w:bCs/>
+          <w:sz w:val="22"/>
+          <w:szCs w:val="22"/>
+        </w:rPr>
+        <w:t xml:space="preserve">DIFFUSIONE EDITORIALE AGRIGENTINA S.r.l.</w:t>
+      </w:r>
+      <w:r>
+        <w:rPr>
+          <w:rFonts w:ascii="Calibri" w:cs="Calibri" w:eastAsia="Calibri" w:hAnsi="Calibri"/>
+          <w:sz w:val="22"/>
+          <w:szCs w:val="22"/>
+        </w:rPr>
+        <w:t xml:space="preserve"> (Raffadali) – commercio all’ingrosso di libri e riviste (ATECO 46.49.20);</w:t>
+      </w:r>
+    </w:p>
+    <w:p>
+      <w:pPr>
+        <w:pStyle w:val="ListParagraph"/>
+        <w:numPr>
+          <w:ilvl w:val="0"/>
+          <w:numId w:val="2"/>
+        </w:numPr>
+        <w:spacing w:after="60" w:line="276"/>
+      </w:pPr>
+      <w:r>
+        <w:rPr>
+          <w:rFonts w:ascii="Calibri" w:cs="Calibri" w:eastAsia="Calibri" w:hAnsi="Calibri"/>
+          <w:b/>
+          <w:bCs/>
+          <w:sz w:val="22"/>
+          <w:szCs w:val="22"/>
+        </w:rPr>
+        <w:t xml:space="preserve">HERBEKA S.r.l.</w:t>
+      </w:r>
+      <w:r>
+        <w:rPr>
+          <w:rFonts w:ascii="Calibri" w:cs="Calibri" w:eastAsia="Calibri" w:hAnsi="Calibri"/>
+          <w:sz w:val="22"/>
+          <w:szCs w:val="22"/>
+        </w:rPr>
+        <w:t xml:space="preserve"> (Aragona) – commercio all’ingrosso di prodotti farmaceutici (ATECO 46.46.00);</w:t>
+      </w:r>
+    </w:p>
+    <w:p>
+      <w:pPr>
+        <w:pStyle w:val="ListParagraph"/>
+        <w:numPr>
+          <w:ilvl w:val="0"/>
+          <w:numId w:val="2"/>
+        </w:numPr>
+        <w:spacing w:after="60" w:line="276"/>
+      </w:pPr>
+      <w:r>
+        <w:rPr>
+          <w:rFonts w:ascii="Calibri" w:cs="Calibri" w:eastAsia="Calibri" w:hAnsi="Calibri"/>
+          <w:b/>
+          <w:bCs/>
+          <w:sz w:val="22"/>
+          <w:szCs w:val="22"/>
+        </w:rPr>
+        <w:t xml:space="preserve">COVERI CL S.r.l.</w:t>
+      </w:r>
+      <w:r>
+        <w:rPr>
+          <w:rFonts w:ascii="Calibri" w:cs="Calibri" w:eastAsia="Calibri" w:hAnsi="Calibri"/>
+          <w:sz w:val="22"/>
+          <w:szCs w:val="22"/>
+        </w:rPr>
+        <w:t xml:space="preserve"> (Aragona) – commercio all’ingrosso di metalli (ATECO 46.72.00); 1-2 milioni;</w:t>
+      </w:r>
+    </w:p>
+    <w:p>
+      <w:pPr>
+        <w:pStyle w:val="ListParagraph"/>
+        <w:numPr>
+          <w:ilvl w:val="0"/>
+          <w:numId w:val="2"/>
+        </w:numPr>
+        <w:spacing w:after="60" w:line="276"/>
+      </w:pPr>
+      <w:r>
+        <w:rPr>
+          <w:rFonts w:ascii="Calibri" w:cs="Calibri" w:eastAsia="Calibri" w:hAnsi="Calibri"/>
+          <w:b/>
+          <w:bCs/>
+          <w:sz w:val="22"/>
+          <w:szCs w:val="22"/>
+        </w:rPr>
+        <w:t xml:space="preserve">FRENDA GROUP S.r.l.</w:t>
+      </w:r>
+      <w:r>
+        <w:rPr>
+          <w:rFonts w:ascii="Calibri" w:cs="Calibri" w:eastAsia="Calibri" w:hAnsi="Calibri"/>
+          <w:sz w:val="22"/>
+          <w:szCs w:val="22"/>
+        </w:rPr>
+        <w:t xml:space="preserve"> (Joppolo Giancaxio) – commercio all’ingrosso non specializzato (ATECO 46.90.00); 1-2 milioni;</w:t>
+      </w:r>
+    </w:p>
+    <w:p>
+      <w:pPr>
+        <w:pStyle w:val="ListParagraph"/>
+        <w:numPr>
+          <w:ilvl w:val="0"/>
+          <w:numId w:val="2"/>
+        </w:numPr>
+        <w:spacing w:after="60" w:line="276"/>
+      </w:pPr>
+      <w:r>
+        <w:rPr>
+          <w:rFonts w:ascii="Calibri" w:cs="Calibri" w:eastAsia="Calibri" w:hAnsi="Calibri"/>
+          <w:b/>
+          <w:bCs/>
+          <w:sz w:val="22"/>
+          <w:szCs w:val="22"/>
+        </w:rPr>
+        <w:t xml:space="preserve">DMOTORS S.r.l.</w:t>
+      </w:r>
+      <w:r>
+        <w:rPr>
+          <w:rFonts w:ascii="Calibri" w:cs="Calibri" w:eastAsia="Calibri" w:hAnsi="Calibri"/>
+          <w:sz w:val="22"/>
+          <w:szCs w:val="22"/>
+        </w:rPr>
+        <w:t xml:space="preserve"> (Sant’Angelo Muxaro) – commercio di autoveicoli (ATECO 47.81.10);</w:t>
+      </w:r>
+    </w:p>
+    <w:p>
+      <w:pPr>
+        <w:pStyle w:val="ListParagraph"/>
+        <w:numPr>
+          <w:ilvl w:val="0"/>
+          <w:numId w:val="2"/>
+        </w:numPr>
+        <w:spacing w:after="60" w:line="276"/>
+      </w:pPr>
+      <w:r>
+        <w:rPr>
+          <w:rFonts w:ascii="Calibri" w:cs="Calibri" w:eastAsia="Calibri" w:hAnsi="Calibri"/>
+          <w:b/>
+          <w:bCs/>
+          <w:sz w:val="22"/>
+          <w:szCs w:val="22"/>
+        </w:rPr>
+        <w:t xml:space="preserve">PRAKCINT S.r.l.s.</w:t>
+      </w:r>
+      <w:r>
+        <w:rPr>
+          <w:rFonts w:ascii="Calibri" w:cs="Calibri" w:eastAsia="Calibri" w:hAnsi="Calibri"/>
+          <w:sz w:val="22"/>
+          <w:szCs w:val="22"/>
+        </w:rPr>
+        <w:t xml:space="preserve"> (Sant’Angelo Muxaro) – commercio al dettaglio in esercizi non specializzati (ATECO 47.10.00);</w:t>
+      </w:r>
+    </w:p>
+    <w:p>
+      <w:pPr>
+        <w:pStyle w:val="ListParagraph"/>
+        <w:numPr>
+          <w:ilvl w:val="0"/>
+          <w:numId w:val="2"/>
+        </w:numPr>
+        <w:spacing w:after="60" w:line="276"/>
+      </w:pPr>
+      <w:r>
+        <w:rPr>
+          <w:rFonts w:ascii="Calibri" w:cs="Calibri" w:eastAsia="Calibri" w:hAnsi="Calibri"/>
+          <w:b/>
+          <w:bCs/>
+          <w:sz w:val="22"/>
+          <w:szCs w:val="22"/>
+        </w:rPr>
+        <w:t xml:space="preserve">CIMINO RAFFAELE</w:t>
+      </w:r>
+      <w:r>
+        <w:rPr>
+          <w:rFonts w:ascii="Calibri" w:cs="Calibri" w:eastAsia="Calibri" w:hAnsi="Calibri"/>
+          <w:sz w:val="22"/>
+          <w:szCs w:val="22"/>
+        </w:rPr>
+        <w:t xml:space="preserve"> (Sant’Angelo Muxaro) – commercio al dettaglio ambulante (ATECO 47.59.10).</w:t>
+      </w:r>
+    </w:p>
+    <w:p>
+      <w:pPr>
+        <w:spacing w:after="160" w:line="276"/>
+        <w:jc w:val="both"/>
+      </w:pPr>
+      <w:r>
+        <w:rPr>
+          <w:rFonts w:ascii="Calibri" w:cs="Calibri" w:eastAsia="Calibri" w:hAnsi="Calibri"/>
+          <w:b/>
+          <w:bCs/>
+          <w:i w:val="false"/>
+          <w:iCs w:val="false"/>
+          <w:sz w:val="22"/>
+          <w:szCs w:val="22"/>
+        </w:rPr>
+        <w:t xml:space="preserve">Trasporti e logistica</w:t>
+      </w:r>
+      <w:r>
+        <w:rPr>
+          <w:rFonts w:ascii="Calibri" w:cs="Calibri" w:eastAsia="Calibri" w:hAnsi="Calibri"/>
+          <w:b w:val="false"/>
+          <w:bCs w:val="false"/>
+          <w:i w:val="false"/>
+          <w:iCs w:val="false"/>
+          <w:sz w:val="22"/>
+          <w:szCs w:val="22"/>
+        </w:rPr>
+        <w:t xml:space="preserve"> — 5 attività censite:</w:t>
+      </w:r>
+    </w:p>
+    <w:p>
+      <w:pPr>
+        <w:pStyle w:val="ListParagraph"/>
+        <w:numPr>
+          <w:ilvl w:val="0"/>
+          <w:numId w:val="2"/>
+        </w:numPr>
+        <w:spacing w:after="60" w:line="276"/>
+      </w:pPr>
+      <w:r>
+        <w:rPr>
+          <w:rFonts w:ascii="Calibri" w:cs="Calibri" w:eastAsia="Calibri" w:hAnsi="Calibri"/>
+          <w:b/>
+          <w:bCs/>
+          <w:sz w:val="22"/>
+          <w:szCs w:val="22"/>
+        </w:rPr>
+        <w:t xml:space="preserve">ERANA AUT.CARB. S.r.l.</w:t>
+      </w:r>
+      <w:r>
+        <w:rPr>
+          <w:rFonts w:ascii="Calibri" w:cs="Calibri" w:eastAsia="Calibri" w:hAnsi="Calibri"/>
+          <w:sz w:val="22"/>
+          <w:szCs w:val="22"/>
+        </w:rPr>
+        <w:t xml:space="preserve"> (Raffadali) – trasporto di merci su strada (ATECO 49.41.00); 10-25 milioni;</w:t>
+      </w:r>
+    </w:p>
+    <w:p>
+      <w:pPr>
+        <w:pStyle w:val="ListParagraph"/>
+        <w:numPr>
+          <w:ilvl w:val="0"/>
+          <w:numId w:val="2"/>
+        </w:numPr>
+        <w:spacing w:after="60" w:line="276"/>
+      </w:pPr>
+      <w:r>
+        <w:rPr>
+          <w:rFonts w:ascii="Calibri" w:cs="Calibri" w:eastAsia="Calibri" w:hAnsi="Calibri"/>
+          <w:b/>
+          <w:bCs/>
+          <w:sz w:val="22"/>
+          <w:szCs w:val="22"/>
+        </w:rPr>
+        <w:t xml:space="preserve">TABONE TRASPORTI S.r.l.</w:t>
+      </w:r>
+      <w:r>
+        <w:rPr>
+          <w:rFonts w:ascii="Calibri" w:cs="Calibri" w:eastAsia="Calibri" w:hAnsi="Calibri"/>
+          <w:sz w:val="22"/>
+          <w:szCs w:val="22"/>
+        </w:rPr>
+        <w:t xml:space="preserve"> (Santa Elisabetta) – trasporto di merci su strada (ATECO 49.41.00); 1-2 milioni;</w:t>
+      </w:r>
+    </w:p>
+    <w:p>
+      <w:pPr>
+        <w:pStyle w:val="ListParagraph"/>
+        <w:numPr>
+          <w:ilvl w:val="0"/>
+          <w:numId w:val="2"/>
+        </w:numPr>
+        <w:spacing w:after="60" w:line="276"/>
+      </w:pPr>
+      <w:r>
+        <w:rPr>
+          <w:rFonts w:ascii="Calibri" w:cs="Calibri" w:eastAsia="Calibri" w:hAnsi="Calibri"/>
+          <w:b/>
+          <w:bCs/>
+          <w:sz w:val="22"/>
+          <w:szCs w:val="22"/>
+        </w:rPr>
+        <w:t xml:space="preserve">F.LLI CAMILLERI &amp; ARGENTO S.r.l.</w:t>
+      </w:r>
+      <w:r>
+        <w:rPr>
+          <w:rFonts w:ascii="Calibri" w:cs="Calibri" w:eastAsia="Calibri" w:hAnsi="Calibri"/>
+          <w:sz w:val="22"/>
+          <w:szCs w:val="22"/>
+        </w:rPr>
+        <w:t xml:space="preserve"> (Raffadali) – trasporto di passeggeri (ATECO 49.31.00);</w:t>
+      </w:r>
+    </w:p>
+    <w:p>
+      <w:pPr>
+        <w:pStyle w:val="ListParagraph"/>
+        <w:numPr>
+          <w:ilvl w:val="0"/>
+          <w:numId w:val="2"/>
+        </w:numPr>
+        <w:spacing w:after="60" w:line="276"/>
+      </w:pPr>
+      <w:r>
+        <w:rPr>
+          <w:rFonts w:ascii="Calibri" w:cs="Calibri" w:eastAsia="Calibri" w:hAnsi="Calibri"/>
+          <w:b/>
+          <w:bCs/>
+          <w:sz w:val="22"/>
+          <w:szCs w:val="22"/>
+        </w:rPr>
+        <w:t xml:space="preserve">AUTOSERVIZI di Fragapane Pietro &amp; C. S.n.c.</w:t>
+      </w:r>
+      <w:r>
+        <w:rPr>
+          <w:rFonts w:ascii="Calibri" w:cs="Calibri" w:eastAsia="Calibri" w:hAnsi="Calibri"/>
+          <w:sz w:val="22"/>
+          <w:szCs w:val="22"/>
+        </w:rPr>
+        <w:t xml:space="preserve"> (Santa Elisabetta) – trasporto terrestre di passeggeri (ATECO 49.39.09);</w:t>
+      </w:r>
+    </w:p>
+    <w:p>
+      <w:pPr>
+        <w:pStyle w:val="ListParagraph"/>
+        <w:numPr>
+          <w:ilvl w:val="0"/>
+          <w:numId w:val="2"/>
+        </w:numPr>
+        <w:spacing w:after="60" w:line="276"/>
+      </w:pPr>
+      <w:r>
+        <w:rPr>
+          <w:rFonts w:ascii="Calibri" w:cs="Calibri" w:eastAsia="Calibri" w:hAnsi="Calibri"/>
+          <w:b/>
+          <w:bCs/>
+          <w:sz w:val="22"/>
+          <w:szCs w:val="22"/>
+        </w:rPr>
+        <w:t xml:space="preserve">ATHENA BUS VIAGGI S.r.l.</w:t>
+      </w:r>
+      <w:r>
+        <w:rPr>
+          <w:rFonts w:ascii="Calibri" w:cs="Calibri" w:eastAsia="Calibri" w:hAnsi="Calibri"/>
+          <w:sz w:val="22"/>
+          <w:szCs w:val="22"/>
+        </w:rPr>
+        <w:t xml:space="preserve"> (Joppolo Giancaxio) – trasporto di passeggeri e noleggio autobus (ATECO 49.30.00).</w:t>
+      </w:r>
+    </w:p>
+    <w:p>
+      <w:pPr>
+        <w:spacing w:after="160" w:line="276"/>
+        <w:jc w:val="both"/>
+      </w:pPr>
+      <w:r>
+        <w:rPr>
+          <w:rFonts w:ascii="Calibri" w:cs="Calibri" w:eastAsia="Calibri" w:hAnsi="Calibri"/>
+          <w:b/>
+          <w:bCs/>
+          <w:i w:val="false"/>
+          <w:iCs w:val="false"/>
+          <w:sz w:val="22"/>
+          <w:szCs w:val="22"/>
+        </w:rPr>
+        <w:t xml:space="preserve">Servizi ambientali e igiene urbana</w:t>
+      </w:r>
+      <w:r>
+        <w:rPr>
+          <w:rFonts w:ascii="Calibri" w:cs="Calibri" w:eastAsia="Calibri" w:hAnsi="Calibri"/>
+          <w:b w:val="false"/>
+          <w:bCs w:val="false"/>
+          <w:i w:val="false"/>
+          <w:iCs w:val="false"/>
+          <w:sz w:val="22"/>
+          <w:szCs w:val="22"/>
+        </w:rPr>
+        <w:t xml:space="preserve"> — 5 attività censite:</w:t>
+      </w:r>
+    </w:p>
+    <w:p>
+      <w:pPr>
+        <w:pStyle w:val="ListParagraph"/>
+        <w:numPr>
+          <w:ilvl w:val="0"/>
+          <w:numId w:val="2"/>
+        </w:numPr>
+        <w:spacing w:after="60" w:line="276"/>
+      </w:pPr>
+      <w:r>
+        <w:rPr>
+          <w:rFonts w:ascii="Calibri" w:cs="Calibri" w:eastAsia="Calibri" w:hAnsi="Calibri"/>
+          <w:b/>
+          <w:bCs/>
+          <w:sz w:val="22"/>
+          <w:szCs w:val="22"/>
+        </w:rPr>
+        <w:t xml:space="preserve">ISEDA S.r.l.</w:t>
+      </w:r>
+      <w:r>
+        <w:rPr>
+          <w:rFonts w:ascii="Calibri" w:cs="Calibri" w:eastAsia="Calibri" w:hAnsi="Calibri"/>
+          <w:sz w:val="22"/>
+          <w:szCs w:val="22"/>
+        </w:rPr>
+        <w:t xml:space="preserve"> (Aragona) – raccolta di rifiuti non pericolosi (ATECO 38.11.00); 10-25 milioni;</w:t>
+      </w:r>
+    </w:p>
+    <w:p>
+      <w:pPr>
+        <w:pStyle w:val="ListParagraph"/>
+        <w:numPr>
+          <w:ilvl w:val="0"/>
+          <w:numId w:val="2"/>
+        </w:numPr>
+        <w:spacing w:after="60" w:line="276"/>
+      </w:pPr>
+      <w:r>
+        <w:rPr>
+          <w:rFonts w:ascii="Calibri" w:cs="Calibri" w:eastAsia="Calibri" w:hAnsi="Calibri"/>
+          <w:b/>
+          <w:bCs/>
+          <w:sz w:val="22"/>
+          <w:szCs w:val="22"/>
+        </w:rPr>
+        <w:t xml:space="preserve">S.E.A.P. – Società Europea Appalti Pubblici S.r.l.</w:t>
+      </w:r>
+      <w:r>
+        <w:rPr>
+          <w:rFonts w:ascii="Calibri" w:cs="Calibri" w:eastAsia="Calibri" w:hAnsi="Calibri"/>
+          <w:sz w:val="22"/>
+          <w:szCs w:val="22"/>
+        </w:rPr>
+        <w:t xml:space="preserve"> (Aragona) – raccolta di rifiuti non pericolosi (ATECO 38.11.00); 10-25 milioni;</w:t>
+      </w:r>
+    </w:p>
+    <w:p>
+      <w:pPr>
+        <w:pStyle w:val="ListParagraph"/>
+        <w:numPr>
+          <w:ilvl w:val="0"/>
+          <w:numId w:val="2"/>
+        </w:numPr>
+        <w:spacing w:after="60" w:line="276"/>
+      </w:pPr>
+      <w:r>
+        <w:rPr>
+          <w:rFonts w:ascii="Calibri" w:cs="Calibri" w:eastAsia="Calibri" w:hAnsi="Calibri"/>
+          <w:b/>
+          <w:bCs/>
+          <w:sz w:val="22"/>
+          <w:szCs w:val="22"/>
+        </w:rPr>
+        <w:t xml:space="preserve">TUTELA AMBIENTE S.r.l.</w:t>
+      </w:r>
+      <w:r>
+        <w:rPr>
+          <w:rFonts w:ascii="Calibri" w:cs="Calibri" w:eastAsia="Calibri" w:hAnsi="Calibri"/>
+          <w:sz w:val="22"/>
+          <w:szCs w:val="22"/>
+        </w:rPr>
+        <w:t xml:space="preserve"> (Aragona) – raccolta di rifiuti non pericolosi (ATECO 38.11.00); 1-2 milioni;</w:t>
+      </w:r>
+    </w:p>
+    <w:p>
+      <w:pPr>
+        <w:pStyle w:val="ListParagraph"/>
+        <w:numPr>
+          <w:ilvl w:val="0"/>
+          <w:numId w:val="2"/>
+        </w:numPr>
+        <w:spacing w:after="60" w:line="276"/>
+      </w:pPr>
+      <w:r>
+        <w:rPr>
+          <w:rFonts w:ascii="Calibri" w:cs="Calibri" w:eastAsia="Calibri" w:hAnsi="Calibri"/>
+          <w:b/>
+          <w:bCs/>
+          <w:sz w:val="22"/>
+          <w:szCs w:val="22"/>
+        </w:rPr>
+        <w:t xml:space="preserve">EURODEMOLIZIONI S.r.l.</w:t>
+      </w:r>
+      <w:r>
+        <w:rPr>
+          <w:rFonts w:ascii="Calibri" w:cs="Calibri" w:eastAsia="Calibri" w:hAnsi="Calibri"/>
+          <w:sz w:val="22"/>
+          <w:szCs w:val="22"/>
+        </w:rPr>
+        <w:t xml:space="preserve"> (Aragona) – demolizioni e trattamento dei rifiuti (ATECO 38.21.20); 5-10 milioni;</w:t>
+      </w:r>
+    </w:p>
+    <w:p>
+      <w:pPr>
+        <w:pStyle w:val="ListParagraph"/>
+        <w:numPr>
+          <w:ilvl w:val="0"/>
+          <w:numId w:val="2"/>
+        </w:numPr>
+        <w:spacing w:after="60" w:line="276"/>
+      </w:pPr>
+      <w:r>
+        <w:rPr>
+          <w:rFonts w:ascii="Calibri" w:cs="Calibri" w:eastAsia="Calibri" w:hAnsi="Calibri"/>
+          <w:b/>
+          <w:bCs/>
+          <w:sz w:val="22"/>
+          <w:szCs w:val="22"/>
+        </w:rPr>
+        <w:t xml:space="preserve">GIGLIONE SERVIZI ECOLOGICI S.r.l.</w:t>
+      </w:r>
+      <w:r>
+        <w:rPr>
+          <w:rFonts w:ascii="Calibri" w:cs="Calibri" w:eastAsia="Calibri" w:hAnsi="Calibri"/>
+          <w:sz w:val="22"/>
+          <w:szCs w:val="22"/>
+        </w:rPr>
+        <w:t xml:space="preserve"> (Joppolo Giancaxio) – attività di risanamento e servizi ecologici (ATECO 38.30.00); 2-5 milioni.</w:t>
+      </w:r>
+    </w:p>
+    <w:p>
+      <w:pPr>
+        <w:spacing w:after="160" w:line="276"/>
+        <w:jc w:val="both"/>
+      </w:pPr>
+      <w:r>
+        <w:rPr>
+          <w:rFonts w:ascii="Calibri" w:cs="Calibri" w:eastAsia="Calibri" w:hAnsi="Calibri"/>
+          <w:b/>
+          <w:bCs/>
+          <w:i w:val="false"/>
+          <w:iCs w:val="false"/>
+          <w:sz w:val="22"/>
+          <w:szCs w:val="22"/>
+        </w:rPr>
+        <w:t xml:space="preserve">Servizi alla persona e comparto socio-sanitario</w:t>
+      </w:r>
+      <w:r>
+        <w:rPr>
+          <w:rFonts w:ascii="Calibri" w:cs="Calibri" w:eastAsia="Calibri" w:hAnsi="Calibri"/>
+          <w:b w:val="false"/>
+          <w:bCs w:val="false"/>
+          <w:i w:val="false"/>
+          <w:iCs w:val="false"/>
+          <w:sz w:val="22"/>
+          <w:szCs w:val="22"/>
+        </w:rPr>
+        <w:t xml:space="preserve"> — 6 attività censite:</w:t>
+      </w:r>
+    </w:p>
+    <w:p>
+      <w:pPr>
+        <w:pStyle w:val="ListParagraph"/>
+        <w:numPr>
+          <w:ilvl w:val="0"/>
+          <w:numId w:val="2"/>
+        </w:numPr>
+        <w:spacing w:after="60" w:line="276"/>
+      </w:pPr>
+      <w:r>
+        <w:rPr>
+          <w:rFonts w:ascii="Calibri" w:cs="Calibri" w:eastAsia="Calibri" w:hAnsi="Calibri"/>
+          <w:b/>
+          <w:bCs/>
+          <w:sz w:val="22"/>
+          <w:szCs w:val="22"/>
+        </w:rPr>
+        <w:t xml:space="preserve">SANITARIA DELFINO Società Cooperativa Sociale</w:t>
+      </w:r>
+      <w:r>
+        <w:rPr>
+          <w:rFonts w:ascii="Calibri" w:cs="Calibri" w:eastAsia="Calibri" w:hAnsi="Calibri"/>
+          <w:sz w:val="22"/>
+          <w:szCs w:val="22"/>
+        </w:rPr>
+        <w:t xml:space="preserve"> (Raffadali) – assistenza sociale non residenziale (ATECO 88.10.00); 5-10 milioni;</w:t>
+      </w:r>
+    </w:p>
+    <w:p>
+      <w:pPr>
+        <w:pStyle w:val="ListParagraph"/>
+        <w:numPr>
+          <w:ilvl w:val="0"/>
+          <w:numId w:val="2"/>
+        </w:numPr>
+        <w:spacing w:after="60" w:line="276"/>
+      </w:pPr>
+      <w:r>
+        <w:rPr>
+          <w:rFonts w:ascii="Calibri" w:cs="Calibri" w:eastAsia="Calibri" w:hAnsi="Calibri"/>
+          <w:b/>
+          <w:bCs/>
+          <w:sz w:val="22"/>
+          <w:szCs w:val="22"/>
+        </w:rPr>
+        <w:t xml:space="preserve">Società Cooperativa Sociale IL SORRISO</w:t>
+      </w:r>
+      <w:r>
+        <w:rPr>
+          <w:rFonts w:ascii="Calibri" w:cs="Calibri" w:eastAsia="Calibri" w:hAnsi="Calibri"/>
+          <w:sz w:val="22"/>
+          <w:szCs w:val="22"/>
+        </w:rPr>
+        <w:t xml:space="preserve"> (Raffadali) – servizi di supporto alle attività amministrative (ATECO 82.10.00);</w:t>
+      </w:r>
+    </w:p>
+    <w:p>
+      <w:pPr>
+        <w:pStyle w:val="ListParagraph"/>
+        <w:numPr>
+          <w:ilvl w:val="0"/>
+          <w:numId w:val="2"/>
+        </w:numPr>
+        <w:spacing w:after="60" w:line="276"/>
+      </w:pPr>
+      <w:r>
+        <w:rPr>
+          <w:rFonts w:ascii="Calibri" w:cs="Calibri" w:eastAsia="Calibri" w:hAnsi="Calibri"/>
+          <w:b/>
+          <w:bCs/>
+          <w:sz w:val="22"/>
+          <w:szCs w:val="22"/>
+        </w:rPr>
+        <w:t xml:space="preserve">MEDICAL GAS CRIOGENICI S.r.l.</w:t>
+      </w:r>
+      <w:r>
+        <w:rPr>
+          <w:rFonts w:ascii="Calibri" w:cs="Calibri" w:eastAsia="Calibri" w:hAnsi="Calibri"/>
+          <w:sz w:val="22"/>
+          <w:szCs w:val="22"/>
+        </w:rPr>
+        <w:t xml:space="preserve"> (Aragona) – fabbricazione di apparecchi medicali (ATECO 26.60.01); 2-5 milioni;</w:t>
+      </w:r>
+    </w:p>
+    <w:p>
+      <w:pPr>
+        <w:pStyle w:val="ListParagraph"/>
+        <w:numPr>
+          <w:ilvl w:val="0"/>
+          <w:numId w:val="2"/>
+        </w:numPr>
+        <w:spacing w:after="60" w:line="276"/>
+      </w:pPr>
+      <w:r>
+        <w:rPr>
+          <w:rFonts w:ascii="Calibri" w:cs="Calibri" w:eastAsia="Calibri" w:hAnsi="Calibri"/>
+          <w:b/>
+          <w:bCs/>
+          <w:sz w:val="22"/>
+          <w:szCs w:val="22"/>
+        </w:rPr>
+        <w:t xml:space="preserve">CENTRO DENTALE TABUSO S.r.l.</w:t>
+      </w:r>
+      <w:r>
+        <w:rPr>
+          <w:rFonts w:ascii="Calibri" w:cs="Calibri" w:eastAsia="Calibri" w:hAnsi="Calibri"/>
+          <w:sz w:val="22"/>
+          <w:szCs w:val="22"/>
+        </w:rPr>
+        <w:t xml:space="preserve"> (Santa Elisabetta) – studio odontoiatrico (ATECO 86.23.00);</w:t>
+      </w:r>
+    </w:p>
+    <w:p>
+      <w:pPr>
+        <w:pStyle w:val="ListParagraph"/>
+        <w:numPr>
+          <w:ilvl w:val="0"/>
+          <w:numId w:val="2"/>
+        </w:numPr>
+        <w:spacing w:after="60" w:line="276"/>
+      </w:pPr>
+      <w:r>
+        <w:rPr>
+          <w:rFonts w:ascii="Calibri" w:cs="Calibri" w:eastAsia="Calibri" w:hAnsi="Calibri"/>
+          <w:b/>
+          <w:bCs/>
+          <w:sz w:val="22"/>
+          <w:szCs w:val="22"/>
+        </w:rPr>
+        <w:t xml:space="preserve">FARMACIA FRAGAPANE MIRELLA</w:t>
+      </w:r>
+      <w:r>
+        <w:rPr>
+          <w:rFonts w:ascii="Calibri" w:cs="Calibri" w:eastAsia="Calibri" w:hAnsi="Calibri"/>
+          <w:sz w:val="22"/>
+          <w:szCs w:val="22"/>
+        </w:rPr>
+        <w:t xml:space="preserve"> (Santa Elisabetta) – farmacia (ATECO 47.73.00);</w:t>
       </w:r>
     </w:p>
     <w:p>
@@ -5114,91 +5050,317 @@
           <w:sz w:val="22"/>
           <w:szCs w:val="22"/>
         </w:rPr>
-        <w:t xml:space="preserve"> – farmacia (ATECO 47.73.10);</w:t>
-      </w:r>
-    </w:p>
-    <w:p>
-      <w:pPr>
-        <w:pStyle w:val="ListParagraph"/>
-        <w:numPr>
-          <w:ilvl w:val="0"/>
-          <w:numId w:val="2"/>
-        </w:numPr>
-        <w:spacing w:after="60" w:line="276"/>
-      </w:pPr>
-      <w:r>
-        <w:rPr>
-          <w:rFonts w:ascii="Calibri" w:cs="Calibri" w:eastAsia="Calibri" w:hAnsi="Calibri"/>
-          <w:b/>
-          <w:bCs/>
-          <w:sz w:val="22"/>
-          <w:szCs w:val="22"/>
-        </w:rPr>
-        <w:t xml:space="preserve">DMOTORS S.r.l.</w:t>
-      </w:r>
-      <w:r>
-        <w:rPr>
-          <w:rFonts w:ascii="Calibri" w:cs="Calibri" w:eastAsia="Calibri" w:hAnsi="Calibri"/>
-          <w:sz w:val="22"/>
-          <w:szCs w:val="22"/>
-        </w:rPr>
-        <w:t xml:space="preserve"> – commercio di autoveicoli (ATECO 47.81.10);</w:t>
-      </w:r>
-    </w:p>
-    <w:p>
-      <w:pPr>
-        <w:pStyle w:val="ListParagraph"/>
-        <w:numPr>
-          <w:ilvl w:val="0"/>
-          <w:numId w:val="2"/>
-        </w:numPr>
-        <w:spacing w:after="60" w:line="276"/>
-      </w:pPr>
-      <w:r>
-        <w:rPr>
-          <w:rFonts w:ascii="Calibri" w:cs="Calibri" w:eastAsia="Calibri" w:hAnsi="Calibri"/>
-          <w:b/>
-          <w:bCs/>
-          <w:sz w:val="22"/>
-          <w:szCs w:val="22"/>
-        </w:rPr>
-        <w:t xml:space="preserve">CIMINO RAFFAELE</w:t>
-      </w:r>
-      <w:r>
-        <w:rPr>
-          <w:rFonts w:ascii="Calibri" w:cs="Calibri" w:eastAsia="Calibri" w:hAnsi="Calibri"/>
-          <w:sz w:val="22"/>
-          <w:szCs w:val="22"/>
-        </w:rPr>
-        <w:t xml:space="preserve"> – commercio al dettaglio ambulante (ATECO 47.59.10);</w:t>
-      </w:r>
-    </w:p>
-    <w:p>
-      <w:pPr>
-        <w:pStyle w:val="ListParagraph"/>
-        <w:numPr>
-          <w:ilvl w:val="0"/>
-          <w:numId w:val="2"/>
-        </w:numPr>
-        <w:spacing w:after="60" w:line="276"/>
-      </w:pPr>
-      <w:r>
-        <w:rPr>
-          <w:rFonts w:ascii="Calibri" w:cs="Calibri" w:eastAsia="Calibri" w:hAnsi="Calibri"/>
-          <w:b/>
-          <w:bCs/>
-          <w:sz w:val="22"/>
-          <w:szCs w:val="22"/>
-        </w:rPr>
-        <w:t xml:space="preserve">PRAKCINT S.r.l.s.</w:t>
-      </w:r>
-      <w:r>
-        <w:rPr>
-          <w:rFonts w:ascii="Calibri" w:cs="Calibri" w:eastAsia="Calibri" w:hAnsi="Calibri"/>
-          <w:sz w:val="22"/>
-          <w:szCs w:val="22"/>
-        </w:rPr>
-        <w:t xml:space="preserve"> – commercio al dettaglio in esercizi non specializzati (ATECO 47.10.00).</w:t>
+        <w:t xml:space="preserve"> (Sant’Angelo Muxaro) – farmacia (ATECO 47.73.10).</w:t>
+      </w:r>
+    </w:p>
+    <w:p>
+      <w:pPr>
+        <w:spacing w:after="160" w:line="276"/>
+        <w:jc w:val="both"/>
+      </w:pPr>
+      <w:r>
+        <w:rPr>
+          <w:rFonts w:ascii="Calibri" w:cs="Calibri" w:eastAsia="Calibri" w:hAnsi="Calibri"/>
+          <w:b/>
+          <w:bCs/>
+          <w:i w:val="false"/>
+          <w:iCs w:val="false"/>
+          <w:sz w:val="22"/>
+          <w:szCs w:val="22"/>
+        </w:rPr>
+        <w:t xml:space="preserve">Artigianato, manifattura e servizi alle imprese</w:t>
+      </w:r>
+      <w:r>
+        <w:rPr>
+          <w:rFonts w:ascii="Calibri" w:cs="Calibri" w:eastAsia="Calibri" w:hAnsi="Calibri"/>
+          <w:b w:val="false"/>
+          <w:bCs w:val="false"/>
+          <w:i w:val="false"/>
+          <w:iCs w:val="false"/>
+          <w:sz w:val="22"/>
+          <w:szCs w:val="22"/>
+        </w:rPr>
+        <w:t xml:space="preserve"> — 10 attività censite:</w:t>
+      </w:r>
+    </w:p>
+    <w:p>
+      <w:pPr>
+        <w:pStyle w:val="ListParagraph"/>
+        <w:numPr>
+          <w:ilvl w:val="0"/>
+          <w:numId w:val="2"/>
+        </w:numPr>
+        <w:spacing w:after="60" w:line="276"/>
+      </w:pPr>
+      <w:r>
+        <w:rPr>
+          <w:rFonts w:ascii="Calibri" w:cs="Calibri" w:eastAsia="Calibri" w:hAnsi="Calibri"/>
+          <w:b/>
+          <w:bCs/>
+          <w:sz w:val="22"/>
+          <w:szCs w:val="22"/>
+        </w:rPr>
+        <w:t xml:space="preserve">MED CART GALVANO S.r.l.</w:t>
+      </w:r>
+      <w:r>
+        <w:rPr>
+          <w:rFonts w:ascii="Calibri" w:cs="Calibri" w:eastAsia="Calibri" w:hAnsi="Calibri"/>
+          <w:sz w:val="22"/>
+          <w:szCs w:val="22"/>
+        </w:rPr>
+        <w:t xml:space="preserve"> (Raffadali) – fabbricazione di carta e imballaggi (ATECO 17.21.00); 2-5 milioni;</w:t>
+      </w:r>
+    </w:p>
+    <w:p>
+      <w:pPr>
+        <w:pStyle w:val="ListParagraph"/>
+        <w:numPr>
+          <w:ilvl w:val="0"/>
+          <w:numId w:val="2"/>
+        </w:numPr>
+        <w:spacing w:after="60" w:line="276"/>
+      </w:pPr>
+      <w:r>
+        <w:rPr>
+          <w:rFonts w:ascii="Calibri" w:cs="Calibri" w:eastAsia="Calibri" w:hAnsi="Calibri"/>
+          <w:b/>
+          <w:bCs/>
+          <w:sz w:val="22"/>
+          <w:szCs w:val="22"/>
+        </w:rPr>
+        <w:t xml:space="preserve">UNIPLAST SICILIA Società Cooperativa</w:t>
+      </w:r>
+      <w:r>
+        <w:rPr>
+          <w:rFonts w:ascii="Calibri" w:cs="Calibri" w:eastAsia="Calibri" w:hAnsi="Calibri"/>
+          <w:sz w:val="22"/>
+          <w:szCs w:val="22"/>
+        </w:rPr>
+        <w:t xml:space="preserve"> (Aragona) – fabbricazione di imballaggi in materie plastiche (ATECO 22.22.00); 1-2 milioni;</w:t>
+      </w:r>
+    </w:p>
+    <w:p>
+      <w:pPr>
+        <w:pStyle w:val="ListParagraph"/>
+        <w:numPr>
+          <w:ilvl w:val="0"/>
+          <w:numId w:val="2"/>
+        </w:numPr>
+        <w:spacing w:after="60" w:line="276"/>
+      </w:pPr>
+      <w:r>
+        <w:rPr>
+          <w:rFonts w:ascii="Calibri" w:cs="Calibri" w:eastAsia="Calibri" w:hAnsi="Calibri"/>
+          <w:b/>
+          <w:bCs/>
+          <w:sz w:val="22"/>
+          <w:szCs w:val="22"/>
+        </w:rPr>
+        <w:t xml:space="preserve">TEKA S.r.l.</w:t>
+      </w:r>
+      <w:r>
+        <w:rPr>
+          <w:rFonts w:ascii="Calibri" w:cs="Calibri" w:eastAsia="Calibri" w:hAnsi="Calibri"/>
+          <w:sz w:val="22"/>
+          <w:szCs w:val="22"/>
+        </w:rPr>
+        <w:t xml:space="preserve"> (Raffadali) – attività manifatturiera e di recupero (ATECO 32.50.11);</w:t>
+      </w:r>
+    </w:p>
+    <w:p>
+      <w:pPr>
+        <w:pStyle w:val="ListParagraph"/>
+        <w:numPr>
+          <w:ilvl w:val="0"/>
+          <w:numId w:val="2"/>
+        </w:numPr>
+        <w:spacing w:after="60" w:line="276"/>
+      </w:pPr>
+      <w:r>
+        <w:rPr>
+          <w:rFonts w:ascii="Calibri" w:cs="Calibri" w:eastAsia="Calibri" w:hAnsi="Calibri"/>
+          <w:b/>
+          <w:bCs/>
+          <w:sz w:val="22"/>
+          <w:szCs w:val="22"/>
+        </w:rPr>
+        <w:t xml:space="preserve">CARROZZERIA F.LLI LOMBARDO S.n.c.</w:t>
+      </w:r>
+      <w:r>
+        <w:rPr>
+          <w:rFonts w:ascii="Calibri" w:cs="Calibri" w:eastAsia="Calibri" w:hAnsi="Calibri"/>
+          <w:sz w:val="22"/>
+          <w:szCs w:val="22"/>
+        </w:rPr>
+        <w:t xml:space="preserve"> (Santa Elisabetta) – riparazione di carrozzerie di autoveicoli (ATECO 45.20.20);</w:t>
+      </w:r>
+    </w:p>
+    <w:p>
+      <w:pPr>
+        <w:pStyle w:val="ListParagraph"/>
+        <w:numPr>
+          <w:ilvl w:val="0"/>
+          <w:numId w:val="2"/>
+        </w:numPr>
+        <w:spacing w:after="60" w:line="276"/>
+      </w:pPr>
+      <w:r>
+        <w:rPr>
+          <w:rFonts w:ascii="Calibri" w:cs="Calibri" w:eastAsia="Calibri" w:hAnsi="Calibri"/>
+          <w:b/>
+          <w:bCs/>
+          <w:sz w:val="22"/>
+          <w:szCs w:val="22"/>
+        </w:rPr>
+        <w:t xml:space="preserve">F.LLI COLUZZI di Coluzzi Giovanni e Coluzzi Davide S.n.c.</w:t>
+      </w:r>
+      <w:r>
+        <w:rPr>
+          <w:rFonts w:ascii="Calibri" w:cs="Calibri" w:eastAsia="Calibri" w:hAnsi="Calibri"/>
+          <w:sz w:val="22"/>
+          <w:szCs w:val="22"/>
+        </w:rPr>
+        <w:t xml:space="preserve"> (Aragona) – riparazione di carrozzerie (ATECO 45.20.20);</w:t>
+      </w:r>
+    </w:p>
+    <w:p>
+      <w:pPr>
+        <w:pStyle w:val="ListParagraph"/>
+        <w:numPr>
+          <w:ilvl w:val="0"/>
+          <w:numId w:val="2"/>
+        </w:numPr>
+        <w:spacing w:after="60" w:line="276"/>
+      </w:pPr>
+      <w:r>
+        <w:rPr>
+          <w:rFonts w:ascii="Calibri" w:cs="Calibri" w:eastAsia="Calibri" w:hAnsi="Calibri"/>
+          <w:b/>
+          <w:bCs/>
+          <w:sz w:val="22"/>
+          <w:szCs w:val="22"/>
+        </w:rPr>
+        <w:t xml:space="preserve">LA ROSA L’ARTE DELLA CERA S.r.l.s.</w:t>
+      </w:r>
+      <w:r>
+        <w:rPr>
+          <w:rFonts w:ascii="Calibri" w:cs="Calibri" w:eastAsia="Calibri" w:hAnsi="Calibri"/>
+          <w:sz w:val="22"/>
+          <w:szCs w:val="22"/>
+        </w:rPr>
+        <w:t xml:space="preserve"> (Santa Elisabetta) – produzione e commercio di articoli in cera (ATECO 46.49.90);</w:t>
+      </w:r>
+    </w:p>
+    <w:p>
+      <w:pPr>
+        <w:pStyle w:val="ListParagraph"/>
+        <w:numPr>
+          <w:ilvl w:val="0"/>
+          <w:numId w:val="2"/>
+        </w:numPr>
+        <w:spacing w:after="60" w:line="276"/>
+      </w:pPr>
+      <w:r>
+        <w:rPr>
+          <w:rFonts w:ascii="Calibri" w:cs="Calibri" w:eastAsia="Calibri" w:hAnsi="Calibri"/>
+          <w:b/>
+          <w:bCs/>
+          <w:sz w:val="22"/>
+          <w:szCs w:val="22"/>
+        </w:rPr>
+        <w:t xml:space="preserve">PENTA SERVIZI S.r.l.</w:t>
+      </w:r>
+      <w:r>
+        <w:rPr>
+          <w:rFonts w:ascii="Calibri" w:cs="Calibri" w:eastAsia="Calibri" w:hAnsi="Calibri"/>
+          <w:sz w:val="22"/>
+          <w:szCs w:val="22"/>
+        </w:rPr>
+        <w:t xml:space="preserve"> (Aragona) – servizi di supporto alle imprese (ATECO 82.20.00); 2-5 milioni;</w:t>
+      </w:r>
+    </w:p>
+    <w:p>
+      <w:pPr>
+        <w:pStyle w:val="ListParagraph"/>
+        <w:numPr>
+          <w:ilvl w:val="0"/>
+          <w:numId w:val="2"/>
+        </w:numPr>
+        <w:spacing w:after="60" w:line="276"/>
+      </w:pPr>
+      <w:r>
+        <w:rPr>
+          <w:rFonts w:ascii="Calibri" w:cs="Calibri" w:eastAsia="Calibri" w:hAnsi="Calibri"/>
+          <w:b/>
+          <w:bCs/>
+          <w:sz w:val="22"/>
+          <w:szCs w:val="22"/>
+        </w:rPr>
+        <w:t xml:space="preserve">SAR CONSULTING S.r.l.</w:t>
+      </w:r>
+      <w:r>
+        <w:rPr>
+          <w:rFonts w:ascii="Calibri" w:cs="Calibri" w:eastAsia="Calibri" w:hAnsi="Calibri"/>
+          <w:sz w:val="22"/>
+          <w:szCs w:val="22"/>
+        </w:rPr>
+        <w:t xml:space="preserve"> (Aragona) – consulenza imprenditoriale (ATECO 70.20.09); 2-5 milioni;</w:t>
+      </w:r>
+    </w:p>
+    <w:p>
+      <w:pPr>
+        <w:pStyle w:val="ListParagraph"/>
+        <w:numPr>
+          <w:ilvl w:val="0"/>
+          <w:numId w:val="2"/>
+        </w:numPr>
+        <w:spacing w:after="60" w:line="276"/>
+      </w:pPr>
+      <w:r>
+        <w:rPr>
+          <w:rFonts w:ascii="Calibri" w:cs="Calibri" w:eastAsia="Calibri" w:hAnsi="Calibri"/>
+          <w:b/>
+          <w:bCs/>
+          <w:sz w:val="22"/>
+          <w:szCs w:val="22"/>
+        </w:rPr>
+        <w:t xml:space="preserve">MILITELLO GIUSEPPE</w:t>
+      </w:r>
+      <w:r>
+        <w:rPr>
+          <w:rFonts w:ascii="Calibri" w:cs="Calibri" w:eastAsia="Calibri" w:hAnsi="Calibri"/>
+          <w:sz w:val="22"/>
+          <w:szCs w:val="22"/>
+        </w:rPr>
+        <w:t xml:space="preserve"> (Santa Elisabetta) – elaborazione elettronica dei dati (ATECO 63.11.10);</w:t>
+      </w:r>
+    </w:p>
+    <w:p>
+      <w:pPr>
+        <w:pStyle w:val="ListParagraph"/>
+        <w:numPr>
+          <w:ilvl w:val="0"/>
+          <w:numId w:val="2"/>
+        </w:numPr>
+        <w:spacing w:after="60" w:line="276"/>
+      </w:pPr>
+      <w:r>
+        <w:rPr>
+          <w:rFonts w:ascii="Calibri" w:cs="Calibri" w:eastAsia="Calibri" w:hAnsi="Calibri"/>
+          <w:b/>
+          <w:bCs/>
+          <w:sz w:val="22"/>
+          <w:szCs w:val="22"/>
+        </w:rPr>
+        <w:t xml:space="preserve">EUROFORM</w:t>
+      </w:r>
+      <w:r>
+        <w:rPr>
+          <w:rFonts w:ascii="Calibri" w:cs="Calibri" w:eastAsia="Calibri" w:hAnsi="Calibri"/>
+          <w:sz w:val="22"/>
+          <w:szCs w:val="22"/>
+        </w:rPr>
+        <w:t xml:space="preserve"> (Aragona) – corsi di formazione e aggiornamento professionale (ATECO 85.59.20), possibile interlocutore anche quale ente formativo.</w:t>
       </w:r>
     </w:p>
     <w:p>

--- a/mappatura/Mappatura_SAI_Agrigento_REV.docx
+++ b/mappatura/Mappatura_SAI_Agrigento_REV.docx
@@ -2322,31 +2322,31 @@
           <w:sz w:val="22"/>
           <w:szCs w:val="22"/>
         </w:rPr>
-        <w:t xml:space="preserve">Per </w:t>
-      </w:r>
-      <w:r>
-        <w:rPr>
-          <w:rFonts w:ascii="Calibri" w:cs="Calibri" w:eastAsia="Calibri" w:hAnsi="Calibri"/>
-          <w:b/>
-          <w:bCs/>
-          <w:i w:val="false"/>
-          <w:iCs w:val="false"/>
-          <w:sz w:val="22"/>
-          <w:szCs w:val="22"/>
-        </w:rPr>
-        <w:t xml:space="preserve">76 delle 98 posizioni</w:t>
-      </w:r>
-      <w:r>
-        <w:rPr>
-          <w:rFonts w:ascii="Calibri" w:cs="Calibri" w:eastAsia="Calibri" w:hAnsi="Calibri"/>
-          <w:b w:val="false"/>
-          <w:bCs w:val="false"/>
-          <w:i w:val="false"/>
-          <w:iCs w:val="false"/>
-          <w:sz w:val="22"/>
-          <w:szCs w:val="22"/>
-        </w:rPr>
-        <w:t xml:space="preserve"> sono riportati il codice ATECO e la classe di fatturato, tratti dalla banca dati camerale. Per le restanti — in prevalenza esercizi di ristorazione, panificazione e pasticceria e aziende agricole rilevati da repertori commerciali — tali informazioni non risultano disponibili alla fonte e non sono state attribuite; se ne indicano denominazione, attività e, ove nota, l’ubicazione.</w:t>
+        <w:t xml:space="preserve">Per ciascuna posizione sono indicati denominazione, comune di insediamento e attività esercitata. L’</w:t>
+      </w:r>
+      <w:r>
+        <w:rPr>
+          <w:rFonts w:ascii="Calibri" w:cs="Calibri" w:eastAsia="Calibri" w:hAnsi="Calibri"/>
+          <w:b/>
+          <w:bCs/>
+          <w:i w:val="false"/>
+          <w:iCs w:val="false"/>
+          <w:sz w:val="22"/>
+          <w:szCs w:val="22"/>
+        </w:rPr>
+        <w:t xml:space="preserve">indirizzo è riportato per 15 delle 98 posizioni</w:t>
+      </w:r>
+      <w:r>
+        <w:rPr>
+          <w:rFonts w:ascii="Calibri" w:cs="Calibri" w:eastAsia="Calibri" w:hAnsi="Calibri"/>
+          <w:b w:val="false"/>
+          <w:bCs w:val="false"/>
+          <w:i w:val="false"/>
+          <w:iCs w:val="false"/>
+          <w:sz w:val="22"/>
+          <w:szCs w:val="22"/>
+        </w:rPr>
+        <w:t xml:space="preserve">, quelle per cui risulta rilevato da fonte diretta: la banca dati camerale non espone l’ubicazione nelle pagine di elenco e per le restanti posizioni il dato va acquisito mediante visura camerale, che restituisce la sede legale in forma certificata. Non sono stati attribuiti indirizzi per inferenza.</w:t>
       </w:r>
     </w:p>
     <w:p>
@@ -2404,7 +2404,7 @@
           <w:sz w:val="22"/>
           <w:szCs w:val="22"/>
         </w:rPr>
-        <w:t xml:space="preserve"> (Aragona) – lavorazione e conservazione di prodotti ittici (ATECO 10.20.00); 25-50 milioni, la maggiore impresa manifatturiera del perimetro;</w:t>
+        <w:t xml:space="preserve"> (Aragona) – lavorazione e conservazione di prodotti ittici;</w:t>
       </w:r>
     </w:p>
     <w:p>
@@ -2432,7 +2432,7 @@
           <w:sz w:val="22"/>
           <w:szCs w:val="22"/>
         </w:rPr>
-        <w:t xml:space="preserve"> (Aragona) – produzione di gelati (ATECO 10.52.00); 10-25 milioni;</w:t>
+        <w:t xml:space="preserve"> (Aragona) – produzione di gelati;</w:t>
       </w:r>
     </w:p>
     <w:p>
@@ -2460,7 +2460,7 @@
           <w:sz w:val="22"/>
           <w:szCs w:val="22"/>
         </w:rPr>
-        <w:t xml:space="preserve"> (Aragona) – produzione di prodotti per l’alimentazione degli animali (ATECO 10.90.00); 5-10 milioni;</w:t>
+        <w:t xml:space="preserve"> (Aragona) – produzione di prodotti per l’alimentazione degli animali;</w:t>
       </w:r>
     </w:p>
     <w:p>
@@ -2488,7 +2488,7 @@
           <w:sz w:val="22"/>
           <w:szCs w:val="22"/>
         </w:rPr>
-        <w:t xml:space="preserve"> (Raffadali) – industria dolciaria (ATECO 10.72.00); 2-5 milioni;</w:t>
+        <w:t xml:space="preserve"> (Raffadali) – industria dolciaria;</w:t>
       </w:r>
     </w:p>
     <w:p>
@@ -2516,7 +2516,7 @@
           <w:sz w:val="22"/>
           <w:szCs w:val="22"/>
         </w:rPr>
-        <w:t xml:space="preserve"> (Raffadali) – commercio all’ingrosso di frutta e ortaggi (ATECO 46.31.10); 2-5 milioni;</w:t>
+        <w:t xml:space="preserve"> (Raffadali) – commercio all’ingrosso di frutta e ortaggi;</w:t>
       </w:r>
     </w:p>
     <w:p>
@@ -2544,7 +2544,7 @@
           <w:sz w:val="22"/>
           <w:szCs w:val="22"/>
         </w:rPr>
-        <w:t xml:space="preserve"> (Raffadali) – commercio all’ingrosso di frutta e ortaggi (ATECO 46.31.00);</w:t>
+        <w:t xml:space="preserve"> (Raffadali) – commercio all’ingrosso di frutta e ortaggi;</w:t>
       </w:r>
     </w:p>
     <w:p>
@@ -2572,7 +2572,7 @@
           <w:sz w:val="22"/>
           <w:szCs w:val="22"/>
         </w:rPr>
-        <w:t xml:space="preserve"> (Aragona) – commercio all’ingrosso di prodotti alimentari (ATECO 46.39.00); 5-10 milioni;</w:t>
+        <w:t xml:space="preserve"> (Aragona) – commercio all’ingrosso di prodotti alimentari;</w:t>
       </w:r>
     </w:p>
     <w:p>
@@ -2600,7 +2600,7 @@
           <w:sz w:val="22"/>
           <w:szCs w:val="22"/>
         </w:rPr>
-        <w:t xml:space="preserve"> (Aragona) – commercio all’ingrosso di prodotti alimentari (ATECO 46.39.00);</w:t>
+        <w:t xml:space="preserve"> (Aragona) – commercio all’ingrosso di prodotti alimentari;</w:t>
       </w:r>
     </w:p>
     <w:p>
@@ -2628,7 +2628,7 @@
           <w:sz w:val="22"/>
           <w:szCs w:val="22"/>
         </w:rPr>
-        <w:t xml:space="preserve"> (Santa Elisabetta) – commercio all’ingrosso di prodotti surgelati (ATECO 46.39.10);</w:t>
+        <w:t xml:space="preserve"> (Santa Elisabetta) – commercio all’ingrosso di prodotti surgelati;</w:t>
       </w:r>
     </w:p>
     <w:p>
@@ -2656,7 +2656,7 @@
           <w:sz w:val="22"/>
           <w:szCs w:val="22"/>
         </w:rPr>
-        <w:t xml:space="preserve"> (Santa Elisabetta) – commercio all’ingrosso di prodotti alimentari (ATECO 46.39.00);</w:t>
+        <w:t xml:space="preserve"> (Santa Elisabetta) – commercio all’ingrosso di prodotti alimentari;</w:t>
       </w:r>
     </w:p>
     <w:p>
@@ -2684,7 +2684,7 @@
           <w:sz w:val="22"/>
           <w:szCs w:val="22"/>
         </w:rPr>
-        <w:t xml:space="preserve"> (Joppolo Giancaxio) – commercio di prodotti alimentari tipici (ATECO 47.27.90);</w:t>
+        <w:t xml:space="preserve"> (Joppolo Giancaxio) – commercio di prodotti alimentari tipici;</w:t>
       </w:r>
     </w:p>
     <w:p>
@@ -2712,7 +2712,7 @@
           <w:sz w:val="22"/>
           <w:szCs w:val="22"/>
         </w:rPr>
-        <w:t xml:space="preserve"> (Sant’Angelo Muxaro) – attività agricola (ATECO 01.48.10);</w:t>
+        <w:t xml:space="preserve"> (Sant’Angelo Muxaro) – attività agricola;</w:t>
       </w:r>
     </w:p>
     <w:p>
@@ -2796,7 +2796,7 @@
           <w:sz w:val="22"/>
           <w:szCs w:val="22"/>
         </w:rPr>
-        <w:t xml:space="preserve"> (Raffadali) – produzioni agricole, via F 23 n. 9;</w:t>
+        <w:t xml:space="preserve"> (Raffadali, via F 23 n. 9) – produzioni agricole;</w:t>
       </w:r>
     </w:p>
     <w:p>
@@ -2852,7 +2852,7 @@
           <w:sz w:val="22"/>
           <w:szCs w:val="22"/>
         </w:rPr>
-        <w:t xml:space="preserve"> (Raffadali) – commercio e riparazione di macchine agricole, via Porta Agrigento 98;</w:t>
+        <w:t xml:space="preserve"> (Raffadali, via Porta Agrigento 98) – commercio e riparazione di macchine agricole;</w:t>
       </w:r>
     </w:p>
     <w:p>
@@ -2880,7 +2880,7 @@
           <w:sz w:val="22"/>
           <w:szCs w:val="22"/>
         </w:rPr>
-        <w:t xml:space="preserve"> (Raffadali) – commercio e riparazione di macchine agricole, via Cuneo 1/P.</w:t>
+        <w:t xml:space="preserve"> (Raffadali, via Cuneo 1/P) – commercio e riparazione di macchine agricole.</w:t>
       </w:r>
     </w:p>
     <w:p>
@@ -2938,7 +2938,7 @@
           <w:sz w:val="22"/>
           <w:szCs w:val="22"/>
         </w:rPr>
-        <w:t xml:space="preserve"> (Raffadali) – bar, pasticceria e gelateria, attiva dal 1960 e specializzata nella lavorazione del pistacchio di Raffadali (ATECO 56.10.30); 5-10 milioni;</w:t>
+        <w:t xml:space="preserve"> (Raffadali) – bar, pasticceria e gelateria, attiva dal 1960 e specializzata nella lavorazione del pistacchio di Raffadali;</w:t>
       </w:r>
     </w:p>
     <w:p>
@@ -2966,7 +2966,7 @@
           <w:sz w:val="22"/>
           <w:szCs w:val="22"/>
         </w:rPr>
-        <w:t xml:space="preserve"> (Raffadali) – produzione di prodotti di panetteria freschi (ATECO 10.71.10);</w:t>
+        <w:t xml:space="preserve"> (Raffadali) – produzione di prodotti di panetteria freschi;</w:t>
       </w:r>
     </w:p>
     <w:p>
@@ -2994,7 +2994,7 @@
           <w:sz w:val="22"/>
           <w:szCs w:val="22"/>
         </w:rPr>
-        <w:t xml:space="preserve"> (Raffadali) – panificazione, via Tivoli 19;</w:t>
+        <w:t xml:space="preserve"> (Raffadali, via Tivoli 19) – panificazione;</w:t>
       </w:r>
     </w:p>
     <w:p>
@@ -3106,7 +3106,7 @@
           <w:sz w:val="22"/>
           <w:szCs w:val="22"/>
         </w:rPr>
-        <w:t xml:space="preserve"> (Aragona) – pasticceria e bar, via Roma 187;</w:t>
+        <w:t xml:space="preserve"> (Aragona, via Roma 187) – pasticceria e bar;</w:t>
       </w:r>
     </w:p>
     <w:p>
@@ -3162,7 +3162,7 @@
           <w:sz w:val="22"/>
           <w:szCs w:val="22"/>
         </w:rPr>
-        <w:t xml:space="preserve"> (Joppolo Giancaxio) – ristorazione con somministrazione (ATECO 56.11.11); 1-2 milioni;</w:t>
+        <w:t xml:space="preserve"> (Joppolo Giancaxio) – ristorazione con somministrazione;</w:t>
       </w:r>
     </w:p>
     <w:p>
@@ -3190,7 +3190,7 @@
           <w:sz w:val="22"/>
           <w:szCs w:val="22"/>
         </w:rPr>
-        <w:t xml:space="preserve"> (Santa Elisabetta) – bar ed esercizi simili (ATECO 56.30.00);</w:t>
+        <w:t xml:space="preserve"> (Santa Elisabetta) – bar ed esercizi simili;</w:t>
       </w:r>
     </w:p>
     <w:p>
@@ -3218,7 +3218,7 @@
           <w:sz w:val="22"/>
           <w:szCs w:val="22"/>
         </w:rPr>
-        <w:t xml:space="preserve"> (Santa Elisabetta) – ristorazione, contrada Merceri;</w:t>
+        <w:t xml:space="preserve"> (Santa Elisabetta, contrada Merceri) – ristorazione;</w:t>
       </w:r>
     </w:p>
     <w:p>
@@ -3246,7 +3246,7 @@
           <w:sz w:val="22"/>
           <w:szCs w:val="22"/>
         </w:rPr>
-        <w:t xml:space="preserve"> (Raffadali) – ristorazione, via Cordova 34;</w:t>
+        <w:t xml:space="preserve"> (Raffadali, via Cordova 34) – ristorazione;</w:t>
       </w:r>
     </w:p>
     <w:p>
@@ -3274,7 +3274,7 @@
           <w:sz w:val="22"/>
           <w:szCs w:val="22"/>
         </w:rPr>
-        <w:t xml:space="preserve"> (Raffadali) – ristorazione, via F22 n. 28;</w:t>
+        <w:t xml:space="preserve"> (Raffadali, via F22 n. 28) – ristorazione;</w:t>
       </w:r>
     </w:p>
     <w:p>
@@ -3302,7 +3302,7 @@
           <w:sz w:val="22"/>
           <w:szCs w:val="22"/>
         </w:rPr>
-        <w:t xml:space="preserve"> (Raffadali) – pizzeria, via F 16 n. 12;</w:t>
+        <w:t xml:space="preserve"> (Raffadali, via F 16 n. 12) – pizzeria;</w:t>
       </w:r>
     </w:p>
     <w:p>
@@ -3330,7 +3330,7 @@
           <w:sz w:val="22"/>
           <w:szCs w:val="22"/>
         </w:rPr>
-        <w:t xml:space="preserve"> (Raffadali) – pizzeria, piazza Progresso 38;</w:t>
+        <w:t xml:space="preserve"> (Raffadali, piazza Progresso 38) – pizzeria;</w:t>
       </w:r>
     </w:p>
     <w:p>
@@ -3358,7 +3358,7 @@
           <w:sz w:val="22"/>
           <w:szCs w:val="22"/>
         </w:rPr>
-        <w:t xml:space="preserve"> (Raffadali) – birrificio e ristorazione, contrada Modaccamo 800;</w:t>
+        <w:t xml:space="preserve"> (Raffadali, contrada Modaccamo 800) – birrificio e ristorazione;</w:t>
       </w:r>
     </w:p>
     <w:p>
@@ -3386,7 +3386,7 @@
           <w:sz w:val="22"/>
           <w:szCs w:val="22"/>
         </w:rPr>
-        <w:t xml:space="preserve"> (Raffadali) – bar e intrattenimento, piazza Progresso;</w:t>
+        <w:t xml:space="preserve"> (Raffadali, piazza Progresso) – bar e intrattenimento;</w:t>
       </w:r>
     </w:p>
     <w:p>
@@ -3414,7 +3414,7 @@
           <w:sz w:val="22"/>
           <w:szCs w:val="22"/>
         </w:rPr>
-        <w:t xml:space="preserve"> (Raffadali) – ristorazione, via F 1 n. 2.</w:t>
+        <w:t xml:space="preserve"> (Raffadali, via F 1 n. 2) – ristorazione.</w:t>
       </w:r>
     </w:p>
     <w:p>
@@ -3472,7 +3472,7 @@
           <w:sz w:val="22"/>
           <w:szCs w:val="22"/>
         </w:rPr>
-        <w:t xml:space="preserve"> (Sant’Angelo Muxaro) – servizi turistici e di prenotazione (ATECO 79.90.04), operatore di riferimento per il turismo rurale dei Sicani;</w:t>
+        <w:t xml:space="preserve"> (Sant’Angelo Muxaro) – servizi turistici e di prenotazione, operatore di riferimento per il turismo rurale dei Sicani;</w:t>
       </w:r>
     </w:p>
     <w:p>
@@ -3500,7 +3500,7 @@
           <w:sz w:val="22"/>
           <w:szCs w:val="22"/>
         </w:rPr>
-        <w:t xml:space="preserve"> (Santa Elisabetta) – ristorazione e turismo equestre, contrada Carbonio 6;</w:t>
+        <w:t xml:space="preserve"> (Santa Elisabetta, contrada Carbonio 6) – ristorazione e turismo equestre;</w:t>
       </w:r>
     </w:p>
     <w:p>
@@ -3528,7 +3528,7 @@
           <w:sz w:val="22"/>
           <w:szCs w:val="22"/>
         </w:rPr>
-        <w:t xml:space="preserve"> (Raffadali) – strutture ricettive per brevi soggiorni (ATECO 55.20.40).</w:t>
+        <w:t xml:space="preserve"> (Raffadali) – strutture ricettive per brevi soggiorni.</w:t>
       </w:r>
     </w:p>
     <w:p>
@@ -3586,7 +3586,7 @@
           <w:sz w:val="22"/>
           <w:szCs w:val="22"/>
         </w:rPr>
-        <w:t xml:space="preserve"> (Aragona) – fabbricazione di strutture metalliche (ATECO 25.11.00); 5-10 milioni;</w:t>
+        <w:t xml:space="preserve"> (Aragona) – fabbricazione di strutture metalliche;</w:t>
       </w:r>
     </w:p>
     <w:p>
@@ -3614,7 +3614,7 @@
           <w:sz w:val="22"/>
           <w:szCs w:val="22"/>
         </w:rPr>
-        <w:t xml:space="preserve"> (Aragona) – fabbricazione di serramenti metallici (ATECO 25.12.10); 5-10 milioni;</w:t>
+        <w:t xml:space="preserve"> (Aragona) – fabbricazione di serramenti metallici;</w:t>
       </w:r>
     </w:p>
     <w:p>
@@ -3642,7 +3642,7 @@
           <w:sz w:val="22"/>
           <w:szCs w:val="22"/>
         </w:rPr>
-        <w:t xml:space="preserve"> (Aragona) – fabbricazione di serramenti metallici (ATECO 25.12.10);</w:t>
+        <w:t xml:space="preserve"> (Aragona) – fabbricazione di serramenti metallici;</w:t>
       </w:r>
     </w:p>
     <w:p>
@@ -3670,7 +3670,7 @@
           <w:sz w:val="22"/>
           <w:szCs w:val="22"/>
         </w:rPr>
-        <w:t xml:space="preserve"> (Aragona) – fabbricazione di serramenti metallici (ATECO 25.12.10); 2-5 milioni;</w:t>
+        <w:t xml:space="preserve"> (Aragona) – fabbricazione di serramenti metallici;</w:t>
       </w:r>
     </w:p>
     <w:p>
@@ -3698,7 +3698,7 @@
           <w:sz w:val="22"/>
           <w:szCs w:val="22"/>
         </w:rPr>
-        <w:t xml:space="preserve"> (Aragona) – fabbricazione di serramenti metallici (ATECO 25.12.10); 2-5 milioni;</w:t>
+        <w:t xml:space="preserve"> (Aragona) – fabbricazione di serramenti metallici;</w:t>
       </w:r>
     </w:p>
     <w:p>
@@ -3726,7 +3726,7 @@
           <w:sz w:val="22"/>
           <w:szCs w:val="22"/>
         </w:rPr>
-        <w:t xml:space="preserve"> (Raffadali) – fabbricazione di serramenti metallici (ATECO 25.12.10); 1-2 milioni;</w:t>
+        <w:t xml:space="preserve"> (Raffadali) – fabbricazione di serramenti metallici;</w:t>
       </w:r>
     </w:p>
     <w:p>
@@ -3754,7 +3754,7 @@
           <w:sz w:val="22"/>
           <w:szCs w:val="22"/>
         </w:rPr>
-        <w:t xml:space="preserve"> (Santa Elisabetta) – installazione di impianti elettrici (ATECO 43.21.01); 2-5 milioni;</w:t>
+        <w:t xml:space="preserve"> (Santa Elisabetta) – installazione di impianti elettrici;</w:t>
       </w:r>
     </w:p>
     <w:p>
@@ -3782,7 +3782,7 @@
           <w:sz w:val="22"/>
           <w:szCs w:val="22"/>
         </w:rPr>
-        <w:t xml:space="preserve"> (Santa Elisabetta) – costruzione di edifici (ATECO 41.20.00);</w:t>
+        <w:t xml:space="preserve"> (Santa Elisabetta) – costruzione di edifici;</w:t>
       </w:r>
     </w:p>
     <w:p>
@@ -3810,7 +3810,7 @@
           <w:sz w:val="22"/>
           <w:szCs w:val="22"/>
         </w:rPr>
-        <w:t xml:space="preserve"> (Raffadali) – costruzione di edifici (ATECO 41.00.00); 1-2 milioni;</w:t>
+        <w:t xml:space="preserve"> (Raffadali) – costruzione di edifici;</w:t>
       </w:r>
     </w:p>
     <w:p>
@@ -3838,7 +3838,7 @@
           <w:sz w:val="22"/>
           <w:szCs w:val="22"/>
         </w:rPr>
-        <w:t xml:space="preserve"> (Raffadali) – commercio di materiali da costruzione; 2-5 milioni;</w:t>
+        <w:t xml:space="preserve"> (Raffadali) – commercio di materiali da costruzione;</w:t>
       </w:r>
     </w:p>
     <w:p>
@@ -3866,7 +3866,7 @@
           <w:sz w:val="22"/>
           <w:szCs w:val="22"/>
         </w:rPr>
-        <w:t xml:space="preserve"> (Aragona) – costruzione di opere di ingegneria civile (ATECO 42.99.00);</w:t>
+        <w:t xml:space="preserve"> (Aragona) – costruzione di opere di ingegneria civile;</w:t>
       </w:r>
     </w:p>
     <w:p>
@@ -3894,7 +3894,7 @@
           <w:sz w:val="22"/>
           <w:szCs w:val="22"/>
         </w:rPr>
-        <w:t xml:space="preserve"> (Aragona) – costruzione di edifici (ATECO 41.00.00);</w:t>
+        <w:t xml:space="preserve"> (Aragona) – costruzione di edifici;</w:t>
       </w:r>
     </w:p>
     <w:p>
@@ -3922,7 +3922,7 @@
           <w:sz w:val="22"/>
           <w:szCs w:val="22"/>
         </w:rPr>
-        <w:t xml:space="preserve"> (Joppolo Giancaxio) – costruzione di edifici (ATECO 41.00.00).</w:t>
+        <w:t xml:space="preserve"> (Joppolo Giancaxio) – costruzione di edifici.</w:t>
       </w:r>
     </w:p>
     <w:p>
@@ -3980,7 +3980,7 @@
           <w:sz w:val="22"/>
           <w:szCs w:val="22"/>
         </w:rPr>
-        <w:t xml:space="preserve"> (Raffadali) – commercio all’ingrosso (ATECO 46.30.00); 10-25 milioni;</w:t>
+        <w:t xml:space="preserve"> (Raffadali) – commercio all’ingrosso;</w:t>
       </w:r>
     </w:p>
     <w:p>
@@ -4008,7 +4008,7 @@
           <w:sz w:val="22"/>
           <w:szCs w:val="22"/>
         </w:rPr>
-        <w:t xml:space="preserve"> (Santa Elisabetta) – commercio all’ingrosso di bevande (ATECO 46.34.10); 2-5 milioni;</w:t>
+        <w:t xml:space="preserve"> (Santa Elisabetta, corso Umberto I 538) – commercio all’ingrosso di bevande;</w:t>
       </w:r>
     </w:p>
     <w:p>
@@ -4036,7 +4036,7 @@
           <w:sz w:val="22"/>
           <w:szCs w:val="22"/>
         </w:rPr>
-        <w:t xml:space="preserve"> (Raffadali) – commercio al dettaglio in esercizi non specializzati (ATECO 47.11.02); 2-5 milioni;</w:t>
+        <w:t xml:space="preserve"> (Raffadali) – commercio al dettaglio in esercizi non specializzati;</w:t>
       </w:r>
     </w:p>
     <w:p>
@@ -4064,7 +4064,7 @@
           <w:sz w:val="22"/>
           <w:szCs w:val="22"/>
         </w:rPr>
-        <w:t xml:space="preserve"> (Santa Elisabetta) – commercio al dettaglio alimentare, supermercato (ATECO 47.11.40);</w:t>
+        <w:t xml:space="preserve"> (Santa Elisabetta) – commercio al dettaglio alimentare, supermercato;</w:t>
       </w:r>
     </w:p>
     <w:p>
@@ -4092,7 +4092,7 @@
           <w:sz w:val="22"/>
           <w:szCs w:val="22"/>
         </w:rPr>
-        <w:t xml:space="preserve"> (Raffadali) – commercio al dettaglio alimentare (ATECO 47.11.00);</w:t>
+        <w:t xml:space="preserve"> (Raffadali) – commercio al dettaglio alimentare;</w:t>
       </w:r>
     </w:p>
     <w:p>
@@ -4120,7 +4120,7 @@
           <w:sz w:val="22"/>
           <w:szCs w:val="22"/>
         </w:rPr>
-        <w:t xml:space="preserve"> (Raffadali) – commercio all’ingrosso non specializzato (ATECO 46.39.00);</w:t>
+        <w:t xml:space="preserve"> (Raffadali) – commercio all’ingrosso non specializzato;</w:t>
       </w:r>
     </w:p>
     <w:p>
@@ -4148,7 +4148,7 @@
           <w:sz w:val="22"/>
           <w:szCs w:val="22"/>
         </w:rPr>
-        <w:t xml:space="preserve"> (Raffadali) – commercio e distribuzione automatica (ATECO 47.10.00); 5-10 milioni;</w:t>
+        <w:t xml:space="preserve"> (Raffadali) – commercio e distribuzione automatica;</w:t>
       </w:r>
     </w:p>
     <w:p>
@@ -4176,7 +4176,7 @@
           <w:sz w:val="22"/>
           <w:szCs w:val="22"/>
         </w:rPr>
-        <w:t xml:space="preserve"> (Raffadali) – commercio al dettaglio di elettrodomestici (ATECO 47.54.00);</w:t>
+        <w:t xml:space="preserve"> (Raffadali) – commercio al dettaglio di elettrodomestici;</w:t>
       </w:r>
     </w:p>
     <w:p>
@@ -4204,7 +4204,7 @@
           <w:sz w:val="22"/>
           <w:szCs w:val="22"/>
         </w:rPr>
-        <w:t xml:space="preserve"> (Raffadali) – commercio al dettaglio di mobili (ATECO 47.55.10); 1-2 milioni;</w:t>
+        <w:t xml:space="preserve"> (Raffadali) – commercio al dettaglio di mobili;</w:t>
       </w:r>
     </w:p>
     <w:p>
@@ -4232,7 +4232,7 @@
           <w:sz w:val="22"/>
           <w:szCs w:val="22"/>
         </w:rPr>
-        <w:t xml:space="preserve"> (Joppolo Giancaxio) – commercio al dettaglio di mobili (ATECO 47.55.10); 2-5 milioni;</w:t>
+        <w:t xml:space="preserve"> (Joppolo Giancaxio) – commercio al dettaglio di mobili;</w:t>
       </w:r>
     </w:p>
     <w:p>
@@ -4260,7 +4260,7 @@
           <w:sz w:val="22"/>
           <w:szCs w:val="22"/>
         </w:rPr>
-        <w:t xml:space="preserve"> (Joppolo Giancaxio) – commercio al dettaglio di articoli per l’arredamento (ATECO 47.53.20);</w:t>
+        <w:t xml:space="preserve"> (Joppolo Giancaxio) – commercio al dettaglio di articoli per l’arredamento;</w:t>
       </w:r>
     </w:p>
     <w:p>
@@ -4288,7 +4288,7 @@
           <w:sz w:val="22"/>
           <w:szCs w:val="22"/>
         </w:rPr>
-        <w:t xml:space="preserve"> (Raffadali) – commercio al dettaglio di abbigliamento e calzature (ATECO 47.72.10); 1-2 milioni;</w:t>
+        <w:t xml:space="preserve"> (Raffadali) – commercio al dettaglio di abbigliamento e calzature;</w:t>
       </w:r>
     </w:p>
     <w:p>
@@ -4316,7 +4316,7 @@
           <w:sz w:val="22"/>
           <w:szCs w:val="22"/>
         </w:rPr>
-        <w:t xml:space="preserve"> (Raffadali) – commercio al dettaglio di abbigliamento (ATECO 47.71.30);</w:t>
+        <w:t xml:space="preserve"> (Raffadali) – commercio al dettaglio di abbigliamento;</w:t>
       </w:r>
     </w:p>
     <w:p>
@@ -4344,7 +4344,7 @@
           <w:sz w:val="22"/>
           <w:szCs w:val="22"/>
         </w:rPr>
-        <w:t xml:space="preserve"> (Raffadali) – commercio all’ingrosso di libri e riviste (ATECO 46.49.20);</w:t>
+        <w:t xml:space="preserve"> (Raffadali) – commercio all’ingrosso di libri e riviste;</w:t>
       </w:r>
     </w:p>
     <w:p>
@@ -4372,7 +4372,7 @@
           <w:sz w:val="22"/>
           <w:szCs w:val="22"/>
         </w:rPr>
-        <w:t xml:space="preserve"> (Aragona) – commercio all’ingrosso di prodotti farmaceutici (ATECO 46.46.00);</w:t>
+        <w:t xml:space="preserve"> (Aragona) – commercio all’ingrosso di prodotti farmaceutici;</w:t>
       </w:r>
     </w:p>
     <w:p>
@@ -4400,7 +4400,7 @@
           <w:sz w:val="22"/>
           <w:szCs w:val="22"/>
         </w:rPr>
-        <w:t xml:space="preserve"> (Aragona) – commercio all’ingrosso di metalli (ATECO 46.72.00); 1-2 milioni;</w:t>
+        <w:t xml:space="preserve"> (Aragona) – commercio all’ingrosso di metalli;</w:t>
       </w:r>
     </w:p>
     <w:p>
@@ -4428,7 +4428,7 @@
           <w:sz w:val="22"/>
           <w:szCs w:val="22"/>
         </w:rPr>
-        <w:t xml:space="preserve"> (Joppolo Giancaxio) – commercio all’ingrosso non specializzato (ATECO 46.90.00); 1-2 milioni;</w:t>
+        <w:t xml:space="preserve"> (Joppolo Giancaxio) – commercio all’ingrosso non specializzato;</w:t>
       </w:r>
     </w:p>
     <w:p>
@@ -4456,7 +4456,7 @@
           <w:sz w:val="22"/>
           <w:szCs w:val="22"/>
         </w:rPr>
-        <w:t xml:space="preserve"> (Sant’Angelo Muxaro) – commercio di autoveicoli (ATECO 47.81.10);</w:t>
+        <w:t xml:space="preserve"> (Sant’Angelo Muxaro) – commercio di autoveicoli;</w:t>
       </w:r>
     </w:p>
     <w:p>
@@ -4484,7 +4484,7 @@
           <w:sz w:val="22"/>
           <w:szCs w:val="22"/>
         </w:rPr>
-        <w:t xml:space="preserve"> (Sant’Angelo Muxaro) – commercio al dettaglio in esercizi non specializzati (ATECO 47.10.00);</w:t>
+        <w:t xml:space="preserve"> (Sant’Angelo Muxaro) – commercio al dettaglio in esercizi non specializzati;</w:t>
       </w:r>
     </w:p>
     <w:p>
@@ -4512,7 +4512,7 @@
           <w:sz w:val="22"/>
           <w:szCs w:val="22"/>
         </w:rPr>
-        <w:t xml:space="preserve"> (Sant’Angelo Muxaro) – commercio al dettaglio ambulante (ATECO 47.59.10).</w:t>
+        <w:t xml:space="preserve"> (Sant’Angelo Muxaro) – commercio al dettaglio ambulante.</w:t>
       </w:r>
     </w:p>
     <w:p>
@@ -4570,7 +4570,7 @@
           <w:sz w:val="22"/>
           <w:szCs w:val="22"/>
         </w:rPr>
-        <w:t xml:space="preserve"> (Raffadali) – trasporto di merci su strada (ATECO 49.41.00); 10-25 milioni;</w:t>
+        <w:t xml:space="preserve"> (Raffadali) – trasporto di merci su strada;</w:t>
       </w:r>
     </w:p>
     <w:p>
@@ -4598,7 +4598,7 @@
           <w:sz w:val="22"/>
           <w:szCs w:val="22"/>
         </w:rPr>
-        <w:t xml:space="preserve"> (Santa Elisabetta) – trasporto di merci su strada (ATECO 49.41.00); 1-2 milioni;</w:t>
+        <w:t xml:space="preserve"> (Santa Elisabetta) – trasporto di merci su strada;</w:t>
       </w:r>
     </w:p>
     <w:p>
@@ -4626,7 +4626,7 @@
           <w:sz w:val="22"/>
           <w:szCs w:val="22"/>
         </w:rPr>
-        <w:t xml:space="preserve"> (Raffadali) – trasporto di passeggeri (ATECO 49.31.00);</w:t>
+        <w:t xml:space="preserve"> (Raffadali) – trasporto di passeggeri;</w:t>
       </w:r>
     </w:p>
     <w:p>
@@ -4654,7 +4654,7 @@
           <w:sz w:val="22"/>
           <w:szCs w:val="22"/>
         </w:rPr>
-        <w:t xml:space="preserve"> (Santa Elisabetta) – trasporto terrestre di passeggeri (ATECO 49.39.09);</w:t>
+        <w:t xml:space="preserve"> (Santa Elisabetta) – trasporto terrestre di passeggeri;</w:t>
       </w:r>
     </w:p>
     <w:p>
@@ -4682,7 +4682,7 @@
           <w:sz w:val="22"/>
           <w:szCs w:val="22"/>
         </w:rPr>
-        <w:t xml:space="preserve"> (Joppolo Giancaxio) – trasporto di passeggeri e noleggio autobus (ATECO 49.30.00).</w:t>
+        <w:t xml:space="preserve"> (Joppolo Giancaxio) – trasporto di passeggeri e noleggio autobus.</w:t>
       </w:r>
     </w:p>
     <w:p>
@@ -4740,7 +4740,7 @@
           <w:sz w:val="22"/>
           <w:szCs w:val="22"/>
         </w:rPr>
-        <w:t xml:space="preserve"> (Aragona) – raccolta di rifiuti non pericolosi (ATECO 38.11.00); 10-25 milioni;</w:t>
+        <w:t xml:space="preserve"> (Aragona) – raccolta di rifiuti non pericolosi;</w:t>
       </w:r>
     </w:p>
     <w:p>
@@ -4768,7 +4768,17 @@
           <w:sz w:val="22"/>
           <w:szCs w:val="22"/>
         </w:rPr>
-        <w:t xml:space="preserve"> (Aragona) – raccolta di rifiuti non pericolosi (ATECO 38.11.00); 10-25 milioni;</w:t>
+        <w:t xml:space="preserve"> (Aragona) – Società Europea Appalti Pubblici S.r.l.</w:t>
+      </w:r>
+      <w:r>
+        <w:rPr>
+          <w:rFonts w:ascii="Calibri" w:cs="Calibri" w:eastAsia="Calibri" w:hAnsi="Calibri"/>
+          <w:b/>
+          <w:bCs/>
+          <w:sz w:val="22"/>
+          <w:szCs w:val="22"/>
+        </w:rPr>
+        <w:t xml:space="preserve"> (Aragona) – raccolta di rifiuti non pericolosi;</w:t>
       </w:r>
     </w:p>
     <w:p>
@@ -4796,7 +4806,7 @@
           <w:sz w:val="22"/>
           <w:szCs w:val="22"/>
         </w:rPr>
-        <w:t xml:space="preserve"> (Aragona) – raccolta di rifiuti non pericolosi (ATECO 38.11.00); 1-2 milioni;</w:t>
+        <w:t xml:space="preserve"> (Aragona) – raccolta di rifiuti non pericolosi;</w:t>
       </w:r>
     </w:p>
     <w:p>
@@ -4824,7 +4834,7 @@
           <w:sz w:val="22"/>
           <w:szCs w:val="22"/>
         </w:rPr>
-        <w:t xml:space="preserve"> (Aragona) – demolizioni e trattamento dei rifiuti (ATECO 38.21.20); 5-10 milioni;</w:t>
+        <w:t xml:space="preserve"> (Aragona) – demolizioni e trattamento dei rifiuti;</w:t>
       </w:r>
     </w:p>
     <w:p>
@@ -4852,7 +4862,7 @@
           <w:sz w:val="22"/>
           <w:szCs w:val="22"/>
         </w:rPr>
-        <w:t xml:space="preserve"> (Joppolo Giancaxio) – attività di risanamento e servizi ecologici (ATECO 38.30.00); 2-5 milioni.</w:t>
+        <w:t xml:space="preserve"> (Joppolo Giancaxio) – attività di risanamento e servizi ecologici.</w:t>
       </w:r>
     </w:p>
     <w:p>
@@ -4910,7 +4920,7 @@
           <w:sz w:val="22"/>
           <w:szCs w:val="22"/>
         </w:rPr>
-        <w:t xml:space="preserve"> (Raffadali) – assistenza sociale non residenziale (ATECO 88.10.00); 5-10 milioni;</w:t>
+        <w:t xml:space="preserve"> (Raffadali) – assistenza sociale non residenziale;</w:t>
       </w:r>
     </w:p>
     <w:p>
@@ -4938,7 +4948,7 @@
           <w:sz w:val="22"/>
           <w:szCs w:val="22"/>
         </w:rPr>
-        <w:t xml:space="preserve"> (Raffadali) – servizi di supporto alle attività amministrative (ATECO 82.10.00);</w:t>
+        <w:t xml:space="preserve"> (Raffadali) – servizi di supporto alle attività amministrative;</w:t>
       </w:r>
     </w:p>
     <w:p>
@@ -4966,7 +4976,7 @@
           <w:sz w:val="22"/>
           <w:szCs w:val="22"/>
         </w:rPr>
-        <w:t xml:space="preserve"> (Aragona) – fabbricazione di apparecchi medicali (ATECO 26.60.01); 2-5 milioni;</w:t>
+        <w:t xml:space="preserve"> (Aragona) – fabbricazione di apparecchi medicali;</w:t>
       </w:r>
     </w:p>
     <w:p>
@@ -4994,7 +5004,7 @@
           <w:sz w:val="22"/>
           <w:szCs w:val="22"/>
         </w:rPr>
-        <w:t xml:space="preserve"> (Santa Elisabetta) – studio odontoiatrico (ATECO 86.23.00);</w:t>
+        <w:t xml:space="preserve"> (Santa Elisabetta) – studio odontoiatrico;</w:t>
       </w:r>
     </w:p>
     <w:p>
@@ -5022,7 +5032,7 @@
           <w:sz w:val="22"/>
           <w:szCs w:val="22"/>
         </w:rPr>
-        <w:t xml:space="preserve"> (Santa Elisabetta) – farmacia (ATECO 47.73.00);</w:t>
+        <w:t xml:space="preserve"> (Santa Elisabetta) – farmacia;</w:t>
       </w:r>
     </w:p>
     <w:p>
@@ -5050,7 +5060,7 @@
           <w:sz w:val="22"/>
           <w:szCs w:val="22"/>
         </w:rPr>
-        <w:t xml:space="preserve"> (Sant’Angelo Muxaro) – farmacia (ATECO 47.73.10).</w:t>
+        <w:t xml:space="preserve"> (Sant’Angelo Muxaro) – farmacia.</w:t>
       </w:r>
     </w:p>
     <w:p>
@@ -5108,7 +5118,7 @@
           <w:sz w:val="22"/>
           <w:szCs w:val="22"/>
         </w:rPr>
-        <w:t xml:space="preserve"> (Raffadali) – fabbricazione di carta e imballaggi (ATECO 17.21.00); 2-5 milioni;</w:t>
+        <w:t xml:space="preserve"> (Raffadali) – fabbricazione di carta e imballaggi;</w:t>
       </w:r>
     </w:p>
     <w:p>
@@ -5136,7 +5146,7 @@
           <w:sz w:val="22"/>
           <w:szCs w:val="22"/>
         </w:rPr>
-        <w:t xml:space="preserve"> (Aragona) – fabbricazione di imballaggi in materie plastiche (ATECO 22.22.00); 1-2 milioni;</w:t>
+        <w:t xml:space="preserve"> (Aragona) – fabbricazione di imballaggi in materie plastiche;</w:t>
       </w:r>
     </w:p>
     <w:p>
@@ -5164,7 +5174,7 @@
           <w:sz w:val="22"/>
           <w:szCs w:val="22"/>
         </w:rPr>
-        <w:t xml:space="preserve"> (Raffadali) – attività manifatturiera e di recupero (ATECO 32.50.11);</w:t>
+        <w:t xml:space="preserve"> (Raffadali) – attività manifatturiera e di recupero;</w:t>
       </w:r>
     </w:p>
     <w:p>
@@ -5192,7 +5202,7 @@
           <w:sz w:val="22"/>
           <w:szCs w:val="22"/>
         </w:rPr>
-        <w:t xml:space="preserve"> (Santa Elisabetta) – riparazione di carrozzerie di autoveicoli (ATECO 45.20.20);</w:t>
+        <w:t xml:space="preserve"> (Santa Elisabetta) – riparazione di carrozzerie di autoveicoli;</w:t>
       </w:r>
     </w:p>
     <w:p>
@@ -5220,7 +5230,7 @@
           <w:sz w:val="22"/>
           <w:szCs w:val="22"/>
         </w:rPr>
-        <w:t xml:space="preserve"> (Aragona) – riparazione di carrozzerie (ATECO 45.20.20);</w:t>
+        <w:t xml:space="preserve"> (Aragona) – riparazione di carrozzerie;</w:t>
       </w:r>
     </w:p>
     <w:p>
@@ -5248,7 +5258,7 @@
           <w:sz w:val="22"/>
           <w:szCs w:val="22"/>
         </w:rPr>
-        <w:t xml:space="preserve"> (Santa Elisabetta) – produzione e commercio di articoli in cera (ATECO 46.49.90);</w:t>
+        <w:t xml:space="preserve"> (Santa Elisabetta) – produzione e commercio di articoli in cera;</w:t>
       </w:r>
     </w:p>
     <w:p>
@@ -5276,7 +5286,7 @@
           <w:sz w:val="22"/>
           <w:szCs w:val="22"/>
         </w:rPr>
-        <w:t xml:space="preserve"> (Aragona) – servizi di supporto alle imprese (ATECO 82.20.00); 2-5 milioni;</w:t>
+        <w:t xml:space="preserve"> (Aragona) – servizi di supporto alle imprese;</w:t>
       </w:r>
     </w:p>
     <w:p>
@@ -5304,7 +5314,7 @@
           <w:sz w:val="22"/>
           <w:szCs w:val="22"/>
         </w:rPr>
-        <w:t xml:space="preserve"> (Aragona) – consulenza imprenditoriale (ATECO 70.20.09); 2-5 milioni;</w:t>
+        <w:t xml:space="preserve"> (Aragona) – consulenza imprenditoriale;</w:t>
       </w:r>
     </w:p>
     <w:p>
@@ -5332,7 +5342,7 @@
           <w:sz w:val="22"/>
           <w:szCs w:val="22"/>
         </w:rPr>
-        <w:t xml:space="preserve"> (Santa Elisabetta) – elaborazione elettronica dei dati (ATECO 63.11.10);</w:t>
+        <w:t xml:space="preserve"> (Santa Elisabetta) – elaborazione elettronica dei dati;</w:t>
       </w:r>
     </w:p>
     <w:p>
@@ -5360,7 +5370,7 @@
           <w:sz w:val="22"/>
           <w:szCs w:val="22"/>
         </w:rPr>
-        <w:t xml:space="preserve"> (Aragona) – corsi di formazione e aggiornamento professionale (ATECO 85.59.20), possibile interlocutore anche quale ente formativo.</w:t>
+        <w:t xml:space="preserve"> (Aragona) – corsi di formazione e aggiornamento professionale, possibile interlocutore anche quale ente formativo.</w:t>
       </w:r>
     </w:p>
     <w:p>
@@ -5426,7 +5436,7 @@
           <w:sz w:val="22"/>
           <w:szCs w:val="22"/>
         </w:rPr>
-        <w:t xml:space="preserve">: fra industria dolciaria, panifici, pasticcerie e lavorazione dei prodotti ittici il perimetro esprime una filiera completa, che comprende imprese di dimensione industriale — con classi di fatturato fino a 25-50 milioni di euro — dotate di una struttura organizzativa in grado di gestire tirocini in modo continuativo, diversamente dalla microimpresa prevalente.</w:t>
+        <w:t xml:space="preserve">: fra industria dolciaria, panifici, pasticcerie e lavorazione dei prodotti ittici il perimetro esprime una filiera completa, che comprende anche imprese di dimensione industriale, dotate di una struttura organizzativa in grado di gestire tirocini in modo continuativo, diversamente dalla microimpresa prevalente.</w:t>
       </w:r>
     </w:p>
     <w:p>
@@ -5995,7 +6005,7 @@
           <w:sz w:val="20"/>
           <w:szCs w:val="20"/>
         </w:rPr>
-        <w:t xml:space="preserve">Fonti dei dati d’impresa: banca dati Aziende.it su base Registro Imprese; Virgilio Aziende e PagineGialle per gli esercizi di ristorazione, panificazione e pasticceria; ricognizione web condotta nell’agosto 2026. Dati demografici ISTAT al 1° gennaio 2026. Ragioni sociali, codici ATECO, classi di fatturato e recapiti vanno verificati presso la Camera di Commercio di Agrigento prima di ogni utilizzo in sede di rendicontazione o di contatto formale con le imprese; l’elenco può contenere posizioni cessate o variate.</w:t>
+        <w:t xml:space="preserve">Fonti dei dati d’impresa: banca dati Aziende.it su base Registro Imprese; Virgilio Aziende e PagineGialle per gli esercizi di ristorazione, panificazione e pasticceria; ricognizione web condotta nell’agosto 2026. Dati demografici ISTAT al 1° gennaio 2026. Ragioni sociali, indirizzi e recapiti vanno verificati presso la Camera di Commercio di Agrigento prima di ogni utilizzo in sede di rendicontazione o di contatto formale con le imprese; l’elenco può contenere posizioni cessate o variate.</w:t>
       </w:r>
     </w:p>
     <w:p>
